--- a/downloads/student/bridge-week-08.docx
+++ b/downloads/student/bridge-week-08.docx
@@ -1013,6 +1013,16 @@
     <w:p>
       <w:r>
         <w:t>The arithmetic permits negative results; a real capacity contract may reject reserved&gt;capacity instead of treating it as free space.</w:t>
+      </w:r>
+    </w:p>
+    <w:p>
+      <w:r>
+        <w:t>Read the labelled picture: Match every argument to a parameter for the two calls. Why do outputs differ, and what prints when both calls are removed?</w:t>
+      </w:r>
+    </w:p>
+    <w:p>
+      <w:r>
+        <w:t>Change one thing: Remove both calls and leave the definition only. Predict the result before checking the explanation. What remains the same?</w:t>
       </w:r>
     </w:p>
     <w:p>
@@ -2180,6 +2190,187 @@
         <w:t>Attempt the independent case before hints. Record whether you worked alone, used a hint or followed a model. After feedback, fix the first unsupported step and explain why it changed. A later check uses a changed case, not a copied answer.</w:t>
       </w:r>
     </w:p>
+    <w:p>
+      <w:pPr>
+        <w:pStyle w:val="Heading1"/>
+      </w:pPr>
+      <w:r>
+        <w:t>15. Your lesson route</w:t>
+      </w:r>
+    </w:p>
+    <w:p>
+      <w:r>
+        <w:t>Start with this question: Match arguments to parameters. A function prints the difference between capacity and reserved spaces.</w:t>
+      </w:r>
+    </w:p>
+    <w:tbl>
+      <w:tblPr>
+        <w:tblStyle w:val="LightShading-Accent1"/>
+        <w:tblW w:type="auto" w:w="0"/>
+        <w:tblLook w:firstColumn="1" w:firstRow="1" w:lastColumn="0" w:lastRow="0" w:noHBand="0" w:noVBand="1" w:val="04A0"/>
+      </w:tblPr>
+      <w:tblGrid>
+        <w:gridCol w:w="5112"/>
+        <w:gridCol w:w="5112"/>
+      </w:tblGrid>
+      <w:tr>
+        <w:trPr>
+          <w:tblHeader/>
+        </w:trPr>
+        <w:tc>
+          <w:tcPr>
+            <w:tcW w:type="dxa" w:w="5112"/>
+          </w:tcPr>
+          <w:p>
+            <w:r>
+              <w:t>By the end, I can</w:t>
+            </w:r>
+          </w:p>
+        </w:tc>
+        <w:tc>
+          <w:tcPr>
+            <w:tcW w:type="dxa" w:w="5112"/>
+          </w:tcPr>
+          <w:p>
+            <w:r>
+              <w:t>How I will show it</w:t>
+            </w:r>
+          </w:p>
+        </w:tc>
+      </w:tr>
+      <w:tr>
+        <w:tc>
+          <w:tcPr>
+            <w:tcW w:type="dxa" w:w="5112"/>
+          </w:tcPr>
+          <w:p>
+            <w:r>
+              <w:t>Distinguish a function definition from a function call</w:t>
+            </w:r>
+          </w:p>
+        </w:tc>
+        <w:tc>
+          <w:tcPr>
+            <w:tcW w:type="dxa" w:w="5112"/>
+          </w:tcPr>
+          <w:p>
+            <w:r>
+              <w:t>Explain the deciding step, show a trace or test, and state one limit.</w:t>
+            </w:r>
+          </w:p>
+        </w:tc>
+      </w:tr>
+      <w:tr>
+        <w:tc>
+          <w:tcPr>
+            <w:tcW w:type="dxa" w:w="5112"/>
+          </w:tcPr>
+          <w:p>
+            <w:r>
+              <w:t>Match positional arguments to parameters in order</w:t>
+            </w:r>
+          </w:p>
+        </w:tc>
+        <w:tc>
+          <w:tcPr>
+            <w:tcW w:type="dxa" w:w="5112"/>
+          </w:tcPr>
+          <w:p>
+            <w:r>
+              <w:t>Explain the deciding step, show a trace or test, and state one limit.</w:t>
+            </w:r>
+          </w:p>
+        </w:tc>
+      </w:tr>
+      <w:tr>
+        <w:tc>
+          <w:tcPr>
+            <w:tcW w:type="dxa" w:w="5112"/>
+          </w:tcPr>
+          <w:p>
+            <w:r>
+              <w:t>Reuse one function and test that it uses the supplied values</w:t>
+            </w:r>
+          </w:p>
+        </w:tc>
+        <w:tc>
+          <w:tcPr>
+            <w:tcW w:type="dxa" w:w="5112"/>
+          </w:tcPr>
+          <w:p>
+            <w:r>
+              <w:t>Explain the deciding step, show a trace or test, and state one limit.</w:t>
+            </w:r>
+          </w:p>
+        </w:tc>
+      </w:tr>
+    </w:tbl>
+    <w:p>
+      <w:r>
+        <w:t>Remember → watch and explain → try with help → investigate → try independently → keep project evidence. Your teacher may spread this lesson across several classes.</w:t>
+      </w:r>
+    </w:p>
+    <w:p>
+      <w:r>
+        <w:t>Keep your first prediction. Compare it with what the evidence shows and explain any change.</w:t>
+      </w:r>
+    </w:p>
+    <w:p>
+      <w:pPr>
+        <w:pStyle w:val="Heading1"/>
+      </w:pPr>
+      <w:r>
+        <w:t>16. Finish and return</w:t>
+      </w:r>
+    </w:p>
+    <w:p>
+      <w:r>
+        <w:t>Close your notes. Explain this goal in your own words: Distinguish a function definition from a function call</w:t>
+      </w:r>
+    </w:p>
+    <w:p>
+      <w:pPr>
+        <w:pStyle w:val="Heading3"/>
+      </w:pPr>
+      <w:r>
+        <w:t>My deciding step, evidence and one remaining question</w:t>
+      </w:r>
+    </w:p>
+    <w:p>
+      <w:r>
+        <w:t>________________________________________________________________</w:t>
+      </w:r>
+    </w:p>
+    <w:p>
+      <w:r>
+        <w:t>________________________________________________________________</w:t>
+      </w:r>
+    </w:p>
+    <w:p>
+      <w:r>
+        <w:t>________________________________________________________________</w:t>
+      </w:r>
+    </w:p>
+    <w:p>
+      <w:r>
+        <w:t>________________________________________________________________</w:t>
+      </w:r>
+    </w:p>
+    <w:p>
+      <w:r>
+        <w:t>________________________________________________________________</w:t>
+      </w:r>
+    </w:p>
+    <w:p>
+      <w:r>
+        <w:t>If you are unsure, return to the worked picture and explain one arrow. If you are ready, change an input or assumption and justify your prediction.</w:t>
+      </w:r>
+    </w:p>
+    <w:p>
+      <w:r>
+        <w:t>Save your workbook evidence. At the next review, try a different case before opening your old answer.</w:t>
+      </w:r>
+    </w:p>
     <w:sectPr>
       <w:pgSz w:w="12240" w:h="15840"/>
       <w:pgMar w:top="936" w:right="1008" w:bottom="936" w:left="1008" w:header="720" w:footer="720" w:gutter="0"/>

--- a/downloads/student/bridge-week-08.docx
+++ b/downloads/student/bridge-week-08.docx
@@ -2371,6 +2371,215 @@
         <w:t>Save your workbook evidence. At the next review, try a different case before opening your old answer.</w:t>
       </w:r>
     </w:p>
+    <w:p>
+      <w:pPr>
+        <w:pStyle w:val="Heading1"/>
+      </w:pPr>
+      <w:r>
+        <w:t>17. Supported practice, repair and portfolio</w:t>
+      </w:r>
+    </w:p>
+    <w:p>
+      <w:r>
+        <w:t>Use this supported practice once, in the browser or on paper. Keep the reserved independent assessment for a separate first attempt before teacher feedback.</w:t>
+      </w:r>
+    </w:p>
+    <w:p>
+      <w:r>
+        <w:t>Match arguments to parameters. A function prints the difference between capacity and reserved spaces.</w:t>
+      </w:r>
+    </w:p>
+    <w:p>
+      <w:pPr>
+        <w:pStyle w:val="Heading3"/>
+      </w:pPr>
+      <w:r>
+        <w:t>Practice 1: explain the deciding evidence</w:t>
+      </w:r>
+    </w:p>
+    <w:p>
+      <w:r>
+        <w:t>Which labelled step matches this detail? capacity=3 and reserved=11 give -8 under the same arithmetic.</w:t>
+      </w:r>
+    </w:p>
+    <w:p>
+      <w:r>
+        <w:t>1. Match first arguments</w:t>
+      </w:r>
+    </w:p>
+    <w:p>
+      <w:r>
+        <w:t>2. Trace reversed call</w:t>
+      </w:r>
+    </w:p>
+    <w:p>
+      <w:r>
+        <w:t>3. Define without calling</w:t>
+      </w:r>
+    </w:p>
+    <w:p>
+      <w:pPr>
+        <w:pStyle w:val="Heading3"/>
+      </w:pPr>
+      <w:r>
+        <w:t>My selected conclusion, deciding fact and explanation</w:t>
+      </w:r>
+    </w:p>
+    <w:p>
+      <w:r>
+        <w:t>________________________________________________________________</w:t>
+      </w:r>
+    </w:p>
+    <w:p>
+      <w:r>
+        <w:t>________________________________________________________________</w:t>
+      </w:r>
+    </w:p>
+    <w:p>
+      <w:r>
+        <w:t>________________________________________________________________</w:t>
+      </w:r>
+    </w:p>
+    <w:p>
+      <w:r>
+        <w:t>________________________________________________________________</w:t>
+      </w:r>
+    </w:p>
+    <w:p>
+      <w:r>
+        <w:t>________________________________________________________________</w:t>
+      </w:r>
+    </w:p>
+    <w:p>
+      <w:r>
+        <w:t>Hint if needed: Read the steps in the pictorial case. Match the supplied detail to the stage that performs or records it.</w:t>
+      </w:r>
+    </w:p>
+    <w:p>
+      <w:r>
+        <w:t>After your attempt, compare with the supported explanation: Trace reversed call capacity=3 and reserved=11 give -8 under the same arithmetic. Positional arguments match parameter names in order. A function definition is not an execution of its body; separate calls supply separate input values.</w:t>
+      </w:r>
+    </w:p>
+    <w:p>
+      <w:pPr>
+        <w:pStyle w:val="Heading3"/>
+      </w:pPr>
+      <w:r>
+        <w:t>Practice 2: explain the deciding evidence</w:t>
+      </w:r>
+    </w:p>
+    <w:p>
+      <w:r>
+        <w:t>Changed-case practice: Remove both calls and leave the definition only. Which conclusion is supported by the supplied facts?</w:t>
+      </w:r>
+    </w:p>
+    <w:p>
+      <w:r>
+        <w:t>1. This one example guarantees correct results for every future input.</w:t>
+      </w:r>
+    </w:p>
+    <w:p>
+      <w:r>
+        <w:t>2. We can decide the result without examining the changed input or the procedure.</w:t>
+      </w:r>
+    </w:p>
+    <w:p>
+      <w:r>
+        <w:t>3. No output is printed.</w:t>
+      </w:r>
+    </w:p>
+    <w:p>
+      <w:pPr>
+        <w:pStyle w:val="Heading3"/>
+      </w:pPr>
+      <w:r>
+        <w:t>My selected conclusion, deciding fact and explanation</w:t>
+      </w:r>
+    </w:p>
+    <w:p>
+      <w:r>
+        <w:t>________________________________________________________________</w:t>
+      </w:r>
+    </w:p>
+    <w:p>
+      <w:r>
+        <w:t>________________________________________________________________</w:t>
+      </w:r>
+    </w:p>
+    <w:p>
+      <w:r>
+        <w:t>________________________________________________________________</w:t>
+      </w:r>
+    </w:p>
+    <w:p>
+      <w:r>
+        <w:t>________________________________________________________________</w:t>
+      </w:r>
+    </w:p>
+    <w:p>
+      <w:r>
+        <w:t>________________________________________________________________</w:t>
+      </w:r>
+    </w:p>
+    <w:p>
+      <w:r>
+        <w:t>Hint if needed: Use the changed condition and the deciding step in the pictorial trace. The answer must say what follows from those facts.</w:t>
+      </w:r>
+    </w:p>
+    <w:p>
+      <w:r>
+        <w:t>After your attempt, compare with the supported explanation: No output is printed. The body runs only when the function is called.</w:t>
+      </w:r>
+    </w:p>
+    <w:p>
+      <w:pPr>
+        <w:pStyle w:val="Heading3"/>
+      </w:pPr>
+      <w:r>
+        <w:t>Repair a missing building block</w:t>
+      </w:r>
+    </w:p>
+    <w:p>
+      <w:r>
+        <w:t>Review Lists and indexing (python-bridge/7). Goal: Distinguish a list index from the value stored at that position. Short practice: Label the three index positions. Predict all original outputs, then name the first output and stopping point after using index 3.. Return to this week and explain what you changed.</w:t>
+      </w:r>
+    </w:p>
+    <w:p>
+      <w:r>
+        <w:t>Review Branching and boundary tests (python-bridge/5). Goal: Trace the selected branch in an if elif else chain. Short practice: Trace -2, 4 and 5 through the branches. Explain why the negative check comes first and what label -2 gets if it is removed.. Return to this week and explain what you changed.</w:t>
+      </w:r>
+    </w:p>
+    <w:p>
+      <w:r>
+        <w:t>Review Values variables and types (python-bridge/2). Goal: Distinguish integer, floating-point, text and Boolean values. Short practice: Predict both print outputs and explain why they differ. Does count+tag work, and what happens to each valid output after count becomes ten?. Return to this week and explain what you changed.</w:t>
+      </w:r>
+    </w:p>
+    <w:p>
+      <w:pPr>
+        <w:pStyle w:val="Heading3"/>
+      </w:pPr>
+      <w:r>
+        <w:t>Predict, run and debug</w:t>
+      </w:r>
+    </w:p>
+    <w:p>
+      <w:r>
+        <w:t>The browser lab lets you edit the supported Python examples already included in this lesson. Predict first, run, inspect the actual output or error, change one input, then run again. Keep code, predictions, actual results and a reasoned revision together. On paper, label your result as a trace rather than an execution.</w:t>
+      </w:r>
+    </w:p>
+    <w:p>
+      <w:pPr>
+        <w:pStyle w:val="Heading3"/>
+      </w:pPr>
+      <w:r>
+        <w:t>Keep your completed work</w:t>
+      </w:r>
+    </w:p>
+    <w:p>
+      <w:r>
+        <w:t>Use Download completed work in the hosted lesson to export your answers, reflections, practice feedback and code-run evidence. Open the HTML copy to read or print it. Drafts stay in this browser when storage is available; clear drafts on a shared device.</w:t>
+      </w:r>
+    </w:p>
     <w:sectPr>
       <w:pgSz w:w="12240" w:h="15840"/>
       <w:pgMar w:top="936" w:right="1008" w:bottom="936" w:left="1008" w:header="720" w:footer="720" w:gutter="0"/>

--- a/downloads/student/bridge-week-08.docx
+++ b/downloads/student/bridge-week-08.docx
@@ -42,6 +42,11 @@
       </w:r>
     </w:p>
     <w:p>
+      <w:r>
+        <w:t>Start with the target: Distinguish a function definition from a function call. Try the recall before opening notes.</w:t>
+      </w:r>
+    </w:p>
+    <w:p>
       <w:pPr>
         <w:pStyle w:val="Heading3"/>
       </w:pPr>
@@ -50,18 +55,120 @@
       </w:r>
     </w:p>
     <w:p>
-      <w:r>
-        <w:t>I can distinguish a function definition from a function call.</w:t>
-      </w:r>
-    </w:p>
-    <w:p>
-      <w:r>
-        <w:t>I can match positional arguments to parameters in order.</w:t>
-      </w:r>
-    </w:p>
-    <w:p>
-      <w:r>
-        <w:t>I can reuse one function and test that it uses the supplied values.</w:t>
+      <w:pPr>
+        <w:spacing w:line="336" w:lineRule="auto" w:after="180"/>
+      </w:pPr>
+      <w:r>
+        <w:rPr>
+          <w:b w:val="0"/>
+        </w:rPr>
+        <w:t xml:space="preserve">I can distinguish a </w:t>
+      </w:r>
+      <w:r>
+        <w:rPr>
+          <w:b/>
+        </w:rPr>
+        <w:t>function</w:t>
+      </w:r>
+      <w:r>
+        <w:rPr>
+          <w:b w:val="0"/>
+        </w:rPr>
+        <w:t xml:space="preserve"> </w:t>
+      </w:r>
+      <w:r>
+        <w:rPr>
+          <w:b/>
+        </w:rPr>
+        <w:t>definition</w:t>
+      </w:r>
+      <w:r>
+        <w:rPr>
+          <w:b w:val="0"/>
+        </w:rPr>
+        <w:t xml:space="preserve"> from a </w:t>
+      </w:r>
+      <w:r>
+        <w:rPr>
+          <w:b/>
+        </w:rPr>
+        <w:t>function</w:t>
+      </w:r>
+      <w:r>
+        <w:rPr>
+          <w:b w:val="0"/>
+        </w:rPr>
+        <w:t xml:space="preserve"> </w:t>
+      </w:r>
+      <w:r>
+        <w:rPr>
+          <w:b/>
+        </w:rPr>
+        <w:t>call</w:t>
+      </w:r>
+      <w:r>
+        <w:rPr>
+          <w:b w:val="0"/>
+        </w:rPr>
+        <w:t>.</w:t>
+      </w:r>
+    </w:p>
+    <w:p>
+      <w:pPr>
+        <w:spacing w:line="336" w:lineRule="auto" w:after="180"/>
+      </w:pPr>
+      <w:r>
+        <w:rPr>
+          <w:b w:val="0"/>
+        </w:rPr>
+        <w:t xml:space="preserve">I can match positional </w:t>
+      </w:r>
+      <w:r>
+        <w:rPr>
+          <w:b/>
+        </w:rPr>
+        <w:t>argument</w:t>
+      </w:r>
+      <w:r>
+        <w:rPr>
+          <w:b w:val="0"/>
+        </w:rPr>
+        <w:t xml:space="preserve">s to </w:t>
+      </w:r>
+      <w:r>
+        <w:rPr>
+          <w:b/>
+        </w:rPr>
+        <w:t>parameter</w:t>
+      </w:r>
+      <w:r>
+        <w:rPr>
+          <w:b w:val="0"/>
+        </w:rPr>
+        <w:t>s in order.</w:t>
+      </w:r>
+    </w:p>
+    <w:p>
+      <w:pPr>
+        <w:spacing w:line="336" w:lineRule="auto" w:after="180"/>
+      </w:pPr>
+      <w:r>
+        <w:rPr>
+          <w:b w:val="0"/>
+        </w:rPr>
+        <w:t xml:space="preserve">I can reuse one </w:t>
+      </w:r>
+      <w:r>
+        <w:rPr>
+          <w:b/>
+        </w:rPr>
+        <w:t>function</w:t>
+      </w:r>
+      <w:r>
+        <w:rPr>
+          <w:b w:val="0"/>
+        </w:rPr>
+        <w:t xml:space="preserve"> and test that it uses the supplied values.</w:t>
       </w:r>
     </w:p>
     <w:p>
@@ -73,48 +180,192 @@
       </w:r>
     </w:p>
     <w:p>
-      <w:r>
+      <w:pPr>
+        <w:spacing w:line="336" w:lineRule="auto" w:after="180"/>
+      </w:pPr>
+      <w:r>
+        <w:rPr>
+          <w:b w:val="0"/>
+        </w:rPr>
         <w:t>Close your notes first. A rough first answer helps us choose the right starting point; it is not a score for your ability.</w:t>
       </w:r>
     </w:p>
     <w:p>
-      <w:r>
+      <w:pPr>
+        <w:spacing w:line="336" w:lineRule="auto" w:after="180"/>
+      </w:pPr>
+      <w:r>
+        <w:rPr>
+          <w:b w:val="0"/>
+        </w:rPr>
         <w:t>Without opening the old lesson, explain one key idea from Lists and indexing. Give an example and a mistake that the idea helps you avoid.</w:t>
       </w:r>
     </w:p>
     <w:p>
-      <w:r>
+      <w:pPr>
+        <w:spacing w:line="336" w:lineRule="auto" w:after="180"/>
+      </w:pPr>
+      <w:r>
+        <w:rPr>
+          <w:b w:val="0"/>
+        </w:rPr>
         <w:t>Without opening the old lesson, explain one key idea from Branching and boundary tests. Give an example and a mistake that the idea helps you avoid.</w:t>
       </w:r>
     </w:p>
     <w:p>
-      <w:r>
+      <w:pPr>
+        <w:spacing w:line="336" w:lineRule="auto" w:after="180"/>
+      </w:pPr>
+      <w:r>
+        <w:rPr>
+          <w:b w:val="0"/>
+        </w:rPr>
         <w:t>Without opening the old lesson, explain one key idea from Values variables and types. Give an example and a mistake that the idea helps you avoid.</w:t>
       </w:r>
     </w:p>
     <w:p>
-      <w:r>
-        <w:t>After trying, check the relevant lesson or ask your teacher. Change the part of your explanation that the evidence shows was wrong.</w:t>
-      </w:r>
-    </w:p>
-    <w:p>
-      <w:r>
+      <w:pPr>
+        <w:spacing w:line="336" w:lineRule="auto" w:after="180"/>
+      </w:pPr>
+      <w:r>
+        <w:rPr>
+          <w:b w:val="0"/>
+        </w:rPr>
+        <w:t xml:space="preserve">After trying, check the relevant lesson or ask your teacher. Change the part of your explanation that the </w:t>
+      </w:r>
+      <w:r>
+        <w:rPr>
+          <w:b/>
+        </w:rPr>
+        <w:t>evidence</w:t>
+      </w:r>
+      <w:r>
+        <w:rPr>
+          <w:b w:val="0"/>
+        </w:rPr>
+        <w:t xml:space="preserve"> shows was wrong.</w:t>
+      </w:r>
+    </w:p>
+    <w:p>
+      <w:pPr>
+        <w:spacing w:line="336" w:lineRule="auto" w:after="180"/>
+      </w:pPr>
+      <w:r>
+        <w:rPr>
+          <w:b w:val="0"/>
+        </w:rPr>
         <w:t>This week you will practise:</w:t>
       </w:r>
     </w:p>
     <w:p>
-      <w:r>
-        <w:t>Distinguish a function definition from a function call</w:t>
-      </w:r>
-    </w:p>
-    <w:p>
-      <w:r>
-        <w:t>Match positional arguments to parameters in order</w:t>
-      </w:r>
-    </w:p>
-    <w:p>
-      <w:r>
-        <w:t>Reuse one function and test that it uses the supplied values</w:t>
+      <w:pPr>
+        <w:spacing w:line="336" w:lineRule="auto" w:after="180"/>
+      </w:pPr>
+      <w:r>
+        <w:rPr>
+          <w:b w:val="0"/>
+        </w:rPr>
+        <w:t xml:space="preserve">Distinguish a </w:t>
+      </w:r>
+      <w:r>
+        <w:rPr>
+          <w:b/>
+        </w:rPr>
+        <w:t>function</w:t>
+      </w:r>
+      <w:r>
+        <w:rPr>
+          <w:b w:val="0"/>
+        </w:rPr>
+        <w:t xml:space="preserve"> </w:t>
+      </w:r>
+      <w:r>
+        <w:rPr>
+          <w:b/>
+        </w:rPr>
+        <w:t>definition</w:t>
+      </w:r>
+      <w:r>
+        <w:rPr>
+          <w:b w:val="0"/>
+        </w:rPr>
+        <w:t xml:space="preserve"> from a </w:t>
+      </w:r>
+      <w:r>
+        <w:rPr>
+          <w:b/>
+        </w:rPr>
+        <w:t>function</w:t>
+      </w:r>
+      <w:r>
+        <w:rPr>
+          <w:b w:val="0"/>
+        </w:rPr>
+        <w:t xml:space="preserve"> </w:t>
+      </w:r>
+      <w:r>
+        <w:rPr>
+          <w:b/>
+        </w:rPr>
+        <w:t>call</w:t>
+      </w:r>
+    </w:p>
+    <w:p>
+      <w:pPr>
+        <w:spacing w:line="336" w:lineRule="auto" w:after="180"/>
+      </w:pPr>
+      <w:r>
+        <w:rPr>
+          <w:b w:val="0"/>
+        </w:rPr>
+        <w:t xml:space="preserve">Match positional </w:t>
+      </w:r>
+      <w:r>
+        <w:rPr>
+          <w:b/>
+        </w:rPr>
+        <w:t>argument</w:t>
+      </w:r>
+      <w:r>
+        <w:rPr>
+          <w:b w:val="0"/>
+        </w:rPr>
+        <w:t xml:space="preserve">s to </w:t>
+      </w:r>
+      <w:r>
+        <w:rPr>
+          <w:b/>
+        </w:rPr>
+        <w:t>parameter</w:t>
+      </w:r>
+      <w:r>
+        <w:rPr>
+          <w:b w:val="0"/>
+        </w:rPr>
+        <w:t>s in order</w:t>
+      </w:r>
+    </w:p>
+    <w:p>
+      <w:pPr>
+        <w:spacing w:line="336" w:lineRule="auto" w:after="180"/>
+      </w:pPr>
+      <w:r>
+        <w:rPr>
+          <w:b w:val="0"/>
+        </w:rPr>
+        <w:t xml:space="preserve">Reuse one </w:t>
+      </w:r>
+      <w:r>
+        <w:rPr>
+          <w:b/>
+        </w:rPr>
+        <w:t>function</w:t>
+      </w:r>
+      <w:r>
+        <w:rPr>
+          <w:b w:val="0"/>
+        </w:rPr>
+        <w:t xml:space="preserve"> and test that it uses the supplied values</w:t>
       </w:r>
     </w:p>
     <w:p>
@@ -126,7 +377,14 @@
       </w:r>
     </w:p>
     <w:p>
-      <w:r>
+      <w:pPr>
+        <w:spacing w:line="336" w:lineRule="auto" w:after="180"/>
+        <w:shd w:fill="F5F1FB"/>
+      </w:pPr>
+      <w:r>
+        <w:rPr>
+          <w:b w:val="0"/>
+        </w:rPr>
         <w:t>A script sets capacity = 12 and used = 4. What does print(capacity - used) display?</w:t>
       </w:r>
     </w:p>
@@ -162,8 +420,38 @@
       </w:r>
     </w:p>
     <w:p>
-      <w:r>
-        <w:t>Trace functions and arguments and explain the changed program before running it.</w:t>
+      <w:pPr>
+        <w:spacing w:line="336" w:lineRule="auto" w:after="180"/>
+      </w:pPr>
+      <w:r>
+        <w:rPr>
+          <w:b w:val="0"/>
+        </w:rPr>
+        <w:t xml:space="preserve">Trace </w:t>
+      </w:r>
+      <w:r>
+        <w:rPr>
+          <w:b/>
+        </w:rPr>
+        <w:t>function</w:t>
+      </w:r>
+      <w:r>
+        <w:rPr>
+          <w:b w:val="0"/>
+        </w:rPr>
+        <w:t xml:space="preserve">s and </w:t>
+      </w:r>
+      <w:r>
+        <w:rPr>
+          <w:b/>
+        </w:rPr>
+        <w:t>argument</w:t>
+      </w:r>
+      <w:r>
+        <w:rPr>
+          <w:b w:val="0"/>
+        </w:rPr>
+        <w:t>s and explain the changed program before running it.</w:t>
       </w:r>
     </w:p>
     <w:p>
@@ -176,12 +464,111 @@
     </w:p>
     <w:p>
       <w:r>
-        <w:t>A fictional supply cupboard records capacity and the number of occupied spaces. The remaining-space calculation is capacity minus used. Instead of copying the same instructions for every cupboard, define one function and call it with different values. A function makes a procedure reusable; its name alone does not guarantee that its instructions are correct.</w:t>
-      </w:r>
-    </w:p>
-    <w:p>
-      <w:r>
-        <w:t>Our input contract requires nonnegative integer counts with used no greater than capacity. The example assumes these conditions; it does not validate them. This week the function prints its result. Week 9 will show how to return a value for later calculations.</w:t>
+        <w:t>Investigate the supplied Functions and arguments case. Separate observations, given facts and assumptions before choosing an explanation.</w:t>
+      </w:r>
+    </w:p>
+    <w:p>
+      <w:pPr>
+        <w:spacing w:line="336" w:lineRule="auto" w:after="180"/>
+      </w:pPr>
+      <w:r>
+        <w:rPr>
+          <w:b w:val="0"/>
+        </w:rPr>
+        <w:t>A fictional supply cupboard records capacity and the number of occupied spaces. The remaining-space calculation is capacity minus used.</w:t>
+      </w:r>
+    </w:p>
+    <w:p>
+      <w:pPr>
+        <w:spacing w:line="336" w:lineRule="auto" w:after="180"/>
+      </w:pPr>
+      <w:r>
+        <w:rPr>
+          <w:b w:val="0"/>
+        </w:rPr>
+        <w:t xml:space="preserve">Instead of copying the same instructions for every cupboard, define one </w:t>
+      </w:r>
+      <w:r>
+        <w:rPr>
+          <w:b/>
+        </w:rPr>
+        <w:t>function</w:t>
+      </w:r>
+      <w:r>
+        <w:rPr>
+          <w:b w:val="0"/>
+        </w:rPr>
+        <w:t xml:space="preserve"> and </w:t>
+      </w:r>
+      <w:r>
+        <w:rPr>
+          <w:b/>
+        </w:rPr>
+        <w:t>call</w:t>
+      </w:r>
+      <w:r>
+        <w:rPr>
+          <w:b w:val="0"/>
+        </w:rPr>
+        <w:t xml:space="preserve"> it with different values. A </w:t>
+      </w:r>
+      <w:r>
+        <w:rPr>
+          <w:b/>
+        </w:rPr>
+        <w:t>function</w:t>
+      </w:r>
+      <w:r>
+        <w:rPr>
+          <w:b w:val="0"/>
+        </w:rPr>
+        <w:t xml:space="preserve"> makes a procedure reusable; its name alone does not guarantee that its instructions are correct.</w:t>
+      </w:r>
+    </w:p>
+    <w:p>
+      <w:pPr>
+        <w:spacing w:line="336" w:lineRule="auto" w:after="180"/>
+      </w:pPr>
+      <w:r>
+        <w:rPr>
+          <w:b w:val="0"/>
+        </w:rPr>
+        <w:t xml:space="preserve">Our </w:t>
+      </w:r>
+      <w:r>
+        <w:rPr>
+          <w:b/>
+        </w:rPr>
+        <w:t>input</w:t>
+      </w:r>
+      <w:r>
+        <w:rPr>
+          <w:b w:val="0"/>
+        </w:rPr>
+        <w:t xml:space="preserve"> contract requires nonnegative integer counts with used no greater than capacity. The example assumes these conditions; it does not validate them. This week the </w:t>
+      </w:r>
+      <w:r>
+        <w:rPr>
+          <w:b/>
+        </w:rPr>
+        <w:t>function</w:t>
+      </w:r>
+      <w:r>
+        <w:rPr>
+          <w:b w:val="0"/>
+        </w:rPr>
+        <w:t xml:space="preserve"> prints its result.</w:t>
+      </w:r>
+    </w:p>
+    <w:p>
+      <w:pPr>
+        <w:spacing w:line="336" w:lineRule="auto" w:after="180"/>
+      </w:pPr>
+      <w:r>
+        <w:rPr>
+          <w:b w:val="0"/>
+        </w:rPr>
+        <w:t>Week 9 will show how to return a value for later calculations.</w:t>
       </w:r>
     </w:p>
     <w:p>
@@ -213,6 +600,11 @@
       </w:pPr>
       <w:r>
         <w:t>03. See how it works</w:t>
+      </w:r>
+    </w:p>
+    <w:p>
+      <w:r>
+        <w:t>Follow the mechanism for Functions and arguments. Connect each labelled input, deciding step and result.</w:t>
       </w:r>
     </w:p>
     <w:p>
@@ -358,8 +750,97 @@
       </w:r>
     </w:p>
     <w:p>
-      <w:r>
-        <w:t>def introduces the definition. The function name is followed by parameter names in parentheses and a colon. Four-space indentation marks the body. Executing the definition creates the function but does not run its body. The two unindented calls then run it, producing 8 and 3 on separate lines. A blank line helps readability; indentation determines the block.</w:t>
+      <w:pPr>
+        <w:spacing w:line="336" w:lineRule="auto" w:after="180"/>
+      </w:pPr>
+      <w:r>
+        <w:rPr>
+          <w:b w:val="0"/>
+        </w:rPr>
+        <w:t xml:space="preserve">def introduces the </w:t>
+      </w:r>
+      <w:r>
+        <w:rPr>
+          <w:b/>
+        </w:rPr>
+        <w:t>definition</w:t>
+      </w:r>
+      <w:r>
+        <w:rPr>
+          <w:b w:val="0"/>
+        </w:rPr>
+        <w:t xml:space="preserve">. The </w:t>
+      </w:r>
+      <w:r>
+        <w:rPr>
+          <w:b/>
+        </w:rPr>
+        <w:t>function</w:t>
+      </w:r>
+      <w:r>
+        <w:rPr>
+          <w:b w:val="0"/>
+        </w:rPr>
+        <w:t xml:space="preserve"> name is followed by </w:t>
+      </w:r>
+      <w:r>
+        <w:rPr>
+          <w:b/>
+        </w:rPr>
+        <w:t>parameter</w:t>
+      </w:r>
+      <w:r>
+        <w:rPr>
+          <w:b w:val="0"/>
+        </w:rPr>
+        <w:t xml:space="preserve"> names in parentheses and a colon. Four-space indentation marks the body. Executing the </w:t>
+      </w:r>
+      <w:r>
+        <w:rPr>
+          <w:b/>
+        </w:rPr>
+        <w:t>definition</w:t>
+      </w:r>
+      <w:r>
+        <w:rPr>
+          <w:b w:val="0"/>
+        </w:rPr>
+        <w:t xml:space="preserve"> creates the </w:t>
+      </w:r>
+      <w:r>
+        <w:rPr>
+          <w:b/>
+        </w:rPr>
+        <w:t>function</w:t>
+      </w:r>
+      <w:r>
+        <w:rPr>
+          <w:b w:val="0"/>
+        </w:rPr>
+        <w:t xml:space="preserve"> but does not run its body.</w:t>
+      </w:r>
+    </w:p>
+    <w:p>
+      <w:pPr>
+        <w:spacing w:line="336" w:lineRule="auto" w:after="180"/>
+      </w:pPr>
+      <w:r>
+        <w:rPr>
+          <w:b w:val="0"/>
+        </w:rPr>
+        <w:t xml:space="preserve">The two unindented </w:t>
+      </w:r>
+      <w:r>
+        <w:rPr>
+          <w:b/>
+        </w:rPr>
+        <w:t>call</w:t>
+      </w:r>
+      <w:r>
+        <w:rPr>
+          <w:b w:val="0"/>
+        </w:rPr>
+        <w:t>s then run it, producing 8 and 3 on separate lines. A blank line helps readability; indentation determines the block.</w:t>
       </w:r>
     </w:p>
     <w:p>
@@ -371,8 +852,26 @@
       </w:r>
     </w:p>
     <w:p>
-      <w:r>
-        <w:t>Point to the input, the deciding step and the result in this week’s visual. Explain the same step in ordinary words. A picture helps when you can say what each part represents.</w:t>
+      <w:pPr>
+        <w:spacing w:line="336" w:lineRule="auto" w:after="180"/>
+      </w:pPr>
+      <w:r>
+        <w:rPr>
+          <w:b w:val="0"/>
+        </w:rPr>
+        <w:t xml:space="preserve">Point to the </w:t>
+      </w:r>
+      <w:r>
+        <w:rPr>
+          <w:b/>
+        </w:rPr>
+        <w:t>input</w:t>
+      </w:r>
+      <w:r>
+        <w:rPr>
+          <w:b w:val="0"/>
+        </w:rPr>
+        <w:t>, the deciding step and the result in this week’s visual. Explain the same step in ordinary words. A picture helps when you can say what each part represents.</w:t>
       </w:r>
     </w:p>
     <w:p>
@@ -384,6 +883,11 @@
       </w:r>
     </w:p>
     <w:p>
+      <w:r>
+        <w:t>Compare the supplied cases for Functions and arguments. Identify the detail that changes the conclusion.</w:t>
+      </w:r>
+    </w:p>
+    <w:p>
       <w:pPr>
         <w:pStyle w:val="Heading3"/>
       </w:pPr>
@@ -392,8 +896,38 @@
       </w:r>
     </w:p>
     <w:p>
-      <w:r>
-        <w:t>Using the correct definition, predict show_remaining(8, 3), show_remaining(8, 8) and show_remaining(8, 0) in that order. Explain what happens if the file contains only the definition.</w:t>
+      <w:pPr>
+        <w:spacing w:line="336" w:lineRule="auto" w:after="180"/>
+      </w:pPr>
+      <w:r>
+        <w:rPr>
+          <w:b w:val="0"/>
+        </w:rPr>
+        <w:t xml:space="preserve">Using the correct </w:t>
+      </w:r>
+      <w:r>
+        <w:rPr>
+          <w:b/>
+        </w:rPr>
+        <w:t>definition</w:t>
+      </w:r>
+      <w:r>
+        <w:rPr>
+          <w:b w:val="0"/>
+        </w:rPr>
+        <w:t xml:space="preserve">, predict show_remaining(8, 3), show_remaining(8, 8) and show_remaining(8, 0) in that order. Explain what happens if the file contains only the </w:t>
+      </w:r>
+      <w:r>
+        <w:rPr>
+          <w:b/>
+        </w:rPr>
+        <w:t>definition</w:t>
+      </w:r>
+      <w:r>
+        <w:rPr>
+          <w:b w:val="0"/>
+        </w:rPr>
+        <w:t>.</w:t>
       </w:r>
     </w:p>
     <w:p>
@@ -438,18 +972,129 @@
       </w:r>
     </w:p>
     <w:p>
-      <w:r>
-        <w:t>Change: Remove both calls and leave the definition only.</w:t>
-      </w:r>
-    </w:p>
-    <w:p>
-      <w:r>
-        <w:t>Prediction: No output is printed.</w:t>
-      </w:r>
-    </w:p>
-    <w:p>
-      <w:r>
-        <w:t>Reason: The body runs only when the function is called.</w:t>
+      <w:pPr>
+        <w:pStyle w:val="Heading3"/>
+      </w:pPr>
+      <w:r>
+        <w:t>Change one thing</w:t>
+      </w:r>
+    </w:p>
+    <w:p>
+      <w:pPr>
+        <w:spacing w:line="336" w:lineRule="auto" w:after="180"/>
+        <w:shd w:fill="F5F1FB"/>
+      </w:pPr>
+      <w:r>
+        <w:rPr>
+          <w:b w:val="0"/>
+        </w:rPr>
+        <w:t xml:space="preserve">Change: Remove both </w:t>
+      </w:r>
+      <w:r>
+        <w:rPr>
+          <w:b/>
+        </w:rPr>
+        <w:t>call</w:t>
+      </w:r>
+      <w:r>
+        <w:rPr>
+          <w:b w:val="0"/>
+        </w:rPr>
+        <w:t xml:space="preserve">s and leave the </w:t>
+      </w:r>
+      <w:r>
+        <w:rPr>
+          <w:b/>
+        </w:rPr>
+        <w:t>definition</w:t>
+      </w:r>
+      <w:r>
+        <w:rPr>
+          <w:b w:val="0"/>
+        </w:rPr>
+        <w:t xml:space="preserve"> only.</w:t>
+      </w:r>
+    </w:p>
+    <w:p>
+      <w:pPr>
+        <w:pStyle w:val="Heading3"/>
+      </w:pPr>
+      <w:r>
+        <w:t>Predicted result</w:t>
+      </w:r>
+    </w:p>
+    <w:p>
+      <w:pPr>
+        <w:spacing w:line="336" w:lineRule="auto" w:after="180"/>
+        <w:shd w:fill="F1F6FC"/>
+      </w:pPr>
+      <w:r>
+        <w:rPr>
+          <w:b/>
+        </w:rPr>
+        <w:t>Prediction</w:t>
+      </w:r>
+      <w:r>
+        <w:rPr>
+          <w:b w:val="0"/>
+        </w:rPr>
+        <w:t xml:space="preserve">: No </w:t>
+      </w:r>
+      <w:r>
+        <w:rPr>
+          <w:b/>
+        </w:rPr>
+        <w:t>output</w:t>
+      </w:r>
+      <w:r>
+        <w:rPr>
+          <w:b w:val="0"/>
+        </w:rPr>
+        <w:t xml:space="preserve"> is printed.</w:t>
+      </w:r>
+    </w:p>
+    <w:p>
+      <w:pPr>
+        <w:pStyle w:val="Heading3"/>
+      </w:pPr>
+      <w:r>
+        <w:t>Why the result follows</w:t>
+      </w:r>
+    </w:p>
+    <w:p>
+      <w:pPr>
+        <w:spacing w:line="336" w:lineRule="auto" w:after="180"/>
+        <w:shd w:fill="F1F6FC"/>
+      </w:pPr>
+      <w:r>
+        <w:rPr>
+          <w:b w:val="0"/>
+        </w:rPr>
+        <w:t xml:space="preserve">Reason: The body runs only when the </w:t>
+      </w:r>
+      <w:r>
+        <w:rPr>
+          <w:b/>
+        </w:rPr>
+        <w:t>function</w:t>
+      </w:r>
+      <w:r>
+        <w:rPr>
+          <w:b w:val="0"/>
+        </w:rPr>
+        <w:t xml:space="preserve"> is </w:t>
+      </w:r>
+      <w:r>
+        <w:rPr>
+          <w:b/>
+        </w:rPr>
+        <w:t>call</w:t>
+      </w:r>
+      <w:r>
+        <w:rPr>
+          <w:b w:val="0"/>
+        </w:rPr>
+        <w:t>ed.</w:t>
       </w:r>
     </w:p>
     <w:p>
@@ -458,6 +1103,11 @@
       </w:pPr>
       <w:r>
         <w:t>05. Words that unlock the idea</w:t>
+      </w:r>
+    </w:p>
+    <w:p>
+      <w:r>
+        <w:t>Use the vocabulary of Functions and arguments to explain a concrete decision, rather than only memorising definitions.</w:t>
       </w:r>
     </w:p>
     <w:tbl>
@@ -637,6 +1287,11 @@
         <w:t>06. Follow a worked example</w:t>
       </w:r>
     </w:p>
+    <w:p>
+      <w:r>
+        <w:t>Follow the worked trace for Functions and arguments, predict a step, then compare with its explanation.</w:t>
+      </w:r>
+    </w:p>
     <w:tbl>
       <w:tblPr>
         <w:tblStyle w:val="LightShading-Accent1"/>
@@ -762,15 +1417,114 @@
       </w:tr>
     </w:tbl>
     <w:p>
-      <w:r>
-        <w:t>In show_remaining(12, 4), 12 and 4 are arguments; capacity and used are parameters. Positional arguments match from left to right. show_remaining(4, 12) produces -8, showing why order matters; it also violates our written input contract. Use a fresh file with the definition before its calls.</w:t>
-      </w:r>
-    </w:p>
-    <w:p>
       <w:pPr>
         <w:pStyle w:val="Heading3"/>
       </w:pPr>
       <w:r>
+        <w:t>Worked explanation · Functions and arguments</w:t>
+      </w:r>
+    </w:p>
+    <w:p>
+      <w:pPr>
+        <w:spacing w:line="336" w:lineRule="auto" w:after="180"/>
+        <w:shd w:fill="F1F6FC"/>
+      </w:pPr>
+      <w:r>
+        <w:rPr>
+          <w:b w:val="0"/>
+        </w:rPr>
+        <w:t xml:space="preserve">In show_remaining(12, 4), 12 and 4 are </w:t>
+      </w:r>
+      <w:r>
+        <w:rPr>
+          <w:b/>
+        </w:rPr>
+        <w:t>argument</w:t>
+      </w:r>
+      <w:r>
+        <w:rPr>
+          <w:b w:val="0"/>
+        </w:rPr>
+        <w:t xml:space="preserve">s; capacity and used are </w:t>
+      </w:r>
+      <w:r>
+        <w:rPr>
+          <w:b/>
+        </w:rPr>
+        <w:t>parameter</w:t>
+      </w:r>
+      <w:r>
+        <w:rPr>
+          <w:b w:val="0"/>
+        </w:rPr>
+        <w:t>s.</w:t>
+      </w:r>
+    </w:p>
+    <w:p>
+      <w:pPr>
+        <w:spacing w:line="336" w:lineRule="auto" w:after="180"/>
+        <w:shd w:fill="F1F6FC"/>
+      </w:pPr>
+      <w:r>
+        <w:rPr>
+          <w:b w:val="0"/>
+        </w:rPr>
+        <w:t xml:space="preserve">Positional </w:t>
+      </w:r>
+      <w:r>
+        <w:rPr>
+          <w:b/>
+        </w:rPr>
+        <w:t>argument</w:t>
+      </w:r>
+      <w:r>
+        <w:rPr>
+          <w:b w:val="0"/>
+        </w:rPr>
+        <w:t xml:space="preserve">s match from left to right. show_remaining(4, 12) produces -8, showing why order matters; it also violates our written </w:t>
+      </w:r>
+      <w:r>
+        <w:rPr>
+          <w:b/>
+        </w:rPr>
+        <w:t>input</w:t>
+      </w:r>
+      <w:r>
+        <w:rPr>
+          <w:b w:val="0"/>
+        </w:rPr>
+        <w:t xml:space="preserve"> contract. Use a fresh file with the </w:t>
+      </w:r>
+      <w:r>
+        <w:rPr>
+          <w:b/>
+        </w:rPr>
+        <w:t>definition</w:t>
+      </w:r>
+      <w:r>
+        <w:rPr>
+          <w:b w:val="0"/>
+        </w:rPr>
+        <w:t xml:space="preserve"> before its </w:t>
+      </w:r>
+      <w:r>
+        <w:rPr>
+          <w:b/>
+        </w:rPr>
+        <w:t>call</w:t>
+      </w:r>
+      <w:r>
+        <w:rPr>
+          <w:b w:val="0"/>
+        </w:rPr>
+        <w:t>s.</w:t>
+      </w:r>
+    </w:p>
+    <w:p>
+      <w:pPr>
+        <w:pStyle w:val="Heading3"/>
+      </w:pPr>
+      <w:r>
         <w:t>Predict the output of show_remaining(9, 9) followed by show_remaining(9, 0). Name the parameter receiving each argument. What would be printed if both calls were removed?</w:t>
       </w:r>
     </w:p>
@@ -808,7 +1562,13 @@
       </w:r>
     </w:p>
     <w:p>
-      <w:r>
+      <w:pPr>
+        <w:spacing w:line="336" w:lineRule="auto" w:after="180"/>
+      </w:pPr>
+      <w:r>
+        <w:rPr>
+          <w:b w:val="0"/>
+        </w:rPr>
         <w:t>Cover the result before checking it. Say what is given, choose the procedure, and follow one step at a time. Then uncover the result and explain your first mismatch. Ask why a step is allowed, not only what number it produces.</w:t>
       </w:r>
     </w:p>
@@ -821,8 +1581,50 @@
       </w:r>
     </w:p>
     <w:p>
-      <w:r>
-        <w:t>Match arguments to parameters. A function prints the difference between capacity and reserved spaces.</w:t>
+      <w:pPr>
+        <w:spacing w:line="336" w:lineRule="auto" w:after="180"/>
+      </w:pPr>
+      <w:r>
+        <w:rPr>
+          <w:b w:val="0"/>
+        </w:rPr>
+        <w:t xml:space="preserve">Match </w:t>
+      </w:r>
+      <w:r>
+        <w:rPr>
+          <w:b/>
+        </w:rPr>
+        <w:t>argument</w:t>
+      </w:r>
+      <w:r>
+        <w:rPr>
+          <w:b w:val="0"/>
+        </w:rPr>
+        <w:t xml:space="preserve">s to </w:t>
+      </w:r>
+      <w:r>
+        <w:rPr>
+          <w:b/>
+        </w:rPr>
+        <w:t>parameter</w:t>
+      </w:r>
+      <w:r>
+        <w:rPr>
+          <w:b w:val="0"/>
+        </w:rPr>
+        <w:t xml:space="preserve">s. A </w:t>
+      </w:r>
+      <w:r>
+        <w:rPr>
+          <w:b/>
+        </w:rPr>
+        <w:t>function</w:t>
+      </w:r>
+      <w:r>
+        <w:rPr>
+          <w:b w:val="0"/>
+        </w:rPr>
+        <w:t xml:space="preserve"> prints the difference between capacity and reserved spaces.</w:t>
       </w:r>
     </w:p>
     <w:p>
@@ -834,8 +1636,35 @@
       </w:r>
     </w:p>
     <w:p>
-      <w:r>
-        <w:t>Python 3: def show_free(capacity,reserved): print(capacity-reserved). Calls: show_free(11,3); show_free(3,11).</w:t>
+      <w:pPr>
+        <w:pStyle w:val="Heading3"/>
+      </w:pPr>
+      <w:r>
+        <w:t>Supplied facts</w:t>
+      </w:r>
+    </w:p>
+    <w:p>
+      <w:pPr>
+        <w:spacing w:line="336" w:lineRule="auto" w:after="180"/>
+        <w:shd w:fill="F1F6FC"/>
+      </w:pPr>
+      <w:r>
+        <w:rPr>
+          <w:b w:val="0"/>
+        </w:rPr>
+        <w:t xml:space="preserve">Python 3: def show_free(capacity,reserved): print(capacity-reserved). </w:t>
+      </w:r>
+      <w:r>
+        <w:rPr>
+          <w:b/>
+        </w:rPr>
+        <w:t>Call</w:t>
+      </w:r>
+      <w:r>
+        <w:rPr>
+          <w:b w:val="0"/>
+        </w:rPr>
+        <w:t>s: show_free(11,3); show_free(3,11).</w:t>
       </w:r>
     </w:p>
     <w:p>
@@ -998,31 +1827,247 @@
       </w:r>
     </w:p>
     <w:p>
-      <w:r>
-        <w:t>Positional arguments match parameter names in order. A function definition is not an execution of its body; separate calls supply separate input values.</w:t>
-      </w:r>
-    </w:p>
-    <w:p>
       <w:pPr>
         <w:pStyle w:val="Heading3"/>
       </w:pPr>
       <w:r>
+        <w:t>Why the result follows</w:t>
+      </w:r>
+    </w:p>
+    <w:p>
+      <w:pPr>
+        <w:spacing w:line="336" w:lineRule="auto" w:after="180"/>
+        <w:shd w:fill="F1F6FC"/>
+      </w:pPr>
+      <w:r>
+        <w:rPr>
+          <w:b w:val="0"/>
+        </w:rPr>
+        <w:t xml:space="preserve">Positional </w:t>
+      </w:r>
+      <w:r>
+        <w:rPr>
+          <w:b/>
+        </w:rPr>
+        <w:t>argument</w:t>
+      </w:r>
+      <w:r>
+        <w:rPr>
+          <w:b w:val="0"/>
+        </w:rPr>
+        <w:t xml:space="preserve">s match </w:t>
+      </w:r>
+      <w:r>
+        <w:rPr>
+          <w:b/>
+        </w:rPr>
+        <w:t>parameter</w:t>
+      </w:r>
+      <w:r>
+        <w:rPr>
+          <w:b w:val="0"/>
+        </w:rPr>
+        <w:t xml:space="preserve"> names in order. A </w:t>
+      </w:r>
+      <w:r>
+        <w:rPr>
+          <w:b/>
+        </w:rPr>
+        <w:t>function</w:t>
+      </w:r>
+      <w:r>
+        <w:rPr>
+          <w:b w:val="0"/>
+        </w:rPr>
+        <w:t xml:space="preserve"> </w:t>
+      </w:r>
+      <w:r>
+        <w:rPr>
+          <w:b/>
+        </w:rPr>
+        <w:t>definition</w:t>
+      </w:r>
+      <w:r>
+        <w:rPr>
+          <w:b w:val="0"/>
+        </w:rPr>
+        <w:t xml:space="preserve"> is not an execution of its body; separate </w:t>
+      </w:r>
+      <w:r>
+        <w:rPr>
+          <w:b/>
+        </w:rPr>
+        <w:t>call</w:t>
+      </w:r>
+      <w:r>
+        <w:rPr>
+          <w:b w:val="0"/>
+        </w:rPr>
+        <w:t xml:space="preserve">s supply separate </w:t>
+      </w:r>
+      <w:r>
+        <w:rPr>
+          <w:b/>
+        </w:rPr>
+        <w:t>input</w:t>
+      </w:r>
+      <w:r>
+        <w:rPr>
+          <w:b w:val="0"/>
+        </w:rPr>
+        <w:t xml:space="preserve"> values.</w:t>
+      </w:r>
+    </w:p>
+    <w:p>
+      <w:pPr>
+        <w:pStyle w:val="Heading3"/>
+      </w:pPr>
+      <w:r>
         <w:t>What this example does not establish</w:t>
       </w:r>
     </w:p>
     <w:p>
-      <w:r>
+      <w:pPr>
+        <w:pStyle w:val="Heading3"/>
+      </w:pPr>
+      <w:r>
+        <w:t>Keep the stated limit</w:t>
+      </w:r>
+    </w:p>
+    <w:p>
+      <w:pPr>
+        <w:spacing w:line="336" w:lineRule="auto" w:after="180"/>
+        <w:shd w:fill="FFF5E6"/>
+      </w:pPr>
+      <w:r>
+        <w:rPr>
+          <w:b w:val="0"/>
+        </w:rPr>
         <w:t>The arithmetic permits negative results; a real capacity contract may reject reserved&gt;capacity instead of treating it as free space.</w:t>
       </w:r>
     </w:p>
     <w:p>
-      <w:r>
-        <w:t>Read the labelled picture: Match every argument to a parameter for the two calls. Why do outputs differ, and what prints when both calls are removed?</w:t>
-      </w:r>
-    </w:p>
-    <w:p>
-      <w:r>
-        <w:t>Change one thing: Remove both calls and leave the definition only. Predict the result before checking the explanation. What remains the same?</w:t>
+      <w:pPr>
+        <w:pStyle w:val="Heading3"/>
+      </w:pPr>
+      <w:r>
+        <w:t>Keep the stated limit</w:t>
+      </w:r>
+    </w:p>
+    <w:p>
+      <w:pPr>
+        <w:spacing w:line="336" w:lineRule="auto" w:after="180"/>
+        <w:shd w:fill="FFF5E6"/>
+      </w:pPr>
+      <w:r>
+        <w:rPr>
+          <w:b w:val="0"/>
+        </w:rPr>
+        <w:t xml:space="preserve">Read the labelled picture: Match every </w:t>
+      </w:r>
+      <w:r>
+        <w:rPr>
+          <w:b/>
+        </w:rPr>
+        <w:t>argument</w:t>
+      </w:r>
+      <w:r>
+        <w:rPr>
+          <w:b w:val="0"/>
+        </w:rPr>
+        <w:t xml:space="preserve"> to a </w:t>
+      </w:r>
+      <w:r>
+        <w:rPr>
+          <w:b/>
+        </w:rPr>
+        <w:t>parameter</w:t>
+      </w:r>
+      <w:r>
+        <w:rPr>
+          <w:b w:val="0"/>
+        </w:rPr>
+        <w:t xml:space="preserve"> for the two </w:t>
+      </w:r>
+      <w:r>
+        <w:rPr>
+          <w:b/>
+        </w:rPr>
+        <w:t>call</w:t>
+      </w:r>
+      <w:r>
+        <w:rPr>
+          <w:b w:val="0"/>
+        </w:rPr>
+        <w:t xml:space="preserve">s. Why do </w:t>
+      </w:r>
+      <w:r>
+        <w:rPr>
+          <w:b/>
+        </w:rPr>
+        <w:t>output</w:t>
+      </w:r>
+      <w:r>
+        <w:rPr>
+          <w:b w:val="0"/>
+        </w:rPr>
+        <w:t xml:space="preserve">s differ, and what prints when both </w:t>
+      </w:r>
+      <w:r>
+        <w:rPr>
+          <w:b/>
+        </w:rPr>
+        <w:t>call</w:t>
+      </w:r>
+      <w:r>
+        <w:rPr>
+          <w:b w:val="0"/>
+        </w:rPr>
+        <w:t>s are removed?</w:t>
+      </w:r>
+    </w:p>
+    <w:p>
+      <w:pPr>
+        <w:pStyle w:val="Heading3"/>
+      </w:pPr>
+      <w:r>
+        <w:t>Keep the stated limit</w:t>
+      </w:r>
+    </w:p>
+    <w:p>
+      <w:pPr>
+        <w:spacing w:line="336" w:lineRule="auto" w:after="180"/>
+        <w:shd w:fill="FFF5E6"/>
+      </w:pPr>
+      <w:r>
+        <w:rPr>
+          <w:b w:val="0"/>
+        </w:rPr>
+        <w:t xml:space="preserve">Change one thing: Remove both </w:t>
+      </w:r>
+      <w:r>
+        <w:rPr>
+          <w:b/>
+        </w:rPr>
+        <w:t>call</w:t>
+      </w:r>
+      <w:r>
+        <w:rPr>
+          <w:b w:val="0"/>
+        </w:rPr>
+        <w:t xml:space="preserve">s and leave the </w:t>
+      </w:r>
+      <w:r>
+        <w:rPr>
+          <w:b/>
+        </w:rPr>
+        <w:t>definition</w:t>
+      </w:r>
+      <w:r>
+        <w:rPr>
+          <w:b w:val="0"/>
+        </w:rPr>
+        <w:t xml:space="preserve"> only. Predict the result before checking the explanation. What remains the same?</w:t>
       </w:r>
     </w:p>
     <w:p>
@@ -1031,6 +2076,11 @@
       </w:pPr>
       <w:r>
         <w:t>07. Find and repair a mistake</w:t>
+      </w:r>
+    </w:p>
+    <w:p>
+      <w:r>
+        <w:t>Find the unsupported step in the Functions and arguments claim and explain a repair using the supplied evidence.</w:t>
       </w:r>
     </w:p>
     <w:p>
@@ -1052,13 +2102,179 @@
       </w:r>
     </w:p>
     <w:p>
-      <w:r>
-        <w:t>This faulty function prints 8 twice. Its fixed numbers ignore the arguments. Replace 12 - 4 with capacity - used, then rerun both calls. Testing only the first call would miss the bug because its expected answer happens to be 8.</w:t>
-      </w:r>
-    </w:p>
-    <w:p>
-      <w:r>
-        <w:t>For this two-parameter definition, show_remaining(12) raises TypeError because an argument is missing. Correct the call to supply both values. Naming a function without calling it does not execute the body: the parentheses in show_remaining(12, 4) are part of the call.</w:t>
+      <w:pPr>
+        <w:spacing w:line="336" w:lineRule="auto" w:after="180"/>
+      </w:pPr>
+      <w:r>
+        <w:rPr>
+          <w:b w:val="0"/>
+        </w:rPr>
+        <w:t xml:space="preserve">This faulty </w:t>
+      </w:r>
+      <w:r>
+        <w:rPr>
+          <w:b/>
+        </w:rPr>
+        <w:t>function</w:t>
+      </w:r>
+      <w:r>
+        <w:rPr>
+          <w:b w:val="0"/>
+        </w:rPr>
+        <w:t xml:space="preserve"> prints 8 twice. Its fixed numbers ignore the </w:t>
+      </w:r>
+      <w:r>
+        <w:rPr>
+          <w:b/>
+        </w:rPr>
+        <w:t>argument</w:t>
+      </w:r>
+      <w:r>
+        <w:rPr>
+          <w:b w:val="0"/>
+        </w:rPr>
+        <w:t xml:space="preserve">s. Replace 12 - 4 with capacity - used, then rerun both </w:t>
+      </w:r>
+      <w:r>
+        <w:rPr>
+          <w:b/>
+        </w:rPr>
+        <w:t>call</w:t>
+      </w:r>
+      <w:r>
+        <w:rPr>
+          <w:b w:val="0"/>
+        </w:rPr>
+        <w:t>s.</w:t>
+      </w:r>
+    </w:p>
+    <w:p>
+      <w:pPr>
+        <w:spacing w:line="336" w:lineRule="auto" w:after="180"/>
+      </w:pPr>
+      <w:r>
+        <w:rPr>
+          <w:b w:val="0"/>
+        </w:rPr>
+        <w:t xml:space="preserve">Testing only the first </w:t>
+      </w:r>
+      <w:r>
+        <w:rPr>
+          <w:b/>
+        </w:rPr>
+        <w:t>call</w:t>
+      </w:r>
+      <w:r>
+        <w:rPr>
+          <w:b w:val="0"/>
+        </w:rPr>
+        <w:t xml:space="preserve"> would miss the bug because its expected answer happens to be 8.</w:t>
+      </w:r>
+    </w:p>
+    <w:p>
+      <w:pPr>
+        <w:spacing w:line="336" w:lineRule="auto" w:after="180"/>
+      </w:pPr>
+      <w:r>
+        <w:rPr>
+          <w:b w:val="0"/>
+        </w:rPr>
+        <w:t>For this two-</w:t>
+      </w:r>
+      <w:r>
+        <w:rPr>
+          <w:b/>
+        </w:rPr>
+        <w:t>parameter</w:t>
+      </w:r>
+      <w:r>
+        <w:rPr>
+          <w:b w:val="0"/>
+        </w:rPr>
+        <w:t xml:space="preserve"> </w:t>
+      </w:r>
+      <w:r>
+        <w:rPr>
+          <w:b/>
+        </w:rPr>
+        <w:t>definition</w:t>
+      </w:r>
+      <w:r>
+        <w:rPr>
+          <w:b w:val="0"/>
+        </w:rPr>
+        <w:t xml:space="preserve">, show_remaining(12) raises TypeError because an </w:t>
+      </w:r>
+      <w:r>
+        <w:rPr>
+          <w:b/>
+        </w:rPr>
+        <w:t>argument</w:t>
+      </w:r>
+      <w:r>
+        <w:rPr>
+          <w:b w:val="0"/>
+        </w:rPr>
+        <w:t xml:space="preserve"> is missing. Correct the </w:t>
+      </w:r>
+      <w:r>
+        <w:rPr>
+          <w:b/>
+        </w:rPr>
+        <w:t>call</w:t>
+      </w:r>
+      <w:r>
+        <w:rPr>
+          <w:b w:val="0"/>
+        </w:rPr>
+        <w:t xml:space="preserve"> to supply both values.</w:t>
+      </w:r>
+    </w:p>
+    <w:p>
+      <w:pPr>
+        <w:spacing w:line="336" w:lineRule="auto" w:after="180"/>
+      </w:pPr>
+      <w:r>
+        <w:rPr>
+          <w:b w:val="0"/>
+        </w:rPr>
+        <w:t xml:space="preserve">Naming a </w:t>
+      </w:r>
+      <w:r>
+        <w:rPr>
+          <w:b/>
+        </w:rPr>
+        <w:t>function</w:t>
+      </w:r>
+      <w:r>
+        <w:rPr>
+          <w:b w:val="0"/>
+        </w:rPr>
+        <w:t xml:space="preserve"> without </w:t>
+      </w:r>
+      <w:r>
+        <w:rPr>
+          <w:b/>
+        </w:rPr>
+        <w:t>call</w:t>
+      </w:r>
+      <w:r>
+        <w:rPr>
+          <w:b w:val="0"/>
+        </w:rPr>
+        <w:t xml:space="preserve">ing it does not execute the body: the parentheses in show_remaining(12, 4) are part of the </w:t>
+      </w:r>
+      <w:r>
+        <w:rPr>
+          <w:b/>
+        </w:rPr>
+        <w:t>call</w:t>
+      </w:r>
+      <w:r>
+        <w:rPr>
+          <w:b w:val="0"/>
+        </w:rPr>
+        <w:t>.</w:t>
       </w:r>
     </w:p>
     <w:p>
@@ -1070,8 +2286,62 @@
       </w:r>
     </w:p>
     <w:p>
-      <w:r>
-        <w:t>The faulty body calculates 12 - 4 regardless of the call. State the output and expected output for show_remaining(11, 2). Repair the expression and name an earlier call to rerun.</w:t>
+      <w:pPr>
+        <w:spacing w:line="336" w:lineRule="auto" w:after="180"/>
+      </w:pPr>
+      <w:r>
+        <w:rPr>
+          <w:b w:val="0"/>
+        </w:rPr>
+        <w:t xml:space="preserve">The faulty body calculates 12 - 4 regardless of the </w:t>
+      </w:r>
+      <w:r>
+        <w:rPr>
+          <w:b/>
+        </w:rPr>
+        <w:t>call</w:t>
+      </w:r>
+      <w:r>
+        <w:rPr>
+          <w:b w:val="0"/>
+        </w:rPr>
+        <w:t xml:space="preserve">. State the </w:t>
+      </w:r>
+      <w:r>
+        <w:rPr>
+          <w:b/>
+        </w:rPr>
+        <w:t>output</w:t>
+      </w:r>
+      <w:r>
+        <w:rPr>
+          <w:b w:val="0"/>
+        </w:rPr>
+        <w:t xml:space="preserve"> and expected </w:t>
+      </w:r>
+      <w:r>
+        <w:rPr>
+          <w:b/>
+        </w:rPr>
+        <w:t>output</w:t>
+      </w:r>
+      <w:r>
+        <w:rPr>
+          <w:b w:val="0"/>
+        </w:rPr>
+        <w:t xml:space="preserve"> for show_remaining(11, 2). Repair the expression and name an earlier </w:t>
+      </w:r>
+      <w:r>
+        <w:rPr>
+          <w:b/>
+        </w:rPr>
+        <w:t>call</w:t>
+      </w:r>
+      <w:r>
+        <w:rPr>
+          <w:b w:val="0"/>
+        </w:rPr>
+        <w:t xml:space="preserve"> to rerun.</w:t>
       </w:r>
     </w:p>
     <w:p>
@@ -1122,7 +2392,66 @@
     </w:p>
     <w:p>
       <w:r>
-        <w:t>In def show_remaining(capacity, used), identify the function name and parameters. In show_remaining(15, 6), identify the arguments and their matching parameters.</w:t>
+        <w:t>Practise Functions and arguments with support, then explain the deciding step in your own words.</w:t>
+      </w:r>
+    </w:p>
+    <w:p>
+      <w:pPr>
+        <w:spacing w:line="336" w:lineRule="auto" w:after="180"/>
+      </w:pPr>
+      <w:r>
+        <w:rPr>
+          <w:b w:val="0"/>
+        </w:rPr>
+        <w:t xml:space="preserve">In def show_remaining(capacity, used), identify the </w:t>
+      </w:r>
+      <w:r>
+        <w:rPr>
+          <w:b/>
+        </w:rPr>
+        <w:t>function</w:t>
+      </w:r>
+      <w:r>
+        <w:rPr>
+          <w:b w:val="0"/>
+        </w:rPr>
+        <w:t xml:space="preserve"> name and </w:t>
+      </w:r>
+      <w:r>
+        <w:rPr>
+          <w:b/>
+        </w:rPr>
+        <w:t>parameter</w:t>
+      </w:r>
+      <w:r>
+        <w:rPr>
+          <w:b w:val="0"/>
+        </w:rPr>
+        <w:t xml:space="preserve">s. In show_remaining(15, 6), identify the </w:t>
+      </w:r>
+      <w:r>
+        <w:rPr>
+          <w:b/>
+        </w:rPr>
+        <w:t>argument</w:t>
+      </w:r>
+      <w:r>
+        <w:rPr>
+          <w:b w:val="0"/>
+        </w:rPr>
+        <w:t xml:space="preserve">s and their matching </w:t>
+      </w:r>
+      <w:r>
+        <w:rPr>
+          <w:b/>
+        </w:rPr>
+        <w:t>parameter</w:t>
+      </w:r>
+      <w:r>
+        <w:rPr>
+          <w:b w:val="0"/>
+        </w:rPr>
+        <w:t>s.</w:t>
       </w:r>
     </w:p>
     <w:p>
@@ -1195,8 +2524,50 @@
       </w:r>
     </w:p>
     <w:p>
-      <w:r>
-        <w:t>Use workbook W2 for the connected example “Functions and arguments”. First fill the input and rule boxes. Try the middle steps before asking for a hint. After a hint, try the next step yourself.</w:t>
+      <w:pPr>
+        <w:spacing w:line="336" w:lineRule="auto" w:after="180"/>
+      </w:pPr>
+      <w:r>
+        <w:rPr>
+          <w:b w:val="0"/>
+        </w:rPr>
+        <w:t>Use workbook W2 for the connected example “</w:t>
+      </w:r>
+      <w:r>
+        <w:rPr>
+          <w:b/>
+        </w:rPr>
+        <w:t>Function</w:t>
+      </w:r>
+      <w:r>
+        <w:rPr>
+          <w:b w:val="0"/>
+        </w:rPr>
+        <w:t xml:space="preserve">s and </w:t>
+      </w:r>
+      <w:r>
+        <w:rPr>
+          <w:b/>
+        </w:rPr>
+        <w:t>argument</w:t>
+      </w:r>
+      <w:r>
+        <w:rPr>
+          <w:b w:val="0"/>
+        </w:rPr>
+        <w:t xml:space="preserve">s”. First fill the </w:t>
+      </w:r>
+      <w:r>
+        <w:rPr>
+          <w:b/>
+        </w:rPr>
+        <w:t>input</w:t>
+      </w:r>
+      <w:r>
+        <w:rPr>
+          <w:b w:val="0"/>
+        </w:rPr>
+        <w:t xml:space="preserve"> and rule boxes. Try the middle steps before asking for a hint. After a hint, try the next step yourself.</w:t>
       </w:r>
     </w:p>
     <w:tbl>
@@ -1279,7 +2650,13 @@
       </w:tr>
     </w:tbl>
     <w:p>
-      <w:r>
+      <w:pPr>
+        <w:spacing w:line="336" w:lineRule="auto" w:after="180"/>
+      </w:pPr>
+      <w:r>
+        <w:rPr>
+          <w:b w:val="0"/>
+        </w:rPr>
         <w:t>Explain your trace to a partner. Your partner points to one step to check. Swap roles on the next case. Each person writes their own explanation.</w:t>
       </w:r>
     </w:p>
@@ -1292,12 +2669,59 @@
       </w:r>
     </w:p>
     <w:p>
-      <w:r>
-        <w:t>Use the worked case for Functions and arguments. Proposed explanation: “Writing def runs the body immediately”. Decide whether this explanation is supported. Point to the step or supplied fact that decides; explain your repair if needed.</w:t>
-      </w:r>
-    </w:p>
-    <w:p>
-      <w:r>
+      <w:pPr>
+        <w:spacing w:line="336" w:lineRule="auto" w:after="180"/>
+      </w:pPr>
+      <w:r>
+        <w:rPr>
+          <w:b w:val="0"/>
+        </w:rPr>
+        <w:t xml:space="preserve">Use the worked case for </w:t>
+      </w:r>
+      <w:r>
+        <w:rPr>
+          <w:b/>
+        </w:rPr>
+        <w:t>Function</w:t>
+      </w:r>
+      <w:r>
+        <w:rPr>
+          <w:b w:val="0"/>
+        </w:rPr>
+        <w:t xml:space="preserve">s and </w:t>
+      </w:r>
+      <w:r>
+        <w:rPr>
+          <w:b/>
+        </w:rPr>
+        <w:t>argument</w:t>
+      </w:r>
+      <w:r>
+        <w:rPr>
+          <w:b w:val="0"/>
+        </w:rPr>
+        <w:t>s. Proposed explanation: “Writing def runs the body immediately”. Decide whether this explanation is supported.</w:t>
+      </w:r>
+    </w:p>
+    <w:p>
+      <w:pPr>
+        <w:spacing w:line="336" w:lineRule="auto" w:after="180"/>
+      </w:pPr>
+      <w:r>
+        <w:rPr>
+          <w:b w:val="0"/>
+        </w:rPr>
+        <w:t>Point to the step or supplied fact that decides; explain your repair if needed.</w:t>
+      </w:r>
+    </w:p>
+    <w:p>
+      <w:pPr>
+        <w:spacing w:line="336" w:lineRule="auto" w:after="180"/>
+      </w:pPr>
+      <w:r>
+        <w:rPr>
+          <w:b w:val="0"/>
+        </w:rPr>
         <w:t>Answer on your own before discussion. If you are unsure, say which step you need help with.</w:t>
       </w:r>
     </w:p>
@@ -1310,8 +2734,75 @@
       </w:r>
     </w:p>
     <w:p>
-      <w:r>
-        <w:t>Match every argument to a parameter for the two calls. Why do outputs differ, and what prints when both calls are removed?</w:t>
+      <w:pPr>
+        <w:spacing w:line="336" w:lineRule="auto" w:after="180"/>
+        <w:shd w:fill="F5F1FB"/>
+      </w:pPr>
+      <w:r>
+        <w:rPr>
+          <w:b w:val="0"/>
+        </w:rPr>
+        <w:t xml:space="preserve">Match every </w:t>
+      </w:r>
+      <w:r>
+        <w:rPr>
+          <w:b/>
+        </w:rPr>
+        <w:t>argument</w:t>
+      </w:r>
+      <w:r>
+        <w:rPr>
+          <w:b w:val="0"/>
+        </w:rPr>
+        <w:t xml:space="preserve"> to a </w:t>
+      </w:r>
+      <w:r>
+        <w:rPr>
+          <w:b/>
+        </w:rPr>
+        <w:t>parameter</w:t>
+      </w:r>
+      <w:r>
+        <w:rPr>
+          <w:b w:val="0"/>
+        </w:rPr>
+        <w:t xml:space="preserve"> for the two </w:t>
+      </w:r>
+      <w:r>
+        <w:rPr>
+          <w:b/>
+        </w:rPr>
+        <w:t>call</w:t>
+      </w:r>
+      <w:r>
+        <w:rPr>
+          <w:b w:val="0"/>
+        </w:rPr>
+        <w:t xml:space="preserve">s. Why do </w:t>
+      </w:r>
+      <w:r>
+        <w:rPr>
+          <w:b/>
+        </w:rPr>
+        <w:t>output</w:t>
+      </w:r>
+      <w:r>
+        <w:rPr>
+          <w:b w:val="0"/>
+        </w:rPr>
+        <w:t xml:space="preserve">s differ, and what prints when both </w:t>
+      </w:r>
+      <w:r>
+        <w:rPr>
+          <w:b/>
+        </w:rPr>
+        <w:t>call</w:t>
+      </w:r>
+      <w:r>
+        <w:rPr>
+          <w:b w:val="0"/>
+        </w:rPr>
+        <w:t>s are removed?</w:t>
       </w:r>
     </w:p>
     <w:p>
@@ -1343,7 +2834,13 @@
       </w:r>
     </w:p>
     <w:p>
-      <w:r>
+      <w:pPr>
+        <w:spacing w:line="336" w:lineRule="auto" w:after="180"/>
+      </w:pPr>
+      <w:r>
+        <w:rPr>
+          <w:b w:val="0"/>
+        </w:rPr>
         <w:t>This is supported practice. Keep the separately named independent case for an attempt before feedback.</w:t>
       </w:r>
     </w:p>
@@ -1356,6 +2853,11 @@
       </w:r>
     </w:p>
     <w:p>
+      <w:r>
+        <w:t>Investigate Functions and arguments. Record the prediction, actual observation or labelled paper trace, explanation and next test separately.</w:t>
+      </w:r>
+    </w:p>
+    <w:p>
       <w:pPr>
         <w:pStyle w:val="Heading3"/>
       </w:pPr>
@@ -1364,8 +2866,38 @@
       </w:r>
     </w:p>
     <w:p>
-      <w:r>
-        <w:t>Using the correct definition, predict show_remaining(8, 3), show_remaining(8, 8) and show_remaining(8, 0) in that order. Explain what happens if the file contains only the definition.</w:t>
+      <w:pPr>
+        <w:spacing w:line="336" w:lineRule="auto" w:after="180"/>
+      </w:pPr>
+      <w:r>
+        <w:rPr>
+          <w:b w:val="0"/>
+        </w:rPr>
+        <w:t xml:space="preserve">Using the correct </w:t>
+      </w:r>
+      <w:r>
+        <w:rPr>
+          <w:b/>
+        </w:rPr>
+        <w:t>definition</w:t>
+      </w:r>
+      <w:r>
+        <w:rPr>
+          <w:b w:val="0"/>
+        </w:rPr>
+        <w:t xml:space="preserve">, predict show_remaining(8, 3), show_remaining(8, 8) and show_remaining(8, 0) in that order. Explain what happens if the file contains only the </w:t>
+      </w:r>
+      <w:r>
+        <w:rPr>
+          <w:b/>
+        </w:rPr>
+        <w:t>definition</w:t>
+      </w:r>
+      <w:r>
+        <w:rPr>
+          <w:b w:val="0"/>
+        </w:rPr>
+        <w:t>.</w:t>
       </w:r>
     </w:p>
     <w:p>
@@ -1541,7 +3073,13 @@
       </w:tr>
     </w:tbl>
     <w:p>
-      <w:r>
+      <w:pPr>
+        <w:spacing w:line="336" w:lineRule="auto" w:after="180"/>
+      </w:pPr>
+      <w:r>
+        <w:rPr>
+          <w:b w:val="0"/>
+        </w:rPr>
         <w:t>On paper, trace the supplied procedure. If code is provided, predict before running it in a local practice file. Never write an expected answer as though it were an observed run.</w:t>
       </w:r>
     </w:p>
@@ -1554,7 +3092,13 @@
       </w:r>
     </w:p>
     <w:p>
-      <w:r>
+      <w:pPr>
+        <w:spacing w:line="336" w:lineRule="auto" w:after="180"/>
+      </w:pPr>
+      <w:r>
+        <w:rPr>
+          <w:b w:val="0"/>
+        </w:rPr>
         <w:t>Before trying: what do I expect, and why? While trying: which step could first go wrong? Afterwards: what did I actually observe, and what should change? Keep “not run” if you only traced the procedure.</w:t>
       </w:r>
     </w:p>
@@ -1567,6 +3111,11 @@
       </w:r>
     </w:p>
     <w:p>
+      <w:r>
+        <w:t>Move from recall to tracing, diagnosis and transfer in Functions and arguments. Explain why each step is justified.</w:t>
+      </w:r>
+    </w:p>
+    <w:p>
       <w:pPr>
         <w:pStyle w:val="Heading3"/>
       </w:pPr>
@@ -1575,18 +3124,156 @@
       </w:r>
     </w:p>
     <w:p>
-      <w:r>
-        <w:t>In def show_remaining(capacity, used), identify the function name and parameters. In show_remaining(15, 6), identify the arguments and their matching parameters.</w:t>
-      </w:r>
-    </w:p>
-    <w:p>
-      <w:r>
-        <w:t>The faulty body calculates 12 - 4 regardless of the call. State the output and expected output for show_remaining(11, 2). Repair the expression and name an earlier call to rerun.</w:t>
-      </w:r>
-    </w:p>
-    <w:p>
-      <w:r>
-        <w:t>The correct subtraction function prints -1 for show_remaining(4, 5). Does successful execution make this a valid cupboard record? Explain what the function assumes and what needs checking.</w:t>
+      <w:pPr>
+        <w:spacing w:line="336" w:lineRule="auto" w:after="180"/>
+      </w:pPr>
+      <w:r>
+        <w:rPr>
+          <w:b w:val="0"/>
+        </w:rPr>
+        <w:t xml:space="preserve">In def show_remaining(capacity, used), identify the </w:t>
+      </w:r>
+      <w:r>
+        <w:rPr>
+          <w:b/>
+        </w:rPr>
+        <w:t>function</w:t>
+      </w:r>
+      <w:r>
+        <w:rPr>
+          <w:b w:val="0"/>
+        </w:rPr>
+        <w:t xml:space="preserve"> name and </w:t>
+      </w:r>
+      <w:r>
+        <w:rPr>
+          <w:b/>
+        </w:rPr>
+        <w:t>parameter</w:t>
+      </w:r>
+      <w:r>
+        <w:rPr>
+          <w:b w:val="0"/>
+        </w:rPr>
+        <w:t xml:space="preserve">s. In show_remaining(15, 6), identify the </w:t>
+      </w:r>
+      <w:r>
+        <w:rPr>
+          <w:b/>
+        </w:rPr>
+        <w:t>argument</w:t>
+      </w:r>
+      <w:r>
+        <w:rPr>
+          <w:b w:val="0"/>
+        </w:rPr>
+        <w:t xml:space="preserve">s and their matching </w:t>
+      </w:r>
+      <w:r>
+        <w:rPr>
+          <w:b/>
+        </w:rPr>
+        <w:t>parameter</w:t>
+      </w:r>
+      <w:r>
+        <w:rPr>
+          <w:b w:val="0"/>
+        </w:rPr>
+        <w:t>s.</w:t>
+      </w:r>
+    </w:p>
+    <w:p>
+      <w:pPr>
+        <w:spacing w:line="336" w:lineRule="auto" w:after="180"/>
+      </w:pPr>
+      <w:r>
+        <w:rPr>
+          <w:b w:val="0"/>
+        </w:rPr>
+        <w:t xml:space="preserve">The faulty body calculates 12 - 4 regardless of the </w:t>
+      </w:r>
+      <w:r>
+        <w:rPr>
+          <w:b/>
+        </w:rPr>
+        <w:t>call</w:t>
+      </w:r>
+      <w:r>
+        <w:rPr>
+          <w:b w:val="0"/>
+        </w:rPr>
+        <w:t xml:space="preserve">. State the </w:t>
+      </w:r>
+      <w:r>
+        <w:rPr>
+          <w:b/>
+        </w:rPr>
+        <w:t>output</w:t>
+      </w:r>
+      <w:r>
+        <w:rPr>
+          <w:b w:val="0"/>
+        </w:rPr>
+        <w:t xml:space="preserve"> and expected </w:t>
+      </w:r>
+      <w:r>
+        <w:rPr>
+          <w:b/>
+        </w:rPr>
+        <w:t>output</w:t>
+      </w:r>
+      <w:r>
+        <w:rPr>
+          <w:b w:val="0"/>
+        </w:rPr>
+        <w:t xml:space="preserve"> for show_remaining(11, 2). Repair the expression and name an earlier </w:t>
+      </w:r>
+      <w:r>
+        <w:rPr>
+          <w:b/>
+        </w:rPr>
+        <w:t>call</w:t>
+      </w:r>
+      <w:r>
+        <w:rPr>
+          <w:b w:val="0"/>
+        </w:rPr>
+        <w:t xml:space="preserve"> to rerun.</w:t>
+      </w:r>
+    </w:p>
+    <w:p>
+      <w:pPr>
+        <w:spacing w:line="336" w:lineRule="auto" w:after="180"/>
+      </w:pPr>
+      <w:r>
+        <w:rPr>
+          <w:b w:val="0"/>
+        </w:rPr>
+        <w:t xml:space="preserve">The correct subtraction </w:t>
+      </w:r>
+      <w:r>
+        <w:rPr>
+          <w:b/>
+        </w:rPr>
+        <w:t>function</w:t>
+      </w:r>
+      <w:r>
+        <w:rPr>
+          <w:b w:val="0"/>
+        </w:rPr>
+        <w:t xml:space="preserve"> prints -1 for show_remaining(4, 5). Does successful execution make this a valid cupboard record? Explain what the </w:t>
+      </w:r>
+      <w:r>
+        <w:rPr>
+          <w:b/>
+        </w:rPr>
+        <w:t>function</w:t>
+      </w:r>
+      <w:r>
+        <w:rPr>
+          <w:b w:val="0"/>
+        </w:rPr>
+        <w:t xml:space="preserve"> assumes and what needs checking.</w:t>
       </w:r>
     </w:p>
     <w:p>
@@ -1632,7 +3319,137 @@
     </w:p>
     <w:p>
       <w:r>
-        <w:t>Add a labelled functions and arguments evidence sheet to Python readiness portfolio. Show how you can distinguish a function definition from a function call. Use the supplied fictional case and keep its inputs, intermediate steps, calculation or prediction, and limitation. Connect this record to last week’s record; a matching answer without a trace is insufficient.</w:t>
+        <w:t>Apply this week’s idea to Python readiness portfolio. Keep an annotated decision and the evidence supporting it.</w:t>
+      </w:r>
+    </w:p>
+    <w:p>
+      <w:pPr>
+        <w:spacing w:line="336" w:lineRule="auto" w:after="180"/>
+      </w:pPr>
+      <w:r>
+        <w:rPr>
+          <w:b w:val="0"/>
+        </w:rPr>
+        <w:t xml:space="preserve">Add a labelled </w:t>
+      </w:r>
+      <w:r>
+        <w:rPr>
+          <w:b/>
+        </w:rPr>
+        <w:t>function</w:t>
+      </w:r>
+      <w:r>
+        <w:rPr>
+          <w:b w:val="0"/>
+        </w:rPr>
+        <w:t xml:space="preserve">s and </w:t>
+      </w:r>
+      <w:r>
+        <w:rPr>
+          <w:b/>
+        </w:rPr>
+        <w:t>argument</w:t>
+      </w:r>
+      <w:r>
+        <w:rPr>
+          <w:b w:val="0"/>
+        </w:rPr>
+        <w:t xml:space="preserve">s </w:t>
+      </w:r>
+      <w:r>
+        <w:rPr>
+          <w:b/>
+        </w:rPr>
+        <w:t>evidence</w:t>
+      </w:r>
+      <w:r>
+        <w:rPr>
+          <w:b w:val="0"/>
+        </w:rPr>
+        <w:t xml:space="preserve"> sheet to Python readiness portfolio. Show how you can distinguish a </w:t>
+      </w:r>
+      <w:r>
+        <w:rPr>
+          <w:b/>
+        </w:rPr>
+        <w:t>function</w:t>
+      </w:r>
+      <w:r>
+        <w:rPr>
+          <w:b w:val="0"/>
+        </w:rPr>
+        <w:t xml:space="preserve"> </w:t>
+      </w:r>
+      <w:r>
+        <w:rPr>
+          <w:b/>
+        </w:rPr>
+        <w:t>definition</w:t>
+      </w:r>
+      <w:r>
+        <w:rPr>
+          <w:b w:val="0"/>
+        </w:rPr>
+        <w:t xml:space="preserve"> from a </w:t>
+      </w:r>
+      <w:r>
+        <w:rPr>
+          <w:b/>
+        </w:rPr>
+        <w:t>function</w:t>
+      </w:r>
+      <w:r>
+        <w:rPr>
+          <w:b w:val="0"/>
+        </w:rPr>
+        <w:t xml:space="preserve"> </w:t>
+      </w:r>
+      <w:r>
+        <w:rPr>
+          <w:b/>
+        </w:rPr>
+        <w:t>call</w:t>
+      </w:r>
+      <w:r>
+        <w:rPr>
+          <w:b w:val="0"/>
+        </w:rPr>
+        <w:t>.</w:t>
+      </w:r>
+    </w:p>
+    <w:p>
+      <w:pPr>
+        <w:spacing w:line="336" w:lineRule="auto" w:after="180"/>
+      </w:pPr>
+      <w:r>
+        <w:rPr>
+          <w:b w:val="0"/>
+        </w:rPr>
+        <w:t xml:space="preserve">Use the supplied fictional case and keep its </w:t>
+      </w:r>
+      <w:r>
+        <w:rPr>
+          <w:b/>
+        </w:rPr>
+        <w:t>input</w:t>
+      </w:r>
+      <w:r>
+        <w:rPr>
+          <w:b w:val="0"/>
+        </w:rPr>
+        <w:t xml:space="preserve">s, intermediate steps, calculation or </w:t>
+      </w:r>
+      <w:r>
+        <w:rPr>
+          <w:b/>
+        </w:rPr>
+        <w:t>prediction</w:t>
+      </w:r>
+      <w:r>
+        <w:rPr>
+          <w:b w:val="0"/>
+        </w:rPr>
+        <w:t>, and limitation. Connect this record to last week’s record; a matching answer without a trace is insufficient.</w:t>
       </w:r>
     </w:p>
     <w:tbl>
@@ -1760,8 +3577,38 @@
       </w:r>
     </w:p>
     <w:p>
-      <w:r>
-        <w:t>For Python readiness before the Responsible Plant Classifier, retain a trace of the values, the predicted outputs and the changed-case explanation. Use actual Python 3 results to check the prediction after reasoning first.</w:t>
+      <w:pPr>
+        <w:spacing w:line="336" w:lineRule="auto" w:after="180"/>
+      </w:pPr>
+      <w:r>
+        <w:rPr>
+          <w:b w:val="0"/>
+        </w:rPr>
+        <w:t xml:space="preserve">For Python readiness before the Responsible Plant Classifier, retain a trace of the values, the predicted </w:t>
+      </w:r>
+      <w:r>
+        <w:rPr>
+          <w:b/>
+        </w:rPr>
+        <w:t>output</w:t>
+      </w:r>
+      <w:r>
+        <w:rPr>
+          <w:b w:val="0"/>
+        </w:rPr>
+        <w:t xml:space="preserve">s and the changed-case explanation. Use actual Python 3 results to check the </w:t>
+      </w:r>
+      <w:r>
+        <w:rPr>
+          <w:b/>
+        </w:rPr>
+        <w:t>prediction</w:t>
+      </w:r>
+      <w:r>
+        <w:rPr>
+          <w:b w:val="0"/>
+        </w:rPr>
+        <w:t xml:space="preserve"> after reasoning first.</w:t>
       </w:r>
     </w:p>
     <w:p>
@@ -1774,7 +3621,107 @@
     </w:p>
     <w:p>
       <w:r>
-        <w:t>For each call, record the supplied arguments, expected printed output and observed output. Include different values that produce different answers, plus a valid zero-result case. Call order controls output order; it does not change the subtraction rule. These functions use supplied data and written instructions, not a pattern learned from examples.</w:t>
+        <w:t>Use a genuinely new case for independent evidence. Previously discussed examples remain practice; use the separately named independent case before feedback.</w:t>
+      </w:r>
+    </w:p>
+    <w:p>
+      <w:pPr>
+        <w:spacing w:line="336" w:lineRule="auto" w:after="180"/>
+      </w:pPr>
+      <w:r>
+        <w:rPr>
+          <w:b w:val="0"/>
+        </w:rPr>
+        <w:t xml:space="preserve">For each </w:t>
+      </w:r>
+      <w:r>
+        <w:rPr>
+          <w:b/>
+        </w:rPr>
+        <w:t>call</w:t>
+      </w:r>
+      <w:r>
+        <w:rPr>
+          <w:b w:val="0"/>
+        </w:rPr>
+        <w:t xml:space="preserve">, record the supplied </w:t>
+      </w:r>
+      <w:r>
+        <w:rPr>
+          <w:b/>
+        </w:rPr>
+        <w:t>argument</w:t>
+      </w:r>
+      <w:r>
+        <w:rPr>
+          <w:b w:val="0"/>
+        </w:rPr>
+        <w:t xml:space="preserve">s, expected printed </w:t>
+      </w:r>
+      <w:r>
+        <w:rPr>
+          <w:b/>
+        </w:rPr>
+        <w:t>output</w:t>
+      </w:r>
+      <w:r>
+        <w:rPr>
+          <w:b w:val="0"/>
+        </w:rPr>
+        <w:t xml:space="preserve"> and observed </w:t>
+      </w:r>
+      <w:r>
+        <w:rPr>
+          <w:b/>
+        </w:rPr>
+        <w:t>output</w:t>
+      </w:r>
+      <w:r>
+        <w:rPr>
+          <w:b w:val="0"/>
+        </w:rPr>
+        <w:t>. Include different values that produce different answers, plus a valid zero-result case.</w:t>
+      </w:r>
+    </w:p>
+    <w:p>
+      <w:pPr>
+        <w:spacing w:line="336" w:lineRule="auto" w:after="180"/>
+      </w:pPr>
+      <w:r>
+        <w:rPr>
+          <w:b/>
+        </w:rPr>
+        <w:t>Call</w:t>
+      </w:r>
+      <w:r>
+        <w:rPr>
+          <w:b w:val="0"/>
+        </w:rPr>
+        <w:t xml:space="preserve"> order controls </w:t>
+      </w:r>
+      <w:r>
+        <w:rPr>
+          <w:b/>
+        </w:rPr>
+        <w:t>output</w:t>
+      </w:r>
+      <w:r>
+        <w:rPr>
+          <w:b w:val="0"/>
+        </w:rPr>
+        <w:t xml:space="preserve"> order; it does not change the subtraction rule. These </w:t>
+      </w:r>
+      <w:r>
+        <w:rPr>
+          <w:b/>
+        </w:rPr>
+        <w:t>function</w:t>
+      </w:r>
+      <w:r>
+        <w:rPr>
+          <w:b w:val="0"/>
+        </w:rPr>
+        <w:t>s use supplied data and written instructions, not a pattern learned from examples.</w:t>
       </w:r>
     </w:p>
     <w:p>
@@ -1811,8 +3758,38 @@
       </w:r>
     </w:p>
     <w:p>
-      <w:r>
-        <w:t>The correct subtraction function prints -1 for show_remaining(4, 5). Does successful execution make this a valid cupboard record? Explain what the function assumes and what needs checking.</w:t>
+      <w:pPr>
+        <w:spacing w:line="336" w:lineRule="auto" w:after="180"/>
+      </w:pPr>
+      <w:r>
+        <w:rPr>
+          <w:b w:val="0"/>
+        </w:rPr>
+        <w:t xml:space="preserve">The correct subtraction </w:t>
+      </w:r>
+      <w:r>
+        <w:rPr>
+          <w:b/>
+        </w:rPr>
+        <w:t>function</w:t>
+      </w:r>
+      <w:r>
+        <w:rPr>
+          <w:b w:val="0"/>
+        </w:rPr>
+        <w:t xml:space="preserve"> prints -1 for show_remaining(4, 5). Does successful execution make this a valid cupboard record? Explain what the </w:t>
+      </w:r>
+      <w:r>
+        <w:rPr>
+          <w:b/>
+        </w:rPr>
+        <w:t>function</w:t>
+      </w:r>
+      <w:r>
+        <w:rPr>
+          <w:b w:val="0"/>
+        </w:rPr>
+        <w:t xml:space="preserve"> assumes and what needs checking.</w:t>
       </w:r>
     </w:p>
     <w:p>
@@ -1849,6 +3826,11 @@
       </w:pPr>
       <w:r>
         <w:t>13. Study a complete case</w:t>
+      </w:r>
+    </w:p>
+    <w:p>
+      <w:r>
+        <w:t>Revisit the complete Functions and arguments case for supported practice. Repeated examples do not become fresh assessments.</w:t>
       </w:r>
     </w:p>
     <w:p>
@@ -1984,8 +3966,26 @@
       </w:r>
     </w:p>
     <w:p>
-      <w:r>
-        <w:t>Follow the input through the stated procedure to its result. Cover the result first, predict it, then explain every intermediate step. The text/table accompanies the figure so the example can be read without colour.</w:t>
+      <w:pPr>
+        <w:spacing w:line="336" w:lineRule="auto" w:after="180"/>
+      </w:pPr>
+      <w:r>
+        <w:rPr>
+          <w:b w:val="0"/>
+        </w:rPr>
+        <w:t xml:space="preserve">Follow the </w:t>
+      </w:r>
+      <w:r>
+        <w:rPr>
+          <w:b/>
+        </w:rPr>
+        <w:t>input</w:t>
+      </w:r>
+      <w:r>
+        <w:rPr>
+          <w:b w:val="0"/>
+        </w:rPr>
+        <w:t xml:space="preserve"> through the stated procedure to its result. Cover the result first, predict it, then explain every intermediate step. The text/table accompanies the figure so the example can be read without colour.</w:t>
       </w:r>
     </w:p>
     <w:p>
@@ -2035,6 +4035,11 @@
       </w:r>
     </w:p>
     <w:p>
+      <w:r>
+        <w:t>Attempt the reserved new case before feedback. Record support; the earlier examples below remain additional practice.</w:t>
+      </w:r>
+    </w:p>
+    <w:p>
       <w:pPr>
         <w:pStyle w:val="Heading3"/>
       </w:pPr>
@@ -2043,8 +4048,87 @@
       </w:r>
     </w:p>
     <w:p>
-      <w:r>
-        <w:t>Predict both returned and printed values, showing which argument supplies first and second. What is displayed if the program contains only the function definition and no calls? Why does swapping these arguments change the result?</w:t>
+      <w:pPr>
+        <w:spacing w:line="336" w:lineRule="auto" w:after="180"/>
+        <w:shd w:fill="F5F1FB"/>
+      </w:pPr>
+      <w:r>
+        <w:rPr>
+          <w:b w:val="0"/>
+        </w:rPr>
+        <w:t xml:space="preserve">Predict both returned and printed values, showing which </w:t>
+      </w:r>
+      <w:r>
+        <w:rPr>
+          <w:b/>
+        </w:rPr>
+        <w:t>argument</w:t>
+      </w:r>
+      <w:r>
+        <w:rPr>
+          <w:b w:val="0"/>
+        </w:rPr>
+        <w:t xml:space="preserve"> supplies first and second. What is displayed if the program contains only the </w:t>
+      </w:r>
+      <w:r>
+        <w:rPr>
+          <w:b/>
+        </w:rPr>
+        <w:t>function</w:t>
+      </w:r>
+      <w:r>
+        <w:rPr>
+          <w:b w:val="0"/>
+        </w:rPr>
+        <w:t xml:space="preserve"> </w:t>
+      </w:r>
+      <w:r>
+        <w:rPr>
+          <w:b/>
+        </w:rPr>
+        <w:t>definition</w:t>
+      </w:r>
+      <w:r>
+        <w:rPr>
+          <w:b w:val="0"/>
+        </w:rPr>
+        <w:t xml:space="preserve"> and no </w:t>
+      </w:r>
+      <w:r>
+        <w:rPr>
+          <w:b/>
+        </w:rPr>
+        <w:t>call</w:t>
+      </w:r>
+      <w:r>
+        <w:rPr>
+          <w:b w:val="0"/>
+        </w:rPr>
+        <w:t>s?</w:t>
+      </w:r>
+    </w:p>
+    <w:p>
+      <w:pPr>
+        <w:spacing w:line="336" w:lineRule="auto" w:after="180"/>
+        <w:shd w:fill="F5F1FB"/>
+      </w:pPr>
+      <w:r>
+        <w:rPr>
+          <w:b w:val="0"/>
+        </w:rPr>
+        <w:t xml:space="preserve">Why does swapping these </w:t>
+      </w:r>
+      <w:r>
+        <w:rPr>
+          <w:b/>
+        </w:rPr>
+        <w:t>argument</w:t>
+      </w:r>
+      <w:r>
+        <w:rPr>
+          <w:b w:val="0"/>
+        </w:rPr>
+        <w:t>s change the result?</w:t>
       </w:r>
     </w:p>
     <w:p>
@@ -2107,7 +4191,13 @@
       </w:r>
     </w:p>
     <w:p>
-      <w:r>
+      <w:pPr>
+        <w:spacing w:line="336" w:lineRule="auto" w:after="180"/>
+      </w:pPr>
+      <w:r>
+        <w:rPr>
+          <w:b w:val="0"/>
+        </w:rPr>
         <w:t>Attempt this case before feedback. Record any help. Earlier examples below are further practice; a case already practised with feedback cannot establish fresh transfer.</w:t>
       </w:r>
     </w:p>
@@ -2120,8 +4210,73 @@
       </w:r>
     </w:p>
     <w:p>
-      <w:r>
-        <w:t>Each sealed box contains 6 counters. Define show_stock(boxes, loose) to print the total counters using its two parameters. Assume nonnegative integer arguments. Call it with (3, 2), (0, 2) and (3, 0). Predict each output and explain why show_stock(2, 3) is a different case.</w:t>
+      <w:pPr>
+        <w:spacing w:line="336" w:lineRule="auto" w:after="180"/>
+      </w:pPr>
+      <w:r>
+        <w:rPr>
+          <w:b w:val="0"/>
+        </w:rPr>
+        <w:t xml:space="preserve">Each sealed box contains 6 counters. Define show_stock(boxes, loose) to print the total counters using its two </w:t>
+      </w:r>
+      <w:r>
+        <w:rPr>
+          <w:b/>
+        </w:rPr>
+        <w:t>parameter</w:t>
+      </w:r>
+      <w:r>
+        <w:rPr>
+          <w:b w:val="0"/>
+        </w:rPr>
+        <w:t xml:space="preserve">s. Assume nonnegative integer </w:t>
+      </w:r>
+      <w:r>
+        <w:rPr>
+          <w:b/>
+        </w:rPr>
+        <w:t>argument</w:t>
+      </w:r>
+      <w:r>
+        <w:rPr>
+          <w:b w:val="0"/>
+        </w:rPr>
+        <w:t xml:space="preserve">s. </w:t>
+      </w:r>
+      <w:r>
+        <w:rPr>
+          <w:b/>
+        </w:rPr>
+        <w:t>Call</w:t>
+      </w:r>
+      <w:r>
+        <w:rPr>
+          <w:b w:val="0"/>
+        </w:rPr>
+        <w:t xml:space="preserve"> it with (3, 2), (0, 2) and (3, 0).</w:t>
+      </w:r>
+    </w:p>
+    <w:p>
+      <w:pPr>
+        <w:spacing w:line="336" w:lineRule="auto" w:after="180"/>
+      </w:pPr>
+      <w:r>
+        <w:rPr>
+          <w:b w:val="0"/>
+        </w:rPr>
+        <w:t xml:space="preserve">Predict each </w:t>
+      </w:r>
+      <w:r>
+        <w:rPr>
+          <w:b/>
+        </w:rPr>
+        <w:t>output</w:t>
+      </w:r>
+      <w:r>
+        <w:rPr>
+          <w:b w:val="0"/>
+        </w:rPr>
+        <w:t xml:space="preserve"> and explain why show_stock(2, 3) is a different case.</w:t>
       </w:r>
     </w:p>
     <w:p>
@@ -2173,7 +4328,13 @@
       </w:r>
     </w:p>
     <w:p>
-      <w:r>
+      <w:pPr>
+        <w:spacing w:line="336" w:lineRule="auto" w:after="180"/>
+      </w:pPr>
+      <w:r>
+        <w:rPr>
+          <w:b w:val="0"/>
+        </w:rPr>
         <w:t>Record support used: none, hint or teacher explanation. After feedback, a different case is needed to demonstrate independence.</w:t>
       </w:r>
     </w:p>
@@ -2186,8 +4347,25 @@
       </w:r>
     </w:p>
     <w:p>
-      <w:r>
-        <w:t>Attempt the independent case before hints. Record whether you worked alone, used a hint or followed a model. After feedback, fix the first unsupported step and explain why it changed. A later check uses a changed case, not a copied answer.</w:t>
+      <w:pPr>
+        <w:spacing w:line="336" w:lineRule="auto" w:after="180"/>
+      </w:pPr>
+      <w:r>
+        <w:rPr>
+          <w:b w:val="0"/>
+        </w:rPr>
+        <w:t>Attempt the independent case before hints. Record whether you worked alone, used a hint or followed a model. After feedback, fix the first unsupported step and explain why it changed.</w:t>
+      </w:r>
+    </w:p>
+    <w:p>
+      <w:pPr>
+        <w:spacing w:line="336" w:lineRule="auto" w:after="180"/>
+      </w:pPr>
+      <w:r>
+        <w:rPr>
+          <w:b w:val="0"/>
+        </w:rPr>
+        <w:t>A later check uses a changed case, not a copied answer.</w:t>
       </w:r>
     </w:p>
     <w:p>
@@ -2200,7 +4378,54 @@
     </w:p>
     <w:p>
       <w:r>
-        <w:t>Start with this question: Match arguments to parameters. A function prints the difference between capacity and reserved spaces.</w:t>
+        <w:t>Use this map to navigate Functions and arguments, connect the goals to tasks and keep one evidence record for each attempt.</w:t>
+      </w:r>
+    </w:p>
+    <w:p>
+      <w:pPr>
+        <w:spacing w:line="336" w:lineRule="auto" w:after="180"/>
+      </w:pPr>
+      <w:r>
+        <w:rPr>
+          <w:b w:val="0"/>
+        </w:rPr>
+        <w:t xml:space="preserve">Start with this question: Match </w:t>
+      </w:r>
+      <w:r>
+        <w:rPr>
+          <w:b/>
+        </w:rPr>
+        <w:t>argument</w:t>
+      </w:r>
+      <w:r>
+        <w:rPr>
+          <w:b w:val="0"/>
+        </w:rPr>
+        <w:t xml:space="preserve">s to </w:t>
+      </w:r>
+      <w:r>
+        <w:rPr>
+          <w:b/>
+        </w:rPr>
+        <w:t>parameter</w:t>
+      </w:r>
+      <w:r>
+        <w:rPr>
+          <w:b w:val="0"/>
+        </w:rPr>
+        <w:t xml:space="preserve">s. A </w:t>
+      </w:r>
+      <w:r>
+        <w:rPr>
+          <w:b/>
+        </w:rPr>
+        <w:t>function</w:t>
+      </w:r>
+      <w:r>
+        <w:rPr>
+          <w:b w:val="0"/>
+        </w:rPr>
+        <w:t xml:space="preserve"> prints the difference between capacity and reserved spaces.</w:t>
       </w:r>
     </w:p>
     <w:tbl>
@@ -2306,13 +4531,61 @@
       </w:tr>
     </w:tbl>
     <w:p>
-      <w:r>
-        <w:t>Remember → watch and explain → try with help → investigate → try independently → keep project evidence. Your teacher may spread this lesson across several classes.</w:t>
-      </w:r>
-    </w:p>
-    <w:p>
-      <w:r>
-        <w:t>Keep your first prediction. Compare it with what the evidence shows and explain any change.</w:t>
+      <w:pPr>
+        <w:spacing w:line="336" w:lineRule="auto" w:after="180"/>
+      </w:pPr>
+      <w:r>
+        <w:rPr>
+          <w:b w:val="0"/>
+        </w:rPr>
+        <w:t xml:space="preserve">Remember → watch and explain → try with help → investigate → try independently → keep project </w:t>
+      </w:r>
+      <w:r>
+        <w:rPr>
+          <w:b/>
+        </w:rPr>
+        <w:t>evidence</w:t>
+      </w:r>
+      <w:r>
+        <w:rPr>
+          <w:b w:val="0"/>
+        </w:rPr>
+        <w:t>. Your teacher may spread this lesson across several classes.</w:t>
+      </w:r>
+    </w:p>
+    <w:p>
+      <w:pPr>
+        <w:spacing w:line="336" w:lineRule="auto" w:after="180"/>
+      </w:pPr>
+      <w:r>
+        <w:rPr>
+          <w:b w:val="0"/>
+        </w:rPr>
+        <w:t xml:space="preserve">Keep your first </w:t>
+      </w:r>
+      <w:r>
+        <w:rPr>
+          <w:b/>
+        </w:rPr>
+        <w:t>prediction</w:t>
+      </w:r>
+      <w:r>
+        <w:rPr>
+          <w:b w:val="0"/>
+        </w:rPr>
+        <w:t xml:space="preserve">. Compare it with what the </w:t>
+      </w:r>
+      <w:r>
+        <w:rPr>
+          <w:b/>
+        </w:rPr>
+        <w:t>evidence</w:t>
+      </w:r>
+      <w:r>
+        <w:rPr>
+          <w:b w:val="0"/>
+        </w:rPr>
+        <w:t xml:space="preserve"> shows and explain any change.</w:t>
       </w:r>
     </w:p>
     <w:p>
@@ -2325,7 +4598,60 @@
     </w:p>
     <w:p>
       <w:r>
-        <w:t>Close your notes. Explain this goal in your own words: Distinguish a function definition from a function call</w:t>
+        <w:t>Explain Functions and arguments without notes, identify a remaining question and plan a later check with a changed case.</w:t>
+      </w:r>
+    </w:p>
+    <w:p>
+      <w:pPr>
+        <w:spacing w:line="336" w:lineRule="auto" w:after="180"/>
+      </w:pPr>
+      <w:r>
+        <w:rPr>
+          <w:b w:val="0"/>
+        </w:rPr>
+        <w:t xml:space="preserve">Close your notes. Explain this goal in your own words: Distinguish a </w:t>
+      </w:r>
+      <w:r>
+        <w:rPr>
+          <w:b/>
+        </w:rPr>
+        <w:t>function</w:t>
+      </w:r>
+      <w:r>
+        <w:rPr>
+          <w:b w:val="0"/>
+        </w:rPr>
+        <w:t xml:space="preserve"> </w:t>
+      </w:r>
+      <w:r>
+        <w:rPr>
+          <w:b/>
+        </w:rPr>
+        <w:t>definition</w:t>
+      </w:r>
+      <w:r>
+        <w:rPr>
+          <w:b w:val="0"/>
+        </w:rPr>
+        <w:t xml:space="preserve"> from a </w:t>
+      </w:r>
+      <w:r>
+        <w:rPr>
+          <w:b/>
+        </w:rPr>
+        <w:t>function</w:t>
+      </w:r>
+      <w:r>
+        <w:rPr>
+          <w:b w:val="0"/>
+        </w:rPr>
+        <w:t xml:space="preserve"> </w:t>
+      </w:r>
+      <w:r>
+        <w:rPr>
+          <w:b/>
+        </w:rPr>
+        <w:t>call</w:t>
       </w:r>
     </w:p>
     <w:p>
@@ -2362,13 +4688,61 @@
       </w:r>
     </w:p>
     <w:p>
-      <w:r>
-        <w:t>If you are unsure, return to the worked picture and explain one arrow. If you are ready, change an input or assumption and justify your prediction.</w:t>
-      </w:r>
-    </w:p>
-    <w:p>
-      <w:r>
-        <w:t>Save your workbook evidence. At the next review, try a different case before opening your old answer.</w:t>
+      <w:pPr>
+        <w:spacing w:line="336" w:lineRule="auto" w:after="180"/>
+      </w:pPr>
+      <w:r>
+        <w:rPr>
+          <w:b w:val="0"/>
+        </w:rPr>
+        <w:t xml:space="preserve">If you are unsure, return to the worked picture and explain one arrow. If you are ready, change an </w:t>
+      </w:r>
+      <w:r>
+        <w:rPr>
+          <w:b/>
+        </w:rPr>
+        <w:t>input</w:t>
+      </w:r>
+      <w:r>
+        <w:rPr>
+          <w:b w:val="0"/>
+        </w:rPr>
+        <w:t xml:space="preserve"> or assumption and justify your </w:t>
+      </w:r>
+      <w:r>
+        <w:rPr>
+          <w:b/>
+        </w:rPr>
+        <w:t>prediction</w:t>
+      </w:r>
+      <w:r>
+        <w:rPr>
+          <w:b w:val="0"/>
+        </w:rPr>
+        <w:t>.</w:t>
+      </w:r>
+    </w:p>
+    <w:p>
+      <w:pPr>
+        <w:spacing w:line="336" w:lineRule="auto" w:after="180"/>
+      </w:pPr>
+      <w:r>
+        <w:rPr>
+          <w:b w:val="0"/>
+        </w:rPr>
+        <w:t xml:space="preserve">Save your workbook </w:t>
+      </w:r>
+      <w:r>
+        <w:rPr>
+          <w:b/>
+        </w:rPr>
+        <w:t>evidence</w:t>
+      </w:r>
+      <w:r>
+        <w:rPr>
+          <w:b w:val="0"/>
+        </w:rPr>
+        <w:t>. At the next review, try a different case before opening your old answer.</w:t>
       </w:r>
     </w:p>
     <w:p>
@@ -2381,12 +4755,65 @@
     </w:p>
     <w:p>
       <w:r>
+        <w:t>Attempt supported questions before using hints or feedback. Review a missing building block, then keep the completed work.</w:t>
+      </w:r>
+    </w:p>
+    <w:p>
+      <w:pPr>
+        <w:spacing w:line="336" w:lineRule="auto" w:after="180"/>
+      </w:pPr>
+      <w:r>
+        <w:rPr>
+          <w:b w:val="0"/>
+        </w:rPr>
         <w:t>Use this supported practice once, in the browser or on paper. Keep the reserved independent assessment for a separate first attempt before teacher feedback.</w:t>
       </w:r>
     </w:p>
     <w:p>
-      <w:r>
-        <w:t>Match arguments to parameters. A function prints the difference between capacity and reserved spaces.</w:t>
+      <w:pPr>
+        <w:spacing w:line="336" w:lineRule="auto" w:after="180"/>
+      </w:pPr>
+      <w:r>
+        <w:rPr>
+          <w:b w:val="0"/>
+        </w:rPr>
+        <w:t xml:space="preserve">Match </w:t>
+      </w:r>
+      <w:r>
+        <w:rPr>
+          <w:b/>
+        </w:rPr>
+        <w:t>argument</w:t>
+      </w:r>
+      <w:r>
+        <w:rPr>
+          <w:b w:val="0"/>
+        </w:rPr>
+        <w:t xml:space="preserve">s to </w:t>
+      </w:r>
+      <w:r>
+        <w:rPr>
+          <w:b/>
+        </w:rPr>
+        <w:t>parameter</w:t>
+      </w:r>
+      <w:r>
+        <w:rPr>
+          <w:b w:val="0"/>
+        </w:rPr>
+        <w:t xml:space="preserve">s. A </w:t>
+      </w:r>
+      <w:r>
+        <w:rPr>
+          <w:b/>
+        </w:rPr>
+        <w:t>function</w:t>
+      </w:r>
+      <w:r>
+        <w:rPr>
+          <w:b w:val="0"/>
+        </w:rPr>
+        <w:t xml:space="preserve"> prints the difference between capacity and reserved spaces.</w:t>
       </w:r>
     </w:p>
     <w:p>
@@ -2398,23 +4825,80 @@
       </w:r>
     </w:p>
     <w:p>
-      <w:r>
+      <w:pPr>
+        <w:spacing w:line="336" w:lineRule="auto" w:after="180"/>
+      </w:pPr>
+      <w:r>
+        <w:rPr>
+          <w:b w:val="0"/>
+        </w:rPr>
         <w:t>Which labelled step matches this detail? capacity=3 and reserved=11 give -8 under the same arithmetic.</w:t>
       </w:r>
     </w:p>
     <w:p>
-      <w:r>
-        <w:t>1. Match first arguments</w:t>
-      </w:r>
-    </w:p>
-    <w:p>
-      <w:r>
-        <w:t>2. Trace reversed call</w:t>
-      </w:r>
-    </w:p>
-    <w:p>
-      <w:r>
-        <w:t>3. Define without calling</w:t>
+      <w:pPr>
+        <w:spacing w:line="336" w:lineRule="auto" w:after="180"/>
+        <w:shd w:fill="F4F9FC"/>
+      </w:pPr>
+      <w:r>
+        <w:rPr>
+          <w:b w:val="0"/>
+        </w:rPr>
+        <w:t xml:space="preserve">1. Match first </w:t>
+      </w:r>
+      <w:r>
+        <w:rPr>
+          <w:b/>
+        </w:rPr>
+        <w:t>argument</w:t>
+      </w:r>
+      <w:r>
+        <w:rPr>
+          <w:b w:val="0"/>
+        </w:rPr>
+        <w:t>s</w:t>
+      </w:r>
+    </w:p>
+    <w:p>
+      <w:pPr>
+        <w:spacing w:line="336" w:lineRule="auto" w:after="180"/>
+        <w:shd w:fill="F4F9FC"/>
+      </w:pPr>
+      <w:r>
+        <w:rPr>
+          <w:b w:val="0"/>
+        </w:rPr>
+        <w:t xml:space="preserve">2. Trace reversed </w:t>
+      </w:r>
+      <w:r>
+        <w:rPr>
+          <w:b/>
+        </w:rPr>
+        <w:t>call</w:t>
+      </w:r>
+    </w:p>
+    <w:p>
+      <w:pPr>
+        <w:spacing w:line="336" w:lineRule="auto" w:after="180"/>
+        <w:shd w:fill="F4F9FC"/>
+      </w:pPr>
+      <w:r>
+        <w:rPr>
+          <w:b w:val="0"/>
+        </w:rPr>
+        <w:t xml:space="preserve">3. Define without </w:t>
+      </w:r>
+      <w:r>
+        <w:rPr>
+          <w:b/>
+        </w:rPr>
+        <w:t>call</w:t>
+      </w:r>
+      <w:r>
+        <w:rPr>
+          <w:b w:val="0"/>
+        </w:rPr>
+        <w:t>ing</w:t>
       </w:r>
     </w:p>
     <w:p>
@@ -2451,48 +4935,270 @@
       </w:r>
     </w:p>
     <w:p>
-      <w:r>
+      <w:pPr>
+        <w:pStyle w:val="Heading3"/>
+      </w:pPr>
+      <w:r>
+        <w:t>Hint · try first</w:t>
+      </w:r>
+    </w:p>
+    <w:p>
+      <w:pPr>
+        <w:spacing w:line="336" w:lineRule="auto" w:after="180"/>
+        <w:shd w:fill="F1F6F8"/>
+      </w:pPr>
+      <w:r>
+        <w:rPr>
+          <w:b w:val="0"/>
+        </w:rPr>
         <w:t>Hint if needed: Read the steps in the pictorial case. Match the supplied detail to the stage that performs or records it.</w:t>
       </w:r>
     </w:p>
     <w:p>
-      <w:r>
-        <w:t>After your attempt, compare with the supported explanation: Trace reversed call capacity=3 and reserved=11 give -8 under the same arithmetic. Positional arguments match parameter names in order. A function definition is not an execution of its body; separate calls supply separate input values.</w:t>
-      </w:r>
-    </w:p>
-    <w:p>
       <w:pPr>
         <w:pStyle w:val="Heading3"/>
       </w:pPr>
       <w:r>
+        <w:t>Feedback · compare after trying</w:t>
+      </w:r>
+    </w:p>
+    <w:p>
+      <w:pPr>
+        <w:spacing w:line="336" w:lineRule="auto" w:after="180"/>
+        <w:shd w:fill="F1F6FC"/>
+      </w:pPr>
+      <w:r>
+        <w:rPr>
+          <w:b w:val="0"/>
+        </w:rPr>
+        <w:t xml:space="preserve">After your attempt, compare with the supported explanation: Trace reversed </w:t>
+      </w:r>
+      <w:r>
+        <w:rPr>
+          <w:b/>
+        </w:rPr>
+        <w:t>call</w:t>
+      </w:r>
+      <w:r>
+        <w:rPr>
+          <w:b w:val="0"/>
+        </w:rPr>
+        <w:t xml:space="preserve"> capacity=3 and reserved=11 give -8 under the same arithmetic. Positional </w:t>
+      </w:r>
+      <w:r>
+        <w:rPr>
+          <w:b/>
+        </w:rPr>
+        <w:t>argument</w:t>
+      </w:r>
+      <w:r>
+        <w:rPr>
+          <w:b w:val="0"/>
+        </w:rPr>
+        <w:t xml:space="preserve">s match </w:t>
+      </w:r>
+      <w:r>
+        <w:rPr>
+          <w:b/>
+        </w:rPr>
+        <w:t>parameter</w:t>
+      </w:r>
+      <w:r>
+        <w:rPr>
+          <w:b w:val="0"/>
+        </w:rPr>
+        <w:t xml:space="preserve"> names in order.</w:t>
+      </w:r>
+    </w:p>
+    <w:p>
+      <w:pPr>
+        <w:spacing w:line="336" w:lineRule="auto" w:after="180"/>
+        <w:shd w:fill="F1F6FC"/>
+      </w:pPr>
+      <w:r>
+        <w:rPr>
+          <w:b w:val="0"/>
+        </w:rPr>
+        <w:t xml:space="preserve">A </w:t>
+      </w:r>
+      <w:r>
+        <w:rPr>
+          <w:b/>
+        </w:rPr>
+        <w:t>function</w:t>
+      </w:r>
+      <w:r>
+        <w:rPr>
+          <w:b w:val="0"/>
+        </w:rPr>
+        <w:t xml:space="preserve"> </w:t>
+      </w:r>
+      <w:r>
+        <w:rPr>
+          <w:b/>
+        </w:rPr>
+        <w:t>definition</w:t>
+      </w:r>
+      <w:r>
+        <w:rPr>
+          <w:b w:val="0"/>
+        </w:rPr>
+        <w:t xml:space="preserve"> is not an execution of its body; separate </w:t>
+      </w:r>
+      <w:r>
+        <w:rPr>
+          <w:b/>
+        </w:rPr>
+        <w:t>call</w:t>
+      </w:r>
+      <w:r>
+        <w:rPr>
+          <w:b w:val="0"/>
+        </w:rPr>
+        <w:t xml:space="preserve">s supply separate </w:t>
+      </w:r>
+      <w:r>
+        <w:rPr>
+          <w:b/>
+        </w:rPr>
+        <w:t>input</w:t>
+      </w:r>
+      <w:r>
+        <w:rPr>
+          <w:b w:val="0"/>
+        </w:rPr>
+        <w:t xml:space="preserve"> values.</w:t>
+      </w:r>
+    </w:p>
+    <w:p>
+      <w:pPr>
+        <w:pStyle w:val="Heading3"/>
+      </w:pPr>
+      <w:r>
         <w:t>Practice 2: explain the deciding evidence</w:t>
       </w:r>
     </w:p>
     <w:p>
-      <w:r>
-        <w:t>Changed-case practice: Remove both calls and leave the definition only. Which conclusion is supported by the supplied facts?</w:t>
-      </w:r>
-    </w:p>
-    <w:p>
-      <w:r>
-        <w:t>1. This one example guarantees correct results for every future input.</w:t>
-      </w:r>
-    </w:p>
-    <w:p>
-      <w:r>
-        <w:t>2. We can decide the result without examining the changed input or the procedure.</w:t>
-      </w:r>
-    </w:p>
-    <w:p>
-      <w:r>
-        <w:t>3. No output is printed.</w:t>
-      </w:r>
-    </w:p>
-    <w:p>
       <w:pPr>
         <w:pStyle w:val="Heading3"/>
       </w:pPr>
       <w:r>
+        <w:t>Changed case · predict first</w:t>
+      </w:r>
+    </w:p>
+    <w:p>
+      <w:pPr>
+        <w:spacing w:line="336" w:lineRule="auto" w:after="180"/>
+        <w:shd w:fill="F5F1FB"/>
+      </w:pPr>
+      <w:r>
+        <w:rPr>
+          <w:b w:val="0"/>
+        </w:rPr>
+        <w:t xml:space="preserve">Changed-case practice: Remove both </w:t>
+      </w:r>
+      <w:r>
+        <w:rPr>
+          <w:b/>
+        </w:rPr>
+        <w:t>call</w:t>
+      </w:r>
+      <w:r>
+        <w:rPr>
+          <w:b w:val="0"/>
+        </w:rPr>
+        <w:t xml:space="preserve">s and leave the </w:t>
+      </w:r>
+      <w:r>
+        <w:rPr>
+          <w:b/>
+        </w:rPr>
+        <w:t>definition</w:t>
+      </w:r>
+      <w:r>
+        <w:rPr>
+          <w:b w:val="0"/>
+        </w:rPr>
+        <w:t xml:space="preserve"> only. Which conclusion is supported by the supplied facts?</w:t>
+      </w:r>
+    </w:p>
+    <w:p>
+      <w:pPr>
+        <w:spacing w:line="336" w:lineRule="auto" w:after="180"/>
+        <w:shd w:fill="F4F9FC"/>
+      </w:pPr>
+      <w:r>
+        <w:rPr>
+          <w:b w:val="0"/>
+        </w:rPr>
+        <w:t xml:space="preserve">1. This one example guarantees correct results for every future </w:t>
+      </w:r>
+      <w:r>
+        <w:rPr>
+          <w:b/>
+        </w:rPr>
+        <w:t>input</w:t>
+      </w:r>
+      <w:r>
+        <w:rPr>
+          <w:b w:val="0"/>
+        </w:rPr>
+        <w:t>.</w:t>
+      </w:r>
+    </w:p>
+    <w:p>
+      <w:pPr>
+        <w:spacing w:line="336" w:lineRule="auto" w:after="180"/>
+        <w:shd w:fill="F4F9FC"/>
+      </w:pPr>
+      <w:r>
+        <w:rPr>
+          <w:b w:val="0"/>
+        </w:rPr>
+        <w:t xml:space="preserve">2. We can decide the result without examining the changed </w:t>
+      </w:r>
+      <w:r>
+        <w:rPr>
+          <w:b/>
+        </w:rPr>
+        <w:t>input</w:t>
+      </w:r>
+      <w:r>
+        <w:rPr>
+          <w:b w:val="0"/>
+        </w:rPr>
+        <w:t xml:space="preserve"> or the procedure.</w:t>
+      </w:r>
+    </w:p>
+    <w:p>
+      <w:pPr>
+        <w:spacing w:line="336" w:lineRule="auto" w:after="180"/>
+        <w:shd w:fill="F4F9FC"/>
+      </w:pPr>
+      <w:r>
+        <w:rPr>
+          <w:b w:val="0"/>
+        </w:rPr>
+        <w:t xml:space="preserve">3. No </w:t>
+      </w:r>
+      <w:r>
+        <w:rPr>
+          <w:b/>
+        </w:rPr>
+        <w:t>output</w:t>
+      </w:r>
+      <w:r>
+        <w:rPr>
+          <w:b w:val="0"/>
+        </w:rPr>
+        <w:t xml:space="preserve"> is printed.</w:t>
+      </w:r>
+    </w:p>
+    <w:p>
+      <w:pPr>
+        <w:pStyle w:val="Heading3"/>
+      </w:pPr>
+      <w:r>
         <w:t>My selected conclusion, deciding fact and explanation</w:t>
       </w:r>
     </w:p>
@@ -2522,36 +5228,201 @@
       </w:r>
     </w:p>
     <w:p>
-      <w:r>
+      <w:pPr>
+        <w:pStyle w:val="Heading3"/>
+      </w:pPr>
+      <w:r>
+        <w:t>Hint · try first</w:t>
+      </w:r>
+    </w:p>
+    <w:p>
+      <w:pPr>
+        <w:spacing w:line="336" w:lineRule="auto" w:after="180"/>
+        <w:shd w:fill="F1F6F8"/>
+      </w:pPr>
+      <w:r>
+        <w:rPr>
+          <w:b w:val="0"/>
+        </w:rPr>
         <w:t>Hint if needed: Use the changed condition and the deciding step in the pictorial trace. The answer must say what follows from those facts.</w:t>
       </w:r>
     </w:p>
     <w:p>
-      <w:r>
-        <w:t>After your attempt, compare with the supported explanation: No output is printed. The body runs only when the function is called.</w:t>
-      </w:r>
-    </w:p>
-    <w:p>
       <w:pPr>
         <w:pStyle w:val="Heading3"/>
       </w:pPr>
       <w:r>
+        <w:t>Feedback · compare after trying</w:t>
+      </w:r>
+    </w:p>
+    <w:p>
+      <w:pPr>
+        <w:spacing w:line="336" w:lineRule="auto" w:after="180"/>
+        <w:shd w:fill="F1F6FC"/>
+      </w:pPr>
+      <w:r>
+        <w:rPr>
+          <w:b w:val="0"/>
+        </w:rPr>
+        <w:t xml:space="preserve">After your attempt, compare with the supported explanation: No </w:t>
+      </w:r>
+      <w:r>
+        <w:rPr>
+          <w:b/>
+        </w:rPr>
+        <w:t>output</w:t>
+      </w:r>
+      <w:r>
+        <w:rPr>
+          <w:b w:val="0"/>
+        </w:rPr>
+        <w:t xml:space="preserve"> is printed. The body runs only when the </w:t>
+      </w:r>
+      <w:r>
+        <w:rPr>
+          <w:b/>
+        </w:rPr>
+        <w:t>function</w:t>
+      </w:r>
+      <w:r>
+        <w:rPr>
+          <w:b w:val="0"/>
+        </w:rPr>
+        <w:t xml:space="preserve"> is </w:t>
+      </w:r>
+      <w:r>
+        <w:rPr>
+          <w:b/>
+        </w:rPr>
+        <w:t>call</w:t>
+      </w:r>
+      <w:r>
+        <w:rPr>
+          <w:b w:val="0"/>
+        </w:rPr>
+        <w:t>ed.</w:t>
+      </w:r>
+    </w:p>
+    <w:p>
+      <w:pPr>
+        <w:pStyle w:val="Heading3"/>
+      </w:pPr>
+      <w:r>
         <w:t>Repair a missing building block</w:t>
       </w:r>
     </w:p>
     <w:p>
-      <w:r>
-        <w:t>Review Lists and indexing (python-bridge/7). Goal: Distinguish a list index from the value stored at that position. Short practice: Label the three index positions. Predict all original outputs, then name the first output and stopping point after using index 3.. Return to this week and explain what you changed.</w:t>
-      </w:r>
-    </w:p>
-    <w:p>
-      <w:r>
-        <w:t>Review Branching and boundary tests (python-bridge/5). Goal: Trace the selected branch in an if elif else chain. Short practice: Trace -2, 4 and 5 through the branches. Explain why the negative check comes first and what label -2 gets if it is removed.. Return to this week and explain what you changed.</w:t>
-      </w:r>
-    </w:p>
-    <w:p>
-      <w:r>
-        <w:t>Review Values variables and types (python-bridge/2). Goal: Distinguish integer, floating-point, text and Boolean values. Short practice: Predict both print outputs and explain why they differ. Does count+tag work, and what happens to each valid output after count becomes ten?. Return to this week and explain what you changed.</w:t>
+      <w:pPr>
+        <w:spacing w:line="336" w:lineRule="auto" w:after="180"/>
+      </w:pPr>
+      <w:r>
+        <w:rPr>
+          <w:b w:val="0"/>
+        </w:rPr>
+        <w:t>Review Lists and indexing (python-bridge/7). Goal: Distinguish a list index from the value stored at that position. Short practice: Label the three index positions.</w:t>
+      </w:r>
+    </w:p>
+    <w:p>
+      <w:pPr>
+        <w:spacing w:line="336" w:lineRule="auto" w:after="180"/>
+      </w:pPr>
+      <w:r>
+        <w:rPr>
+          <w:b w:val="0"/>
+        </w:rPr>
+        <w:t xml:space="preserve">Predict all original </w:t>
+      </w:r>
+      <w:r>
+        <w:rPr>
+          <w:b/>
+        </w:rPr>
+        <w:t>output</w:t>
+      </w:r>
+      <w:r>
+        <w:rPr>
+          <w:b w:val="0"/>
+        </w:rPr>
+        <w:t xml:space="preserve">s, then name the first </w:t>
+      </w:r>
+      <w:r>
+        <w:rPr>
+          <w:b/>
+        </w:rPr>
+        <w:t>output</w:t>
+      </w:r>
+      <w:r>
+        <w:rPr>
+          <w:b w:val="0"/>
+        </w:rPr>
+        <w:t xml:space="preserve"> and stopping point after using index 3.. Return to this week and explain what you changed.</w:t>
+      </w:r>
+    </w:p>
+    <w:p>
+      <w:pPr>
+        <w:spacing w:line="336" w:lineRule="auto" w:after="180"/>
+      </w:pPr>
+      <w:r>
+        <w:rPr>
+          <w:b w:val="0"/>
+        </w:rPr>
+        <w:t>Review Branching and boundary tests (python-bridge/5). Goal: Trace the selected branch in an if elif else chain. Short practice: Trace -2, 4 and 5 through the branches.</w:t>
+      </w:r>
+    </w:p>
+    <w:p>
+      <w:pPr>
+        <w:spacing w:line="336" w:lineRule="auto" w:after="180"/>
+      </w:pPr>
+      <w:r>
+        <w:rPr>
+          <w:b w:val="0"/>
+        </w:rPr>
+        <w:t>Explain why the negative check comes first and what label -2 gets if it is removed.. Return to this week and explain what you changed.</w:t>
+      </w:r>
+    </w:p>
+    <w:p>
+      <w:pPr>
+        <w:spacing w:line="336" w:lineRule="auto" w:after="180"/>
+      </w:pPr>
+      <w:r>
+        <w:rPr>
+          <w:b w:val="0"/>
+        </w:rPr>
+        <w:t xml:space="preserve">Review Values variables and types (python-bridge/2). Goal: Distinguish integer, floating-point, text and Boolean values. Short practice: Predict both print </w:t>
+      </w:r>
+      <w:r>
+        <w:rPr>
+          <w:b/>
+        </w:rPr>
+        <w:t>output</w:t>
+      </w:r>
+      <w:r>
+        <w:rPr>
+          <w:b w:val="0"/>
+        </w:rPr>
+        <w:t>s and explain why they differ.</w:t>
+      </w:r>
+    </w:p>
+    <w:p>
+      <w:pPr>
+        <w:spacing w:line="336" w:lineRule="auto" w:after="180"/>
+      </w:pPr>
+      <w:r>
+        <w:rPr>
+          <w:b w:val="0"/>
+        </w:rPr>
+        <w:t xml:space="preserve">Does count+tag work, and what happens to each valid </w:t>
+      </w:r>
+      <w:r>
+        <w:rPr>
+          <w:b/>
+        </w:rPr>
+        <w:t>output</w:t>
+      </w:r>
+      <w:r>
+        <w:rPr>
+          <w:b w:val="0"/>
+        </w:rPr>
+        <w:t xml:space="preserve"> after count becomes ten?. Return to this week and explain what you changed.</w:t>
       </w:r>
     </w:p>
     <w:p>
@@ -2563,8 +5434,61 @@
       </w:r>
     </w:p>
     <w:p>
-      <w:r>
-        <w:t>The browser lab lets you edit the supported Python examples already included in this lesson. Predict first, run, inspect the actual output or error, change one input, then run again. Keep code, predictions, actual results and a reasoned revision together. On paper, label your result as a trace rather than an execution.</w:t>
+      <w:pPr>
+        <w:spacing w:line="336" w:lineRule="auto" w:after="180"/>
+      </w:pPr>
+      <w:r>
+        <w:rPr>
+          <w:b w:val="0"/>
+        </w:rPr>
+        <w:t xml:space="preserve">The browser lab lets you edit the supported Python examples already included in this lesson. Predict first, run, inspect the actual </w:t>
+      </w:r>
+      <w:r>
+        <w:rPr>
+          <w:b/>
+        </w:rPr>
+        <w:t>output</w:t>
+      </w:r>
+      <w:r>
+        <w:rPr>
+          <w:b w:val="0"/>
+        </w:rPr>
+        <w:t xml:space="preserve"> or error, change one </w:t>
+      </w:r>
+      <w:r>
+        <w:rPr>
+          <w:b/>
+        </w:rPr>
+        <w:t>input</w:t>
+      </w:r>
+      <w:r>
+        <w:rPr>
+          <w:b w:val="0"/>
+        </w:rPr>
+        <w:t>, then run again.</w:t>
+      </w:r>
+    </w:p>
+    <w:p>
+      <w:pPr>
+        <w:spacing w:line="336" w:lineRule="auto" w:after="180"/>
+      </w:pPr>
+      <w:r>
+        <w:rPr>
+          <w:b w:val="0"/>
+        </w:rPr>
+        <w:t xml:space="preserve">Keep code, </w:t>
+      </w:r>
+      <w:r>
+        <w:rPr>
+          <w:b/>
+        </w:rPr>
+        <w:t>prediction</w:t>
+      </w:r>
+      <w:r>
+        <w:rPr>
+          <w:b w:val="0"/>
+        </w:rPr>
+        <w:t>s, actual results and a reasoned revision together. On paper, label your result as a trace rather than an execution.</w:t>
       </w:r>
     </w:p>
     <w:p>
@@ -2576,8 +5500,856 @@
       </w:r>
     </w:p>
     <w:p>
-      <w:r>
-        <w:t>Use Download completed work in the hosted lesson to export your answers, reflections, practice feedback and code-run evidence. Open the HTML copy to read or print it. Drafts stay in this browser when storage is available; clear drafts on a shared device.</w:t>
+      <w:pPr>
+        <w:spacing w:line="336" w:lineRule="auto" w:after="180"/>
+      </w:pPr>
+      <w:r>
+        <w:rPr>
+          <w:b w:val="0"/>
+        </w:rPr>
+        <w:t xml:space="preserve">Use Download completed work in the hosted lesson to export your answers, reflections, practice feedback and code-run </w:t>
+      </w:r>
+      <w:r>
+        <w:rPr>
+          <w:b/>
+        </w:rPr>
+        <w:t>evidence</w:t>
+      </w:r>
+      <w:r>
+        <w:rPr>
+          <w:b w:val="0"/>
+        </w:rPr>
+        <w:t>. Open the HTML copy to read or print it.</w:t>
+      </w:r>
+    </w:p>
+    <w:p>
+      <w:pPr>
+        <w:spacing w:line="336" w:lineRule="auto" w:after="180"/>
+      </w:pPr>
+      <w:r>
+        <w:rPr>
+          <w:b w:val="0"/>
+        </w:rPr>
+        <w:t>Drafts stay in this browser when storage is available; clear drafts on a shared device.</w:t>
+      </w:r>
+    </w:p>
+    <w:p>
+      <w:pPr>
+        <w:pStyle w:val="Heading1"/>
+      </w:pPr>
+      <w:r>
+        <w:t>18. Visual concept journey</w:t>
+      </w:r>
+    </w:p>
+    <w:p>
+      <w:r>
+        <w:t>Explain each Functions and arguments graphic using its labels, deciding evidence and relevant limitation.</w:t>
+      </w:r>
+    </w:p>
+    <w:p>
+      <w:pPr>
+        <w:pStyle w:val="Heading3"/>
+      </w:pPr>
+      <w:r>
+        <w:t>01. Functions and arguments: the case</w:t>
+      </w:r>
+    </w:p>
+    <w:p>
+      <w:r>
+        <w:drawing>
+          <wp:inline xmlns:a="http://schemas.openxmlformats.org/drawingml/2006/main" xmlns:pic="http://schemas.openxmlformats.org/drawingml/2006/picture">
+            <wp:extent cx="5486400" cy="2834640"/>
+            <wp:docPr id="2" name="Picture 2" descr="Match arguments to parameters. A function prints the difference between capacity and reserved spaces. Supplied facts: Python 3: def show_free(capacity,reserved): print(capacity-reserved). Calls: show_free(11,3); show_free(3,11)."/>
+            <wp:cNvGraphicFramePr>
+              <a:graphicFrameLocks noChangeAspect="1"/>
+            </wp:cNvGraphicFramePr>
+            <a:graphic>
+              <a:graphicData uri="http://schemas.openxmlformats.org/drawingml/2006/picture">
+                <pic:pic>
+                  <pic:nvPicPr>
+                    <pic:cNvPr id="0" name="academy-story-python-bridge-8-01.png"/>
+                    <pic:cNvPicPr/>
+                  </pic:nvPicPr>
+                  <pic:blipFill>
+                    <a:blip r:embed="rId10"/>
+                    <a:stretch>
+                      <a:fillRect/>
+                    </a:stretch>
+                  </pic:blipFill>
+                  <pic:spPr>
+                    <a:xfrm>
+                      <a:off x="0" y="0"/>
+                      <a:ext cx="5486400" cy="2834640"/>
+                    </a:xfrm>
+                    <a:prstGeom prst="rect"/>
+                  </pic:spPr>
+                </pic:pic>
+              </a:graphicData>
+            </a:graphic>
+          </wp:inline>
+        </w:drawing>
+      </w:r>
+    </w:p>
+    <w:p>
+      <w:pPr>
+        <w:spacing w:line="336" w:lineRule="auto" w:after="180"/>
+      </w:pPr>
+      <w:r>
+        <w:rPr>
+          <w:b w:val="0"/>
+        </w:rPr>
+        <w:t xml:space="preserve">Match </w:t>
+      </w:r>
+      <w:r>
+        <w:rPr>
+          <w:b/>
+        </w:rPr>
+        <w:t>argument</w:t>
+      </w:r>
+      <w:r>
+        <w:rPr>
+          <w:b w:val="0"/>
+        </w:rPr>
+        <w:t xml:space="preserve">s to </w:t>
+      </w:r>
+      <w:r>
+        <w:rPr>
+          <w:b/>
+        </w:rPr>
+        <w:t>parameter</w:t>
+      </w:r>
+      <w:r>
+        <w:rPr>
+          <w:b w:val="0"/>
+        </w:rPr>
+        <w:t xml:space="preserve">s. A </w:t>
+      </w:r>
+      <w:r>
+        <w:rPr>
+          <w:b/>
+        </w:rPr>
+        <w:t>function</w:t>
+      </w:r>
+      <w:r>
+        <w:rPr>
+          <w:b w:val="0"/>
+        </w:rPr>
+        <w:t xml:space="preserve"> prints the difference between capacity and reserved spaces. Supplied facts: Python 3: def show_free(capacity,reserved): print(capacity-reserved).</w:t>
+      </w:r>
+    </w:p>
+    <w:p>
+      <w:pPr>
+        <w:spacing w:line="336" w:lineRule="auto" w:after="180"/>
+      </w:pPr>
+      <w:r>
+        <w:rPr>
+          <w:b/>
+        </w:rPr>
+        <w:t>Call</w:t>
+      </w:r>
+      <w:r>
+        <w:rPr>
+          <w:b w:val="0"/>
+        </w:rPr>
+        <w:t>s: show_free(11,3); show_free(3,11).</w:t>
+      </w:r>
+    </w:p>
+    <w:p>
+      <w:pPr>
+        <w:spacing w:line="336" w:lineRule="auto" w:after="180"/>
+        <w:shd w:fill="F5F1FB"/>
+      </w:pPr>
+      <w:r>
+        <w:rPr>
+          <w:b w:val="0"/>
+        </w:rPr>
+        <w:t>Point to the given fact that matters most. Explain why it matters.</w:t>
+      </w:r>
+    </w:p>
+    <w:p>
+      <w:pPr>
+        <w:pStyle w:val="Heading3"/>
+      </w:pPr>
+      <w:r>
+        <w:t>02. Follow the deciding steps</w:t>
+      </w:r>
+    </w:p>
+    <w:p>
+      <w:r>
+        <w:drawing>
+          <wp:inline xmlns:a="http://schemas.openxmlformats.org/drawingml/2006/main" xmlns:pic="http://schemas.openxmlformats.org/drawingml/2006/picture">
+            <wp:extent cx="5486400" cy="3182112"/>
+            <wp:docPr id="3" name="Picture 3" descr="Define without calling: The definition creates the function but prints nothing yet. → Match first arguments: capacity=11 and reserved=3 give a printed 8. → Trace reversed call: capacity=3 and reserved=11 give -8 under the same arithmetic."/>
+            <wp:cNvGraphicFramePr>
+              <a:graphicFrameLocks noChangeAspect="1"/>
+            </wp:cNvGraphicFramePr>
+            <a:graphic>
+              <a:graphicData uri="http://schemas.openxmlformats.org/drawingml/2006/picture">
+                <pic:pic>
+                  <pic:nvPicPr>
+                    <pic:cNvPr id="0" name="academy-story-python-bridge-8-02.png"/>
+                    <pic:cNvPicPr/>
+                  </pic:nvPicPr>
+                  <pic:blipFill>
+                    <a:blip r:embed="rId11"/>
+                    <a:stretch>
+                      <a:fillRect/>
+                    </a:stretch>
+                  </pic:blipFill>
+                  <pic:spPr>
+                    <a:xfrm>
+                      <a:off x="0" y="0"/>
+                      <a:ext cx="5486400" cy="3182112"/>
+                    </a:xfrm>
+                    <a:prstGeom prst="rect"/>
+                  </pic:spPr>
+                </pic:pic>
+              </a:graphicData>
+            </a:graphic>
+          </wp:inline>
+        </w:drawing>
+      </w:r>
+    </w:p>
+    <w:p>
+      <w:pPr>
+        <w:spacing w:line="336" w:lineRule="auto" w:after="180"/>
+      </w:pPr>
+      <w:r>
+        <w:rPr>
+          <w:b w:val="0"/>
+        </w:rPr>
+        <w:t xml:space="preserve">Define without </w:t>
+      </w:r>
+      <w:r>
+        <w:rPr>
+          <w:b/>
+        </w:rPr>
+        <w:t>call</w:t>
+      </w:r>
+      <w:r>
+        <w:rPr>
+          <w:b w:val="0"/>
+        </w:rPr>
+        <w:t xml:space="preserve">ing: The </w:t>
+      </w:r>
+      <w:r>
+        <w:rPr>
+          <w:b/>
+        </w:rPr>
+        <w:t>definition</w:t>
+      </w:r>
+      <w:r>
+        <w:rPr>
+          <w:b w:val="0"/>
+        </w:rPr>
+        <w:t xml:space="preserve"> creates the </w:t>
+      </w:r>
+      <w:r>
+        <w:rPr>
+          <w:b/>
+        </w:rPr>
+        <w:t>function</w:t>
+      </w:r>
+      <w:r>
+        <w:rPr>
+          <w:b w:val="0"/>
+        </w:rPr>
+        <w:t xml:space="preserve"> but prints nothing yet. → Match first </w:t>
+      </w:r>
+      <w:r>
+        <w:rPr>
+          <w:b/>
+        </w:rPr>
+        <w:t>argument</w:t>
+      </w:r>
+      <w:r>
+        <w:rPr>
+          <w:b w:val="0"/>
+        </w:rPr>
+        <w:t xml:space="preserve">s: capacity=11 and reserved=3 give a printed 8. → Trace reversed </w:t>
+      </w:r>
+      <w:r>
+        <w:rPr>
+          <w:b/>
+        </w:rPr>
+        <w:t>call</w:t>
+      </w:r>
+      <w:r>
+        <w:rPr>
+          <w:b w:val="0"/>
+        </w:rPr>
+        <w:t>: capacity=3 and reserved=11 give -8 under the same arithmetic.</w:t>
+      </w:r>
+    </w:p>
+    <w:p>
+      <w:pPr>
+        <w:spacing w:line="336" w:lineRule="auto" w:after="180"/>
+        <w:shd w:fill="F5F1FB"/>
+      </w:pPr>
+      <w:r>
+        <w:rPr>
+          <w:b w:val="0"/>
+        </w:rPr>
+        <w:t xml:space="preserve">Point to each numbered stage and explain which recorded </w:t>
+      </w:r>
+      <w:r>
+        <w:rPr>
+          <w:b/>
+        </w:rPr>
+        <w:t>input</w:t>
+      </w:r>
+      <w:r>
+        <w:rPr>
+          <w:b w:val="0"/>
+        </w:rPr>
+        <w:t xml:space="preserve"> it uses.</w:t>
+      </w:r>
+    </w:p>
+    <w:p>
+      <w:pPr>
+        <w:pStyle w:val="Heading3"/>
+      </w:pPr>
+      <w:r>
+        <w:t>03. Arguments matched in order</w:t>
+      </w:r>
+    </w:p>
+    <w:p>
+      <w:r>
+        <w:drawing>
+          <wp:inline xmlns:a="http://schemas.openxmlformats.org/drawingml/2006/main" xmlns:pic="http://schemas.openxmlformats.org/drawingml/2006/picture">
+            <wp:extent cx="5486400" cy="2834640"/>
+            <wp:docPr id="4" name="Picture 4" descr="Arguments matched in order. show_remaining(12, 4) | capacity 12; used 4 | 8. show_remaining(10, 7) | capacity 10; used 7 | 3"/>
+            <wp:cNvGraphicFramePr>
+              <a:graphicFrameLocks noChangeAspect="1"/>
+            </wp:cNvGraphicFramePr>
+            <a:graphic>
+              <a:graphicData uri="http://schemas.openxmlformats.org/drawingml/2006/picture">
+                <pic:pic>
+                  <pic:nvPicPr>
+                    <pic:cNvPr id="0" name="academy-story-python-bridge-8-03.png"/>
+                    <pic:cNvPicPr/>
+                  </pic:nvPicPr>
+                  <pic:blipFill>
+                    <a:blip r:embed="rId12"/>
+                    <a:stretch>
+                      <a:fillRect/>
+                    </a:stretch>
+                  </pic:blipFill>
+                  <pic:spPr>
+                    <a:xfrm>
+                      <a:off x="0" y="0"/>
+                      <a:ext cx="5486400" cy="2834640"/>
+                    </a:xfrm>
+                    <a:prstGeom prst="rect"/>
+                  </pic:spPr>
+                </pic:pic>
+              </a:graphicData>
+            </a:graphic>
+          </wp:inline>
+        </w:drawing>
+      </w:r>
+    </w:p>
+    <w:p>
+      <w:pPr>
+        <w:spacing w:line="336" w:lineRule="auto" w:after="180"/>
+      </w:pPr>
+      <w:r>
+        <w:rPr>
+          <w:b/>
+        </w:rPr>
+        <w:t>Argument</w:t>
+      </w:r>
+      <w:r>
+        <w:rPr>
+          <w:b w:val="0"/>
+        </w:rPr>
+        <w:t>s matched in order. show_remaining(12, 4) | capacity 12; used 4 | 8. show_remaining(10, 7) | capacity 10; used 7 | 3</w:t>
+      </w:r>
+    </w:p>
+    <w:p>
+      <w:pPr>
+        <w:spacing w:line="336" w:lineRule="auto" w:after="180"/>
+        <w:shd w:fill="F5F1FB"/>
+      </w:pPr>
+      <w:r>
+        <w:rPr>
+          <w:b w:val="0"/>
+        </w:rPr>
+        <w:t>Read the labels and values. Explain the relationship the model shows.</w:t>
+      </w:r>
+    </w:p>
+    <w:p>
+      <w:pPr>
+        <w:pStyle w:val="Heading3"/>
+      </w:pPr>
+      <w:r>
+        <w:t>04. Change one thing. Trace what follows.</w:t>
+      </w:r>
+    </w:p>
+    <w:p>
+      <w:r>
+        <w:drawing>
+          <wp:inline xmlns:a="http://schemas.openxmlformats.org/drawingml/2006/main" xmlns:pic="http://schemas.openxmlformats.org/drawingml/2006/picture">
+            <wp:extent cx="5486400" cy="3026664"/>
+            <wp:docPr id="5" name="Picture 5" descr="Original case: capacity=3 and reserved=11 give -8 under the same arithmetic. Changed condition: Remove both calls and leave the definition only. Expected result: No output is printed. Reason: The body runs only when the function is called."/>
+            <wp:cNvGraphicFramePr>
+              <a:graphicFrameLocks noChangeAspect="1"/>
+            </wp:cNvGraphicFramePr>
+            <a:graphic>
+              <a:graphicData uri="http://schemas.openxmlformats.org/drawingml/2006/picture">
+                <pic:pic>
+                  <pic:nvPicPr>
+                    <pic:cNvPr id="0" name="academy-story-python-bridge-8-04.png"/>
+                    <pic:cNvPicPr/>
+                  </pic:nvPicPr>
+                  <pic:blipFill>
+                    <a:blip r:embed="rId13"/>
+                    <a:stretch>
+                      <a:fillRect/>
+                    </a:stretch>
+                  </pic:blipFill>
+                  <pic:spPr>
+                    <a:xfrm>
+                      <a:off x="0" y="0"/>
+                      <a:ext cx="5486400" cy="3026664"/>
+                    </a:xfrm>
+                    <a:prstGeom prst="rect"/>
+                  </pic:spPr>
+                </pic:pic>
+              </a:graphicData>
+            </a:graphic>
+          </wp:inline>
+        </w:drawing>
+      </w:r>
+    </w:p>
+    <w:p>
+      <w:pPr>
+        <w:spacing w:line="336" w:lineRule="auto" w:after="180"/>
+      </w:pPr>
+      <w:r>
+        <w:rPr>
+          <w:b w:val="0"/>
+        </w:rPr>
+        <w:t xml:space="preserve">Original case: capacity=3 and reserved=11 give -8 under the same arithmetic. Changed condition: Remove both </w:t>
+      </w:r>
+      <w:r>
+        <w:rPr>
+          <w:b/>
+        </w:rPr>
+        <w:t>call</w:t>
+      </w:r>
+      <w:r>
+        <w:rPr>
+          <w:b w:val="0"/>
+        </w:rPr>
+        <w:t xml:space="preserve">s and leave the </w:t>
+      </w:r>
+      <w:r>
+        <w:rPr>
+          <w:b/>
+        </w:rPr>
+        <w:t>definition</w:t>
+      </w:r>
+      <w:r>
+        <w:rPr>
+          <w:b w:val="0"/>
+        </w:rPr>
+        <w:t xml:space="preserve"> only. Expected result: No </w:t>
+      </w:r>
+      <w:r>
+        <w:rPr>
+          <w:b/>
+        </w:rPr>
+        <w:t>output</w:t>
+      </w:r>
+      <w:r>
+        <w:rPr>
+          <w:b w:val="0"/>
+        </w:rPr>
+        <w:t xml:space="preserve"> is printed.</w:t>
+      </w:r>
+    </w:p>
+    <w:p>
+      <w:pPr>
+        <w:spacing w:line="336" w:lineRule="auto" w:after="180"/>
+      </w:pPr>
+      <w:r>
+        <w:rPr>
+          <w:b w:val="0"/>
+        </w:rPr>
+        <w:t xml:space="preserve">Reason: The body runs only when the </w:t>
+      </w:r>
+      <w:r>
+        <w:rPr>
+          <w:b/>
+        </w:rPr>
+        <w:t>function</w:t>
+      </w:r>
+      <w:r>
+        <w:rPr>
+          <w:b w:val="0"/>
+        </w:rPr>
+        <w:t xml:space="preserve"> is </w:t>
+      </w:r>
+      <w:r>
+        <w:rPr>
+          <w:b/>
+        </w:rPr>
+        <w:t>call</w:t>
+      </w:r>
+      <w:r>
+        <w:rPr>
+          <w:b w:val="0"/>
+        </w:rPr>
+        <w:t>ed.</w:t>
+      </w:r>
+    </w:p>
+    <w:p>
+      <w:pPr>
+        <w:spacing w:line="336" w:lineRule="auto" w:after="180"/>
+        <w:shd w:fill="F5F1FB"/>
+      </w:pPr>
+      <w:r>
+        <w:rPr>
+          <w:b w:val="0"/>
+        </w:rPr>
+        <w:t>Predict before checking the worked changed-case result. Name what changed and what the supplied facts allow you to conclude.</w:t>
+      </w:r>
+    </w:p>
+    <w:p>
+      <w:pPr>
+        <w:pStyle w:val="Heading3"/>
+      </w:pPr>
+      <w:r>
+        <w:t>05. Connect the explanation to its limit</w:t>
+      </w:r>
+    </w:p>
+    <w:p>
+      <w:r>
+        <w:drawing>
+          <wp:inline xmlns:a="http://schemas.openxmlformats.org/drawingml/2006/main" xmlns:pic="http://schemas.openxmlformats.org/drawingml/2006/picture">
+            <wp:extent cx="5486400" cy="2834640"/>
+            <wp:docPr id="6" name="Picture 6" descr="Positional arguments match parameter names in order. A function definition is not an execution of its body; separate calls supply separate input values. Limit: The arithmetic permits negative results; a real capacity contract may reject reserved&gt;capacity instead of treating it as free space."/>
+            <wp:cNvGraphicFramePr>
+              <a:graphicFrameLocks noChangeAspect="1"/>
+            </wp:cNvGraphicFramePr>
+            <a:graphic>
+              <a:graphicData uri="http://schemas.openxmlformats.org/drawingml/2006/picture">
+                <pic:pic>
+                  <pic:nvPicPr>
+                    <pic:cNvPr id="0" name="academy-story-python-bridge-8-05.png"/>
+                    <pic:cNvPicPr/>
+                  </pic:nvPicPr>
+                  <pic:blipFill>
+                    <a:blip r:embed="rId14"/>
+                    <a:stretch>
+                      <a:fillRect/>
+                    </a:stretch>
+                  </pic:blipFill>
+                  <pic:spPr>
+                    <a:xfrm>
+                      <a:off x="0" y="0"/>
+                      <a:ext cx="5486400" cy="2834640"/>
+                    </a:xfrm>
+                    <a:prstGeom prst="rect"/>
+                  </pic:spPr>
+                </pic:pic>
+              </a:graphicData>
+            </a:graphic>
+          </wp:inline>
+        </w:drawing>
+      </w:r>
+    </w:p>
+    <w:p>
+      <w:pPr>
+        <w:spacing w:line="336" w:lineRule="auto" w:after="180"/>
+      </w:pPr>
+      <w:r>
+        <w:rPr>
+          <w:b w:val="0"/>
+        </w:rPr>
+        <w:t xml:space="preserve">Positional </w:t>
+      </w:r>
+      <w:r>
+        <w:rPr>
+          <w:b/>
+        </w:rPr>
+        <w:t>argument</w:t>
+      </w:r>
+      <w:r>
+        <w:rPr>
+          <w:b w:val="0"/>
+        </w:rPr>
+        <w:t xml:space="preserve">s match </w:t>
+      </w:r>
+      <w:r>
+        <w:rPr>
+          <w:b/>
+        </w:rPr>
+        <w:t>parameter</w:t>
+      </w:r>
+      <w:r>
+        <w:rPr>
+          <w:b w:val="0"/>
+        </w:rPr>
+        <w:t xml:space="preserve"> names in order. A </w:t>
+      </w:r>
+      <w:r>
+        <w:rPr>
+          <w:b/>
+        </w:rPr>
+        <w:t>function</w:t>
+      </w:r>
+      <w:r>
+        <w:rPr>
+          <w:b w:val="0"/>
+        </w:rPr>
+        <w:t xml:space="preserve"> </w:t>
+      </w:r>
+      <w:r>
+        <w:rPr>
+          <w:b/>
+        </w:rPr>
+        <w:t>definition</w:t>
+      </w:r>
+      <w:r>
+        <w:rPr>
+          <w:b w:val="0"/>
+        </w:rPr>
+        <w:t xml:space="preserve"> is not an execution of its body; separate </w:t>
+      </w:r>
+      <w:r>
+        <w:rPr>
+          <w:b/>
+        </w:rPr>
+        <w:t>call</w:t>
+      </w:r>
+      <w:r>
+        <w:rPr>
+          <w:b w:val="0"/>
+        </w:rPr>
+        <w:t xml:space="preserve">s supply separate </w:t>
+      </w:r>
+      <w:r>
+        <w:rPr>
+          <w:b/>
+        </w:rPr>
+        <w:t>input</w:t>
+      </w:r>
+      <w:r>
+        <w:rPr>
+          <w:b w:val="0"/>
+        </w:rPr>
+        <w:t xml:space="preserve"> values.</w:t>
+      </w:r>
+    </w:p>
+    <w:p>
+      <w:pPr>
+        <w:spacing w:line="336" w:lineRule="auto" w:after="180"/>
+      </w:pPr>
+      <w:r>
+        <w:rPr>
+          <w:b w:val="0"/>
+        </w:rPr>
+        <w:t>Limit: The arithmetic permits negative results; a real capacity contract may reject reserved&gt;capacity instead of treating it as free space.</w:t>
+      </w:r>
+    </w:p>
+    <w:p>
+      <w:pPr>
+        <w:spacing w:line="336" w:lineRule="auto" w:after="180"/>
+        <w:shd w:fill="F5F1FB"/>
+      </w:pPr>
+      <w:r>
+        <w:rPr>
+          <w:b w:val="0"/>
+        </w:rPr>
+        <w:t>Explain the case, then point to a limit on the claim.</w:t>
+      </w:r>
+    </w:p>
+    <w:p>
+      <w:pPr>
+        <w:pStyle w:val="Heading3"/>
+      </w:pPr>
+      <w:r>
+        <w:t>06. Make the idea visible in your project</w:t>
+      </w:r>
+    </w:p>
+    <w:p>
+      <w:r>
+        <w:drawing>
+          <wp:inline xmlns:a="http://schemas.openxmlformats.org/drawingml/2006/main" xmlns:pic="http://schemas.openxmlformats.org/drawingml/2006/picture">
+            <wp:extent cx="5486400" cy="3681984"/>
+            <wp:docPr id="7" name="Picture 7" descr="For Python readiness before the Responsible Plant Classifier, retain a trace of the values, the predicted outputs and the changed-case explanation. Use actual Python 3 results to check the prediction after reasoning first. Draw your input, deciding step, result and limit. Supported question: Match every argument to a parameter for the two calls. Why do outputs differ, and what prints when both calls are removed?"/>
+            <wp:cNvGraphicFramePr>
+              <a:graphicFrameLocks noChangeAspect="1"/>
+            </wp:cNvGraphicFramePr>
+            <a:graphic>
+              <a:graphicData uri="http://schemas.openxmlformats.org/drawingml/2006/picture">
+                <pic:pic>
+                  <pic:nvPicPr>
+                    <pic:cNvPr id="0" name="academy-story-python-bridge-8-06.png"/>
+                    <pic:cNvPicPr/>
+                  </pic:nvPicPr>
+                  <pic:blipFill>
+                    <a:blip r:embed="rId15"/>
+                    <a:stretch>
+                      <a:fillRect/>
+                    </a:stretch>
+                  </pic:blipFill>
+                  <pic:spPr>
+                    <a:xfrm>
+                      <a:off x="0" y="0"/>
+                      <a:ext cx="5486400" cy="3681984"/>
+                    </a:xfrm>
+                    <a:prstGeom prst="rect"/>
+                  </pic:spPr>
+                </pic:pic>
+              </a:graphicData>
+            </a:graphic>
+          </wp:inline>
+        </w:drawing>
+      </w:r>
+    </w:p>
+    <w:p>
+      <w:pPr>
+        <w:spacing w:line="336" w:lineRule="auto" w:after="180"/>
+      </w:pPr>
+      <w:r>
+        <w:rPr>
+          <w:b w:val="0"/>
+        </w:rPr>
+        <w:t xml:space="preserve">For Python readiness before the Responsible Plant Classifier, retain a trace of the values, the predicted </w:t>
+      </w:r>
+      <w:r>
+        <w:rPr>
+          <w:b/>
+        </w:rPr>
+        <w:t>output</w:t>
+      </w:r>
+      <w:r>
+        <w:rPr>
+          <w:b w:val="0"/>
+        </w:rPr>
+        <w:t xml:space="preserve">s and the changed-case explanation. Use actual Python 3 results to check the </w:t>
+      </w:r>
+      <w:r>
+        <w:rPr>
+          <w:b/>
+        </w:rPr>
+        <w:t>prediction</w:t>
+      </w:r>
+      <w:r>
+        <w:rPr>
+          <w:b w:val="0"/>
+        </w:rPr>
+        <w:t xml:space="preserve"> after reasoning first.</w:t>
+      </w:r>
+    </w:p>
+    <w:p>
+      <w:pPr>
+        <w:spacing w:line="336" w:lineRule="auto" w:after="180"/>
+      </w:pPr>
+      <w:r>
+        <w:rPr>
+          <w:b w:val="0"/>
+        </w:rPr>
+        <w:t xml:space="preserve">Draw your </w:t>
+      </w:r>
+      <w:r>
+        <w:rPr>
+          <w:b/>
+        </w:rPr>
+        <w:t>input</w:t>
+      </w:r>
+      <w:r>
+        <w:rPr>
+          <w:b w:val="0"/>
+        </w:rPr>
+        <w:t xml:space="preserve">, deciding step, result and limit. Supported question: Match every </w:t>
+      </w:r>
+      <w:r>
+        <w:rPr>
+          <w:b/>
+        </w:rPr>
+        <w:t>argument</w:t>
+      </w:r>
+      <w:r>
+        <w:rPr>
+          <w:b w:val="0"/>
+        </w:rPr>
+        <w:t xml:space="preserve"> to a </w:t>
+      </w:r>
+      <w:r>
+        <w:rPr>
+          <w:b/>
+        </w:rPr>
+        <w:t>parameter</w:t>
+      </w:r>
+      <w:r>
+        <w:rPr>
+          <w:b w:val="0"/>
+        </w:rPr>
+        <w:t xml:space="preserve"> for the two </w:t>
+      </w:r>
+      <w:r>
+        <w:rPr>
+          <w:b/>
+        </w:rPr>
+        <w:t>call</w:t>
+      </w:r>
+      <w:r>
+        <w:rPr>
+          <w:b w:val="0"/>
+        </w:rPr>
+        <w:t xml:space="preserve">s. Why do </w:t>
+      </w:r>
+      <w:r>
+        <w:rPr>
+          <w:b/>
+        </w:rPr>
+        <w:t>output</w:t>
+      </w:r>
+      <w:r>
+        <w:rPr>
+          <w:b w:val="0"/>
+        </w:rPr>
+        <w:t xml:space="preserve">s differ, and what prints when both </w:t>
+      </w:r>
+      <w:r>
+        <w:rPr>
+          <w:b/>
+        </w:rPr>
+        <w:t>call</w:t>
+      </w:r>
+      <w:r>
+        <w:rPr>
+          <w:b w:val="0"/>
+        </w:rPr>
+        <w:t>s are removed?</w:t>
+      </w:r>
+    </w:p>
+    <w:p>
+      <w:pPr>
+        <w:spacing w:line="336" w:lineRule="auto" w:after="180"/>
+        <w:shd w:fill="F5F1FB"/>
+      </w:pPr>
+      <w:r>
+        <w:rPr>
+          <w:b w:val="0"/>
+        </w:rPr>
+        <w:t xml:space="preserve">Draw your project trace and justify the deciding step using </w:t>
+      </w:r>
+      <w:r>
+        <w:rPr>
+          <w:b/>
+        </w:rPr>
+        <w:t>evidence</w:t>
+      </w:r>
+      <w:r>
+        <w:rPr>
+          <w:b w:val="0"/>
+        </w:rPr>
+        <w:t>.</w:t>
       </w:r>
     </w:p>
     <w:sectPr>

--- a/downloads/student/bridge-week-08.docx
+++ b/downloads/student/bridge-week-08.docx
@@ -25,25 +25,467 @@
         <w:pStyle w:val="Heading1"/>
       </w:pPr>
       <w:r>
-        <w:t>Before you start</w:t>
-      </w:r>
-    </w:p>
-    <w:p>
+        <w:t>Define the procedure. Bind the arguments. Locate the output.</w:t>
+      </w:r>
+    </w:p>
+    <w:p>
+      <w:r>
+        <w:t>Distinguish function creation, calls, positional binding and a short return-value preview.</w:t>
+      </w:r>
+    </w:p>
+    <w:p>
+      <w:r>
+        <w:t>Printing function → return preview → reversed arithmetic → six call cases → selected returned-difference trace.</w:t>
+      </w:r>
+    </w:p>
+    <w:p>
+      <w:pPr>
+        <w:pStyle w:val="Heading1"/>
+      </w:pPr>
+      <w:r>
+        <w:t>01. What happens at definition time, and what happens at a call?</w:t>
+      </w:r>
+    </w:p>
+    <w:p>
+      <w:r>
+        <w:t>Follow arguments into parameters in their stated order.</w:t>
+      </w:r>
+    </w:p>
+    <w:p>
+      <w:pPr>
+        <w:pStyle w:val="Heading2"/>
+      </w:pPr>
+      <w:r>
+        <w:t>Your learning goals</w:t>
+      </w:r>
+    </w:p>
+    <w:p>
+      <w:pPr>
+        <w:spacing w:line="336" w:lineRule="auto" w:after="180"/>
+      </w:pPr>
+      <w:r>
+        <w:rPr>
+          <w:b w:val="0"/>
+        </w:rPr>
+        <w:t xml:space="preserve">I can distinguish a </w:t>
+      </w:r>
+      <w:r>
+        <w:rPr>
+          <w:b/>
+        </w:rPr>
+        <w:t>function</w:t>
+      </w:r>
+      <w:r>
+        <w:rPr>
+          <w:b w:val="0"/>
+        </w:rPr>
+        <w:t xml:space="preserve"> </w:t>
+      </w:r>
+      <w:r>
+        <w:rPr>
+          <w:b/>
+        </w:rPr>
+        <w:t>definition</w:t>
+      </w:r>
+      <w:r>
+        <w:rPr>
+          <w:b w:val="0"/>
+        </w:rPr>
+        <w:t xml:space="preserve"> from a </w:t>
+      </w:r>
+      <w:r>
+        <w:rPr>
+          <w:b/>
+        </w:rPr>
+        <w:t>function</w:t>
+      </w:r>
+      <w:r>
+        <w:rPr>
+          <w:b w:val="0"/>
+        </w:rPr>
+        <w:t xml:space="preserve"> </w:t>
+      </w:r>
+      <w:r>
+        <w:rPr>
+          <w:b/>
+        </w:rPr>
+        <w:t>call</w:t>
+      </w:r>
+      <w:r>
+        <w:rPr>
+          <w:b w:val="0"/>
+        </w:rPr>
+        <w:t>.</w:t>
+      </w:r>
+    </w:p>
+    <w:p>
+      <w:pPr>
+        <w:spacing w:line="336" w:lineRule="auto" w:after="180"/>
+      </w:pPr>
+      <w:r>
+        <w:rPr>
+          <w:b w:val="0"/>
+        </w:rPr>
+        <w:t xml:space="preserve">I can match positional </w:t>
+      </w:r>
+      <w:r>
+        <w:rPr>
+          <w:b/>
+        </w:rPr>
+        <w:t>argument</w:t>
+      </w:r>
+      <w:r>
+        <w:rPr>
+          <w:b w:val="0"/>
+        </w:rPr>
+        <w:t xml:space="preserve">s to </w:t>
+      </w:r>
+      <w:r>
+        <w:rPr>
+          <w:b/>
+        </w:rPr>
+        <w:t>parameter</w:t>
+      </w:r>
+      <w:r>
+        <w:rPr>
+          <w:b w:val="0"/>
+        </w:rPr>
+        <w:t>s in order.</w:t>
+      </w:r>
+    </w:p>
+    <w:p>
+      <w:pPr>
+        <w:spacing w:line="336" w:lineRule="auto" w:after="180"/>
+      </w:pPr>
+      <w:r>
+        <w:rPr>
+          <w:b w:val="0"/>
+        </w:rPr>
+        <w:t xml:space="preserve">I can reuse one </w:t>
+      </w:r>
+      <w:r>
+        <w:rPr>
+          <w:b/>
+        </w:rPr>
+        <w:t>function</w:t>
+      </w:r>
+      <w:r>
+        <w:rPr>
+          <w:b w:val="0"/>
+        </w:rPr>
+        <w:t xml:space="preserve"> and test that it uses the supplied values.</w:t>
+      </w:r>
+    </w:p>
+    <w:p>
+      <w:pPr>
+        <w:pStyle w:val="Heading2"/>
+      </w:pPr>
+      <w:r>
+        <w:t>Recall before notes</w:t>
+      </w:r>
+    </w:p>
+    <w:p>
+      <w:pPr>
+        <w:pStyle w:val="ListBullet"/>
+      </w:pPr>
+      <w:r>
+        <w:t>Close your notes first. A rough first answer helps us choose the right starting point; it is not a score for your ability.</w:t>
+      </w:r>
+    </w:p>
+    <w:p>
+      <w:pPr>
+        <w:pStyle w:val="ListBullet"/>
+      </w:pPr>
+      <w:r>
+        <w:t>Without opening the old lesson, explain one key idea from Lists and indexing. Give an example and a mistake that the idea helps you avoid.</w:t>
+      </w:r>
+    </w:p>
+    <w:p>
+      <w:pPr>
+        <w:pStyle w:val="ListBullet"/>
+      </w:pPr>
+      <w:r>
+        <w:t>Without opening the old lesson, explain one key idea from Branching and boundary tests. Give an example and a mistake that the idea helps you avoid.</w:t>
+      </w:r>
+    </w:p>
+    <w:p>
+      <w:pPr>
+        <w:pStyle w:val="ListBullet"/>
+      </w:pPr>
+      <w:r>
+        <w:t>Without opening the old lesson, explain one key idea from Values variables and types. Give an example and a mistake that the idea helps you avoid.</w:t>
+      </w:r>
+    </w:p>
+    <w:p>
+      <w:pPr>
+        <w:pStyle w:val="ListBullet"/>
+      </w:pPr>
+      <w:r>
+        <w:t>After trying, check the relevant lesson or ask your teacher. Change the part of your explanation that the evidence shows was wrong.</w:t>
+      </w:r>
+    </w:p>
+    <w:p>
+      <w:pPr>
+        <w:pStyle w:val="ListBullet"/>
+      </w:pPr>
+      <w:r>
+        <w:t>This week you will practise:</w:t>
+      </w:r>
+    </w:p>
+    <w:p>
+      <w:pPr>
+        <w:pStyle w:val="ListBullet"/>
+      </w:pPr>
+      <w:r>
+        <w:t>Distinguish a function definition from a function call</w:t>
+      </w:r>
+    </w:p>
+    <w:p>
+      <w:pPr>
+        <w:pStyle w:val="ListBullet"/>
+      </w:pPr>
+      <w:r>
+        <w:t>Match positional arguments to parameters in order</w:t>
+      </w:r>
+    </w:p>
+    <w:p>
+      <w:pPr>
+        <w:pStyle w:val="ListBullet"/>
+      </w:pPr>
+      <w:r>
+        <w:t>Reuse one function and test that it uses the supplied values</w:t>
+      </w:r>
+    </w:p>
+    <w:p>
+      <w:pPr>
+        <w:pStyle w:val="ListBullet"/>
+      </w:pPr>
       <w:r>
         <w:t>A script sets capacity = 12 and used = 4. What does print(capacity - used) display?</w:t>
       </w:r>
     </w:p>
     <w:p>
       <w:pPr>
+        <w:pStyle w:val="Heading3"/>
+      </w:pPr>
+      <w:r>
+        <w:t>My starting explanation</w:t>
+      </w:r>
+    </w:p>
+    <w:p>
+      <w:r>
+        <w:t>________________________________________________________________</w:t>
+      </w:r>
+    </w:p>
+    <w:p>
+      <w:r>
+        <w:t>________________________________________________________________</w:t>
+      </w:r>
+    </w:p>
+    <w:p>
+      <w:r>
+        <w:t>________________________________________________________________</w:t>
+      </w:r>
+    </w:p>
+    <w:p>
+      <w:pPr>
+        <w:pStyle w:val="Heading2"/>
+      </w:pPr>
+      <w:r>
+        <w:t>Your end goal</w:t>
+      </w:r>
+    </w:p>
+    <w:p>
+      <w:pPr>
+        <w:spacing w:line="336" w:lineRule="auto" w:after="180"/>
+      </w:pPr>
+      <w:r>
+        <w:rPr>
+          <w:b w:val="0"/>
+        </w:rPr>
+        <w:t xml:space="preserve">Trace </w:t>
+      </w:r>
+      <w:r>
+        <w:rPr>
+          <w:b/>
+        </w:rPr>
+        <w:t>function</w:t>
+      </w:r>
+      <w:r>
+        <w:rPr>
+          <w:b w:val="0"/>
+        </w:rPr>
+        <w:t xml:space="preserve">s and </w:t>
+      </w:r>
+      <w:r>
+        <w:rPr>
+          <w:b/>
+        </w:rPr>
+        <w:t>argument</w:t>
+      </w:r>
+      <w:r>
+        <w:rPr>
+          <w:b w:val="0"/>
+        </w:rPr>
+        <w:t>s and explain the changed program before running it.</w:t>
+      </w:r>
+    </w:p>
+    <w:p>
+      <w:pPr>
+        <w:pStyle w:val="Heading2"/>
+      </w:pPr>
+      <w:r>
+        <w:t>Earlier wording, alternatives and picture transcripts · reference / check after trying</w:t>
+      </w:r>
+    </w:p>
+    <w:p>
+      <w:pPr>
+        <w:pStyle w:val="Heading3"/>
+      </w:pPr>
+      <w:r>
+        <w:t>Your learning target</w:t>
+      </w:r>
+    </w:p>
+    <w:p>
+      <w:pPr>
+        <w:pStyle w:val="Heading3"/>
+      </w:pPr>
+      <w:r>
+        <w:t>Remember before reading</w:t>
+      </w:r>
+    </w:p>
+    <w:p>
+      <w:pPr>
+        <w:pStyle w:val="Heading3"/>
+      </w:pPr>
+      <w:r>
+        <w:t>Retrieve what you already know</w:t>
+      </w:r>
+    </w:p>
+    <w:p>
+      <w:pPr>
+        <w:pStyle w:val="Heading3"/>
+      </w:pPr>
+      <w:r>
+        <w:t>This week’s end goal</w:t>
+      </w:r>
+    </w:p>
+    <w:p>
+      <w:pPr>
         <w:pStyle w:val="Heading1"/>
       </w:pPr>
       <w:r>
-        <w:t>01. Your mission</w:t>
-      </w:r>
-    </w:p>
-    <w:p>
-      <w:r>
-        <w:t>Start with the target: Distinguish a function definition from a function call. Try the recall before opening notes.</w:t>
+        <w:t>02. Reuse a written remaining-space procedure</w:t>
+      </w:r>
+    </w:p>
+    <w:p>
+      <w:r>
+        <w:t>A function name does not prove its body uses the arguments correctly.</w:t>
+      </w:r>
+    </w:p>
+    <w:p>
+      <w:pPr>
+        <w:pStyle w:val="Heading2"/>
+      </w:pPr>
+      <w:r>
+        <w:t>Read the capacity-minus-used task</w:t>
+      </w:r>
+    </w:p>
+    <w:p>
+      <w:pPr>
+        <w:spacing w:line="336" w:lineRule="auto" w:after="180"/>
+      </w:pPr>
+      <w:r>
+        <w:rPr>
+          <w:b w:val="0"/>
+        </w:rPr>
+        <w:t>A fictional supply cupboard records capacity and the number of occupied spaces. The remaining-space calculation is capacity minus used.</w:t>
+      </w:r>
+    </w:p>
+    <w:p>
+      <w:pPr>
+        <w:spacing w:line="336" w:lineRule="auto" w:after="180"/>
+      </w:pPr>
+      <w:r>
+        <w:rPr>
+          <w:b w:val="0"/>
+        </w:rPr>
+        <w:t xml:space="preserve">Instead of copying the same instructions for every cupboard, define one </w:t>
+      </w:r>
+      <w:r>
+        <w:rPr>
+          <w:b/>
+        </w:rPr>
+        <w:t>function</w:t>
+      </w:r>
+      <w:r>
+        <w:rPr>
+          <w:b w:val="0"/>
+        </w:rPr>
+        <w:t xml:space="preserve"> and </w:t>
+      </w:r>
+      <w:r>
+        <w:rPr>
+          <w:b/>
+        </w:rPr>
+        <w:t>call</w:t>
+      </w:r>
+      <w:r>
+        <w:rPr>
+          <w:b w:val="0"/>
+        </w:rPr>
+        <w:t xml:space="preserve"> it with different values. A </w:t>
+      </w:r>
+      <w:r>
+        <w:rPr>
+          <w:b/>
+        </w:rPr>
+        <w:t>function</w:t>
+      </w:r>
+      <w:r>
+        <w:rPr>
+          <w:b w:val="0"/>
+        </w:rPr>
+        <w:t xml:space="preserve"> makes a procedure reusable; its name alone does not guarantee that its instructions are correct.</w:t>
+      </w:r>
+    </w:p>
+    <w:p>
+      <w:pPr>
+        <w:pStyle w:val="Heading2"/>
+      </w:pPr>
+      <w:r>
+        <w:t>State the input assumptions and return preview</w:t>
+      </w:r>
+    </w:p>
+    <w:p>
+      <w:pPr>
+        <w:spacing w:line="336" w:lineRule="auto" w:after="180"/>
+      </w:pPr>
+      <w:r>
+        <w:rPr>
+          <w:b w:val="0"/>
+        </w:rPr>
+        <w:t xml:space="preserve">The main remaining-space example assumes nonnegative integer counts with used&lt;=capacity; it does not validate them. Its </w:t>
+      </w:r>
+      <w:r>
+        <w:rPr>
+          <w:b/>
+        </w:rPr>
+        <w:t>function</w:t>
+      </w:r>
+      <w:r>
+        <w:rPr>
+          <w:b w:val="0"/>
+        </w:rPr>
+        <w:t xml:space="preserve"> prints a result. A short return-value preview below prepares you to read the selected transfer script: return hands a value back to the caller, whose print displays it. Week 9 will develop returned values and local state further.</w:t>
+      </w:r>
+    </w:p>
+    <w:p>
+      <w:pPr>
+        <w:pStyle w:val="Heading2"/>
+      </w:pPr>
+      <w:r>
+        <w:t>Your first explanation</w:t>
       </w:r>
     </w:p>
     <w:p>
@@ -51,349 +493,7 @@
         <w:pStyle w:val="Heading3"/>
       </w:pPr>
       <w:r>
-        <w:t>Your learning target</w:t>
-      </w:r>
-    </w:p>
-    <w:p>
-      <w:pPr>
-        <w:spacing w:line="336" w:lineRule="auto" w:after="180"/>
-      </w:pPr>
-      <w:r>
-        <w:rPr>
-          <w:b w:val="0"/>
-        </w:rPr>
-        <w:t xml:space="preserve">I can distinguish a </w:t>
-      </w:r>
-      <w:r>
-        <w:rPr>
-          <w:b/>
-        </w:rPr>
-        <w:t>function</w:t>
-      </w:r>
-      <w:r>
-        <w:rPr>
-          <w:b w:val="0"/>
-        </w:rPr>
-        <w:t xml:space="preserve"> </w:t>
-      </w:r>
-      <w:r>
-        <w:rPr>
-          <w:b/>
-        </w:rPr>
-        <w:t>definition</w:t>
-      </w:r>
-      <w:r>
-        <w:rPr>
-          <w:b w:val="0"/>
-        </w:rPr>
-        <w:t xml:space="preserve"> from a </w:t>
-      </w:r>
-      <w:r>
-        <w:rPr>
-          <w:b/>
-        </w:rPr>
-        <w:t>function</w:t>
-      </w:r>
-      <w:r>
-        <w:rPr>
-          <w:b w:val="0"/>
-        </w:rPr>
-        <w:t xml:space="preserve"> </w:t>
-      </w:r>
-      <w:r>
-        <w:rPr>
-          <w:b/>
-        </w:rPr>
-        <w:t>call</w:t>
-      </w:r>
-      <w:r>
-        <w:rPr>
-          <w:b w:val="0"/>
-        </w:rPr>
-        <w:t>.</w:t>
-      </w:r>
-    </w:p>
-    <w:p>
-      <w:pPr>
-        <w:spacing w:line="336" w:lineRule="auto" w:after="180"/>
-      </w:pPr>
-      <w:r>
-        <w:rPr>
-          <w:b w:val="0"/>
-        </w:rPr>
-        <w:t xml:space="preserve">I can match positional </w:t>
-      </w:r>
-      <w:r>
-        <w:rPr>
-          <w:b/>
-        </w:rPr>
-        <w:t>argument</w:t>
-      </w:r>
-      <w:r>
-        <w:rPr>
-          <w:b w:val="0"/>
-        </w:rPr>
-        <w:t xml:space="preserve">s to </w:t>
-      </w:r>
-      <w:r>
-        <w:rPr>
-          <w:b/>
-        </w:rPr>
-        <w:t>parameter</w:t>
-      </w:r>
-      <w:r>
-        <w:rPr>
-          <w:b w:val="0"/>
-        </w:rPr>
-        <w:t>s in order.</w:t>
-      </w:r>
-    </w:p>
-    <w:p>
-      <w:pPr>
-        <w:spacing w:line="336" w:lineRule="auto" w:after="180"/>
-      </w:pPr>
-      <w:r>
-        <w:rPr>
-          <w:b w:val="0"/>
-        </w:rPr>
-        <w:t xml:space="preserve">I can reuse one </w:t>
-      </w:r>
-      <w:r>
-        <w:rPr>
-          <w:b/>
-        </w:rPr>
-        <w:t>function</w:t>
-      </w:r>
-      <w:r>
-        <w:rPr>
-          <w:b w:val="0"/>
-        </w:rPr>
-        <w:t xml:space="preserve"> and test that it uses the supplied values.</w:t>
-      </w:r>
-    </w:p>
-    <w:p>
-      <w:pPr>
-        <w:pStyle w:val="Heading3"/>
-      </w:pPr>
-      <w:r>
-        <w:t>Remember before reading</w:t>
-      </w:r>
-    </w:p>
-    <w:p>
-      <w:pPr>
-        <w:spacing w:line="336" w:lineRule="auto" w:after="180"/>
-      </w:pPr>
-      <w:r>
-        <w:rPr>
-          <w:b w:val="0"/>
-        </w:rPr>
-        <w:t>Close your notes first. A rough first answer helps us choose the right starting point; it is not a score for your ability.</w:t>
-      </w:r>
-    </w:p>
-    <w:p>
-      <w:pPr>
-        <w:spacing w:line="336" w:lineRule="auto" w:after="180"/>
-      </w:pPr>
-      <w:r>
-        <w:rPr>
-          <w:b w:val="0"/>
-        </w:rPr>
-        <w:t>Without opening the old lesson, explain one key idea from Lists and indexing. Give an example and a mistake that the idea helps you avoid.</w:t>
-      </w:r>
-    </w:p>
-    <w:p>
-      <w:pPr>
-        <w:spacing w:line="336" w:lineRule="auto" w:after="180"/>
-      </w:pPr>
-      <w:r>
-        <w:rPr>
-          <w:b w:val="0"/>
-        </w:rPr>
-        <w:t>Without opening the old lesson, explain one key idea from Branching and boundary tests. Give an example and a mistake that the idea helps you avoid.</w:t>
-      </w:r>
-    </w:p>
-    <w:p>
-      <w:pPr>
-        <w:spacing w:line="336" w:lineRule="auto" w:after="180"/>
-      </w:pPr>
-      <w:r>
-        <w:rPr>
-          <w:b w:val="0"/>
-        </w:rPr>
-        <w:t>Without opening the old lesson, explain one key idea from Values variables and types. Give an example and a mistake that the idea helps you avoid.</w:t>
-      </w:r>
-    </w:p>
-    <w:p>
-      <w:pPr>
-        <w:spacing w:line="336" w:lineRule="auto" w:after="180"/>
-      </w:pPr>
-      <w:r>
-        <w:rPr>
-          <w:b w:val="0"/>
-        </w:rPr>
-        <w:t xml:space="preserve">After trying, check the relevant lesson or ask your teacher. Change the part of your explanation that the </w:t>
-      </w:r>
-      <w:r>
-        <w:rPr>
-          <w:b/>
-        </w:rPr>
-        <w:t>evidence</w:t>
-      </w:r>
-      <w:r>
-        <w:rPr>
-          <w:b w:val="0"/>
-        </w:rPr>
-        <w:t xml:space="preserve"> shows was wrong.</w:t>
-      </w:r>
-    </w:p>
-    <w:p>
-      <w:pPr>
-        <w:spacing w:line="336" w:lineRule="auto" w:after="180"/>
-      </w:pPr>
-      <w:r>
-        <w:rPr>
-          <w:b w:val="0"/>
-        </w:rPr>
-        <w:t>This week you will practise:</w:t>
-      </w:r>
-    </w:p>
-    <w:p>
-      <w:pPr>
-        <w:spacing w:line="336" w:lineRule="auto" w:after="180"/>
-      </w:pPr>
-      <w:r>
-        <w:rPr>
-          <w:b w:val="0"/>
-        </w:rPr>
-        <w:t xml:space="preserve">Distinguish a </w:t>
-      </w:r>
-      <w:r>
-        <w:rPr>
-          <w:b/>
-        </w:rPr>
-        <w:t>function</w:t>
-      </w:r>
-      <w:r>
-        <w:rPr>
-          <w:b w:val="0"/>
-        </w:rPr>
-        <w:t xml:space="preserve"> </w:t>
-      </w:r>
-      <w:r>
-        <w:rPr>
-          <w:b/>
-        </w:rPr>
-        <w:t>definition</w:t>
-      </w:r>
-      <w:r>
-        <w:rPr>
-          <w:b w:val="0"/>
-        </w:rPr>
-        <w:t xml:space="preserve"> from a </w:t>
-      </w:r>
-      <w:r>
-        <w:rPr>
-          <w:b/>
-        </w:rPr>
-        <w:t>function</w:t>
-      </w:r>
-      <w:r>
-        <w:rPr>
-          <w:b w:val="0"/>
-        </w:rPr>
-        <w:t xml:space="preserve"> </w:t>
-      </w:r>
-      <w:r>
-        <w:rPr>
-          <w:b/>
-        </w:rPr>
-        <w:t>call</w:t>
-      </w:r>
-    </w:p>
-    <w:p>
-      <w:pPr>
-        <w:spacing w:line="336" w:lineRule="auto" w:after="180"/>
-      </w:pPr>
-      <w:r>
-        <w:rPr>
-          <w:b w:val="0"/>
-        </w:rPr>
-        <w:t xml:space="preserve">Match positional </w:t>
-      </w:r>
-      <w:r>
-        <w:rPr>
-          <w:b/>
-        </w:rPr>
-        <w:t>argument</w:t>
-      </w:r>
-      <w:r>
-        <w:rPr>
-          <w:b w:val="0"/>
-        </w:rPr>
-        <w:t xml:space="preserve">s to </w:t>
-      </w:r>
-      <w:r>
-        <w:rPr>
-          <w:b/>
-        </w:rPr>
-        <w:t>parameter</w:t>
-      </w:r>
-      <w:r>
-        <w:rPr>
-          <w:b w:val="0"/>
-        </w:rPr>
-        <w:t>s in order</w:t>
-      </w:r>
-    </w:p>
-    <w:p>
-      <w:pPr>
-        <w:spacing w:line="336" w:lineRule="auto" w:after="180"/>
-      </w:pPr>
-      <w:r>
-        <w:rPr>
-          <w:b w:val="0"/>
-        </w:rPr>
-        <w:t xml:space="preserve">Reuse one </w:t>
-      </w:r>
-      <w:r>
-        <w:rPr>
-          <w:b/>
-        </w:rPr>
-        <w:t>function</w:t>
-      </w:r>
-      <w:r>
-        <w:rPr>
-          <w:b w:val="0"/>
-        </w:rPr>
-        <w:t xml:space="preserve"> and test that it uses the supplied values</w:t>
-      </w:r>
-    </w:p>
-    <w:p>
-      <w:pPr>
-        <w:pStyle w:val="Heading3"/>
-      </w:pPr>
-      <w:r>
-        <w:t>Retrieve what you already know</w:t>
-      </w:r>
-    </w:p>
-    <w:p>
-      <w:pPr>
-        <w:spacing w:line="336" w:lineRule="auto" w:after="180"/>
-        <w:shd w:fill="F5F1FB"/>
-      </w:pPr>
-      <w:r>
-        <w:rPr>
-          <w:b w:val="0"/>
-        </w:rPr>
-        <w:t>A script sets capacity = 12 and used = 4. What does print(capacity - used) display?</w:t>
-      </w:r>
-    </w:p>
-    <w:p>
-      <w:pPr>
-        <w:pStyle w:val="Heading3"/>
-      </w:pPr>
-      <w:r>
-        <w:t>My starting explanation</w:t>
+        <w:t>List the given facts and one fact that is not supplied.</w:t>
       </w:r>
     </w:p>
     <w:p>
@@ -413,198 +513,23 @@
     </w:p>
     <w:p>
       <w:pPr>
-        <w:pStyle w:val="Heading3"/>
-      </w:pPr>
-      <w:r>
-        <w:t>This week’s end goal</w:t>
-      </w:r>
-    </w:p>
-    <w:p>
-      <w:pPr>
-        <w:spacing w:line="336" w:lineRule="auto" w:after="180"/>
-      </w:pPr>
-      <w:r>
-        <w:rPr>
-          <w:b w:val="0"/>
-        </w:rPr>
-        <w:t xml:space="preserve">Trace </w:t>
-      </w:r>
-      <w:r>
-        <w:rPr>
-          <w:b/>
-        </w:rPr>
-        <w:t>function</w:t>
-      </w:r>
-      <w:r>
-        <w:rPr>
-          <w:b w:val="0"/>
-        </w:rPr>
-        <w:t xml:space="preserve">s and </w:t>
-      </w:r>
-      <w:r>
-        <w:rPr>
-          <w:b/>
-        </w:rPr>
-        <w:t>argument</w:t>
-      </w:r>
-      <w:r>
-        <w:rPr>
-          <w:b w:val="0"/>
-        </w:rPr>
-        <w:t>s and explain the changed program before running it.</w:t>
-      </w:r>
-    </w:p>
-    <w:p>
-      <w:pPr>
         <w:pStyle w:val="Heading1"/>
       </w:pPr>
       <w:r>
-        <w:t>02. Notice the evidence</w:t>
-      </w:r>
-    </w:p>
-    <w:p>
-      <w:r>
-        <w:t>Investigate the supplied Functions and arguments case. Separate observations, given facts and assumptions before choosing an explanation.</w:t>
-      </w:r>
-    </w:p>
-    <w:p>
-      <w:pPr>
-        <w:spacing w:line="336" w:lineRule="auto" w:after="180"/>
-      </w:pPr>
-      <w:r>
-        <w:rPr>
-          <w:b w:val="0"/>
-        </w:rPr>
-        <w:t>A fictional supply cupboard records capacity and the number of occupied spaces. The remaining-space calculation is capacity minus used.</w:t>
-      </w:r>
-    </w:p>
-    <w:p>
-      <w:pPr>
-        <w:spacing w:line="336" w:lineRule="auto" w:after="180"/>
-      </w:pPr>
-      <w:r>
-        <w:rPr>
-          <w:b w:val="0"/>
-        </w:rPr>
-        <w:t xml:space="preserve">Instead of copying the same instructions for every cupboard, define one </w:t>
-      </w:r>
-      <w:r>
-        <w:rPr>
-          <w:b/>
-        </w:rPr>
-        <w:t>function</w:t>
-      </w:r>
-      <w:r>
-        <w:rPr>
-          <w:b w:val="0"/>
-        </w:rPr>
-        <w:t xml:space="preserve"> and </w:t>
-      </w:r>
-      <w:r>
-        <w:rPr>
-          <w:b/>
-        </w:rPr>
-        <w:t>call</w:t>
-      </w:r>
-      <w:r>
-        <w:rPr>
-          <w:b w:val="0"/>
-        </w:rPr>
-        <w:t xml:space="preserve"> it with different values. A </w:t>
-      </w:r>
-      <w:r>
-        <w:rPr>
-          <w:b/>
-        </w:rPr>
-        <w:t>function</w:t>
-      </w:r>
-      <w:r>
-        <w:rPr>
-          <w:b w:val="0"/>
-        </w:rPr>
-        <w:t xml:space="preserve"> makes a procedure reusable; its name alone does not guarantee that its instructions are correct.</w:t>
-      </w:r>
-    </w:p>
-    <w:p>
-      <w:pPr>
-        <w:spacing w:line="336" w:lineRule="auto" w:after="180"/>
-      </w:pPr>
-      <w:r>
-        <w:rPr>
-          <w:b w:val="0"/>
-        </w:rPr>
-        <w:t xml:space="preserve">Our </w:t>
-      </w:r>
-      <w:r>
-        <w:rPr>
-          <w:b/>
-        </w:rPr>
-        <w:t>input</w:t>
-      </w:r>
-      <w:r>
-        <w:rPr>
-          <w:b w:val="0"/>
-        </w:rPr>
-        <w:t xml:space="preserve"> contract requires nonnegative integer counts with used no greater than capacity. The example assumes these conditions; it does not validate them. This week the </w:t>
-      </w:r>
-      <w:r>
-        <w:rPr>
-          <w:b/>
-        </w:rPr>
-        <w:t>function</w:t>
-      </w:r>
-      <w:r>
-        <w:rPr>
-          <w:b w:val="0"/>
-        </w:rPr>
-        <w:t xml:space="preserve"> prints its result.</w:t>
-      </w:r>
-    </w:p>
-    <w:p>
-      <w:pPr>
-        <w:spacing w:line="336" w:lineRule="auto" w:after="180"/>
-      </w:pPr>
-      <w:r>
-        <w:rPr>
-          <w:b w:val="0"/>
-        </w:rPr>
-        <w:t>Week 9 will show how to return a value for later calculations.</w:t>
-      </w:r>
-    </w:p>
-    <w:p>
-      <w:pPr>
-        <w:pStyle w:val="Heading3"/>
-      </w:pPr>
-      <w:r>
-        <w:t>List the given facts and one fact that is not supplied.</w:t>
-      </w:r>
-    </w:p>
-    <w:p>
-      <w:r>
-        <w:t>________________________________________________________________</w:t>
-      </w:r>
-    </w:p>
-    <w:p>
-      <w:r>
-        <w:t>________________________________________________________________</w:t>
-      </w:r>
-    </w:p>
-    <w:p>
-      <w:r>
-        <w:t>________________________________________________________________</w:t>
-      </w:r>
-    </w:p>
-    <w:p>
-      <w:pPr>
-        <w:pStyle w:val="Heading1"/>
-      </w:pPr>
-      <w:r>
-        <w:t>03. See how it works</w:t>
-      </w:r>
-    </w:p>
-    <w:p>
-      <w:r>
-        <w:t>Follow the mechanism for Functions and arguments. Connect each labelled input, deciding step and result.</w:t>
+        <w:t>03. Match definition, body, call and displayed result</w:t>
+      </w:r>
+    </w:p>
+    <w:p>
+      <w:r>
+        <w:t>The return preview is a different function from the printing example.</w:t>
+      </w:r>
+    </w:p>
+    <w:p>
+      <w:pPr>
+        <w:pStyle w:val="Heading2"/>
+      </w:pPr>
+      <w:r>
+        <w:t>Complete printing function and two calls</w:t>
       </w:r>
     </w:p>
     <w:p>
@@ -623,6 +548,14 @@
         <w:t>show_remaining(12, 4)</w:t>
         <w:br/>
         <w:t>show_remaining(10, 7)</w:t>
+      </w:r>
+    </w:p>
+    <w:p>
+      <w:pPr>
+        <w:pStyle w:val="Heading2"/>
+      </w:pPr>
+      <w:r>
+        <w:t>Trace arguments to parameters</w:t>
       </w:r>
     </w:p>
     <w:p>
@@ -751,6 +684,14 @@
     </w:p>
     <w:p>
       <w:pPr>
+        <w:pStyle w:val="Heading2"/>
+      </w:pPr>
+      <w:r>
+        <w:t>Read definition and indentation semantics</w:t>
+      </w:r>
+    </w:p>
+    <w:p>
+      <w:pPr>
         <w:spacing w:line="336" w:lineRule="auto" w:after="180"/>
       </w:pPr>
       <w:r>
@@ -845,6 +786,230 @@
     </w:p>
     <w:p>
       <w:pPr>
+        <w:pStyle w:val="Heading2"/>
+      </w:pPr>
+      <w:r>
+        <w:t>Preview return versus caller print</w:t>
+      </w:r>
+    </w:p>
+    <w:p>
+      <w:r>
+        <w:rPr>
+          <w:rFonts w:ascii="Courier New" w:hAnsi="Courier New"/>
+          <w:sz w:val="18"/>
+        </w:rPr>
+        <w:t>def subtract_demo(left, right):</w:t>
+        <w:br/>
+        <w:t xml:space="preserve">    return left - right</w:t>
+        <w:br/>
+        <w:br/>
+        <w:t>value = subtract_demo(10, 4)</w:t>
+        <w:br/>
+        <w:t>print(value)</w:t>
+        <w:br/>
+      </w:r>
+    </w:p>
+    <w:tbl>
+      <w:tblPr>
+        <w:tblStyle w:val="LightShading-Accent1"/>
+        <w:tblW w:type="auto" w:w="0"/>
+        <w:tblLook w:firstColumn="1" w:firstRow="1" w:lastColumn="0" w:lastRow="0" w:noHBand="0" w:noVBand="1" w:val="04A0"/>
+      </w:tblPr>
+      <w:tblGrid>
+        <w:gridCol w:w="3408"/>
+        <w:gridCol w:w="3408"/>
+        <w:gridCol w:w="3408"/>
+      </w:tblGrid>
+      <w:tr>
+        <w:trPr>
+          <w:tblHeader/>
+        </w:trPr>
+        <w:tc>
+          <w:tcPr>
+            <w:tcW w:type="dxa" w:w="3408"/>
+          </w:tcPr>
+          <w:p>
+            <w:r>
+              <w:t>Event</w:t>
+            </w:r>
+          </w:p>
+        </w:tc>
+        <w:tc>
+          <w:tcPr>
+            <w:tcW w:type="dxa" w:w="3408"/>
+          </w:tcPr>
+          <w:p>
+            <w:r>
+              <w:t>Printed output?</w:t>
+            </w:r>
+          </w:p>
+        </w:tc>
+        <w:tc>
+          <w:tcPr>
+            <w:tcW w:type="dxa" w:w="3408"/>
+          </w:tcPr>
+          <w:p>
+            <w:r>
+              <w:t>Value flow</w:t>
+            </w:r>
+          </w:p>
+        </w:tc>
+      </w:tr>
+      <w:tr>
+        <w:tc>
+          <w:tcPr>
+            <w:tcW w:type="dxa" w:w="3408"/>
+          </w:tcPr>
+          <w:p>
+            <w:r>
+              <w:t>Execute def</w:t>
+            </w:r>
+          </w:p>
+        </w:tc>
+        <w:tc>
+          <w:tcPr>
+            <w:tcW w:type="dxa" w:w="3408"/>
+          </w:tcPr>
+          <w:p>
+            <w:r>
+              <w:t>None</w:t>
+            </w:r>
+          </w:p>
+        </w:tc>
+        <w:tc>
+          <w:tcPr>
+            <w:tcW w:type="dxa" w:w="3408"/>
+          </w:tcPr>
+          <w:p>
+            <w:r>
+              <w:t>Function object created; body not called</w:t>
+            </w:r>
+          </w:p>
+        </w:tc>
+      </w:tr>
+      <w:tr>
+        <w:tc>
+          <w:tcPr>
+            <w:tcW w:type="dxa" w:w="3408"/>
+          </w:tcPr>
+          <w:p>
+            <w:r>
+              <w:t>show_remaining(12,4)</w:t>
+            </w:r>
+          </w:p>
+        </w:tc>
+        <w:tc>
+          <w:tcPr>
+            <w:tcW w:type="dxa" w:w="3408"/>
+          </w:tcPr>
+          <w:p>
+            <w:r>
+              <w:t>8 from inside the body</w:t>
+            </w:r>
+          </w:p>
+        </w:tc>
+        <w:tc>
+          <w:tcPr>
+            <w:tcW w:type="dxa" w:w="3408"/>
+          </w:tcPr>
+          <w:p>
+            <w:r>
+              <w:t>Arguments bind capacity/used; calculation printed</w:t>
+            </w:r>
+          </w:p>
+        </w:tc>
+      </w:tr>
+      <w:tr>
+        <w:tc>
+          <w:tcPr>
+            <w:tcW w:type="dxa" w:w="3408"/>
+          </w:tcPr>
+          <w:p>
+            <w:r>
+              <w:t>subtract_demo(10,4)</w:t>
+            </w:r>
+          </w:p>
+        </w:tc>
+        <w:tc>
+          <w:tcPr>
+            <w:tcW w:type="dxa" w:w="3408"/>
+          </w:tcPr>
+          <w:p>
+            <w:r>
+              <w:t>None from that function</w:t>
+            </w:r>
+          </w:p>
+        </w:tc>
+        <w:tc>
+          <w:tcPr>
+            <w:tcW w:type="dxa" w:w="3408"/>
+          </w:tcPr>
+          <w:p>
+            <w:r>
+              <w:t>return gives 6 to caller</w:t>
+            </w:r>
+          </w:p>
+        </w:tc>
+      </w:tr>
+      <w:tr>
+        <w:tc>
+          <w:tcPr>
+            <w:tcW w:type="dxa" w:w="3408"/>
+          </w:tcPr>
+          <w:p>
+            <w:r>
+              <w:t>print(value) after preview call</w:t>
+            </w:r>
+          </w:p>
+        </w:tc>
+        <w:tc>
+          <w:tcPr>
+            <w:tcW w:type="dxa" w:w="3408"/>
+          </w:tcPr>
+          <w:p>
+            <w:r>
+              <w:t>6</w:t>
+            </w:r>
+          </w:p>
+        </w:tc>
+        <w:tc>
+          <w:tcPr>
+            <w:tcW w:type="dxa" w:w="3408"/>
+          </w:tcPr>
+          <w:p>
+            <w:r>
+              <w:t>Caller displays previously returned value</w:t>
+            </w:r>
+          </w:p>
+        </w:tc>
+      </w:tr>
+    </w:tbl>
+    <w:p>
+      <w:pPr>
+        <w:pStyle w:val="Heading2"/>
+      </w:pPr>
+      <w:r>
+        <w:t>Explain the deciding step</w:t>
+      </w:r>
+    </w:p>
+    <w:p>
+      <w:pPr>
+        <w:pStyle w:val="ListBullet"/>
+      </w:pPr>
+      <w:r>
+        <w:t>Point to the input, the deciding step and the result in this week’s visual. Explain the same step in ordinary words. A picture helps when you can say what each part represents.</w:t>
+      </w:r>
+    </w:p>
+    <w:p>
+      <w:pPr>
+        <w:pStyle w:val="Heading2"/>
+      </w:pPr>
+      <w:r>
+        <w:t>Earlier wording, alternatives and picture transcripts · reference / check after trying</w:t>
+      </w:r>
+    </w:p>
+    <w:p>
+      <w:pPr>
         <w:pStyle w:val="Heading3"/>
       </w:pPr>
       <w:r>
@@ -853,25 +1018,994 @@
     </w:p>
     <w:p>
       <w:pPr>
+        <w:pStyle w:val="Heading1"/>
+      </w:pPr>
+      <w:r>
+        <w:t>04. Compare a definition-only file with calls using new arguments</w:t>
+      </w:r>
+    </w:p>
+    <w:p>
+      <w:r>
+        <w:t>A function should use the supplied values rather than its first example’s constants.</w:t>
+      </w:r>
+    </w:p>
+    <w:p>
+      <w:pPr>
+        <w:pStyle w:val="Heading2"/>
+      </w:pPr>
+      <w:r>
+        <w:t>Predict the supported change</w:t>
+      </w:r>
+    </w:p>
+    <w:p>
+      <w:pPr>
+        <w:pStyle w:val="ListBullet"/>
+      </w:pPr>
+      <w:r>
+        <w:t>Using the correct definition, predict show_remaining(8, 3), show_remaining(8, 8) and show_remaining(8, 0) in that order. Explain what happens if the file contains only the definition.</w:t>
+      </w:r>
+    </w:p>
+    <w:p>
+      <w:pPr>
+        <w:pStyle w:val="Heading3"/>
+      </w:pPr>
+      <w:r>
+        <w:t>Keep the procedure fixed. Explain what changed in the inputs and result.</w:t>
+      </w:r>
+    </w:p>
+    <w:p>
+      <w:r>
+        <w:t>________________________________________________________________</w:t>
+      </w:r>
+    </w:p>
+    <w:p>
+      <w:r>
+        <w:t>________________________________________________________________</w:t>
+      </w:r>
+    </w:p>
+    <w:p>
+      <w:r>
+        <w:t>________________________________________________________________</w:t>
+      </w:r>
+    </w:p>
+    <w:p>
+      <w:r>
+        <w:t>________________________________________________________________</w:t>
+      </w:r>
+    </w:p>
+    <w:p>
+      <w:r>
+        <w:t>________________________________________________________________</w:t>
+      </w:r>
+    </w:p>
+    <w:p>
+      <w:pPr>
+        <w:pStyle w:val="Heading2"/>
+      </w:pPr>
+      <w:r>
+        <w:t>Predict the pictured variant</w:t>
+      </w:r>
+    </w:p>
+    <w:p>
+      <w:pPr>
+        <w:pStyle w:val="ListBullet"/>
+      </w:pPr>
+      <w:r>
+        <w:t>Change: Remove both calls and leave the definition only.</w:t>
+      </w:r>
+    </w:p>
+    <w:p>
+      <w:pPr>
+        <w:pStyle w:val="Heading2"/>
+      </w:pPr>
+      <w:r>
+        <w:t>Check after predicting · reference / check after trying</w:t>
+      </w:r>
+    </w:p>
+    <w:p>
+      <w:pPr>
         <w:spacing w:line="336" w:lineRule="auto" w:after="180"/>
       </w:pPr>
       <w:r>
         <w:rPr>
+          <w:b/>
+        </w:rPr>
+        <w:t>Prediction</w:t>
+      </w:r>
+      <w:r>
+        <w:rPr>
           <w:b w:val="0"/>
         </w:rPr>
-        <w:t xml:space="preserve">Point to the </w:t>
+        <w:t xml:space="preserve">: No </w:t>
       </w:r>
       <w:r>
         <w:rPr>
           <w:b/>
         </w:rPr>
+        <w:t>output</w:t>
+      </w:r>
+      <w:r>
+        <w:rPr>
+          <w:b w:val="0"/>
+        </w:rPr>
+        <w:t xml:space="preserve"> is printed.</w:t>
+      </w:r>
+    </w:p>
+    <w:p>
+      <w:pPr>
+        <w:spacing w:line="336" w:lineRule="auto" w:after="180"/>
+      </w:pPr>
+      <w:r>
+        <w:rPr>
+          <w:b w:val="0"/>
+        </w:rPr>
+        <w:t xml:space="preserve">Reason: The body runs only when the </w:t>
+      </w:r>
+      <w:r>
+        <w:rPr>
+          <w:b/>
+        </w:rPr>
+        <w:t>function</w:t>
+      </w:r>
+      <w:r>
+        <w:rPr>
+          <w:b w:val="0"/>
+        </w:rPr>
+        <w:t xml:space="preserve"> is </w:t>
+      </w:r>
+      <w:r>
+        <w:rPr>
+          <w:b/>
+        </w:rPr>
+        <w:t>call</w:t>
+      </w:r>
+      <w:r>
+        <w:rPr>
+          <w:b w:val="0"/>
+        </w:rPr>
+        <w:t>ed.</w:t>
+      </w:r>
+    </w:p>
+    <w:p>
+      <w:pPr>
+        <w:pStyle w:val="Heading2"/>
+      </w:pPr>
+      <w:r>
+        <w:t>Earlier wording, alternatives and picture transcripts · reference / check after trying</w:t>
+      </w:r>
+    </w:p>
+    <w:p>
+      <w:pPr>
+        <w:pStyle w:val="Heading3"/>
+      </w:pPr>
+      <w:r>
+        <w:t>Compare a familiar case with a changed case</w:t>
+      </w:r>
+    </w:p>
+    <w:p>
+      <w:pPr>
+        <w:pStyle w:val="Heading3"/>
+      </w:pPr>
+      <w:r>
+        <w:t>Change one thing in the pictured case</w:t>
+      </w:r>
+    </w:p>
+    <w:p>
+      <w:pPr>
+        <w:pStyle w:val="Heading1"/>
+      </w:pPr>
+      <w:r>
+        <w:t>06. Trace the same function with reversed arguments</w:t>
+      </w:r>
+    </w:p>
+    <w:p>
+      <w:r>
+        <w:t>Position changes the binding and therefore ordered subtraction.</w:t>
+      </w:r>
+    </w:p>
+    <w:p>
+      <w:pPr>
+        <w:pStyle w:val="Heading2"/>
+      </w:pPr>
+      <w:r>
+        <w:t>Read complete pictured calls and scope</w:t>
+      </w:r>
+    </w:p>
+    <w:p>
+      <w:pPr>
+        <w:spacing w:line="336" w:lineRule="auto" w:after="180"/>
+      </w:pPr>
+      <w:r>
+        <w:rPr>
+          <w:b w:val="0"/>
+        </w:rPr>
+        <w:t xml:space="preserve">Match </w:t>
+      </w:r>
+      <w:r>
+        <w:rPr>
+          <w:b/>
+        </w:rPr>
+        <w:t>argument</w:t>
+      </w:r>
+      <w:r>
+        <w:rPr>
+          <w:b w:val="0"/>
+        </w:rPr>
+        <w:t xml:space="preserve">s to </w:t>
+      </w:r>
+      <w:r>
+        <w:rPr>
+          <w:b/>
+        </w:rPr>
+        <w:t>parameter</w:t>
+      </w:r>
+      <w:r>
+        <w:rPr>
+          <w:b w:val="0"/>
+        </w:rPr>
+        <w:t xml:space="preserve">s. A </w:t>
+      </w:r>
+      <w:r>
+        <w:rPr>
+          <w:b/>
+        </w:rPr>
+        <w:t>function</w:t>
+      </w:r>
+      <w:r>
+        <w:rPr>
+          <w:b w:val="0"/>
+        </w:rPr>
+        <w:t xml:space="preserve"> prints the difference between capacity and reserved spaces.</w:t>
+      </w:r>
+    </w:p>
+    <w:p>
+      <w:pPr>
+        <w:spacing w:line="336" w:lineRule="auto" w:after="180"/>
+      </w:pPr>
+      <w:r>
+        <w:rPr>
+          <w:b w:val="0"/>
+        </w:rPr>
+        <w:t xml:space="preserve">Python 3: def show_free(capacity,reserved): print(capacity-reserved). </w:t>
+      </w:r>
+      <w:r>
+        <w:rPr>
+          <w:b/>
+        </w:rPr>
+        <w:t>Call</w:t>
+      </w:r>
+      <w:r>
+        <w:rPr>
+          <w:b w:val="0"/>
+        </w:rPr>
+        <w:t>s: show_free(11,3); show_free(3,11).</w:t>
+      </w:r>
+    </w:p>
+    <w:p>
+      <w:pPr>
+        <w:spacing w:line="336" w:lineRule="auto" w:after="180"/>
+      </w:pPr>
+      <w:r>
+        <w:rPr>
+          <w:b w:val="0"/>
+        </w:rPr>
+        <w:t>Separate the contracts. Main show_remaining assumes used&lt;=capacity, so reversed (4,12) is outside its valid remaining-space domain even though arithmetic prints -8. The pictured show_free pair deliberately demonstrates subtraction order: 11-3=8 and 3-11=-8. A negative arithmetic result is not a valid free-space count under the main contract. Removing calls leaves definitions but no printed output.</w:t>
+      </w:r>
+    </w:p>
+    <w:p>
+      <w:pPr>
+        <w:spacing w:line="336" w:lineRule="auto" w:after="180"/>
+      </w:pPr>
+      <w:r>
+        <w:rPr>
+          <w:b w:val="0"/>
+        </w:rPr>
+        <w:t>The selected transfer uses a returned difference and an outer print, as previewed above.</w:t>
+      </w:r>
+    </w:p>
+    <w:p>
+      <w:pPr>
+        <w:pStyle w:val="Heading2"/>
+      </w:pPr>
+      <w:r>
+        <w:t>Trace definition and two parameter bindings</w:t>
+      </w:r>
+    </w:p>
+    <w:p>
+      <w:r>
+        <w:drawing>
+          <wp:inline xmlns:a="http://schemas.openxmlformats.org/drawingml/2006/main" xmlns:pic="http://schemas.openxmlformats.org/drawingml/2006/picture">
+            <wp:extent cx="5486400" cy="3182112"/>
+            <wp:docPr id="1" name="Picture 1" descr="Define without calling: The definition creates the function but prints nothing yet. → Match first arguments: capacity=11 and reserved=3 give a printed 8. → Trace reversed call: capacity=3 and reserved=11 give -8 under the same arithmetic."/>
+            <wp:cNvGraphicFramePr>
+              <a:graphicFrameLocks noChangeAspect="1"/>
+            </wp:cNvGraphicFramePr>
+            <a:graphic>
+              <a:graphicData uri="http://schemas.openxmlformats.org/drawingml/2006/picture">
+                <pic:pic>
+                  <pic:nvPicPr>
+                    <pic:cNvPr id="0" name="academy-story-python-bridge-8-02.png"/>
+                    <pic:cNvPicPr/>
+                  </pic:nvPicPr>
+                  <pic:blipFill>
+                    <a:blip r:embed="rId9"/>
+                    <a:stretch>
+                      <a:fillRect/>
+                    </a:stretch>
+                  </pic:blipFill>
+                  <pic:spPr>
+                    <a:xfrm>
+                      <a:off x="0" y="0"/>
+                      <a:ext cx="5486400" cy="3182112"/>
+                    </a:xfrm>
+                    <a:prstGeom prst="rect"/>
+                  </pic:spPr>
+                </pic:pic>
+              </a:graphicData>
+            </a:graphic>
+          </wp:inline>
+        </w:drawing>
+      </w:r>
+    </w:p>
+    <w:p>
+      <w:pPr>
+        <w:pStyle w:val="Heading3"/>
+      </w:pPr>
+      <w:r>
+        <w:t>Read the picture one step at a time</w:t>
+      </w:r>
+    </w:p>
+    <w:tbl>
+      <w:tblPr>
+        <w:tblStyle w:val="LightShading-Accent1"/>
+        <w:tblW w:type="auto" w:w="0"/>
+        <w:tblLook w:firstColumn="1" w:firstRow="1" w:lastColumn="0" w:lastRow="0" w:noHBand="0" w:noVBand="1" w:val="04A0"/>
+      </w:tblPr>
+      <w:tblGrid>
+        <w:gridCol w:w="5112"/>
+        <w:gridCol w:w="5112"/>
+      </w:tblGrid>
+      <w:tr>
+        <w:trPr>
+          <w:tblHeader/>
+        </w:trPr>
+        <w:tc>
+          <w:tcPr>
+            <w:tcW w:type="dxa" w:w="5112"/>
+          </w:tcPr>
+          <w:p>
+            <w:r>
+              <w:t>Step</w:t>
+            </w:r>
+          </w:p>
+        </w:tc>
+        <w:tc>
+          <w:tcPr>
+            <w:tcW w:type="dxa" w:w="5112"/>
+          </w:tcPr>
+          <w:p>
+            <w:r>
+              <w:t>What happens and why</w:t>
+            </w:r>
+          </w:p>
+        </w:tc>
+      </w:tr>
+      <w:tr>
+        <w:tc>
+          <w:tcPr>
+            <w:tcW w:type="dxa" w:w="5112"/>
+          </w:tcPr>
+          <w:p>
+            <w:r>
+              <w:t>1. Define without calling</w:t>
+            </w:r>
+          </w:p>
+        </w:tc>
+        <w:tc>
+          <w:tcPr>
+            <w:tcW w:type="dxa" w:w="5112"/>
+          </w:tcPr>
+          <w:p>
+            <w:r>
+              <w:t>The definition creates the function but prints nothing yet.</w:t>
+            </w:r>
+          </w:p>
+        </w:tc>
+      </w:tr>
+      <w:tr>
+        <w:tc>
+          <w:tcPr>
+            <w:tcW w:type="dxa" w:w="5112"/>
+          </w:tcPr>
+          <w:p>
+            <w:r>
+              <w:t>2. Match first arguments</w:t>
+            </w:r>
+          </w:p>
+        </w:tc>
+        <w:tc>
+          <w:tcPr>
+            <w:tcW w:type="dxa" w:w="5112"/>
+          </w:tcPr>
+          <w:p>
+            <w:r>
+              <w:t>capacity=11 and reserved=3 give a printed 8.</w:t>
+            </w:r>
+          </w:p>
+        </w:tc>
+      </w:tr>
+      <w:tr>
+        <w:tc>
+          <w:tcPr>
+            <w:tcW w:type="dxa" w:w="5112"/>
+          </w:tcPr>
+          <w:p>
+            <w:r>
+              <w:t>3. Trace reversed call</w:t>
+            </w:r>
+          </w:p>
+        </w:tc>
+        <w:tc>
+          <w:tcPr>
+            <w:tcW w:type="dxa" w:w="5112"/>
+          </w:tcPr>
+          <w:p>
+            <w:r>
+              <w:t>capacity=3 and reserved=11 give -8 under the same arithmetic.</w:t>
+            </w:r>
+          </w:p>
+        </w:tc>
+      </w:tr>
+    </w:tbl>
+    <w:p>
+      <w:r>
+        <w:t>Match each pictured step to the supplied facts. This is a worked teaching case, not an independent assessment.</w:t>
+      </w:r>
+    </w:p>
+    <w:p>
+      <w:pPr>
+        <w:spacing w:line="336" w:lineRule="auto" w:after="180"/>
+      </w:pPr>
+      <w:r>
+        <w:rPr>
+          <w:b w:val="0"/>
+        </w:rPr>
+        <w:t xml:space="preserve">Positional </w:t>
+      </w:r>
+      <w:r>
+        <w:rPr>
+          <w:b/>
+        </w:rPr>
+        <w:t>argument</w:t>
+      </w:r>
+      <w:r>
+        <w:rPr>
+          <w:b w:val="0"/>
+        </w:rPr>
+        <w:t xml:space="preserve">s match </w:t>
+      </w:r>
+      <w:r>
+        <w:rPr>
+          <w:b/>
+        </w:rPr>
+        <w:t>parameter</w:t>
+      </w:r>
+      <w:r>
+        <w:rPr>
+          <w:b w:val="0"/>
+        </w:rPr>
+        <w:t xml:space="preserve"> names in order. A </w:t>
+      </w:r>
+      <w:r>
+        <w:rPr>
+          <w:b/>
+        </w:rPr>
+        <w:t>function</w:t>
+      </w:r>
+      <w:r>
+        <w:rPr>
+          <w:b w:val="0"/>
+        </w:rPr>
+        <w:t xml:space="preserve"> </w:t>
+      </w:r>
+      <w:r>
+        <w:rPr>
+          <w:b/>
+        </w:rPr>
+        <w:t>definition</w:t>
+      </w:r>
+      <w:r>
+        <w:rPr>
+          <w:b w:val="0"/>
+        </w:rPr>
+        <w:t xml:space="preserve"> is not an execution of its body; separate </w:t>
+      </w:r>
+      <w:r>
+        <w:rPr>
+          <w:b/>
+        </w:rPr>
+        <w:t>call</w:t>
+      </w:r>
+      <w:r>
+        <w:rPr>
+          <w:b w:val="0"/>
+        </w:rPr>
+        <w:t xml:space="preserve">s supply separate </w:t>
+      </w:r>
+      <w:r>
+        <w:rPr>
+          <w:b/>
+        </w:rPr>
         <w:t>input</w:t>
       </w:r>
       <w:r>
         <w:rPr>
           <w:b w:val="0"/>
         </w:rPr>
-        <w:t>, the deciding step and the result in this week’s visual. Explain the same step in ordinary words. A picture helps when you can say what each part represents.</w:t>
+        <w:t xml:space="preserve"> values.</w:t>
+      </w:r>
+    </w:p>
+    <w:p>
+      <w:pPr>
+        <w:pStyle w:val="Heading2"/>
+      </w:pPr>
+      <w:r>
+        <w:t>Complete two-call demonstration</w:t>
+      </w:r>
+    </w:p>
+    <w:p>
+      <w:r>
+        <w:rPr>
+          <w:rFonts w:ascii="Courier New" w:hAnsi="Courier New"/>
+          <w:sz w:val="18"/>
+        </w:rPr>
+        <w:t>def show_free(capacity, reserved):</w:t>
+        <w:br/>
+        <w:t xml:space="preserve">    print(capacity - reserved)</w:t>
+        <w:br/>
+        <w:br/>
+        <w:t>show_free(11, 3)</w:t>
+        <w:br/>
+        <w:t>show_free(3, 11)</w:t>
+        <w:br/>
+      </w:r>
+    </w:p>
+    <w:p>
+      <w:pPr>
+        <w:pStyle w:val="Heading2"/>
+      </w:pPr>
+      <w:r>
+        <w:t>Predict removing both calls</w:t>
+      </w:r>
+    </w:p>
+    <w:p>
+      <w:pPr>
+        <w:pStyle w:val="ListBullet"/>
+      </w:pPr>
+      <w:r>
+        <w:t>Change one thing: Remove both calls and leave the definition only. Predict the result before checking the explanation. What remains the same?</w:t>
+      </w:r>
+    </w:p>
+    <w:p>
+      <w:pPr>
+        <w:pStyle w:val="Heading2"/>
+      </w:pPr>
+      <w:r>
+        <w:t>Check after predicting · reference / check after trying</w:t>
+      </w:r>
+    </w:p>
+    <w:p>
+      <w:r>
+        <w:drawing>
+          <wp:inline xmlns:a="http://schemas.openxmlformats.org/drawingml/2006/main" xmlns:pic="http://schemas.openxmlformats.org/drawingml/2006/picture">
+            <wp:extent cx="5486400" cy="3026664"/>
+            <wp:docPr id="2" name="Picture 2" descr="Original case: capacity=3 and reserved=11 give -8 under the same arithmetic. Changed condition: Remove both calls and leave the definition only. Expected result: No output is printed. Reason: The body runs only when the function is called."/>
+            <wp:cNvGraphicFramePr>
+              <a:graphicFrameLocks noChangeAspect="1"/>
+            </wp:cNvGraphicFramePr>
+            <a:graphic>
+              <a:graphicData uri="http://schemas.openxmlformats.org/drawingml/2006/picture">
+                <pic:pic>
+                  <pic:nvPicPr>
+                    <pic:cNvPr id="0" name="academy-story-python-bridge-8-04.png"/>
+                    <pic:cNvPicPr/>
+                  </pic:nvPicPr>
+                  <pic:blipFill>
+                    <a:blip r:embed="rId10"/>
+                    <a:stretch>
+                      <a:fillRect/>
+                    </a:stretch>
+                  </pic:blipFill>
+                  <pic:spPr>
+                    <a:xfrm>
+                      <a:off x="0" y="0"/>
+                      <a:ext cx="5486400" cy="3026664"/>
+                    </a:xfrm>
+                    <a:prstGeom prst="rect"/>
+                  </pic:spPr>
+                </pic:pic>
+              </a:graphicData>
+            </a:graphic>
+          </wp:inline>
+        </w:drawing>
+      </w:r>
+    </w:p>
+    <w:p>
+      <w:pPr>
+        <w:pStyle w:val="Heading2"/>
+      </w:pPr>
+      <w:r>
+        <w:t>State arithmetic and capacity-domain limits</w:t>
+      </w:r>
+    </w:p>
+    <w:p>
+      <w:pPr>
+        <w:pStyle w:val="ListBullet"/>
+      </w:pPr>
+      <w:r>
+        <w:t>The arithmetic permits negative results; a real capacity contract may reject reserved&gt;capacity instead of treating it as free space.</w:t>
+      </w:r>
+    </w:p>
+    <w:p>
+      <w:pPr>
+        <w:pStyle w:val="ListBullet"/>
+      </w:pPr>
+      <w:r>
+        <w:t>Read the labelled picture: Match every argument to a parameter for the two calls. Why do outputs differ, and what prints when both calls are removed?</w:t>
+      </w:r>
+    </w:p>
+    <w:p>
+      <w:pPr>
+        <w:pStyle w:val="Heading2"/>
+      </w:pPr>
+      <w:r>
+        <w:t>Reference · Main printing-function events · reference / check after trying</w:t>
+      </w:r>
+    </w:p>
+    <w:tbl>
+      <w:tblPr>
+        <w:tblStyle w:val="LightShading-Accent1"/>
+        <w:tblW w:type="auto" w:w="0"/>
+        <w:tblLook w:firstColumn="1" w:firstRow="1" w:lastColumn="0" w:lastRow="0" w:noHBand="0" w:noVBand="1" w:val="04A0"/>
+      </w:tblPr>
+      <w:tblGrid>
+        <w:gridCol w:w="5112"/>
+        <w:gridCol w:w="5112"/>
+      </w:tblGrid>
+      <w:tr>
+        <w:trPr>
+          <w:tblHeader/>
+        </w:trPr>
+        <w:tc>
+          <w:tcPr>
+            <w:tcW w:type="dxa" w:w="5112"/>
+          </w:tcPr>
+          <w:p>
+            <w:r>
+              <w:t>Execution event</w:t>
+            </w:r>
+          </w:p>
+        </w:tc>
+        <w:tc>
+          <w:tcPr>
+            <w:tcW w:type="dxa" w:w="5112"/>
+          </w:tcPr>
+          <w:p>
+            <w:r>
+              <w:t>What happens</w:t>
+            </w:r>
+          </w:p>
+        </w:tc>
+      </w:tr>
+      <w:tr>
+        <w:tc>
+          <w:tcPr>
+            <w:tcW w:type="dxa" w:w="5112"/>
+          </w:tcPr>
+          <w:p>
+            <w:r>
+              <w:t>Execute the definition</w:t>
+            </w:r>
+          </w:p>
+        </w:tc>
+        <w:tc>
+          <w:tcPr>
+            <w:tcW w:type="dxa" w:w="5112"/>
+          </w:tcPr>
+          <w:p>
+            <w:r>
+              <w:t>Create the function; no output yet</w:t>
+            </w:r>
+          </w:p>
+        </w:tc>
+      </w:tr>
+      <w:tr>
+        <w:tc>
+          <w:tcPr>
+            <w:tcW w:type="dxa" w:w="5112"/>
+          </w:tcPr>
+          <w:p>
+            <w:r>
+              <w:t>Call with 12 and 4</w:t>
+            </w:r>
+          </w:p>
+        </w:tc>
+        <w:tc>
+          <w:tcPr>
+            <w:tcW w:type="dxa" w:w="5112"/>
+          </w:tcPr>
+          <w:p>
+            <w:r>
+              <w:t>Match parameters; subtract; print 8</w:t>
+            </w:r>
+          </w:p>
+        </w:tc>
+      </w:tr>
+      <w:tr>
+        <w:tc>
+          <w:tcPr>
+            <w:tcW w:type="dxa" w:w="5112"/>
+          </w:tcPr>
+          <w:p>
+            <w:r>
+              <w:t>Call with 10 and 7</w:t>
+            </w:r>
+          </w:p>
+        </w:tc>
+        <w:tc>
+          <w:tcPr>
+            <w:tcW w:type="dxa" w:w="5112"/>
+          </w:tcPr>
+          <w:p>
+            <w:r>
+              <w:t>Match new values; subtract; print 3</w:t>
+            </w:r>
+          </w:p>
+        </w:tc>
+      </w:tr>
+      <w:tr>
+        <w:tc>
+          <w:tcPr>
+            <w:tcW w:type="dxa" w:w="5112"/>
+          </w:tcPr>
+          <w:p>
+            <w:r>
+              <w:t>After the second call</w:t>
+            </w:r>
+          </w:p>
+        </w:tc>
+        <w:tc>
+          <w:tcPr>
+            <w:tcW w:type="dxa" w:w="5112"/>
+          </w:tcPr>
+          <w:p>
+            <w:r>
+              <w:t>Continue with the next statement</w:t>
+            </w:r>
+          </w:p>
+        </w:tc>
+      </w:tr>
+    </w:tbl>
+    <w:p>
+      <w:pPr>
+        <w:spacing w:line="336" w:lineRule="auto" w:after="180"/>
+      </w:pPr>
+      <w:r>
+        <w:rPr>
+          <w:b w:val="0"/>
+        </w:rPr>
+        <w:t xml:space="preserve">In show_remaining(12, 4), 12 and 4 are </w:t>
+      </w:r>
+      <w:r>
+        <w:rPr>
+          <w:b/>
+        </w:rPr>
+        <w:t>argument</w:t>
+      </w:r>
+      <w:r>
+        <w:rPr>
+          <w:b w:val="0"/>
+        </w:rPr>
+        <w:t xml:space="preserve">s; capacity and used are </w:t>
+      </w:r>
+      <w:r>
+        <w:rPr>
+          <w:b/>
+        </w:rPr>
+        <w:t>parameter</w:t>
+      </w:r>
+      <w:r>
+        <w:rPr>
+          <w:b w:val="0"/>
+        </w:rPr>
+        <w:t>s.</w:t>
+      </w:r>
+    </w:p>
+    <w:p>
+      <w:pPr>
+        <w:spacing w:line="336" w:lineRule="auto" w:after="180"/>
+      </w:pPr>
+      <w:r>
+        <w:rPr>
+          <w:b w:val="0"/>
+        </w:rPr>
+        <w:t xml:space="preserve">Positional </w:t>
+      </w:r>
+      <w:r>
+        <w:rPr>
+          <w:b/>
+        </w:rPr>
+        <w:t>argument</w:t>
+      </w:r>
+      <w:r>
+        <w:rPr>
+          <w:b w:val="0"/>
+        </w:rPr>
+        <w:t xml:space="preserve">s match from left to right. show_remaining(4, 12) produces -8, showing why order matters; it also violates our written </w:t>
+      </w:r>
+      <w:r>
+        <w:rPr>
+          <w:b/>
+        </w:rPr>
+        <w:t>input</w:t>
+      </w:r>
+      <w:r>
+        <w:rPr>
+          <w:b w:val="0"/>
+        </w:rPr>
+        <w:t xml:space="preserve"> contract. Use a fresh file with the </w:t>
+      </w:r>
+      <w:r>
+        <w:rPr>
+          <w:b/>
+        </w:rPr>
+        <w:t>definition</w:t>
+      </w:r>
+      <w:r>
+        <w:rPr>
+          <w:b w:val="0"/>
+        </w:rPr>
+        <w:t xml:space="preserve"> before its </w:t>
+      </w:r>
+      <w:r>
+        <w:rPr>
+          <w:b/>
+        </w:rPr>
+        <w:t>call</w:t>
+      </w:r>
+      <w:r>
+        <w:rPr>
+          <w:b w:val="0"/>
+        </w:rPr>
+        <w:t>s.</w:t>
+      </w:r>
+    </w:p>
+    <w:p>
+      <w:pPr>
+        <w:pStyle w:val="Heading3"/>
+      </w:pPr>
+      <w:r>
+        <w:t>Predict the output of show_remaining(9, 9) followed by show_remaining(9, 0). Name the parameter receiving each argument. What would be printed if both calls were removed?</w:t>
+      </w:r>
+    </w:p>
+    <w:p>
+      <w:r>
+        <w:t>________________________________________________________________</w:t>
+      </w:r>
+    </w:p>
+    <w:p>
+      <w:r>
+        <w:t>________________________________________________________________</w:t>
+      </w:r>
+    </w:p>
+    <w:p>
+      <w:r>
+        <w:t>________________________________________________________________</w:t>
+      </w:r>
+    </w:p>
+    <w:p>
+      <w:r>
+        <w:t>________________________________________________________________</w:t>
+      </w:r>
+    </w:p>
+    <w:p>
+      <w:r>
+        <w:t>________________________________________________________________</w:t>
+      </w:r>
+    </w:p>
+    <w:p>
+      <w:pPr>
+        <w:pStyle w:val="Heading2"/>
+      </w:pPr>
+      <w:r>
+        <w:t>Earlier wording, alternatives and picture transcripts · reference / check after trying</w:t>
+      </w:r>
+    </w:p>
+    <w:p>
+      <w:pPr>
+        <w:pStyle w:val="Heading3"/>
+      </w:pPr>
+      <w:r>
+        <w:t>Learn from the worked case</w:t>
+      </w:r>
+    </w:p>
+    <w:p>
+      <w:pPr>
+        <w:spacing w:line="336" w:lineRule="auto" w:after="180"/>
+      </w:pPr>
+      <w:r>
+        <w:rPr>
+          <w:b w:val="0"/>
+        </w:rPr>
+        <w:t>Cover the result before checking it. Say what is given, choose the procedure, and follow one step at a time. Then uncover the result and explain your first mismatch. Ask why a step is allowed, not only what number it produces.</w:t>
+      </w:r>
+    </w:p>
+    <w:p>
+      <w:pPr>
+        <w:pStyle w:val="Heading3"/>
+      </w:pPr>
+      <w:r>
+        <w:t>A pictorial worked case: Functions and arguments</w:t>
+      </w:r>
+    </w:p>
+    <w:p>
+      <w:pPr>
+        <w:pStyle w:val="Heading3"/>
+      </w:pPr>
+      <w:r>
+        <w:t>The facts we will use</w:t>
+      </w:r>
+    </w:p>
+    <w:p>
+      <w:r>
+        <w:drawing>
+          <wp:inline xmlns:a="http://schemas.openxmlformats.org/drawingml/2006/main" xmlns:pic="http://schemas.openxmlformats.org/drawingml/2006/picture">
+            <wp:extent cx="5486400" cy="5185229"/>
+            <wp:docPr id="3" name="Picture 3" descr="Functions and arguments. Define without calling: The definition creates the function but prints nothing yet.. Match first arguments: capacity=11 and reserved=3 give a printed 8.. Trace reversed call: capacity=3 and reserved=11 give -8 under the same arithmetic."/>
+            <wp:cNvGraphicFramePr>
+              <a:graphicFrameLocks noChangeAspect="1"/>
+            </wp:cNvGraphicFramePr>
+            <a:graphic>
+              <a:graphicData uri="http://schemas.openxmlformats.org/drawingml/2006/picture">
+                <pic:pic>
+                  <pic:nvPicPr>
+                    <pic:cNvPr id="0" name="academy-visual-python-bridge-8.png"/>
+                    <pic:cNvPicPr/>
+                  </pic:nvPicPr>
+                  <pic:blipFill>
+                    <a:blip r:embed="rId11"/>
+                    <a:stretch>
+                      <a:fillRect/>
+                    </a:stretch>
+                  </pic:blipFill>
+                  <pic:spPr>
+                    <a:xfrm>
+                      <a:off x="0" y="0"/>
+                      <a:ext cx="5486400" cy="5185229"/>
+                    </a:xfrm>
+                    <a:prstGeom prst="rect"/>
+                  </pic:spPr>
+                </pic:pic>
+              </a:graphicData>
+            </a:graphic>
+          </wp:inline>
+        </w:drawing>
+      </w:r>
+    </w:p>
+    <w:p>
+      <w:pPr>
+        <w:pStyle w:val="Heading3"/>
+      </w:pPr>
+      <w:r>
+        <w:t>Why this result follows</w:t>
+      </w:r>
+    </w:p>
+    <w:p>
+      <w:pPr>
+        <w:pStyle w:val="Heading3"/>
+      </w:pPr>
+      <w:r>
+        <w:t>What this example does not establish</w:t>
       </w:r>
     </w:p>
     <w:p>
@@ -879,12 +2013,246 @@
         <w:pStyle w:val="Heading1"/>
       </w:pPr>
       <w:r>
-        <w:t>04. Compare the cases</w:t>
-      </w:r>
-    </w:p>
-    <w:p>
-      <w:r>
-        <w:t>Compare the supplied cases for Functions and arguments. Identify the detail that changes the conclusion.</w:t>
+        <w:t>07. Find constants that ignore the function’s arguments</w:t>
+      </w:r>
+    </w:p>
+    <w:p>
+      <w:r>
+        <w:t>A first example can pass by accident while reuse fails.</w:t>
+      </w:r>
+    </w:p>
+    <w:p>
+      <w:pPr>
+        <w:pStyle w:val="Heading2"/>
+      </w:pPr>
+      <w:r>
+        <w:t>Read the complete faulty body</w:t>
+      </w:r>
+    </w:p>
+    <w:p>
+      <w:r>
+        <w:rPr>
+          <w:rFonts w:ascii="Courier New" w:hAnsi="Courier New"/>
+          <w:sz w:val="18"/>
+        </w:rPr>
+        <w:t>def show_remaining(capacity, used):</w:t>
+        <w:br/>
+        <w:t xml:space="preserve">    remaining = 12 - 4</w:t>
+        <w:br/>
+        <w:t xml:space="preserve">    print(remaining)</w:t>
+        <w:br/>
+        <w:br/>
+        <w:t>show_remaining(12, 4)</w:t>
+        <w:br/>
+        <w:t>show_remaining(10, 7)</w:t>
+      </w:r>
+    </w:p>
+    <w:p>
+      <w:pPr>
+        <w:pStyle w:val="Heading2"/>
+      </w:pPr>
+      <w:r>
+        <w:t>Compare actual repeated 8 with expected new inputs</w:t>
+      </w:r>
+    </w:p>
+    <w:p>
+      <w:pPr>
+        <w:spacing w:line="336" w:lineRule="auto" w:after="180"/>
+      </w:pPr>
+      <w:r>
+        <w:rPr>
+          <w:b w:val="0"/>
+        </w:rPr>
+        <w:t xml:space="preserve">This faulty </w:t>
+      </w:r>
+      <w:r>
+        <w:rPr>
+          <w:b/>
+        </w:rPr>
+        <w:t>function</w:t>
+      </w:r>
+      <w:r>
+        <w:rPr>
+          <w:b w:val="0"/>
+        </w:rPr>
+        <w:t xml:space="preserve"> prints 8 twice. Its fixed numbers ignore the </w:t>
+      </w:r>
+      <w:r>
+        <w:rPr>
+          <w:b/>
+        </w:rPr>
+        <w:t>argument</w:t>
+      </w:r>
+      <w:r>
+        <w:rPr>
+          <w:b w:val="0"/>
+        </w:rPr>
+        <w:t xml:space="preserve">s. Replace 12 - 4 with capacity - used, then rerun both </w:t>
+      </w:r>
+      <w:r>
+        <w:rPr>
+          <w:b/>
+        </w:rPr>
+        <w:t>call</w:t>
+      </w:r>
+      <w:r>
+        <w:rPr>
+          <w:b w:val="0"/>
+        </w:rPr>
+        <w:t>s.</w:t>
+      </w:r>
+    </w:p>
+    <w:p>
+      <w:pPr>
+        <w:spacing w:line="336" w:lineRule="auto" w:after="180"/>
+      </w:pPr>
+      <w:r>
+        <w:rPr>
+          <w:b w:val="0"/>
+        </w:rPr>
+        <w:t xml:space="preserve">Testing only the first </w:t>
+      </w:r>
+      <w:r>
+        <w:rPr>
+          <w:b/>
+        </w:rPr>
+        <w:t>call</w:t>
+      </w:r>
+      <w:r>
+        <w:rPr>
+          <w:b w:val="0"/>
+        </w:rPr>
+        <w:t xml:space="preserve"> would miss the bug because its expected answer happens to be 8.</w:t>
+      </w:r>
+    </w:p>
+    <w:p>
+      <w:pPr>
+        <w:pStyle w:val="Heading2"/>
+      </w:pPr>
+      <w:r>
+        <w:t>Distinguish a missing argument from no call</w:t>
+      </w:r>
+    </w:p>
+    <w:p>
+      <w:pPr>
+        <w:spacing w:line="336" w:lineRule="auto" w:after="180"/>
+      </w:pPr>
+      <w:r>
+        <w:rPr>
+          <w:b w:val="0"/>
+        </w:rPr>
+        <w:t>For this two-</w:t>
+      </w:r>
+      <w:r>
+        <w:rPr>
+          <w:b/>
+        </w:rPr>
+        <w:t>parameter</w:t>
+      </w:r>
+      <w:r>
+        <w:rPr>
+          <w:b w:val="0"/>
+        </w:rPr>
+        <w:t xml:space="preserve"> </w:t>
+      </w:r>
+      <w:r>
+        <w:rPr>
+          <w:b/>
+        </w:rPr>
+        <w:t>definition</w:t>
+      </w:r>
+      <w:r>
+        <w:rPr>
+          <w:b w:val="0"/>
+        </w:rPr>
+        <w:t xml:space="preserve">, show_remaining(12) raises TypeError because an </w:t>
+      </w:r>
+      <w:r>
+        <w:rPr>
+          <w:b/>
+        </w:rPr>
+        <w:t>argument</w:t>
+      </w:r>
+      <w:r>
+        <w:rPr>
+          <w:b w:val="0"/>
+        </w:rPr>
+        <w:t xml:space="preserve"> is missing. Correct the </w:t>
+      </w:r>
+      <w:r>
+        <w:rPr>
+          <w:b/>
+        </w:rPr>
+        <w:t>call</w:t>
+      </w:r>
+      <w:r>
+        <w:rPr>
+          <w:b w:val="0"/>
+        </w:rPr>
+        <w:t xml:space="preserve"> to supply both values.</w:t>
+      </w:r>
+    </w:p>
+    <w:p>
+      <w:pPr>
+        <w:spacing w:line="336" w:lineRule="auto" w:after="180"/>
+      </w:pPr>
+      <w:r>
+        <w:rPr>
+          <w:b w:val="0"/>
+        </w:rPr>
+        <w:t xml:space="preserve">Naming a </w:t>
+      </w:r>
+      <w:r>
+        <w:rPr>
+          <w:b/>
+        </w:rPr>
+        <w:t>function</w:t>
+      </w:r>
+      <w:r>
+        <w:rPr>
+          <w:b w:val="0"/>
+        </w:rPr>
+        <w:t xml:space="preserve"> without </w:t>
+      </w:r>
+      <w:r>
+        <w:rPr>
+          <w:b/>
+        </w:rPr>
+        <w:t>call</w:t>
+      </w:r>
+      <w:r>
+        <w:rPr>
+          <w:b w:val="0"/>
+        </w:rPr>
+        <w:t xml:space="preserve">ing it does not execute the body: the parentheses in show_remaining(12, 4) are part of the </w:t>
+      </w:r>
+      <w:r>
+        <w:rPr>
+          <w:b/>
+        </w:rPr>
+        <w:t>call</w:t>
+      </w:r>
+      <w:r>
+        <w:rPr>
+          <w:b w:val="0"/>
+        </w:rPr>
+        <w:t>.</w:t>
+      </w:r>
+    </w:p>
+    <w:p>
+      <w:pPr>
+        <w:pStyle w:val="Heading2"/>
+      </w:pPr>
+      <w:r>
+        <w:t>Repair and choose a regression call</w:t>
+      </w:r>
+    </w:p>
+    <w:p>
+      <w:pPr>
+        <w:pStyle w:val="ListBullet"/>
+      </w:pPr>
+      <w:r>
+        <w:t>The faulty body calculates 12 - 4 regardless of the call. State the output and expected output for show_remaining(11, 2). Repair the expression and name an earlier call to rerun.</w:t>
       </w:r>
     </w:p>
     <w:p>
@@ -892,7 +2260,151 @@
         <w:pStyle w:val="Heading3"/>
       </w:pPr>
       <w:r>
-        <w:t>Compare a familiar case with a changed case</w:t>
+        <w:t>State one repair and the checks you would rerun.</w:t>
+      </w:r>
+    </w:p>
+    <w:p>
+      <w:r>
+        <w:t>________________________________________________________________</w:t>
+      </w:r>
+    </w:p>
+    <w:p>
+      <w:r>
+        <w:t>________________________________________________________________</w:t>
+      </w:r>
+    </w:p>
+    <w:p>
+      <w:r>
+        <w:t>________________________________________________________________</w:t>
+      </w:r>
+    </w:p>
+    <w:p>
+      <w:r>
+        <w:t>________________________________________________________________</w:t>
+      </w:r>
+    </w:p>
+    <w:p>
+      <w:r>
+        <w:t>________________________________________________________________</w:t>
+      </w:r>
+    </w:p>
+    <w:p>
+      <w:r>
+        <w:t>________________________________________________________________</w:t>
+      </w:r>
+    </w:p>
+    <w:p>
+      <w:pPr>
+        <w:pStyle w:val="Heading2"/>
+      </w:pPr>
+      <w:r>
+        <w:t>Earlier wording, alternatives and picture transcripts · reference / check after trying</w:t>
+      </w:r>
+    </w:p>
+    <w:p>
+      <w:pPr>
+        <w:pStyle w:val="Heading3"/>
+      </w:pPr>
+      <w:r>
+        <w:t>Locate the earliest unsupported step</w:t>
+      </w:r>
+    </w:p>
+    <w:p>
+      <w:pPr>
+        <w:pStyle w:val="Heading1"/>
+      </w:pPr>
+      <w:r>
+        <w:t>08. Practise calls and parameter binding with less help</w:t>
+      </w:r>
+    </w:p>
+    <w:p>
+      <w:r>
+        <w:t>Predict both the output and whether the body runs.</w:t>
+      </w:r>
+    </w:p>
+    <w:p>
+      <w:pPr>
+        <w:pStyle w:val="Heading2"/>
+      </w:pPr>
+      <w:r>
+        <w:t>Explain the procedure</w:t>
+      </w:r>
+    </w:p>
+    <w:p>
+      <w:pPr>
+        <w:pStyle w:val="ListBullet"/>
+      </w:pPr>
+      <w:r>
+        <w:t>In def show_remaining(capacity, used), identify the function name and parameters. In show_remaining(15, 6), identify the arguments and their matching parameters.</w:t>
+      </w:r>
+    </w:p>
+    <w:p>
+      <w:pPr>
+        <w:pStyle w:val="Heading3"/>
+      </w:pPr>
+      <w:r>
+        <w:t>Predict the output of show_remaining(9, 9) followed by show_remaining(9, 0). Name the parameter receiving each argument. What would be printed if both calls were removed?</w:t>
+      </w:r>
+    </w:p>
+    <w:p>
+      <w:r>
+        <w:t>________________________________________________________________</w:t>
+      </w:r>
+    </w:p>
+    <w:p>
+      <w:r>
+        <w:t>________________________________________________________________</w:t>
+      </w:r>
+    </w:p>
+    <w:p>
+      <w:r>
+        <w:t>________________________________________________________________</w:t>
+      </w:r>
+    </w:p>
+    <w:p>
+      <w:r>
+        <w:t>________________________________________________________________</w:t>
+      </w:r>
+    </w:p>
+    <w:p>
+      <w:r>
+        <w:t>________________________________________________________________</w:t>
+      </w:r>
+    </w:p>
+    <w:p>
+      <w:pPr>
+        <w:pStyle w:val="Heading3"/>
+      </w:pPr>
+      <w:r>
+        <w:t>Explain your prediction to a partner before comparing results.</w:t>
+      </w:r>
+    </w:p>
+    <w:p>
+      <w:r>
+        <w:t>________________________________________________________________</w:t>
+      </w:r>
+    </w:p>
+    <w:p>
+      <w:r>
+        <w:t>________________________________________________________________</w:t>
+      </w:r>
+    </w:p>
+    <w:p>
+      <w:r>
+        <w:t>________________________________________________________________</w:t>
+      </w:r>
+    </w:p>
+    <w:p>
+      <w:r>
+        <w:t>________________________________________________________________</w:t>
+      </w:r>
+    </w:p>
+    <w:p>
+      <w:pPr>
+        <w:pStyle w:val="Heading2"/>
+      </w:pPr>
+      <w:r>
+        <w:t>Complete W2 call sequence</w:t>
       </w:r>
     </w:p>
     <w:p>
@@ -903,6 +2415,504 @@
         <w:rPr>
           <w:b w:val="0"/>
         </w:rPr>
+        <w:t>Use workbook W2 for the connected example “</w:t>
+      </w:r>
+      <w:r>
+        <w:rPr>
+          <w:b/>
+        </w:rPr>
+        <w:t>Function</w:t>
+      </w:r>
+      <w:r>
+        <w:rPr>
+          <w:b w:val="0"/>
+        </w:rPr>
+        <w:t xml:space="preserve">s and </w:t>
+      </w:r>
+      <w:r>
+        <w:rPr>
+          <w:b/>
+        </w:rPr>
+        <w:t>argument</w:t>
+      </w:r>
+      <w:r>
+        <w:rPr>
+          <w:b w:val="0"/>
+        </w:rPr>
+        <w:t xml:space="preserve">s”. First fill the </w:t>
+      </w:r>
+      <w:r>
+        <w:rPr>
+          <w:b/>
+        </w:rPr>
+        <w:t>input</w:t>
+      </w:r>
+      <w:r>
+        <w:rPr>
+          <w:b w:val="0"/>
+        </w:rPr>
+        <w:t xml:space="preserve"> and rule boxes. Try the middle steps before asking for a hint. After a hint, try the next step yourself.</w:t>
+      </w:r>
+    </w:p>
+    <w:tbl>
+      <w:tblPr>
+        <w:tblStyle w:val="LightShading-Accent1"/>
+        <w:tblW w:type="auto" w:w="0"/>
+        <w:tblLook w:firstColumn="1" w:firstRow="1" w:lastColumn="0" w:lastRow="0" w:noHBand="0" w:noVBand="1" w:val="04A0"/>
+      </w:tblPr>
+      <w:tblGrid>
+        <w:gridCol w:w="3408"/>
+        <w:gridCol w:w="3408"/>
+        <w:gridCol w:w="3408"/>
+      </w:tblGrid>
+      <w:tr>
+        <w:trPr>
+          <w:tblHeader/>
+        </w:trPr>
+        <w:tc>
+          <w:tcPr>
+            <w:tcW w:type="dxa" w:w="3408"/>
+          </w:tcPr>
+          <w:p>
+            <w:r>
+              <w:t>Plan</w:t>
+            </w:r>
+          </w:p>
+        </w:tc>
+        <w:tc>
+          <w:tcPr>
+            <w:tcW w:type="dxa" w:w="3408"/>
+          </w:tcPr>
+          <w:p>
+            <w:r>
+              <w:t>Do</w:t>
+            </w:r>
+          </w:p>
+        </w:tc>
+        <w:tc>
+          <w:tcPr>
+            <w:tcW w:type="dxa" w:w="3408"/>
+          </w:tcPr>
+          <w:p>
+            <w:r>
+              <w:t>Check</w:t>
+            </w:r>
+          </w:p>
+        </w:tc>
+      </w:tr>
+      <w:tr>
+        <w:tc>
+          <w:tcPr>
+            <w:tcW w:type="dxa" w:w="3408"/>
+          </w:tcPr>
+          <w:p>
+            <w:r>
+              <w:t>What is given? Which rule or procedure applies?</w:t>
+            </w:r>
+          </w:p>
+        </w:tc>
+        <w:tc>
+          <w:tcPr>
+            <w:tcW w:type="dxa" w:w="3408"/>
+          </w:tcPr>
+          <w:p>
+            <w:r>
+              <w:t>Record each intermediate step.</w:t>
+            </w:r>
+          </w:p>
+        </w:tc>
+        <w:tc>
+          <w:tcPr>
+            <w:tcW w:type="dxa" w:w="3408"/>
+          </w:tcPr>
+          <w:p>
+            <w:r>
+              <w:t>Does the result follow? What remains unknown?</w:t>
+            </w:r>
+          </w:p>
+        </w:tc>
+      </w:tr>
+    </w:tbl>
+    <w:p>
+      <w:pPr>
+        <w:pStyle w:val="Heading2"/>
+      </w:pPr>
+      <w:r>
+        <w:t>Audit definition-runs-body reasoning</w:t>
+      </w:r>
+    </w:p>
+    <w:p>
+      <w:pPr>
+        <w:pStyle w:val="ListBullet"/>
+      </w:pPr>
+      <w:r>
+        <w:t>Use the worked case for Functions and arguments. Proposed explanation: “Writing def runs the body immediately”. Decide whether this explanation is supported. Point to the step or supplied fact that decides; explain your repair if needed.</w:t>
+      </w:r>
+    </w:p>
+    <w:p>
+      <w:pPr>
+        <w:pStyle w:val="ListBullet"/>
+      </w:pPr>
+      <w:r>
+        <w:t>Answer on your own before discussion. If you are unsure, say which step you need help with.</w:t>
+      </w:r>
+    </w:p>
+    <w:p>
+      <w:pPr>
+        <w:pStyle w:val="Heading2"/>
+      </w:pPr>
+      <w:r>
+        <w:t>Explain the pictured argument reversal</w:t>
+      </w:r>
+    </w:p>
+    <w:p>
+      <w:pPr>
+        <w:pStyle w:val="ListBullet"/>
+      </w:pPr>
+      <w:r>
+        <w:t>Match every argument to a parameter for the two calls. Why do outputs differ, and what prints when both calls are removed?</w:t>
+      </w:r>
+    </w:p>
+    <w:p>
+      <w:pPr>
+        <w:pStyle w:val="Heading3"/>
+      </w:pPr>
+      <w:r>
+        <w:t>My explanation using a pictured step and the given facts</w:t>
+      </w:r>
+    </w:p>
+    <w:p>
+      <w:r>
+        <w:t>________________________________________________________________</w:t>
+      </w:r>
+    </w:p>
+    <w:p>
+      <w:r>
+        <w:t>________________________________________________________________</w:t>
+      </w:r>
+    </w:p>
+    <w:p>
+      <w:r>
+        <w:t>________________________________________________________________</w:t>
+      </w:r>
+    </w:p>
+    <w:p>
+      <w:r>
+        <w:t>________________________________________________________________</w:t>
+      </w:r>
+    </w:p>
+    <w:p>
+      <w:pPr>
+        <w:pStyle w:val="Heading2"/>
+      </w:pPr>
+      <w:r>
+        <w:t>Reserve selected transfer work</w:t>
+      </w:r>
+    </w:p>
+    <w:p>
+      <w:pPr>
+        <w:spacing w:line="336" w:lineRule="auto" w:after="180"/>
+      </w:pPr>
+      <w:r>
+        <w:rPr>
+          <w:b w:val="0"/>
+        </w:rPr>
+        <w:t>This is supported practice. Keep the separately named independent case for an attempt before feedback.</w:t>
+      </w:r>
+    </w:p>
+    <w:p>
+      <w:pPr>
+        <w:pStyle w:val="Heading2"/>
+      </w:pPr>
+      <w:r>
+        <w:t>Earlier wording, alternatives and picture transcripts · reference / check after trying</w:t>
+      </w:r>
+    </w:p>
+    <w:p>
+      <w:pPr>
+        <w:pStyle w:val="Heading3"/>
+      </w:pPr>
+      <w:r>
+        <w:t>Practise with less help: Follow the execution order</w:t>
+      </w:r>
+    </w:p>
+    <w:p>
+      <w:pPr>
+        <w:spacing w:line="336" w:lineRule="auto" w:after="180"/>
+      </w:pPr>
+      <w:r>
+        <w:rPr>
+          <w:b w:val="0"/>
+        </w:rPr>
+        <w:t>Explain your trace to a partner. Your partner points to one step to check. Swap roles on the next case. Each person writes their own explanation.</w:t>
+      </w:r>
+    </w:p>
+    <w:p>
+      <w:pPr>
+        <w:pStyle w:val="Heading3"/>
+      </w:pPr>
+      <w:r>
+        <w:t>Check your reasoning</w:t>
+      </w:r>
+    </w:p>
+    <w:p>
+      <w:pPr>
+        <w:pStyle w:val="Heading3"/>
+      </w:pPr>
+      <w:r>
+        <w:t>Explain the picture</w:t>
+      </w:r>
+    </w:p>
+    <w:p>
+      <w:pPr>
+        <w:pStyle w:val="Heading1"/>
+      </w:pPr>
+      <w:r>
+        <w:t>09. Check six complete definition and call cases</w:t>
+      </w:r>
+    </w:p>
+    <w:p>
+      <w:r>
+        <w:t>Record argument bindings, whether the body runs and where output is produced.</w:t>
+      </w:r>
+    </w:p>
+    <w:p>
+      <w:pPr>
+        <w:pStyle w:val="Heading2"/>
+      </w:pPr>
+      <w:r>
+        <w:t>All supplied call and failure records</w:t>
+      </w:r>
+    </w:p>
+    <w:tbl>
+      <w:tblPr>
+        <w:tblStyle w:val="LightShading-Accent1"/>
+        <w:tblW w:type="auto" w:w="0"/>
+        <w:tblLook w:firstColumn="1" w:firstRow="1" w:lastColumn="0" w:lastRow="0" w:noHBand="0" w:noVBand="1" w:val="04A0"/>
+      </w:tblPr>
+      <w:tblGrid>
+        <w:gridCol w:w="5112"/>
+        <w:gridCol w:w="5112"/>
+      </w:tblGrid>
+      <w:tr>
+        <w:trPr>
+          <w:tblHeader/>
+        </w:trPr>
+        <w:tc>
+          <w:tcPr>
+            <w:tcW w:type="dxa" w:w="5112"/>
+          </w:tcPr>
+          <w:p>
+            <w:r>
+              <w:t>Complete case</w:t>
+            </w:r>
+          </w:p>
+        </w:tc>
+        <w:tc>
+          <w:tcPr>
+            <w:tcW w:type="dxa" w:w="5112"/>
+          </w:tcPr>
+          <w:p>
+            <w:r>
+              <w:t>Expected event/result</w:t>
+            </w:r>
+          </w:p>
+        </w:tc>
+      </w:tr>
+      <w:tr>
+        <w:tc>
+          <w:tcPr>
+            <w:tcW w:type="dxa" w:w="5112"/>
+          </w:tcPr>
+          <w:p>
+            <w:r>
+              <w:t>A · Correct show_remaining(8,3)</w:t>
+            </w:r>
+          </w:p>
+        </w:tc>
+        <w:tc>
+          <w:tcPr>
+            <w:tcW w:type="dxa" w:w="5112"/>
+          </w:tcPr>
+          <w:p>
+            <w:r>
+              <w:t>Bind capacity 8/used 3; print 5</w:t>
+            </w:r>
+          </w:p>
+        </w:tc>
+      </w:tr>
+      <w:tr>
+        <w:tc>
+          <w:tcPr>
+            <w:tcW w:type="dxa" w:w="5112"/>
+          </w:tcPr>
+          <w:p>
+            <w:r>
+              <w:t>B · Correct show_remaining(8,8)</w:t>
+            </w:r>
+          </w:p>
+        </w:tc>
+        <w:tc>
+          <w:tcPr>
+            <w:tcW w:type="dxa" w:w="5112"/>
+          </w:tcPr>
+          <w:p>
+            <w:r>
+              <w:t>Print 0; a legitimate full cupboard</w:t>
+            </w:r>
+          </w:p>
+        </w:tc>
+      </w:tr>
+      <w:tr>
+        <w:tc>
+          <w:tcPr>
+            <w:tcW w:type="dxa" w:w="5112"/>
+          </w:tcPr>
+          <w:p>
+            <w:r>
+              <w:t>C · Correct show_remaining(8,0)</w:t>
+            </w:r>
+          </w:p>
+        </w:tc>
+        <w:tc>
+          <w:tcPr>
+            <w:tcW w:type="dxa" w:w="5112"/>
+          </w:tcPr>
+          <w:p>
+            <w:r>
+              <w:t>Print 8; zero used spaces</w:t>
+            </w:r>
+          </w:p>
+        </w:tc>
+      </w:tr>
+      <w:tr>
+        <w:tc>
+          <w:tcPr>
+            <w:tcW w:type="dxa" w:w="5112"/>
+          </w:tcPr>
+          <w:p>
+            <w:r>
+              <w:t>D · File has only correct def block, no call</w:t>
+            </w:r>
+          </w:p>
+        </w:tc>
+        <w:tc>
+          <w:tcPr>
+            <w:tcW w:type="dxa" w:w="5112"/>
+          </w:tcPr>
+          <w:p>
+            <w:r>
+              <w:t>No printed output; body never runs</w:t>
+            </w:r>
+          </w:p>
+        </w:tc>
+      </w:tr>
+      <w:tr>
+        <w:tc>
+          <w:tcPr>
+            <w:tcW w:type="dxa" w:w="5112"/>
+          </w:tcPr>
+          <w:p>
+            <w:r>
+              <w:t>E · Correct two-parameter definition, call show_remaining(8)</w:t>
+            </w:r>
+          </w:p>
+        </w:tc>
+        <w:tc>
+          <w:tcPr>
+            <w:tcW w:type="dxa" w:w="5112"/>
+          </w:tcPr>
+          <w:p>
+            <w:r>
+              <w:t>TypeError before body runs; required argument absent</w:t>
+            </w:r>
+          </w:p>
+        </w:tc>
+      </w:tr>
+      <w:tr>
+        <w:tc>
+          <w:tcPr>
+            <w:tcW w:type="dxa" w:w="5112"/>
+          </w:tcPr>
+          <w:p>
+            <w:r>
+              <w:t>F · Faulty fixed 12-4 body called with (11,2)</w:t>
+            </w:r>
+          </w:p>
+        </w:tc>
+        <w:tc>
+          <w:tcPr>
+            <w:tcW w:type="dxa" w:w="5112"/>
+          </w:tcPr>
+          <w:p>
+            <w:r>
+              <w:t>Print 8 instead of expected 9; supplied values ignored</w:t>
+            </w:r>
+          </w:p>
+        </w:tc>
+      </w:tr>
+    </w:tbl>
+    <w:p>
+      <w:pPr>
+        <w:pStyle w:val="Heading2"/>
+      </w:pPr>
+      <w:r>
+        <w:t>Complete W2 three-call script</w:t>
+      </w:r>
+    </w:p>
+    <w:p>
+      <w:r>
+        <w:rPr>
+          <w:rFonts w:ascii="Courier New" w:hAnsi="Courier New"/>
+          <w:sz w:val="18"/>
+        </w:rPr>
+        <w:t>def show_remaining(capacity, used):</w:t>
+        <w:br/>
+        <w:t xml:space="preserve">    remaining = capacity - used</w:t>
+        <w:br/>
+        <w:t xml:space="preserve">    print(remaining)</w:t>
+        <w:br/>
+        <w:br/>
+        <w:t>show_remaining(8, 3)</w:t>
+        <w:br/>
+        <w:t>show_remaining(8, 8)</w:t>
+        <w:br/>
+        <w:t>show_remaining(8, 0)</w:t>
+        <w:br/>
+      </w:r>
+    </w:p>
+    <w:p>
+      <w:pPr>
+        <w:pStyle w:val="Heading2"/>
+      </w:pPr>
+      <w:r>
+        <w:t>Predict, run or trace and repair the ignored arguments</w:t>
+      </w:r>
+    </w:p>
+    <w:p>
+      <w:pPr>
+        <w:pStyle w:val="ListNumber"/>
+      </w:pPr>
+      <w:r>
+        <w:t>Use the complete W2 script to predict A/B/C, then run or trace and preserve three output lines. Create D by removing calls only, and E by using the correct definition plus one missing-argument call in a separate fresh file. F uses the supplied faulty body: compare its output to the written capacity-minus-used requirement, repair to parameter names and rerun a different call. These main cases use valid nonnegative counts, apart from the explicit call-shape error; arbitrary value validation remains unimplemented. Reversed arithmetic in the picture illustrates order, not a valid capacity decision. Do not call a displayed number a returned value unless the function has a return statement. Keep selected difference(11,4)/difference(4,11) for the individual attempt.</w:t>
+      </w:r>
+    </w:p>
+    <w:p>
+      <w:pPr>
+        <w:pStyle w:val="Heading2"/>
+      </w:pPr>
+      <w:r>
+        <w:t>Keep the evidence record</w:t>
+      </w:r>
+    </w:p>
+    <w:p>
+      <w:pPr>
+        <w:spacing w:line="336" w:lineRule="auto" w:after="180"/>
+      </w:pPr>
+      <w:r>
+        <w:rPr>
+          <w:b w:val="0"/>
+        </w:rPr>
         <w:t xml:space="preserve">Using the correct </w:t>
       </w:r>
       <w:r>
@@ -930,12 +2940,376 @@
         <w:t>.</w:t>
       </w:r>
     </w:p>
+    <w:tbl>
+      <w:tblPr>
+        <w:tblStyle w:val="LightShading-Accent1"/>
+        <w:tblW w:type="auto" w:w="0"/>
+        <w:tblLook w:firstColumn="1" w:firstRow="1" w:lastColumn="0" w:lastRow="0" w:noHBand="0" w:noVBand="1" w:val="04A0"/>
+      </w:tblPr>
+      <w:tblGrid>
+        <w:gridCol w:w="5112"/>
+        <w:gridCol w:w="5112"/>
+      </w:tblGrid>
+      <w:tr>
+        <w:trPr>
+          <w:tblHeader/>
+        </w:trPr>
+        <w:tc>
+          <w:tcPr>
+            <w:tcW w:type="dxa" w:w="5112"/>
+          </w:tcPr>
+          <w:p>
+            <w:r>
+              <w:t>Record</w:t>
+            </w:r>
+          </w:p>
+        </w:tc>
+        <w:tc>
+          <w:tcPr>
+            <w:tcW w:type="dxa" w:w="5112"/>
+          </w:tcPr>
+          <w:p>
+            <w:r>
+              <w:t>Your evidence</w:t>
+            </w:r>
+          </w:p>
+        </w:tc>
+      </w:tr>
+      <w:tr>
+        <w:tc>
+          <w:tcPr>
+            <w:tcW w:type="dxa" w:w="5112"/>
+          </w:tcPr>
+          <w:p>
+            <w:r>
+              <w:t>Given input and fixed rule</w:t>
+            </w:r>
+          </w:p>
+        </w:tc>
+        <w:tc>
+          <w:tcPr>
+            <w:tcW w:type="dxa" w:w="5112"/>
+          </w:tcPr>
+          <w:p>
+            <w:r/>
+          </w:p>
+        </w:tc>
+      </w:tr>
+      <w:tr>
+        <w:tc>
+          <w:tcPr>
+            <w:tcW w:type="dxa" w:w="5112"/>
+          </w:tcPr>
+          <w:p>
+            <w:r>
+              <w:t>Prediction before checking</w:t>
+            </w:r>
+          </w:p>
+        </w:tc>
+        <w:tc>
+          <w:tcPr>
+            <w:tcW w:type="dxa" w:w="5112"/>
+          </w:tcPr>
+          <w:p>
+            <w:r/>
+          </w:p>
+        </w:tc>
+      </w:tr>
+      <w:tr>
+        <w:tc>
+          <w:tcPr>
+            <w:tcW w:type="dxa" w:w="5112"/>
+          </w:tcPr>
+          <w:p>
+            <w:r>
+              <w:t>Actual result, or “not run”</w:t>
+            </w:r>
+          </w:p>
+        </w:tc>
+        <w:tc>
+          <w:tcPr>
+            <w:tcW w:type="dxa" w:w="5112"/>
+          </w:tcPr>
+          <w:p>
+            <w:r/>
+          </w:p>
+        </w:tc>
+      </w:tr>
+      <w:tr>
+        <w:tc>
+          <w:tcPr>
+            <w:tcW w:type="dxa" w:w="5112"/>
+          </w:tcPr>
+          <w:p>
+            <w:r>
+              <w:t>First mismatch and one explanation</w:t>
+            </w:r>
+          </w:p>
+        </w:tc>
+        <w:tc>
+          <w:tcPr>
+            <w:tcW w:type="dxa" w:w="5112"/>
+          </w:tcPr>
+          <w:p>
+            <w:r/>
+          </w:p>
+        </w:tc>
+      </w:tr>
+      <w:tr>
+        <w:tc>
+          <w:tcPr>
+            <w:tcW w:type="dxa" w:w="5112"/>
+          </w:tcPr>
+          <w:p>
+            <w:r>
+              <w:t>Boundary or missing input and expected response</w:t>
+            </w:r>
+          </w:p>
+        </w:tc>
+        <w:tc>
+          <w:tcPr>
+            <w:tcW w:type="dxa" w:w="5112"/>
+          </w:tcPr>
+          <w:p>
+            <w:r/>
+          </w:p>
+        </w:tc>
+      </w:tr>
+    </w:tbl>
+    <w:p>
+      <w:pPr>
+        <w:spacing w:line="336" w:lineRule="auto" w:after="180"/>
+      </w:pPr>
+      <w:r>
+        <w:rPr>
+          <w:b w:val="0"/>
+        </w:rPr>
+        <w:t>On paper, trace the supplied procedure. If code is provided, predict before running it in a local practice file. Never write an expected answer as though it were an observed run.</w:t>
+      </w:r>
+    </w:p>
+    <w:p>
+      <w:pPr>
+        <w:spacing w:line="336" w:lineRule="auto" w:after="180"/>
+      </w:pPr>
+      <w:r>
+        <w:rPr>
+          <w:b w:val="0"/>
+        </w:rPr>
+        <w:t>Before trying: what do I expect, and why? While trying: which step could first go wrong? Afterwards: what did I actually observe, and what should change? Keep “not run” if you only traced the procedure.</w:t>
+      </w:r>
+    </w:p>
+    <w:p>
+      <w:pPr>
+        <w:pStyle w:val="Heading2"/>
+      </w:pPr>
+      <w:r>
+        <w:t>Reference · Original correct and faulty definitions · reference / check after trying</w:t>
+      </w:r>
+    </w:p>
+    <w:p>
+      <w:r>
+        <w:rPr>
+          <w:rFonts w:ascii="Courier New" w:hAnsi="Courier New"/>
+          <w:sz w:val="18"/>
+        </w:rPr>
+        <w:t>def show_remaining(capacity, used):</w:t>
+        <w:br/>
+        <w:t xml:space="preserve">    remaining = capacity - used</w:t>
+        <w:br/>
+        <w:t xml:space="preserve">    print(remaining)</w:t>
+        <w:br/>
+        <w:br/>
+        <w:t>show_remaining(12, 4)</w:t>
+        <w:br/>
+        <w:t>show_remaining(10, 7)</w:t>
+      </w:r>
+    </w:p>
+    <w:p>
+      <w:r>
+        <w:rPr>
+          <w:rFonts w:ascii="Courier New" w:hAnsi="Courier New"/>
+          <w:sz w:val="18"/>
+        </w:rPr>
+        <w:t>def show_remaining(capacity, used):</w:t>
+        <w:br/>
+        <w:t xml:space="preserve">    remaining = 12 - 4</w:t>
+        <w:br/>
+        <w:t xml:space="preserve">    print(remaining)</w:t>
+        <w:br/>
+        <w:br/>
+        <w:t>show_remaining(12, 4)</w:t>
+        <w:br/>
+        <w:t>show_remaining(10, 7)</w:t>
+      </w:r>
+    </w:p>
+    <w:p>
+      <w:pPr>
+        <w:pStyle w:val="Heading2"/>
+      </w:pPr>
+      <w:r>
+        <w:t>Earlier wording, alternatives and picture transcripts · reference / check after trying</w:t>
+      </w:r>
+    </w:p>
     <w:p>
       <w:pPr>
         <w:pStyle w:val="Heading3"/>
       </w:pPr>
       <w:r>
-        <w:t>Keep the procedure fixed. Explain what changed in the inputs and result.</w:t>
+        <w:t>Predict, investigate and preserve the evidence</w:t>
+      </w:r>
+    </w:p>
+    <w:p>
+      <w:pPr>
+        <w:pStyle w:val="Heading3"/>
+      </w:pPr>
+      <w:r>
+        <w:t>Plan → try → check</w:t>
+      </w:r>
+    </w:p>
+    <w:p>
+      <w:pPr>
+        <w:pStyle w:val="Heading1"/>
+      </w:pPr>
+      <w:r>
+        <w:t>14. Try alone: trace the selected returned differences</w:t>
+      </w:r>
+    </w:p>
+    <w:p>
+      <w:r>
+        <w:t>Separate the returned value, outer display and definition-only behavior.</w:t>
+      </w:r>
+    </w:p>
+    <w:p>
+      <w:pPr>
+        <w:pStyle w:val="Heading2"/>
+      </w:pPr>
+      <w:r>
+        <w:t>Selected complete task and scope</w:t>
+      </w:r>
+    </w:p>
+    <w:p>
+      <w:pPr>
+        <w:spacing w:line="336" w:lineRule="auto" w:after="180"/>
+      </w:pPr>
+      <w:r>
+        <w:rPr>
+          <w:b w:val="0"/>
+        </w:rPr>
+        <w:t xml:space="preserve">Predict both returned and printed values, showing which </w:t>
+      </w:r>
+      <w:r>
+        <w:rPr>
+          <w:b/>
+        </w:rPr>
+        <w:t>argument</w:t>
+      </w:r>
+      <w:r>
+        <w:rPr>
+          <w:b w:val="0"/>
+        </w:rPr>
+        <w:t xml:space="preserve"> supplies first and second. What is displayed if the program contains only the </w:t>
+      </w:r>
+      <w:r>
+        <w:rPr>
+          <w:b/>
+        </w:rPr>
+        <w:t>function</w:t>
+      </w:r>
+      <w:r>
+        <w:rPr>
+          <w:b w:val="0"/>
+        </w:rPr>
+        <w:t xml:space="preserve"> </w:t>
+      </w:r>
+      <w:r>
+        <w:rPr>
+          <w:b/>
+        </w:rPr>
+        <w:t>definition</w:t>
+      </w:r>
+      <w:r>
+        <w:rPr>
+          <w:b w:val="0"/>
+        </w:rPr>
+        <w:t xml:space="preserve"> and no </w:t>
+      </w:r>
+      <w:r>
+        <w:rPr>
+          <w:b/>
+        </w:rPr>
+        <w:t>call</w:t>
+      </w:r>
+      <w:r>
+        <w:rPr>
+          <w:b w:val="0"/>
+        </w:rPr>
+        <w:t>s?</w:t>
+      </w:r>
+    </w:p>
+    <w:p>
+      <w:pPr>
+        <w:spacing w:line="336" w:lineRule="auto" w:after="180"/>
+      </w:pPr>
+      <w:r>
+        <w:rPr>
+          <w:b w:val="0"/>
+        </w:rPr>
+        <w:t xml:space="preserve">Why does swapping these </w:t>
+      </w:r>
+      <w:r>
+        <w:rPr>
+          <w:b/>
+        </w:rPr>
+        <w:t>argument</w:t>
+      </w:r>
+      <w:r>
+        <w:rPr>
+          <w:b w:val="0"/>
+        </w:rPr>
+        <w:t>s change the result?</w:t>
+      </w:r>
+    </w:p>
+    <w:p>
+      <w:r>
+        <w:rPr>
+          <w:rFonts w:ascii="Courier New" w:hAnsi="Courier New"/>
+          <w:sz w:val="18"/>
+        </w:rPr>
+        <w:t>def difference(first, second):</w:t>
+        <w:br/>
+        <w:t xml:space="preserve">    return first - second</w:t>
+        <w:br/>
+        <w:t>print(difference(11, 4))</w:t>
+        <w:br/>
+        <w:t>print(difference(4, 11))</w:t>
+        <w:br/>
+      </w:r>
+    </w:p>
+    <w:p>
+      <w:pPr>
+        <w:spacing w:line="336" w:lineRule="auto" w:after="180"/>
+      </w:pPr>
+      <w:r>
+        <w:rPr>
+          <w:b w:val="0"/>
+        </w:rPr>
+        <w:t>Use the selected function’s own definition: it returns an arithmetic difference, and the surrounding print displays that returned value. Map arguments to first/second in order. The printing-capacity example’s nonnegative remaining-space contract is separate; here subtraction order may legitimately give a negative numeric result.</w:t>
+      </w:r>
+    </w:p>
+    <w:p>
+      <w:pPr>
+        <w:pStyle w:val="Heading2"/>
+      </w:pPr>
+      <w:r>
+        <w:t>Your response and help record</w:t>
+      </w:r>
+    </w:p>
+    <w:p>
+      <w:pPr>
+        <w:pStyle w:val="Heading3"/>
+      </w:pPr>
+      <w:r>
+        <w:t>My independent explanation, trace and limits</w:t>
       </w:r>
     </w:p>
     <w:p>
@@ -964,11 +3338,199 @@
       </w:r>
     </w:p>
     <w:p>
+      <w:r>
+        <w:t>________________________________________________________________</w:t>
+      </w:r>
+    </w:p>
+    <w:p>
+      <w:r>
+        <w:t>________________________________________________________________</w:t>
+      </w:r>
+    </w:p>
+    <w:p>
+      <w:pPr>
+        <w:spacing w:line="336" w:lineRule="auto" w:after="180"/>
+      </w:pPr>
+      <w:r>
+        <w:rPr>
+          <w:b w:val="0"/>
+        </w:rPr>
+        <w:t>Attempt this case before feedback. Record any help. Earlier examples below are further practice; a case already practised with feedback cannot establish fresh transfer.</w:t>
+      </w:r>
+    </w:p>
+    <w:p>
+      <w:pPr>
+        <w:pStyle w:val="Heading2"/>
+      </w:pPr>
+      <w:r>
+        <w:t>Use feedback afterwards</w:t>
+      </w:r>
+    </w:p>
+    <w:p>
+      <w:pPr>
+        <w:spacing w:line="336" w:lineRule="auto" w:after="180"/>
+      </w:pPr>
+      <w:r>
+        <w:rPr>
+          <w:b w:val="0"/>
+        </w:rPr>
+        <w:t>Attempt the independent case before hints. Record whether you worked alone, used a hint or followed a model. After feedback, fix the first unsupported step and explain why it changed.</w:t>
+      </w:r>
+    </w:p>
+    <w:p>
+      <w:pPr>
+        <w:spacing w:line="336" w:lineRule="auto" w:after="180"/>
+      </w:pPr>
+      <w:r>
+        <w:rPr>
+          <w:b w:val="0"/>
+        </w:rPr>
+        <w:t>A later check uses a changed case, not a copied answer.</w:t>
+      </w:r>
+    </w:p>
+    <w:p>
+      <w:pPr>
+        <w:pStyle w:val="Heading2"/>
+      </w:pPr>
+      <w:r>
+        <w:t>Additional practice · Earlier printing-function transfer · reference / check after trying</w:t>
+      </w:r>
+    </w:p>
+    <w:p>
+      <w:pPr>
+        <w:spacing w:line="336" w:lineRule="auto" w:after="180"/>
+      </w:pPr>
+      <w:r>
+        <w:rPr>
+          <w:b w:val="0"/>
+        </w:rPr>
+        <w:t xml:space="preserve">Each sealed box contains 6 counters. Define show_stock(boxes, loose) to print the total counters using its two </w:t>
+      </w:r>
+      <w:r>
+        <w:rPr>
+          <w:b/>
+        </w:rPr>
+        <w:t>parameter</w:t>
+      </w:r>
+      <w:r>
+        <w:rPr>
+          <w:b w:val="0"/>
+        </w:rPr>
+        <w:t xml:space="preserve">s. Assume nonnegative integer </w:t>
+      </w:r>
+      <w:r>
+        <w:rPr>
+          <w:b/>
+        </w:rPr>
+        <w:t>argument</w:t>
+      </w:r>
+      <w:r>
+        <w:rPr>
+          <w:b w:val="0"/>
+        </w:rPr>
+        <w:t xml:space="preserve">s. </w:t>
+      </w:r>
+      <w:r>
+        <w:rPr>
+          <w:b/>
+        </w:rPr>
+        <w:t>Call</w:t>
+      </w:r>
+      <w:r>
+        <w:rPr>
+          <w:b w:val="0"/>
+        </w:rPr>
+        <w:t xml:space="preserve"> it with (3, 2), (0, 2) and (3, 0).</w:t>
+      </w:r>
+    </w:p>
+    <w:p>
+      <w:pPr>
+        <w:spacing w:line="336" w:lineRule="auto" w:after="180"/>
+      </w:pPr>
+      <w:r>
+        <w:rPr>
+          <w:b w:val="0"/>
+        </w:rPr>
+        <w:t xml:space="preserve">Predict each </w:t>
+      </w:r>
+      <w:r>
+        <w:rPr>
+          <w:b/>
+        </w:rPr>
+        <w:t>output</w:t>
+      </w:r>
+      <w:r>
+        <w:rPr>
+          <w:b w:val="0"/>
+        </w:rPr>
+        <w:t xml:space="preserve"> and explain why show_stock(2, 3) is a different case.</w:t>
+      </w:r>
+    </w:p>
+    <w:p>
       <w:pPr>
         <w:pStyle w:val="Heading3"/>
       </w:pPr>
       <w:r>
-        <w:t>Change one thing in the pictured case</w:t>
+        <w:t>My independent procedure, result and limitation</w:t>
+      </w:r>
+    </w:p>
+    <w:p>
+      <w:r>
+        <w:t>________________________________________________________________</w:t>
+      </w:r>
+    </w:p>
+    <w:p>
+      <w:r>
+        <w:t>________________________________________________________________</w:t>
+      </w:r>
+    </w:p>
+    <w:p>
+      <w:r>
+        <w:t>________________________________________________________________</w:t>
+      </w:r>
+    </w:p>
+    <w:p>
+      <w:r>
+        <w:t>________________________________________________________________</w:t>
+      </w:r>
+    </w:p>
+    <w:p>
+      <w:r>
+        <w:t>________________________________________________________________</w:t>
+      </w:r>
+    </w:p>
+    <w:p>
+      <w:r>
+        <w:t>________________________________________________________________</w:t>
+      </w:r>
+    </w:p>
+    <w:p>
+      <w:r>
+        <w:t>________________________________________________________________</w:t>
+      </w:r>
+    </w:p>
+    <w:p>
+      <w:r>
+        <w:t>________________________________________________________________</w:t>
+      </w:r>
+    </w:p>
+    <w:p>
+      <w:pPr>
+        <w:spacing w:line="336" w:lineRule="auto" w:after="180"/>
+      </w:pPr>
+      <w:r>
+        <w:rPr>
+          <w:b w:val="0"/>
+        </w:rPr>
+        <w:t>Record support used: none, hint or teacher explanation. After feedback, a different case is needed to demonstrate independence.</w:t>
+      </w:r>
+    </w:p>
+    <w:p>
+      <w:pPr>
+        <w:pStyle w:val="Heading2"/>
+      </w:pPr>
+      <w:r>
+        <w:t>Earlier wording, alternatives and picture transcripts · reference / check after trying</w:t>
       </w:r>
     </w:p>
     <w:p>
@@ -976,43 +3538,341 @@
         <w:pStyle w:val="Heading3"/>
       </w:pPr>
       <w:r>
-        <w:t>Change one thing</w:t>
+        <w:t>Independent case: Match positional arguments to parameters</w:t>
+      </w:r>
+    </w:p>
+    <w:p>
+      <w:pPr>
+        <w:pStyle w:val="Heading3"/>
+      </w:pPr>
+      <w:r>
+        <w:t>Attempt this without hints</w:t>
+      </w:r>
+    </w:p>
+    <w:p>
+      <w:pPr>
+        <w:pStyle w:val="Heading3"/>
+      </w:pPr>
+      <w:r>
+        <w:t>Use feedback to improve</w:t>
+      </w:r>
+    </w:p>
+    <w:p>
+      <w:pPr>
+        <w:pStyle w:val="Heading1"/>
+      </w:pPr>
+      <w:r>
+        <w:t>11. Keep parameter binding and execution order in the portfolio</w:t>
+      </w:r>
+    </w:p>
+    <w:p>
+      <w:r>
+        <w:t>A reusable procedure needs tests with more than its first example’s values.</w:t>
+      </w:r>
+    </w:p>
+    <w:p>
+      <w:pPr>
+        <w:pStyle w:val="Heading2"/>
+      </w:pPr>
+      <w:r>
+        <w:t>This week’s contribution</w:t>
       </w:r>
     </w:p>
     <w:p>
       <w:pPr>
         <w:spacing w:line="336" w:lineRule="auto" w:after="180"/>
-        <w:shd w:fill="F5F1FB"/>
       </w:pPr>
       <w:r>
         <w:rPr>
           <w:b w:val="0"/>
         </w:rPr>
-        <w:t xml:space="preserve">Change: Remove both </w:t>
+        <w:t xml:space="preserve">Add a labelled </w:t>
       </w:r>
       <w:r>
         <w:rPr>
           <w:b/>
         </w:rPr>
+        <w:t>function</w:t>
+      </w:r>
+      <w:r>
+        <w:rPr>
+          <w:b w:val="0"/>
+        </w:rPr>
+        <w:t xml:space="preserve">s and </w:t>
+      </w:r>
+      <w:r>
+        <w:rPr>
+          <w:b/>
+        </w:rPr>
+        <w:t>argument</w:t>
+      </w:r>
+      <w:r>
+        <w:rPr>
+          <w:b w:val="0"/>
+        </w:rPr>
+        <w:t xml:space="preserve">s </w:t>
+      </w:r>
+      <w:r>
+        <w:rPr>
+          <w:b/>
+        </w:rPr>
+        <w:t>evidence</w:t>
+      </w:r>
+      <w:r>
+        <w:rPr>
+          <w:b w:val="0"/>
+        </w:rPr>
+        <w:t xml:space="preserve"> sheet to Python readiness portfolio. Show how you can distinguish a </w:t>
+      </w:r>
+      <w:r>
+        <w:rPr>
+          <w:b/>
+        </w:rPr>
+        <w:t>function</w:t>
+      </w:r>
+      <w:r>
+        <w:rPr>
+          <w:b w:val="0"/>
+        </w:rPr>
+        <w:t xml:space="preserve"> </w:t>
+      </w:r>
+      <w:r>
+        <w:rPr>
+          <w:b/>
+        </w:rPr>
+        <w:t>definition</w:t>
+      </w:r>
+      <w:r>
+        <w:rPr>
+          <w:b w:val="0"/>
+        </w:rPr>
+        <w:t xml:space="preserve"> from a </w:t>
+      </w:r>
+      <w:r>
+        <w:rPr>
+          <w:b/>
+        </w:rPr>
+        <w:t>function</w:t>
+      </w:r>
+      <w:r>
+        <w:rPr>
+          <w:b w:val="0"/>
+        </w:rPr>
+        <w:t xml:space="preserve"> </w:t>
+      </w:r>
+      <w:r>
+        <w:rPr>
+          <w:b/>
+        </w:rPr>
         <w:t>call</w:t>
       </w:r>
       <w:r>
         <w:rPr>
           <w:b w:val="0"/>
         </w:rPr>
-        <w:t xml:space="preserve">s and leave the </w:t>
+        <w:t>.</w:t>
+      </w:r>
+    </w:p>
+    <w:p>
+      <w:pPr>
+        <w:spacing w:line="336" w:lineRule="auto" w:after="180"/>
+      </w:pPr>
+      <w:r>
+        <w:rPr>
+          <w:b w:val="0"/>
+        </w:rPr>
+        <w:t xml:space="preserve">Use the supplied fictional case and keep its </w:t>
       </w:r>
       <w:r>
         <w:rPr>
           <w:b/>
         </w:rPr>
-        <w:t>definition</w:t>
+        <w:t>input</w:t>
       </w:r>
       <w:r>
         <w:rPr>
           <w:b w:val="0"/>
         </w:rPr>
-        <w:t xml:space="preserve"> only.</w:t>
+        <w:t xml:space="preserve">s, intermediate steps, calculation or </w:t>
+      </w:r>
+      <w:r>
+        <w:rPr>
+          <w:b/>
+        </w:rPr>
+        <w:t>prediction</w:t>
+      </w:r>
+      <w:r>
+        <w:rPr>
+          <w:b w:val="0"/>
+        </w:rPr>
+        <w:t>, and limitation. Connect this record to last week’s record; a matching answer without a trace is insufficient.</w:t>
+      </w:r>
+    </w:p>
+    <w:p>
+      <w:pPr>
+        <w:pStyle w:val="Heading2"/>
+      </w:pPr>
+      <w:r>
+        <w:t>Project checkpoint and evidence</w:t>
+      </w:r>
+    </w:p>
+    <w:tbl>
+      <w:tblPr>
+        <w:tblStyle w:val="LightShading-Accent1"/>
+        <w:tblW w:type="auto" w:w="0"/>
+        <w:tblLook w:firstColumn="1" w:firstRow="1" w:lastColumn="0" w:lastRow="0" w:noHBand="0" w:noVBand="1" w:val="04A0"/>
+      </w:tblPr>
+      <w:tblGrid>
+        <w:gridCol w:w="5112"/>
+        <w:gridCol w:w="5112"/>
+      </w:tblGrid>
+      <w:tr>
+        <w:trPr>
+          <w:tblHeader/>
+        </w:trPr>
+        <w:tc>
+          <w:tcPr>
+            <w:tcW w:type="dxa" w:w="5112"/>
+          </w:tcPr>
+          <w:p>
+            <w:r>
+              <w:t>Project evidence</w:t>
+            </w:r>
+          </w:p>
+        </w:tc>
+        <w:tc>
+          <w:tcPr>
+            <w:tcW w:type="dxa" w:w="5112"/>
+          </w:tcPr>
+          <w:p>
+            <w:r>
+              <w:t>Record</w:t>
+            </w:r>
+          </w:p>
+        </w:tc>
+      </w:tr>
+      <w:tr>
+        <w:tc>
+          <w:tcPr>
+            <w:tcW w:type="dxa" w:w="5112"/>
+          </w:tcPr>
+          <w:p>
+            <w:r>
+              <w:t>Component and version</w:t>
+            </w:r>
+          </w:p>
+        </w:tc>
+        <w:tc>
+          <w:tcPr>
+            <w:tcW w:type="dxa" w:w="5112"/>
+          </w:tcPr>
+          <w:p>
+            <w:r/>
+          </w:p>
+        </w:tc>
+      </w:tr>
+      <w:tr>
+        <w:tc>
+          <w:tcPr>
+            <w:tcW w:type="dxa" w:w="5112"/>
+          </w:tcPr>
+          <w:p>
+            <w:r>
+              <w:t>Inputs permitted at prediction time</w:t>
+            </w:r>
+          </w:p>
+        </w:tc>
+        <w:tc>
+          <w:tcPr>
+            <w:tcW w:type="dxa" w:w="5112"/>
+          </w:tcPr>
+          <w:p>
+            <w:r/>
+          </w:p>
+        </w:tc>
+      </w:tr>
+      <w:tr>
+        <w:tc>
+          <w:tcPr>
+            <w:tcW w:type="dxa" w:w="5112"/>
+          </w:tcPr>
+          <w:p>
+            <w:r>
+              <w:t>Trace and comparison with earlier work</w:t>
+            </w:r>
+          </w:p>
+        </w:tc>
+        <w:tc>
+          <w:tcPr>
+            <w:tcW w:type="dxa" w:w="5112"/>
+          </w:tcPr>
+          <w:p>
+            <w:r/>
+          </w:p>
+        </w:tc>
+      </w:tr>
+      <w:tr>
+        <w:tc>
+          <w:tcPr>
+            <w:tcW w:type="dxa" w:w="5112"/>
+          </w:tcPr>
+          <w:p>
+            <w:r>
+              <w:t>Failure, limit and human review</w:t>
+            </w:r>
+          </w:p>
+        </w:tc>
+        <w:tc>
+          <w:tcPr>
+            <w:tcW w:type="dxa" w:w="5112"/>
+          </w:tcPr>
+          <w:p>
+            <w:r/>
+          </w:p>
+        </w:tc>
+      </w:tr>
+    </w:tbl>
+    <w:p>
+      <w:pPr>
+        <w:spacing w:line="336" w:lineRule="auto" w:after="180"/>
+      </w:pPr>
+      <w:r>
+        <w:rPr>
+          <w:b w:val="0"/>
+        </w:rPr>
+        <w:t xml:space="preserve">For Python readiness before the Responsible Plant Classifier, retain a trace of the values, the predicted </w:t>
+      </w:r>
+      <w:r>
+        <w:rPr>
+          <w:b/>
+        </w:rPr>
+        <w:t>output</w:t>
+      </w:r>
+      <w:r>
+        <w:rPr>
+          <w:b w:val="0"/>
+        </w:rPr>
+        <w:t xml:space="preserve">s and the changed-case explanation. Use actual Python 3 results to check the </w:t>
+      </w:r>
+      <w:r>
+        <w:rPr>
+          <w:b/>
+        </w:rPr>
+        <w:t>prediction</w:t>
+      </w:r>
+      <w:r>
+        <w:rPr>
+          <w:b w:val="0"/>
+        </w:rPr>
+        <w:t xml:space="preserve"> after reasoning first.</w:t>
+      </w:r>
+    </w:p>
+    <w:p>
+      <w:pPr>
+        <w:pStyle w:val="Heading2"/>
+      </w:pPr>
+      <w:r>
+        <w:t>Earlier wording, alternatives and picture transcripts · reference / check after trying</w:t>
       </w:r>
     </w:p>
     <w:p>
@@ -1020,81 +3880,135 @@
         <w:pStyle w:val="Heading3"/>
       </w:pPr>
       <w:r>
-        <w:t>Predicted result</w:t>
+        <w:t>Evidence for your project</w:t>
+      </w:r>
+    </w:p>
+    <w:p>
+      <w:pPr>
+        <w:pStyle w:val="Heading1"/>
+      </w:pPr>
+      <w:r>
+        <w:t>16. Finish: explain definition, call, binding and output source</w:t>
+      </w:r>
+    </w:p>
+    <w:p>
+      <w:r>
+        <w:t>A body uses current arguments when called, rather than copying a first answer.</w:t>
+      </w:r>
+    </w:p>
+    <w:p>
+      <w:pPr>
+        <w:pStyle w:val="Heading2"/>
+      </w:pPr>
+      <w:r>
+        <w:t>Explain without notes</w:t>
+      </w:r>
+    </w:p>
+    <w:p>
+      <w:pPr>
+        <w:pStyle w:val="ListBullet"/>
+      </w:pPr>
+      <w:r>
+        <w:t>Close your notes. Explain this goal in your own words: Distinguish a function definition from a function call</w:t>
+      </w:r>
+    </w:p>
+    <w:p>
+      <w:pPr>
+        <w:pStyle w:val="Heading3"/>
+      </w:pPr>
+      <w:r>
+        <w:t>My deciding step, evidence and one remaining question</w:t>
+      </w:r>
+    </w:p>
+    <w:p>
+      <w:r>
+        <w:t>________________________________________________________________</w:t>
+      </w:r>
+    </w:p>
+    <w:p>
+      <w:r>
+        <w:t>________________________________________________________________</w:t>
+      </w:r>
+    </w:p>
+    <w:p>
+      <w:r>
+        <w:t>________________________________________________________________</w:t>
+      </w:r>
+    </w:p>
+    <w:p>
+      <w:r>
+        <w:t>________________________________________________________________</w:t>
+      </w:r>
+    </w:p>
+    <w:p>
+      <w:r>
+        <w:t>________________________________________________________________</w:t>
+      </w:r>
+    </w:p>
+    <w:p>
+      <w:pPr>
+        <w:pStyle w:val="Heading2"/>
+      </w:pPr>
+      <w:r>
+        <w:t>Plan a changed-case return</w:t>
       </w:r>
     </w:p>
     <w:p>
       <w:pPr>
         <w:spacing w:line="336" w:lineRule="auto" w:after="180"/>
-        <w:shd w:fill="F1F6FC"/>
-      </w:pPr>
+      </w:pPr>
+      <w:r>
+        <w:rPr>
+          <w:b w:val="0"/>
+        </w:rPr>
+        <w:t xml:space="preserve">If you are unsure, return to the worked picture and explain one arrow. If you are ready, change an </w:t>
+      </w:r>
       <w:r>
         <w:rPr>
           <w:b/>
         </w:rPr>
-        <w:t>Prediction</w:t>
+        <w:t>input</w:t>
       </w:r>
       <w:r>
         <w:rPr>
           <w:b w:val="0"/>
         </w:rPr>
-        <w:t xml:space="preserve">: No </w:t>
+        <w:t xml:space="preserve"> or assumption and justify your </w:t>
       </w:r>
       <w:r>
         <w:rPr>
           <w:b/>
         </w:rPr>
-        <w:t>output</w:t>
+        <w:t>prediction</w:t>
       </w:r>
       <w:r>
         <w:rPr>
           <w:b w:val="0"/>
         </w:rPr>
-        <w:t xml:space="preserve"> is printed.</w:t>
-      </w:r>
-    </w:p>
-    <w:p>
-      <w:pPr>
-        <w:pStyle w:val="Heading3"/>
-      </w:pPr>
-      <w:r>
-        <w:t>Why the result follows</w:t>
+        <w:t>.</w:t>
       </w:r>
     </w:p>
     <w:p>
       <w:pPr>
         <w:spacing w:line="336" w:lineRule="auto" w:after="180"/>
-        <w:shd w:fill="F1F6FC"/>
       </w:pPr>
       <w:r>
         <w:rPr>
           <w:b w:val="0"/>
         </w:rPr>
-        <w:t xml:space="preserve">Reason: The body runs only when the </w:t>
+        <w:t xml:space="preserve">Save your workbook </w:t>
       </w:r>
       <w:r>
         <w:rPr>
           <w:b/>
         </w:rPr>
-        <w:t>function</w:t>
+        <w:t>evidence</w:t>
       </w:r>
       <w:r>
         <w:rPr>
           <w:b w:val="0"/>
         </w:rPr>
-        <w:t xml:space="preserve"> is </w:t>
-      </w:r>
-      <w:r>
-        <w:rPr>
-          <w:b/>
-        </w:rPr>
-        <w:t>call</w:t>
-      </w:r>
-      <w:r>
-        <w:rPr>
-          <w:b w:val="0"/>
-        </w:rPr>
-        <w:t>ed.</w:t>
+        <w:t>. At the next review, try a different case before opening your old answer.</w:t>
       </w:r>
     </w:p>
     <w:p>
@@ -1102,12 +4016,28 @@
         <w:pStyle w:val="Heading1"/>
       </w:pPr>
       <w:r>
-        <w:t>05. Words that unlock the idea</w:t>
-      </w:r>
-    </w:p>
-    <w:p>
-      <w:r>
-        <w:t>Use the vocabulary of Functions and arguments to explain a concrete decision, rather than only memorising definitions.</w:t>
+        <w:t>Reference bank and extra practice</w:t>
+      </w:r>
+    </w:p>
+    <w:p>
+      <w:pPr>
+        <w:pStyle w:val="Heading1"/>
+      </w:pPr>
+      <w:r>
+        <w:t>05. Reference · The words used in this procedure</w:t>
+      </w:r>
+    </w:p>
+    <w:p>
+      <w:r>
+        <w:t>Explain each term using a particular code line.</w:t>
+      </w:r>
+    </w:p>
+    <w:p>
+      <w:pPr>
+        <w:pStyle w:val="Heading2"/>
+      </w:pPr>
+      <w:r>
+        <w:t>Vocabulary and response</w:t>
       </w:r>
     </w:p>
     <w:tbl>
@@ -1284,240 +4214,85 @@
         <w:pStyle w:val="Heading1"/>
       </w:pPr>
       <w:r>
-        <w:t>06. Follow a worked example</w:t>
-      </w:r>
-    </w:p>
-    <w:p>
-      <w:r>
-        <w:t>Follow the worked trace for Functions and arguments, predict a step, then compare with its explanation.</w:t>
-      </w:r>
-    </w:p>
-    <w:tbl>
-      <w:tblPr>
-        <w:tblStyle w:val="LightShading-Accent1"/>
-        <w:tblW w:type="auto" w:w="0"/>
-        <w:tblLook w:firstColumn="1" w:firstRow="1" w:lastColumn="0" w:lastRow="0" w:noHBand="0" w:noVBand="1" w:val="04A0"/>
-      </w:tblPr>
-      <w:tblGrid>
-        <w:gridCol w:w="5112"/>
-        <w:gridCol w:w="5112"/>
-      </w:tblGrid>
-      <w:tr>
-        <w:trPr>
-          <w:tblHeader/>
-        </w:trPr>
-        <w:tc>
-          <w:tcPr>
-            <w:tcW w:type="dxa" w:w="5112"/>
-          </w:tcPr>
-          <w:p>
-            <w:r>
-              <w:t>Execution event</w:t>
-            </w:r>
-          </w:p>
-        </w:tc>
-        <w:tc>
-          <w:tcPr>
-            <w:tcW w:type="dxa" w:w="5112"/>
-          </w:tcPr>
-          <w:p>
-            <w:r>
-              <w:t>What happens</w:t>
-            </w:r>
-          </w:p>
-        </w:tc>
-      </w:tr>
-      <w:tr>
-        <w:tc>
-          <w:tcPr>
-            <w:tcW w:type="dxa" w:w="5112"/>
-          </w:tcPr>
-          <w:p>
-            <w:r>
-              <w:t>Execute the definition</w:t>
-            </w:r>
-          </w:p>
-        </w:tc>
-        <w:tc>
-          <w:tcPr>
-            <w:tcW w:type="dxa" w:w="5112"/>
-          </w:tcPr>
-          <w:p>
-            <w:r>
-              <w:t>Create the function; no output yet</w:t>
-            </w:r>
-          </w:p>
-        </w:tc>
-      </w:tr>
-      <w:tr>
-        <w:tc>
-          <w:tcPr>
-            <w:tcW w:type="dxa" w:w="5112"/>
-          </w:tcPr>
-          <w:p>
-            <w:r>
-              <w:t>Call with 12 and 4</w:t>
-            </w:r>
-          </w:p>
-        </w:tc>
-        <w:tc>
-          <w:tcPr>
-            <w:tcW w:type="dxa" w:w="5112"/>
-          </w:tcPr>
-          <w:p>
-            <w:r>
-              <w:t>Match parameters; subtract; print 8</w:t>
-            </w:r>
-          </w:p>
-        </w:tc>
-      </w:tr>
-      <w:tr>
-        <w:tc>
-          <w:tcPr>
-            <w:tcW w:type="dxa" w:w="5112"/>
-          </w:tcPr>
-          <w:p>
-            <w:r>
-              <w:t>Call with 10 and 7</w:t>
-            </w:r>
-          </w:p>
-        </w:tc>
-        <w:tc>
-          <w:tcPr>
-            <w:tcW w:type="dxa" w:w="5112"/>
-          </w:tcPr>
-          <w:p>
-            <w:r>
-              <w:t>Match new values; subtract; print 3</w:t>
-            </w:r>
-          </w:p>
-        </w:tc>
-      </w:tr>
-      <w:tr>
-        <w:tc>
-          <w:tcPr>
-            <w:tcW w:type="dxa" w:w="5112"/>
-          </w:tcPr>
-          <w:p>
-            <w:r>
-              <w:t>After the second call</w:t>
-            </w:r>
-          </w:p>
-        </w:tc>
-        <w:tc>
-          <w:tcPr>
-            <w:tcW w:type="dxa" w:w="5112"/>
-          </w:tcPr>
-          <w:p>
-            <w:r>
-              <w:t>Continue with the next statement</w:t>
-            </w:r>
-          </w:p>
-        </w:tc>
-      </w:tr>
-    </w:tbl>
+        <w:t>10. Extra challenge · Explain, apply and challenge</w:t>
+      </w:r>
+    </w:p>
+    <w:p>
+      <w:r>
+        <w:t>Choose the next useful task after supported practice.</w:t>
+      </w:r>
+    </w:p>
+    <w:p>
+      <w:pPr>
+        <w:pStyle w:val="Heading2"/>
+      </w:pPr>
+      <w:r>
+        <w:t>Choose a challenge</w:t>
+      </w:r>
+    </w:p>
+    <w:p>
+      <w:pPr>
+        <w:pStyle w:val="ListBullet"/>
+      </w:pPr>
+      <w:r>
+        <w:t>In def show_remaining(capacity, used), identify the function name and parameters. In show_remaining(15, 6), identify the arguments and their matching parameters.</w:t>
+      </w:r>
+    </w:p>
+    <w:p>
+      <w:pPr>
+        <w:pStyle w:val="ListBullet"/>
+      </w:pPr>
+      <w:r>
+        <w:t>The faulty body calculates 12 - 4 regardless of the call. State the output and expected output for show_remaining(11, 2). Repair the expression and name an earlier call to rerun.</w:t>
+      </w:r>
+    </w:p>
+    <w:p>
+      <w:pPr>
+        <w:pStyle w:val="ListBullet"/>
+      </w:pPr>
+      <w:r>
+        <w:t>The correct subtraction function prints -1 for show_remaining(4, 5). Does successful execution make this a valid cupboard record? Explain what the function assumes and what needs checking.</w:t>
+      </w:r>
+    </w:p>
     <w:p>
       <w:pPr>
         <w:pStyle w:val="Heading3"/>
       </w:pPr>
       <w:r>
-        <w:t>Worked explanation · Functions and arguments</w:t>
-      </w:r>
-    </w:p>
-    <w:p>
-      <w:pPr>
-        <w:spacing w:line="336" w:lineRule="auto" w:after="180"/>
-        <w:shd w:fill="F1F6FC"/>
-      </w:pPr>
-      <w:r>
-        <w:rPr>
-          <w:b w:val="0"/>
-        </w:rPr>
-        <w:t xml:space="preserve">In show_remaining(12, 4), 12 and 4 are </w:t>
-      </w:r>
-      <w:r>
-        <w:rPr>
-          <w:b/>
-        </w:rPr>
-        <w:t>argument</w:t>
-      </w:r>
-      <w:r>
-        <w:rPr>
-          <w:b w:val="0"/>
-        </w:rPr>
-        <w:t xml:space="preserve">s; capacity and used are </w:t>
-      </w:r>
-      <w:r>
-        <w:rPr>
-          <w:b/>
-        </w:rPr>
-        <w:t>parameter</w:t>
-      </w:r>
-      <w:r>
-        <w:rPr>
-          <w:b w:val="0"/>
-        </w:rPr>
-        <w:t>s.</w:t>
-      </w:r>
-    </w:p>
-    <w:p>
-      <w:pPr>
-        <w:spacing w:line="336" w:lineRule="auto" w:after="180"/>
-        <w:shd w:fill="F1F6FC"/>
-      </w:pPr>
-      <w:r>
-        <w:rPr>
-          <w:b w:val="0"/>
-        </w:rPr>
-        <w:t xml:space="preserve">Positional </w:t>
-      </w:r>
-      <w:r>
-        <w:rPr>
-          <w:b/>
-        </w:rPr>
-        <w:t>argument</w:t>
-      </w:r>
-      <w:r>
-        <w:rPr>
-          <w:b w:val="0"/>
-        </w:rPr>
-        <w:t xml:space="preserve">s match from left to right. show_remaining(4, 12) produces -8, showing why order matters; it also violates our written </w:t>
-      </w:r>
-      <w:r>
-        <w:rPr>
-          <w:b/>
-        </w:rPr>
-        <w:t>input</w:t>
-      </w:r>
-      <w:r>
-        <w:rPr>
-          <w:b w:val="0"/>
-        </w:rPr>
-        <w:t xml:space="preserve"> contract. Use a fresh file with the </w:t>
-      </w:r>
-      <w:r>
-        <w:rPr>
-          <w:b/>
-        </w:rPr>
-        <w:t>definition</w:t>
-      </w:r>
-      <w:r>
-        <w:rPr>
-          <w:b w:val="0"/>
-        </w:rPr>
-        <w:t xml:space="preserve"> before its </w:t>
-      </w:r>
-      <w:r>
-        <w:rPr>
-          <w:b/>
-        </w:rPr>
-        <w:t>call</w:t>
-      </w:r>
-      <w:r>
-        <w:rPr>
-          <w:b w:val="0"/>
-        </w:rPr>
-        <w:t>s.</w:t>
+        <w:t>Explain which evidence supports your conclusion and which claim remains unproved.</w:t>
+      </w:r>
+    </w:p>
+    <w:p>
+      <w:r>
+        <w:t>________________________________________________________________</w:t>
+      </w:r>
+    </w:p>
+    <w:p>
+      <w:r>
+        <w:t>________________________________________________________________</w:t>
+      </w:r>
+    </w:p>
+    <w:p>
+      <w:r>
+        <w:t>________________________________________________________________</w:t>
+      </w:r>
+    </w:p>
+    <w:p>
+      <w:r>
+        <w:t>________________________________________________________________</w:t>
+      </w:r>
+    </w:p>
+    <w:p>
+      <w:r>
+        <w:t>________________________________________________________________</w:t>
+      </w:r>
+    </w:p>
+    <w:p>
+      <w:pPr>
+        <w:pStyle w:val="Heading2"/>
+      </w:pPr>
+      <w:r>
+        <w:t>Earlier wording, alternatives and picture transcripts · reference / check after trying</w:t>
       </w:r>
     </w:p>
     <w:p>
@@ -1525,7 +4300,44 @@
         <w:pStyle w:val="Heading3"/>
       </w:pPr>
       <w:r>
-        <w:t>Predict the output of show_remaining(9, 9) followed by show_remaining(9, 0). Name the parameter receiving each argument. What would be printed if both calls were removed?</w:t>
+        <w:t>Explain → apply → challenge</w:t>
+      </w:r>
+    </w:p>
+    <w:p>
+      <w:pPr>
+        <w:pStyle w:val="Heading1"/>
+      </w:pPr>
+      <w:r>
+        <w:t>12. Reference · Inspect your evidence</w:t>
+      </w:r>
+    </w:p>
+    <w:p>
+      <w:r>
+        <w:t>Use the record after practice rather than revealing the independent answer.</w:t>
+      </w:r>
+    </w:p>
+    <w:p>
+      <w:pPr>
+        <w:pStyle w:val="Heading2"/>
+      </w:pPr>
+      <w:r>
+        <w:t>Self-check and explanation</w:t>
+      </w:r>
+    </w:p>
+    <w:p>
+      <w:pPr>
+        <w:pStyle w:val="ListBullet"/>
+      </w:pPr>
+      <w:r>
+        <w:t>For each call, record the supplied arguments, expected printed output and observed output. Include different values that produce different answers, plus a valid zero-result case. Call order controls output order; it does not change the subtraction rule. These functions use supplied data and written instructions, not a pattern learned from examples.</w:t>
+      </w:r>
+    </w:p>
+    <w:p>
+      <w:pPr>
+        <w:pStyle w:val="Heading3"/>
+      </w:pPr>
+      <w:r>
+        <w:t>A learner tests only show_remaining(12, 4) and says the function works for every cupboard. Give a second valid call that exposes the fixed-number bug, state its expected output and explain what passing two tests still cannot prove.</w:t>
       </w:r>
     </w:p>
     <w:p>
@@ -1555,21 +4367,67 @@
     </w:p>
     <w:p>
       <w:pPr>
+        <w:pStyle w:val="ListBullet"/>
+      </w:pPr>
+      <w:r>
+        <w:t>The correct subtraction function prints -1 for show_remaining(4, 5). Does successful execution make this a valid cupboard record? Explain what the function assumes and what needs checking.</w:t>
+      </w:r>
+    </w:p>
+    <w:p>
+      <w:pPr>
         <w:pStyle w:val="Heading3"/>
       </w:pPr>
       <w:r>
-        <w:t>Learn from the worked case</w:t>
-      </w:r>
-    </w:p>
-    <w:p>
-      <w:pPr>
-        <w:spacing w:line="336" w:lineRule="auto" w:after="180"/>
-      </w:pPr>
-      <w:r>
-        <w:rPr>
-          <w:b w:val="0"/>
-        </w:rPr>
-        <w:t>Cover the result before checking it. Say what is given, choose the procedure, and follow one step at a time. Then uncover the result and explain your first mismatch. Ask why a step is allowed, not only what number it produces.</w:t>
+        <w:t>My limited claim and a useful next check</w:t>
+      </w:r>
+    </w:p>
+    <w:p>
+      <w:r>
+        <w:t>________________________________________________________________</w:t>
+      </w:r>
+    </w:p>
+    <w:p>
+      <w:r>
+        <w:t>________________________________________________________________</w:t>
+      </w:r>
+    </w:p>
+    <w:p>
+      <w:r>
+        <w:t>________________________________________________________________</w:t>
+      </w:r>
+    </w:p>
+    <w:p>
+      <w:r>
+        <w:t>________________________________________________________________</w:t>
+      </w:r>
+    </w:p>
+    <w:p>
+      <w:pPr>
+        <w:pStyle w:val="Heading1"/>
+      </w:pPr>
+      <w:r>
+        <w:t>13. Extra practice · A complete trace</w:t>
+      </w:r>
+    </w:p>
+    <w:p>
+      <w:r>
+        <w:t>Predict before opening the supplied trace.</w:t>
+      </w:r>
+    </w:p>
+    <w:p>
+      <w:pPr>
+        <w:pStyle w:val="Heading2"/>
+      </w:pPr>
+      <w:r>
+        <w:t>Explain the input and procedure</w:t>
+      </w:r>
+    </w:p>
+    <w:p>
+      <w:pPr>
+        <w:pStyle w:val="ListBullet"/>
+      </w:pPr>
+      <w:r>
+        <w:t>Follow the input through the stated procedure to its result. Cover the result first, predict it, then explain every intermediate step. The text/table accompanies the figure so the example can be read without colour.</w:t>
       </w:r>
     </w:p>
     <w:p>
@@ -1577,779 +4435,7 @@
         <w:pStyle w:val="Heading3"/>
       </w:pPr>
       <w:r>
-        <w:t>A pictorial worked case: Functions and arguments</w:t>
-      </w:r>
-    </w:p>
-    <w:p>
-      <w:pPr>
-        <w:spacing w:line="336" w:lineRule="auto" w:after="180"/>
-      </w:pPr>
-      <w:r>
-        <w:rPr>
-          <w:b w:val="0"/>
-        </w:rPr>
-        <w:t xml:space="preserve">Match </w:t>
-      </w:r>
-      <w:r>
-        <w:rPr>
-          <w:b/>
-        </w:rPr>
-        <w:t>argument</w:t>
-      </w:r>
-      <w:r>
-        <w:rPr>
-          <w:b w:val="0"/>
-        </w:rPr>
-        <w:t xml:space="preserve">s to </w:t>
-      </w:r>
-      <w:r>
-        <w:rPr>
-          <w:b/>
-        </w:rPr>
-        <w:t>parameter</w:t>
-      </w:r>
-      <w:r>
-        <w:rPr>
-          <w:b w:val="0"/>
-        </w:rPr>
-        <w:t xml:space="preserve">s. A </w:t>
-      </w:r>
-      <w:r>
-        <w:rPr>
-          <w:b/>
-        </w:rPr>
-        <w:t>function</w:t>
-      </w:r>
-      <w:r>
-        <w:rPr>
-          <w:b w:val="0"/>
-        </w:rPr>
-        <w:t xml:space="preserve"> prints the difference between capacity and reserved spaces.</w:t>
-      </w:r>
-    </w:p>
-    <w:p>
-      <w:pPr>
-        <w:pStyle w:val="Heading3"/>
-      </w:pPr>
-      <w:r>
-        <w:t>The facts we will use</w:t>
-      </w:r>
-    </w:p>
-    <w:p>
-      <w:pPr>
-        <w:pStyle w:val="Heading3"/>
-      </w:pPr>
-      <w:r>
-        <w:t>Supplied facts</w:t>
-      </w:r>
-    </w:p>
-    <w:p>
-      <w:pPr>
-        <w:spacing w:line="336" w:lineRule="auto" w:after="180"/>
-        <w:shd w:fill="F1F6FC"/>
-      </w:pPr>
-      <w:r>
-        <w:rPr>
-          <w:b w:val="0"/>
-        </w:rPr>
-        <w:t xml:space="preserve">Python 3: def show_free(capacity,reserved): print(capacity-reserved). </w:t>
-      </w:r>
-      <w:r>
-        <w:rPr>
-          <w:b/>
-        </w:rPr>
-        <w:t>Call</w:t>
-      </w:r>
-      <w:r>
-        <w:rPr>
-          <w:b w:val="0"/>
-        </w:rPr>
-        <w:t>s: show_free(11,3); show_free(3,11).</w:t>
-      </w:r>
-    </w:p>
-    <w:p>
-      <w:r>
-        <w:drawing>
-          <wp:inline xmlns:a="http://schemas.openxmlformats.org/drawingml/2006/main" xmlns:pic="http://schemas.openxmlformats.org/drawingml/2006/picture">
-            <wp:extent cx="5486400" cy="5185229"/>
-            <wp:docPr id="1" name="Picture 1" descr="Functions and arguments. Define without calling: The definition creates the function but prints nothing yet.. Match first arguments: capacity=11 and reserved=3 give a printed 8.. Trace reversed call: capacity=3 and reserved=11 give -8 under the same arithmetic."/>
-            <wp:cNvGraphicFramePr>
-              <a:graphicFrameLocks noChangeAspect="1"/>
-            </wp:cNvGraphicFramePr>
-            <a:graphic>
-              <a:graphicData uri="http://schemas.openxmlformats.org/drawingml/2006/picture">
-                <pic:pic>
-                  <pic:nvPicPr>
-                    <pic:cNvPr id="0" name="academy-visual-python-bridge-8.png"/>
-                    <pic:cNvPicPr/>
-                  </pic:nvPicPr>
-                  <pic:blipFill>
-                    <a:blip r:embed="rId9"/>
-                    <a:stretch>
-                      <a:fillRect/>
-                    </a:stretch>
-                  </pic:blipFill>
-                  <pic:spPr>
-                    <a:xfrm>
-                      <a:off x="0" y="0"/>
-                      <a:ext cx="5486400" cy="5185229"/>
-                    </a:xfrm>
-                    <a:prstGeom prst="rect"/>
-                  </pic:spPr>
-                </pic:pic>
-              </a:graphicData>
-            </a:graphic>
-          </wp:inline>
-        </w:drawing>
-      </w:r>
-    </w:p>
-    <w:p>
-      <w:pPr>
-        <w:pStyle w:val="Heading3"/>
-      </w:pPr>
-      <w:r>
-        <w:t>Read the picture one step at a time</w:t>
-      </w:r>
-    </w:p>
-    <w:tbl>
-      <w:tblPr>
-        <w:tblStyle w:val="LightShading-Accent1"/>
-        <w:tblW w:type="auto" w:w="0"/>
-        <w:tblLook w:firstColumn="1" w:firstRow="1" w:lastColumn="0" w:lastRow="0" w:noHBand="0" w:noVBand="1" w:val="04A0"/>
-      </w:tblPr>
-      <w:tblGrid>
-        <w:gridCol w:w="5112"/>
-        <w:gridCol w:w="5112"/>
-      </w:tblGrid>
-      <w:tr>
-        <w:trPr>
-          <w:tblHeader/>
-        </w:trPr>
-        <w:tc>
-          <w:tcPr>
-            <w:tcW w:type="dxa" w:w="5112"/>
-          </w:tcPr>
-          <w:p>
-            <w:r>
-              <w:t>Step</w:t>
-            </w:r>
-          </w:p>
-        </w:tc>
-        <w:tc>
-          <w:tcPr>
-            <w:tcW w:type="dxa" w:w="5112"/>
-          </w:tcPr>
-          <w:p>
-            <w:r>
-              <w:t>What happens and why</w:t>
-            </w:r>
-          </w:p>
-        </w:tc>
-      </w:tr>
-      <w:tr>
-        <w:tc>
-          <w:tcPr>
-            <w:tcW w:type="dxa" w:w="5112"/>
-          </w:tcPr>
-          <w:p>
-            <w:r>
-              <w:t>1. Define without calling</w:t>
-            </w:r>
-          </w:p>
-        </w:tc>
-        <w:tc>
-          <w:tcPr>
-            <w:tcW w:type="dxa" w:w="5112"/>
-          </w:tcPr>
-          <w:p>
-            <w:r>
-              <w:t>The definition creates the function but prints nothing yet.</w:t>
-            </w:r>
-          </w:p>
-        </w:tc>
-      </w:tr>
-      <w:tr>
-        <w:tc>
-          <w:tcPr>
-            <w:tcW w:type="dxa" w:w="5112"/>
-          </w:tcPr>
-          <w:p>
-            <w:r>
-              <w:t>2. Match first arguments</w:t>
-            </w:r>
-          </w:p>
-        </w:tc>
-        <w:tc>
-          <w:tcPr>
-            <w:tcW w:type="dxa" w:w="5112"/>
-          </w:tcPr>
-          <w:p>
-            <w:r>
-              <w:t>capacity=11 and reserved=3 give a printed 8.</w:t>
-            </w:r>
-          </w:p>
-        </w:tc>
-      </w:tr>
-      <w:tr>
-        <w:tc>
-          <w:tcPr>
-            <w:tcW w:type="dxa" w:w="5112"/>
-          </w:tcPr>
-          <w:p>
-            <w:r>
-              <w:t>3. Trace reversed call</w:t>
-            </w:r>
-          </w:p>
-        </w:tc>
-        <w:tc>
-          <w:tcPr>
-            <w:tcW w:type="dxa" w:w="5112"/>
-          </w:tcPr>
-          <w:p>
-            <w:r>
-              <w:t>capacity=3 and reserved=11 give -8 under the same arithmetic.</w:t>
-            </w:r>
-          </w:p>
-        </w:tc>
-      </w:tr>
-    </w:tbl>
-    <w:p>
-      <w:r>
-        <w:t>Match each pictured step to the supplied facts. This is a worked teaching case, not an independent assessment.</w:t>
-      </w:r>
-    </w:p>
-    <w:p>
-      <w:pPr>
-        <w:pStyle w:val="Heading3"/>
-      </w:pPr>
-      <w:r>
-        <w:t>Why this result follows</w:t>
-      </w:r>
-    </w:p>
-    <w:p>
-      <w:pPr>
-        <w:pStyle w:val="Heading3"/>
-      </w:pPr>
-      <w:r>
-        <w:t>Why the result follows</w:t>
-      </w:r>
-    </w:p>
-    <w:p>
-      <w:pPr>
-        <w:spacing w:line="336" w:lineRule="auto" w:after="180"/>
-        <w:shd w:fill="F1F6FC"/>
-      </w:pPr>
-      <w:r>
-        <w:rPr>
-          <w:b w:val="0"/>
-        </w:rPr>
-        <w:t xml:space="preserve">Positional </w:t>
-      </w:r>
-      <w:r>
-        <w:rPr>
-          <w:b/>
-        </w:rPr>
-        <w:t>argument</w:t>
-      </w:r>
-      <w:r>
-        <w:rPr>
-          <w:b w:val="0"/>
-        </w:rPr>
-        <w:t xml:space="preserve">s match </w:t>
-      </w:r>
-      <w:r>
-        <w:rPr>
-          <w:b/>
-        </w:rPr>
-        <w:t>parameter</w:t>
-      </w:r>
-      <w:r>
-        <w:rPr>
-          <w:b w:val="0"/>
-        </w:rPr>
-        <w:t xml:space="preserve"> names in order. A </w:t>
-      </w:r>
-      <w:r>
-        <w:rPr>
-          <w:b/>
-        </w:rPr>
-        <w:t>function</w:t>
-      </w:r>
-      <w:r>
-        <w:rPr>
-          <w:b w:val="0"/>
-        </w:rPr>
-        <w:t xml:space="preserve"> </w:t>
-      </w:r>
-      <w:r>
-        <w:rPr>
-          <w:b/>
-        </w:rPr>
-        <w:t>definition</w:t>
-      </w:r>
-      <w:r>
-        <w:rPr>
-          <w:b w:val="0"/>
-        </w:rPr>
-        <w:t xml:space="preserve"> is not an execution of its body; separate </w:t>
-      </w:r>
-      <w:r>
-        <w:rPr>
-          <w:b/>
-        </w:rPr>
-        <w:t>call</w:t>
-      </w:r>
-      <w:r>
-        <w:rPr>
-          <w:b w:val="0"/>
-        </w:rPr>
-        <w:t xml:space="preserve">s supply separate </w:t>
-      </w:r>
-      <w:r>
-        <w:rPr>
-          <w:b/>
-        </w:rPr>
-        <w:t>input</w:t>
-      </w:r>
-      <w:r>
-        <w:rPr>
-          <w:b w:val="0"/>
-        </w:rPr>
-        <w:t xml:space="preserve"> values.</w:t>
-      </w:r>
-    </w:p>
-    <w:p>
-      <w:pPr>
-        <w:pStyle w:val="Heading3"/>
-      </w:pPr>
-      <w:r>
-        <w:t>What this example does not establish</w:t>
-      </w:r>
-    </w:p>
-    <w:p>
-      <w:pPr>
-        <w:pStyle w:val="Heading3"/>
-      </w:pPr>
-      <w:r>
-        <w:t>Keep the stated limit</w:t>
-      </w:r>
-    </w:p>
-    <w:p>
-      <w:pPr>
-        <w:spacing w:line="336" w:lineRule="auto" w:after="180"/>
-        <w:shd w:fill="FFF5E6"/>
-      </w:pPr>
-      <w:r>
-        <w:rPr>
-          <w:b w:val="0"/>
-        </w:rPr>
-        <w:t>The arithmetic permits negative results; a real capacity contract may reject reserved&gt;capacity instead of treating it as free space.</w:t>
-      </w:r>
-    </w:p>
-    <w:p>
-      <w:pPr>
-        <w:pStyle w:val="Heading3"/>
-      </w:pPr>
-      <w:r>
-        <w:t>Keep the stated limit</w:t>
-      </w:r>
-    </w:p>
-    <w:p>
-      <w:pPr>
-        <w:spacing w:line="336" w:lineRule="auto" w:after="180"/>
-        <w:shd w:fill="FFF5E6"/>
-      </w:pPr>
-      <w:r>
-        <w:rPr>
-          <w:b w:val="0"/>
-        </w:rPr>
-        <w:t xml:space="preserve">Read the labelled picture: Match every </w:t>
-      </w:r>
-      <w:r>
-        <w:rPr>
-          <w:b/>
-        </w:rPr>
-        <w:t>argument</w:t>
-      </w:r>
-      <w:r>
-        <w:rPr>
-          <w:b w:val="0"/>
-        </w:rPr>
-        <w:t xml:space="preserve"> to a </w:t>
-      </w:r>
-      <w:r>
-        <w:rPr>
-          <w:b/>
-        </w:rPr>
-        <w:t>parameter</w:t>
-      </w:r>
-      <w:r>
-        <w:rPr>
-          <w:b w:val="0"/>
-        </w:rPr>
-        <w:t xml:space="preserve"> for the two </w:t>
-      </w:r>
-      <w:r>
-        <w:rPr>
-          <w:b/>
-        </w:rPr>
-        <w:t>call</w:t>
-      </w:r>
-      <w:r>
-        <w:rPr>
-          <w:b w:val="0"/>
-        </w:rPr>
-        <w:t xml:space="preserve">s. Why do </w:t>
-      </w:r>
-      <w:r>
-        <w:rPr>
-          <w:b/>
-        </w:rPr>
-        <w:t>output</w:t>
-      </w:r>
-      <w:r>
-        <w:rPr>
-          <w:b w:val="0"/>
-        </w:rPr>
-        <w:t xml:space="preserve">s differ, and what prints when both </w:t>
-      </w:r>
-      <w:r>
-        <w:rPr>
-          <w:b/>
-        </w:rPr>
-        <w:t>call</w:t>
-      </w:r>
-      <w:r>
-        <w:rPr>
-          <w:b w:val="0"/>
-        </w:rPr>
-        <w:t>s are removed?</w:t>
-      </w:r>
-    </w:p>
-    <w:p>
-      <w:pPr>
-        <w:pStyle w:val="Heading3"/>
-      </w:pPr>
-      <w:r>
-        <w:t>Keep the stated limit</w:t>
-      </w:r>
-    </w:p>
-    <w:p>
-      <w:pPr>
-        <w:spacing w:line="336" w:lineRule="auto" w:after="180"/>
-        <w:shd w:fill="FFF5E6"/>
-      </w:pPr>
-      <w:r>
-        <w:rPr>
-          <w:b w:val="0"/>
-        </w:rPr>
-        <w:t xml:space="preserve">Change one thing: Remove both </w:t>
-      </w:r>
-      <w:r>
-        <w:rPr>
-          <w:b/>
-        </w:rPr>
-        <w:t>call</w:t>
-      </w:r>
-      <w:r>
-        <w:rPr>
-          <w:b w:val="0"/>
-        </w:rPr>
-        <w:t xml:space="preserve">s and leave the </w:t>
-      </w:r>
-      <w:r>
-        <w:rPr>
-          <w:b/>
-        </w:rPr>
-        <w:t>definition</w:t>
-      </w:r>
-      <w:r>
-        <w:rPr>
-          <w:b w:val="0"/>
-        </w:rPr>
-        <w:t xml:space="preserve"> only. Predict the result before checking the explanation. What remains the same?</w:t>
-      </w:r>
-    </w:p>
-    <w:p>
-      <w:pPr>
-        <w:pStyle w:val="Heading1"/>
-      </w:pPr>
-      <w:r>
-        <w:t>07. Find and repair a mistake</w:t>
-      </w:r>
-    </w:p>
-    <w:p>
-      <w:r>
-        <w:t>Find the unsupported step in the Functions and arguments claim and explain a repair using the supplied evidence.</w:t>
-      </w:r>
-    </w:p>
-    <w:p>
-      <w:r>
-        <w:rPr>
-          <w:rFonts w:ascii="Courier New" w:hAnsi="Courier New"/>
-          <w:sz w:val="18"/>
-        </w:rPr>
-        <w:t>def show_remaining(capacity, used):</w:t>
-        <w:br/>
-        <w:t xml:space="preserve">    remaining = 12 - 4</w:t>
-        <w:br/>
-        <w:t xml:space="preserve">    print(remaining)</w:t>
-        <w:br/>
-        <w:br/>
-        <w:t>show_remaining(12, 4)</w:t>
-        <w:br/>
-        <w:t>show_remaining(10, 7)</w:t>
-      </w:r>
-    </w:p>
-    <w:p>
-      <w:pPr>
-        <w:spacing w:line="336" w:lineRule="auto" w:after="180"/>
-      </w:pPr>
-      <w:r>
-        <w:rPr>
-          <w:b w:val="0"/>
-        </w:rPr>
-        <w:t xml:space="preserve">This faulty </w:t>
-      </w:r>
-      <w:r>
-        <w:rPr>
-          <w:b/>
-        </w:rPr>
-        <w:t>function</w:t>
-      </w:r>
-      <w:r>
-        <w:rPr>
-          <w:b w:val="0"/>
-        </w:rPr>
-        <w:t xml:space="preserve"> prints 8 twice. Its fixed numbers ignore the </w:t>
-      </w:r>
-      <w:r>
-        <w:rPr>
-          <w:b/>
-        </w:rPr>
-        <w:t>argument</w:t>
-      </w:r>
-      <w:r>
-        <w:rPr>
-          <w:b w:val="0"/>
-        </w:rPr>
-        <w:t xml:space="preserve">s. Replace 12 - 4 with capacity - used, then rerun both </w:t>
-      </w:r>
-      <w:r>
-        <w:rPr>
-          <w:b/>
-        </w:rPr>
-        <w:t>call</w:t>
-      </w:r>
-      <w:r>
-        <w:rPr>
-          <w:b w:val="0"/>
-        </w:rPr>
-        <w:t>s.</w:t>
-      </w:r>
-    </w:p>
-    <w:p>
-      <w:pPr>
-        <w:spacing w:line="336" w:lineRule="auto" w:after="180"/>
-      </w:pPr>
-      <w:r>
-        <w:rPr>
-          <w:b w:val="0"/>
-        </w:rPr>
-        <w:t xml:space="preserve">Testing only the first </w:t>
-      </w:r>
-      <w:r>
-        <w:rPr>
-          <w:b/>
-        </w:rPr>
-        <w:t>call</w:t>
-      </w:r>
-      <w:r>
-        <w:rPr>
-          <w:b w:val="0"/>
-        </w:rPr>
-        <w:t xml:space="preserve"> would miss the bug because its expected answer happens to be 8.</w:t>
-      </w:r>
-    </w:p>
-    <w:p>
-      <w:pPr>
-        <w:spacing w:line="336" w:lineRule="auto" w:after="180"/>
-      </w:pPr>
-      <w:r>
-        <w:rPr>
-          <w:b w:val="0"/>
-        </w:rPr>
-        <w:t>For this two-</w:t>
-      </w:r>
-      <w:r>
-        <w:rPr>
-          <w:b/>
-        </w:rPr>
-        <w:t>parameter</w:t>
-      </w:r>
-      <w:r>
-        <w:rPr>
-          <w:b w:val="0"/>
-        </w:rPr>
-        <w:t xml:space="preserve"> </w:t>
-      </w:r>
-      <w:r>
-        <w:rPr>
-          <w:b/>
-        </w:rPr>
-        <w:t>definition</w:t>
-      </w:r>
-      <w:r>
-        <w:rPr>
-          <w:b w:val="0"/>
-        </w:rPr>
-        <w:t xml:space="preserve">, show_remaining(12) raises TypeError because an </w:t>
-      </w:r>
-      <w:r>
-        <w:rPr>
-          <w:b/>
-        </w:rPr>
-        <w:t>argument</w:t>
-      </w:r>
-      <w:r>
-        <w:rPr>
-          <w:b w:val="0"/>
-        </w:rPr>
-        <w:t xml:space="preserve"> is missing. Correct the </w:t>
-      </w:r>
-      <w:r>
-        <w:rPr>
-          <w:b/>
-        </w:rPr>
-        <w:t>call</w:t>
-      </w:r>
-      <w:r>
-        <w:rPr>
-          <w:b w:val="0"/>
-        </w:rPr>
-        <w:t xml:space="preserve"> to supply both values.</w:t>
-      </w:r>
-    </w:p>
-    <w:p>
-      <w:pPr>
-        <w:spacing w:line="336" w:lineRule="auto" w:after="180"/>
-      </w:pPr>
-      <w:r>
-        <w:rPr>
-          <w:b w:val="0"/>
-        </w:rPr>
-        <w:t xml:space="preserve">Naming a </w:t>
-      </w:r>
-      <w:r>
-        <w:rPr>
-          <w:b/>
-        </w:rPr>
-        <w:t>function</w:t>
-      </w:r>
-      <w:r>
-        <w:rPr>
-          <w:b w:val="0"/>
-        </w:rPr>
-        <w:t xml:space="preserve"> without </w:t>
-      </w:r>
-      <w:r>
-        <w:rPr>
-          <w:b/>
-        </w:rPr>
-        <w:t>call</w:t>
-      </w:r>
-      <w:r>
-        <w:rPr>
-          <w:b w:val="0"/>
-        </w:rPr>
-        <w:t xml:space="preserve">ing it does not execute the body: the parentheses in show_remaining(12, 4) are part of the </w:t>
-      </w:r>
-      <w:r>
-        <w:rPr>
-          <w:b/>
-        </w:rPr>
-        <w:t>call</w:t>
-      </w:r>
-      <w:r>
-        <w:rPr>
-          <w:b w:val="0"/>
-        </w:rPr>
-        <w:t>.</w:t>
-      </w:r>
-    </w:p>
-    <w:p>
-      <w:pPr>
-        <w:pStyle w:val="Heading3"/>
-      </w:pPr>
-      <w:r>
-        <w:t>Locate the earliest unsupported step</w:t>
-      </w:r>
-    </w:p>
-    <w:p>
-      <w:pPr>
-        <w:spacing w:line="336" w:lineRule="auto" w:after="180"/>
-      </w:pPr>
-      <w:r>
-        <w:rPr>
-          <w:b w:val="0"/>
-        </w:rPr>
-        <w:t xml:space="preserve">The faulty body calculates 12 - 4 regardless of the </w:t>
-      </w:r>
-      <w:r>
-        <w:rPr>
-          <w:b/>
-        </w:rPr>
-        <w:t>call</w:t>
-      </w:r>
-      <w:r>
-        <w:rPr>
-          <w:b w:val="0"/>
-        </w:rPr>
-        <w:t xml:space="preserve">. State the </w:t>
-      </w:r>
-      <w:r>
-        <w:rPr>
-          <w:b/>
-        </w:rPr>
-        <w:t>output</w:t>
-      </w:r>
-      <w:r>
-        <w:rPr>
-          <w:b w:val="0"/>
-        </w:rPr>
-        <w:t xml:space="preserve"> and expected </w:t>
-      </w:r>
-      <w:r>
-        <w:rPr>
-          <w:b/>
-        </w:rPr>
-        <w:t>output</w:t>
-      </w:r>
-      <w:r>
-        <w:rPr>
-          <w:b w:val="0"/>
-        </w:rPr>
-        <w:t xml:space="preserve"> for show_remaining(11, 2). Repair the expression and name an earlier </w:t>
-      </w:r>
-      <w:r>
-        <w:rPr>
-          <w:b/>
-        </w:rPr>
-        <w:t>call</w:t>
-      </w:r>
-      <w:r>
-        <w:rPr>
-          <w:b w:val="0"/>
-        </w:rPr>
-        <w:t xml:space="preserve"> to rerun.</w:t>
-      </w:r>
-    </w:p>
-    <w:p>
-      <w:pPr>
-        <w:pStyle w:val="Heading3"/>
-      </w:pPr>
-      <w:r>
-        <w:t>State one repair and the checks you would rerun.</w:t>
+        <w:t>My complete trace of the worked case</w:t>
       </w:r>
     </w:p>
     <w:p>
@@ -2384,1461 +4470,10 @@
     </w:p>
     <w:p>
       <w:pPr>
-        <w:pStyle w:val="Heading1"/>
-      </w:pPr>
-      <w:r>
-        <w:t>08. Practise together</w:t>
-      </w:r>
-    </w:p>
-    <w:p>
-      <w:r>
-        <w:t>Practise Functions and arguments with support, then explain the deciding step in your own words.</w:t>
-      </w:r>
-    </w:p>
-    <w:p>
-      <w:pPr>
-        <w:spacing w:line="336" w:lineRule="auto" w:after="180"/>
-      </w:pPr>
-      <w:r>
-        <w:rPr>
-          <w:b w:val="0"/>
-        </w:rPr>
-        <w:t xml:space="preserve">In def show_remaining(capacity, used), identify the </w:t>
-      </w:r>
-      <w:r>
-        <w:rPr>
-          <w:b/>
-        </w:rPr>
-        <w:t>function</w:t>
-      </w:r>
-      <w:r>
-        <w:rPr>
-          <w:b w:val="0"/>
-        </w:rPr>
-        <w:t xml:space="preserve"> name and </w:t>
-      </w:r>
-      <w:r>
-        <w:rPr>
-          <w:b/>
-        </w:rPr>
-        <w:t>parameter</w:t>
-      </w:r>
-      <w:r>
-        <w:rPr>
-          <w:b w:val="0"/>
-        </w:rPr>
-        <w:t xml:space="preserve">s. In show_remaining(15, 6), identify the </w:t>
-      </w:r>
-      <w:r>
-        <w:rPr>
-          <w:b/>
-        </w:rPr>
-        <w:t>argument</w:t>
-      </w:r>
-      <w:r>
-        <w:rPr>
-          <w:b w:val="0"/>
-        </w:rPr>
-        <w:t xml:space="preserve">s and their matching </w:t>
-      </w:r>
-      <w:r>
-        <w:rPr>
-          <w:b/>
-        </w:rPr>
-        <w:t>parameter</w:t>
-      </w:r>
-      <w:r>
-        <w:rPr>
-          <w:b w:val="0"/>
-        </w:rPr>
-        <w:t>s.</w:t>
-      </w:r>
-    </w:p>
-    <w:p>
-      <w:pPr>
-        <w:pStyle w:val="Heading3"/>
-      </w:pPr>
-      <w:r>
-        <w:t>Predict the output of show_remaining(9, 9) followed by show_remaining(9, 0). Name the parameter receiving each argument. What would be printed if both calls were removed?</w:t>
-      </w:r>
-    </w:p>
-    <w:p>
-      <w:r>
-        <w:t>________________________________________________________________</w:t>
-      </w:r>
-    </w:p>
-    <w:p>
-      <w:r>
-        <w:t>________________________________________________________________</w:t>
-      </w:r>
-    </w:p>
-    <w:p>
-      <w:r>
-        <w:t>________________________________________________________________</w:t>
-      </w:r>
-    </w:p>
-    <w:p>
-      <w:r>
-        <w:t>________________________________________________________________</w:t>
-      </w:r>
-    </w:p>
-    <w:p>
-      <w:r>
-        <w:t>________________________________________________________________</w:t>
-      </w:r>
-    </w:p>
-    <w:p>
-      <w:pPr>
-        <w:pStyle w:val="Heading3"/>
-      </w:pPr>
-      <w:r>
-        <w:t>Explain your prediction to a partner before comparing results.</w:t>
-      </w:r>
-    </w:p>
-    <w:p>
-      <w:r>
-        <w:t>________________________________________________________________</w:t>
-      </w:r>
-    </w:p>
-    <w:p>
-      <w:r>
-        <w:t>________________________________________________________________</w:t>
-      </w:r>
-    </w:p>
-    <w:p>
-      <w:r>
-        <w:t>________________________________________________________________</w:t>
-      </w:r>
-    </w:p>
-    <w:p>
-      <w:r>
-        <w:t>________________________________________________________________</w:t>
-      </w:r>
-    </w:p>
-    <w:p>
-      <w:pPr>
-        <w:pStyle w:val="Heading3"/>
-      </w:pPr>
-      <w:r>
-        <w:t>Practise with less help: Follow the execution order</w:t>
-      </w:r>
-    </w:p>
-    <w:p>
-      <w:pPr>
-        <w:spacing w:line="336" w:lineRule="auto" w:after="180"/>
-      </w:pPr>
-      <w:r>
-        <w:rPr>
-          <w:b w:val="0"/>
-        </w:rPr>
-        <w:t>Use workbook W2 for the connected example “</w:t>
-      </w:r>
-      <w:r>
-        <w:rPr>
-          <w:b/>
-        </w:rPr>
-        <w:t>Function</w:t>
-      </w:r>
-      <w:r>
-        <w:rPr>
-          <w:b w:val="0"/>
-        </w:rPr>
-        <w:t xml:space="preserve">s and </w:t>
-      </w:r>
-      <w:r>
-        <w:rPr>
-          <w:b/>
-        </w:rPr>
-        <w:t>argument</w:t>
-      </w:r>
-      <w:r>
-        <w:rPr>
-          <w:b w:val="0"/>
-        </w:rPr>
-        <w:t xml:space="preserve">s”. First fill the </w:t>
-      </w:r>
-      <w:r>
-        <w:rPr>
-          <w:b/>
-        </w:rPr>
-        <w:t>input</w:t>
-      </w:r>
-      <w:r>
-        <w:rPr>
-          <w:b w:val="0"/>
-        </w:rPr>
-        <w:t xml:space="preserve"> and rule boxes. Try the middle steps before asking for a hint. After a hint, try the next step yourself.</w:t>
-      </w:r>
-    </w:p>
-    <w:tbl>
-      <w:tblPr>
-        <w:tblStyle w:val="LightShading-Accent1"/>
-        <w:tblW w:type="auto" w:w="0"/>
-        <w:tblLook w:firstColumn="1" w:firstRow="1" w:lastColumn="0" w:lastRow="0" w:noHBand="0" w:noVBand="1" w:val="04A0"/>
-      </w:tblPr>
-      <w:tblGrid>
-        <w:gridCol w:w="3408"/>
-        <w:gridCol w:w="3408"/>
-        <w:gridCol w:w="3408"/>
-      </w:tblGrid>
-      <w:tr>
-        <w:trPr>
-          <w:tblHeader/>
-        </w:trPr>
-        <w:tc>
-          <w:tcPr>
-            <w:tcW w:type="dxa" w:w="3408"/>
-          </w:tcPr>
-          <w:p>
-            <w:r>
-              <w:t>Plan</w:t>
-            </w:r>
-          </w:p>
-        </w:tc>
-        <w:tc>
-          <w:tcPr>
-            <w:tcW w:type="dxa" w:w="3408"/>
-          </w:tcPr>
-          <w:p>
-            <w:r>
-              <w:t>Do</w:t>
-            </w:r>
-          </w:p>
-        </w:tc>
-        <w:tc>
-          <w:tcPr>
-            <w:tcW w:type="dxa" w:w="3408"/>
-          </w:tcPr>
-          <w:p>
-            <w:r>
-              <w:t>Check</w:t>
-            </w:r>
-          </w:p>
-        </w:tc>
-      </w:tr>
-      <w:tr>
-        <w:tc>
-          <w:tcPr>
-            <w:tcW w:type="dxa" w:w="3408"/>
-          </w:tcPr>
-          <w:p>
-            <w:r>
-              <w:t>What is given? Which rule or procedure applies?</w:t>
-            </w:r>
-          </w:p>
-        </w:tc>
-        <w:tc>
-          <w:tcPr>
-            <w:tcW w:type="dxa" w:w="3408"/>
-          </w:tcPr>
-          <w:p>
-            <w:r>
-              <w:t>Record each intermediate step.</w:t>
-            </w:r>
-          </w:p>
-        </w:tc>
-        <w:tc>
-          <w:tcPr>
-            <w:tcW w:type="dxa" w:w="3408"/>
-          </w:tcPr>
-          <w:p>
-            <w:r>
-              <w:t>Does the result follow? What remains unknown?</w:t>
-            </w:r>
-          </w:p>
-        </w:tc>
-      </w:tr>
-    </w:tbl>
-    <w:p>
-      <w:pPr>
-        <w:spacing w:line="336" w:lineRule="auto" w:after="180"/>
-      </w:pPr>
-      <w:r>
-        <w:rPr>
-          <w:b w:val="0"/>
-        </w:rPr>
-        <w:t>Explain your trace to a partner. Your partner points to one step to check. Swap roles on the next case. Each person writes their own explanation.</w:t>
-      </w:r>
-    </w:p>
-    <w:p>
-      <w:pPr>
-        <w:pStyle w:val="Heading3"/>
-      </w:pPr>
-      <w:r>
-        <w:t>Check your reasoning</w:t>
-      </w:r>
-    </w:p>
-    <w:p>
-      <w:pPr>
-        <w:spacing w:line="336" w:lineRule="auto" w:after="180"/>
-      </w:pPr>
-      <w:r>
-        <w:rPr>
-          <w:b w:val="0"/>
-        </w:rPr>
-        <w:t xml:space="preserve">Use the worked case for </w:t>
-      </w:r>
-      <w:r>
-        <w:rPr>
-          <w:b/>
-        </w:rPr>
-        <w:t>Function</w:t>
-      </w:r>
-      <w:r>
-        <w:rPr>
-          <w:b w:val="0"/>
-        </w:rPr>
-        <w:t xml:space="preserve">s and </w:t>
-      </w:r>
-      <w:r>
-        <w:rPr>
-          <w:b/>
-        </w:rPr>
-        <w:t>argument</w:t>
-      </w:r>
-      <w:r>
-        <w:rPr>
-          <w:b w:val="0"/>
-        </w:rPr>
-        <w:t>s. Proposed explanation: “Writing def runs the body immediately”. Decide whether this explanation is supported.</w:t>
-      </w:r>
-    </w:p>
-    <w:p>
-      <w:pPr>
-        <w:spacing w:line="336" w:lineRule="auto" w:after="180"/>
-      </w:pPr>
-      <w:r>
-        <w:rPr>
-          <w:b w:val="0"/>
-        </w:rPr>
-        <w:t>Point to the step or supplied fact that decides; explain your repair if needed.</w:t>
-      </w:r>
-    </w:p>
-    <w:p>
-      <w:pPr>
-        <w:spacing w:line="336" w:lineRule="auto" w:after="180"/>
-      </w:pPr>
-      <w:r>
-        <w:rPr>
-          <w:b w:val="0"/>
-        </w:rPr>
-        <w:t>Answer on your own before discussion. If you are unsure, say which step you need help with.</w:t>
-      </w:r>
-    </w:p>
-    <w:p>
-      <w:pPr>
-        <w:pStyle w:val="Heading3"/>
-      </w:pPr>
-      <w:r>
-        <w:t>Explain the picture</w:t>
-      </w:r>
-    </w:p>
-    <w:p>
-      <w:pPr>
-        <w:spacing w:line="336" w:lineRule="auto" w:after="180"/>
-        <w:shd w:fill="F5F1FB"/>
-      </w:pPr>
-      <w:r>
-        <w:rPr>
-          <w:b w:val="0"/>
-        </w:rPr>
-        <w:t xml:space="preserve">Match every </w:t>
-      </w:r>
-      <w:r>
-        <w:rPr>
-          <w:b/>
-        </w:rPr>
-        <w:t>argument</w:t>
-      </w:r>
-      <w:r>
-        <w:rPr>
-          <w:b w:val="0"/>
-        </w:rPr>
-        <w:t xml:space="preserve"> to a </w:t>
-      </w:r>
-      <w:r>
-        <w:rPr>
-          <w:b/>
-        </w:rPr>
-        <w:t>parameter</w:t>
-      </w:r>
-      <w:r>
-        <w:rPr>
-          <w:b w:val="0"/>
-        </w:rPr>
-        <w:t xml:space="preserve"> for the two </w:t>
-      </w:r>
-      <w:r>
-        <w:rPr>
-          <w:b/>
-        </w:rPr>
-        <w:t>call</w:t>
-      </w:r>
-      <w:r>
-        <w:rPr>
-          <w:b w:val="0"/>
-        </w:rPr>
-        <w:t xml:space="preserve">s. Why do </w:t>
-      </w:r>
-      <w:r>
-        <w:rPr>
-          <w:b/>
-        </w:rPr>
-        <w:t>output</w:t>
-      </w:r>
-      <w:r>
-        <w:rPr>
-          <w:b w:val="0"/>
-        </w:rPr>
-        <w:t xml:space="preserve">s differ, and what prints when both </w:t>
-      </w:r>
-      <w:r>
-        <w:rPr>
-          <w:b/>
-        </w:rPr>
-        <w:t>call</w:t>
-      </w:r>
-      <w:r>
-        <w:rPr>
-          <w:b w:val="0"/>
-        </w:rPr>
-        <w:t>s are removed?</w:t>
-      </w:r>
-    </w:p>
-    <w:p>
-      <w:pPr>
-        <w:pStyle w:val="Heading3"/>
-      </w:pPr>
-      <w:r>
-        <w:t>My explanation using a pictured step and the given facts</w:t>
-      </w:r>
-    </w:p>
-    <w:p>
-      <w:r>
-        <w:t>________________________________________________________________</w:t>
-      </w:r>
-    </w:p>
-    <w:p>
-      <w:r>
-        <w:t>________________________________________________________________</w:t>
-      </w:r>
-    </w:p>
-    <w:p>
-      <w:r>
-        <w:t>________________________________________________________________</w:t>
-      </w:r>
-    </w:p>
-    <w:p>
-      <w:r>
-        <w:t>________________________________________________________________</w:t>
-      </w:r>
-    </w:p>
-    <w:p>
-      <w:pPr>
-        <w:spacing w:line="336" w:lineRule="auto" w:after="180"/>
-      </w:pPr>
-      <w:r>
-        <w:rPr>
-          <w:b w:val="0"/>
-        </w:rPr>
-        <w:t>This is supported practice. Keep the separately named independent case for an attempt before feedback.</w:t>
-      </w:r>
-    </w:p>
-    <w:p>
-      <w:pPr>
-        <w:pStyle w:val="Heading1"/>
-      </w:pPr>
-      <w:r>
-        <w:t>09. Run the investigation</w:t>
-      </w:r>
-    </w:p>
-    <w:p>
-      <w:r>
-        <w:t>Investigate Functions and arguments. Record the prediction, actual observation or labelled paper trace, explanation and next test separately.</w:t>
-      </w:r>
-    </w:p>
-    <w:p>
-      <w:pPr>
-        <w:pStyle w:val="Heading3"/>
-      </w:pPr>
-      <w:r>
-        <w:t>Predict, investigate and preserve the evidence</w:t>
-      </w:r>
-    </w:p>
-    <w:p>
-      <w:pPr>
-        <w:spacing w:line="336" w:lineRule="auto" w:after="180"/>
-      </w:pPr>
-      <w:r>
-        <w:rPr>
-          <w:b w:val="0"/>
-        </w:rPr>
-        <w:t xml:space="preserve">Using the correct </w:t>
-      </w:r>
-      <w:r>
-        <w:rPr>
-          <w:b/>
-        </w:rPr>
-        <w:t>definition</w:t>
-      </w:r>
-      <w:r>
-        <w:rPr>
-          <w:b w:val="0"/>
-        </w:rPr>
-        <w:t xml:space="preserve">, predict show_remaining(8, 3), show_remaining(8, 8) and show_remaining(8, 0) in that order. Explain what happens if the file contains only the </w:t>
-      </w:r>
-      <w:r>
-        <w:rPr>
-          <w:b/>
-        </w:rPr>
-        <w:t>definition</w:t>
-      </w:r>
-      <w:r>
-        <w:rPr>
-          <w:b w:val="0"/>
-        </w:rPr>
-        <w:t>.</w:t>
-      </w:r>
-    </w:p>
-    <w:p>
-      <w:r>
-        <w:rPr>
-          <w:rFonts w:ascii="Courier New" w:hAnsi="Courier New"/>
-          <w:sz w:val="18"/>
-        </w:rPr>
-        <w:t>def show_remaining(capacity, used):</w:t>
-        <w:br/>
-        <w:t xml:space="preserve">    remaining = capacity - used</w:t>
-        <w:br/>
-        <w:t xml:space="preserve">    print(remaining)</w:t>
-        <w:br/>
-        <w:br/>
-        <w:t>show_remaining(12, 4)</w:t>
-        <w:br/>
-        <w:t>show_remaining(10, 7)</w:t>
-      </w:r>
-    </w:p>
-    <w:p>
-      <w:r>
-        <w:rPr>
-          <w:rFonts w:ascii="Courier New" w:hAnsi="Courier New"/>
-          <w:sz w:val="18"/>
-        </w:rPr>
-        <w:t>def show_remaining(capacity, used):</w:t>
-        <w:br/>
-        <w:t xml:space="preserve">    remaining = 12 - 4</w:t>
-        <w:br/>
-        <w:t xml:space="preserve">    print(remaining)</w:t>
-        <w:br/>
-        <w:br/>
-        <w:t>show_remaining(12, 4)</w:t>
-        <w:br/>
-        <w:t>show_remaining(10, 7)</w:t>
-      </w:r>
-    </w:p>
-    <w:tbl>
-      <w:tblPr>
-        <w:tblStyle w:val="LightShading-Accent1"/>
-        <w:tblW w:type="auto" w:w="0"/>
-        <w:tblLook w:firstColumn="1" w:firstRow="1" w:lastColumn="0" w:lastRow="0" w:noHBand="0" w:noVBand="1" w:val="04A0"/>
-      </w:tblPr>
-      <w:tblGrid>
-        <w:gridCol w:w="5112"/>
-        <w:gridCol w:w="5112"/>
-      </w:tblGrid>
-      <w:tr>
-        <w:trPr>
-          <w:tblHeader/>
-        </w:trPr>
-        <w:tc>
-          <w:tcPr>
-            <w:tcW w:type="dxa" w:w="5112"/>
-          </w:tcPr>
-          <w:p>
-            <w:r>
-              <w:t>Record</w:t>
-            </w:r>
-          </w:p>
-        </w:tc>
-        <w:tc>
-          <w:tcPr>
-            <w:tcW w:type="dxa" w:w="5112"/>
-          </w:tcPr>
-          <w:p>
-            <w:r>
-              <w:t>Your evidence</w:t>
-            </w:r>
-          </w:p>
-        </w:tc>
-      </w:tr>
-      <w:tr>
-        <w:tc>
-          <w:tcPr>
-            <w:tcW w:type="dxa" w:w="5112"/>
-          </w:tcPr>
-          <w:p>
-            <w:r>
-              <w:t>Given input and fixed rule</w:t>
-            </w:r>
-          </w:p>
-        </w:tc>
-        <w:tc>
-          <w:tcPr>
-            <w:tcW w:type="dxa" w:w="5112"/>
-          </w:tcPr>
-          <w:p>
-            <w:r/>
-          </w:p>
-        </w:tc>
-      </w:tr>
-      <w:tr>
-        <w:tc>
-          <w:tcPr>
-            <w:tcW w:type="dxa" w:w="5112"/>
-          </w:tcPr>
-          <w:p>
-            <w:r>
-              <w:t>Prediction before checking</w:t>
-            </w:r>
-          </w:p>
-        </w:tc>
-        <w:tc>
-          <w:tcPr>
-            <w:tcW w:type="dxa" w:w="5112"/>
-          </w:tcPr>
-          <w:p>
-            <w:r/>
-          </w:p>
-        </w:tc>
-      </w:tr>
-      <w:tr>
-        <w:tc>
-          <w:tcPr>
-            <w:tcW w:type="dxa" w:w="5112"/>
-          </w:tcPr>
-          <w:p>
-            <w:r>
-              <w:t>Actual result, or “not run”</w:t>
-            </w:r>
-          </w:p>
-        </w:tc>
-        <w:tc>
-          <w:tcPr>
-            <w:tcW w:type="dxa" w:w="5112"/>
-          </w:tcPr>
-          <w:p>
-            <w:r/>
-          </w:p>
-        </w:tc>
-      </w:tr>
-      <w:tr>
-        <w:tc>
-          <w:tcPr>
-            <w:tcW w:type="dxa" w:w="5112"/>
-          </w:tcPr>
-          <w:p>
-            <w:r>
-              <w:t>First mismatch and one explanation</w:t>
-            </w:r>
-          </w:p>
-        </w:tc>
-        <w:tc>
-          <w:tcPr>
-            <w:tcW w:type="dxa" w:w="5112"/>
-          </w:tcPr>
-          <w:p>
-            <w:r/>
-          </w:p>
-        </w:tc>
-      </w:tr>
-      <w:tr>
-        <w:tc>
-          <w:tcPr>
-            <w:tcW w:type="dxa" w:w="5112"/>
-          </w:tcPr>
-          <w:p>
-            <w:r>
-              <w:t>Boundary or missing input and expected response</w:t>
-            </w:r>
-          </w:p>
-        </w:tc>
-        <w:tc>
-          <w:tcPr>
-            <w:tcW w:type="dxa" w:w="5112"/>
-          </w:tcPr>
-          <w:p>
-            <w:r/>
-          </w:p>
-        </w:tc>
-      </w:tr>
-    </w:tbl>
-    <w:p>
-      <w:pPr>
-        <w:spacing w:line="336" w:lineRule="auto" w:after="180"/>
-      </w:pPr>
-      <w:r>
-        <w:rPr>
-          <w:b w:val="0"/>
-        </w:rPr>
-        <w:t>On paper, trace the supplied procedure. If code is provided, predict before running it in a local practice file. Never write an expected answer as though it were an observed run.</w:t>
-      </w:r>
-    </w:p>
-    <w:p>
-      <w:pPr>
-        <w:pStyle w:val="Heading3"/>
-      </w:pPr>
-      <w:r>
-        <w:t>Plan → try → check</w:t>
-      </w:r>
-    </w:p>
-    <w:p>
-      <w:pPr>
-        <w:spacing w:line="336" w:lineRule="auto" w:after="180"/>
-      </w:pPr>
-      <w:r>
-        <w:rPr>
-          <w:b w:val="0"/>
-        </w:rPr>
-        <w:t>Before trying: what do I expect, and why? While trying: which step could first go wrong? Afterwards: what did I actually observe, and what should change? Keep “not run” if you only traced the procedure.</w:t>
-      </w:r>
-    </w:p>
-    <w:p>
-      <w:pPr>
-        <w:pStyle w:val="Heading1"/>
-      </w:pPr>
-      <w:r>
-        <w:t>10. Build your understanding</w:t>
-      </w:r>
-    </w:p>
-    <w:p>
-      <w:r>
-        <w:t>Move from recall to tracing, diagnosis and transfer in Functions and arguments. Explain why each step is justified.</w:t>
-      </w:r>
-    </w:p>
-    <w:p>
-      <w:pPr>
-        <w:pStyle w:val="Heading3"/>
-      </w:pPr>
-      <w:r>
-        <w:t>Explain → apply → challenge</w:t>
-      </w:r>
-    </w:p>
-    <w:p>
-      <w:pPr>
-        <w:spacing w:line="336" w:lineRule="auto" w:after="180"/>
-      </w:pPr>
-      <w:r>
-        <w:rPr>
-          <w:b w:val="0"/>
-        </w:rPr>
-        <w:t xml:space="preserve">In def show_remaining(capacity, used), identify the </w:t>
-      </w:r>
-      <w:r>
-        <w:rPr>
-          <w:b/>
-        </w:rPr>
-        <w:t>function</w:t>
-      </w:r>
-      <w:r>
-        <w:rPr>
-          <w:b w:val="0"/>
-        </w:rPr>
-        <w:t xml:space="preserve"> name and </w:t>
-      </w:r>
-      <w:r>
-        <w:rPr>
-          <w:b/>
-        </w:rPr>
-        <w:t>parameter</w:t>
-      </w:r>
-      <w:r>
-        <w:rPr>
-          <w:b w:val="0"/>
-        </w:rPr>
-        <w:t xml:space="preserve">s. In show_remaining(15, 6), identify the </w:t>
-      </w:r>
-      <w:r>
-        <w:rPr>
-          <w:b/>
-        </w:rPr>
-        <w:t>argument</w:t>
-      </w:r>
-      <w:r>
-        <w:rPr>
-          <w:b w:val="0"/>
-        </w:rPr>
-        <w:t xml:space="preserve">s and their matching </w:t>
-      </w:r>
-      <w:r>
-        <w:rPr>
-          <w:b/>
-        </w:rPr>
-        <w:t>parameter</w:t>
-      </w:r>
-      <w:r>
-        <w:rPr>
-          <w:b w:val="0"/>
-        </w:rPr>
-        <w:t>s.</w:t>
-      </w:r>
-    </w:p>
-    <w:p>
-      <w:pPr>
-        <w:spacing w:line="336" w:lineRule="auto" w:after="180"/>
-      </w:pPr>
-      <w:r>
-        <w:rPr>
-          <w:b w:val="0"/>
-        </w:rPr>
-        <w:t xml:space="preserve">The faulty body calculates 12 - 4 regardless of the </w:t>
-      </w:r>
-      <w:r>
-        <w:rPr>
-          <w:b/>
-        </w:rPr>
-        <w:t>call</w:t>
-      </w:r>
-      <w:r>
-        <w:rPr>
-          <w:b w:val="0"/>
-        </w:rPr>
-        <w:t xml:space="preserve">. State the </w:t>
-      </w:r>
-      <w:r>
-        <w:rPr>
-          <w:b/>
-        </w:rPr>
-        <w:t>output</w:t>
-      </w:r>
-      <w:r>
-        <w:rPr>
-          <w:b w:val="0"/>
-        </w:rPr>
-        <w:t xml:space="preserve"> and expected </w:t>
-      </w:r>
-      <w:r>
-        <w:rPr>
-          <w:b/>
-        </w:rPr>
-        <w:t>output</w:t>
-      </w:r>
-      <w:r>
-        <w:rPr>
-          <w:b w:val="0"/>
-        </w:rPr>
-        <w:t xml:space="preserve"> for show_remaining(11, 2). Repair the expression and name an earlier </w:t>
-      </w:r>
-      <w:r>
-        <w:rPr>
-          <w:b/>
-        </w:rPr>
-        <w:t>call</w:t>
-      </w:r>
-      <w:r>
-        <w:rPr>
-          <w:b w:val="0"/>
-        </w:rPr>
-        <w:t xml:space="preserve"> to rerun.</w:t>
-      </w:r>
-    </w:p>
-    <w:p>
-      <w:pPr>
-        <w:spacing w:line="336" w:lineRule="auto" w:after="180"/>
-      </w:pPr>
-      <w:r>
-        <w:rPr>
-          <w:b w:val="0"/>
-        </w:rPr>
-        <w:t xml:space="preserve">The correct subtraction </w:t>
-      </w:r>
-      <w:r>
-        <w:rPr>
-          <w:b/>
-        </w:rPr>
-        <w:t>function</w:t>
-      </w:r>
-      <w:r>
-        <w:rPr>
-          <w:b w:val="0"/>
-        </w:rPr>
-        <w:t xml:space="preserve"> prints -1 for show_remaining(4, 5). Does successful execution make this a valid cupboard record? Explain what the </w:t>
-      </w:r>
-      <w:r>
-        <w:rPr>
-          <w:b/>
-        </w:rPr>
-        <w:t>function</w:t>
-      </w:r>
-      <w:r>
-        <w:rPr>
-          <w:b w:val="0"/>
-        </w:rPr>
-        <w:t xml:space="preserve"> assumes and what needs checking.</w:t>
-      </w:r>
-    </w:p>
-    <w:p>
-      <w:pPr>
-        <w:pStyle w:val="Heading3"/>
-      </w:pPr>
-      <w:r>
-        <w:t>Explain which evidence supports your conclusion and which claim remains unproved.</w:t>
-      </w:r>
-    </w:p>
-    <w:p>
-      <w:r>
-        <w:t>________________________________________________________________</w:t>
-      </w:r>
-    </w:p>
-    <w:p>
-      <w:r>
-        <w:t>________________________________________________________________</w:t>
-      </w:r>
-    </w:p>
-    <w:p>
-      <w:r>
-        <w:t>________________________________________________________________</w:t>
-      </w:r>
-    </w:p>
-    <w:p>
-      <w:r>
-        <w:t>________________________________________________________________</w:t>
-      </w:r>
-    </w:p>
-    <w:p>
-      <w:r>
-        <w:t>________________________________________________________________</w:t>
-      </w:r>
-    </w:p>
-    <w:p>
-      <w:pPr>
-        <w:pStyle w:val="Heading1"/>
-      </w:pPr>
-      <w:r>
-        <w:t>11. Connect your project</w:t>
-      </w:r>
-    </w:p>
-    <w:p>
-      <w:r>
-        <w:t>Apply this week’s idea to Python readiness portfolio. Keep an annotated decision and the evidence supporting it.</w:t>
-      </w:r>
-    </w:p>
-    <w:p>
-      <w:pPr>
-        <w:spacing w:line="336" w:lineRule="auto" w:after="180"/>
-      </w:pPr>
-      <w:r>
-        <w:rPr>
-          <w:b w:val="0"/>
-        </w:rPr>
-        <w:t xml:space="preserve">Add a labelled </w:t>
-      </w:r>
-      <w:r>
-        <w:rPr>
-          <w:b/>
-        </w:rPr>
-        <w:t>function</w:t>
-      </w:r>
-      <w:r>
-        <w:rPr>
-          <w:b w:val="0"/>
-        </w:rPr>
-        <w:t xml:space="preserve">s and </w:t>
-      </w:r>
-      <w:r>
-        <w:rPr>
-          <w:b/>
-        </w:rPr>
-        <w:t>argument</w:t>
-      </w:r>
-      <w:r>
-        <w:rPr>
-          <w:b w:val="0"/>
-        </w:rPr>
-        <w:t xml:space="preserve">s </w:t>
-      </w:r>
-      <w:r>
-        <w:rPr>
-          <w:b/>
-        </w:rPr>
-        <w:t>evidence</w:t>
-      </w:r>
-      <w:r>
-        <w:rPr>
-          <w:b w:val="0"/>
-        </w:rPr>
-        <w:t xml:space="preserve"> sheet to Python readiness portfolio. Show how you can distinguish a </w:t>
-      </w:r>
-      <w:r>
-        <w:rPr>
-          <w:b/>
-        </w:rPr>
-        <w:t>function</w:t>
-      </w:r>
-      <w:r>
-        <w:rPr>
-          <w:b w:val="0"/>
-        </w:rPr>
-        <w:t xml:space="preserve"> </w:t>
-      </w:r>
-      <w:r>
-        <w:rPr>
-          <w:b/>
-        </w:rPr>
-        <w:t>definition</w:t>
-      </w:r>
-      <w:r>
-        <w:rPr>
-          <w:b w:val="0"/>
-        </w:rPr>
-        <w:t xml:space="preserve"> from a </w:t>
-      </w:r>
-      <w:r>
-        <w:rPr>
-          <w:b/>
-        </w:rPr>
-        <w:t>function</w:t>
-      </w:r>
-      <w:r>
-        <w:rPr>
-          <w:b w:val="0"/>
-        </w:rPr>
-        <w:t xml:space="preserve"> </w:t>
-      </w:r>
-      <w:r>
-        <w:rPr>
-          <w:b/>
-        </w:rPr>
-        <w:t>call</w:t>
-      </w:r>
-      <w:r>
-        <w:rPr>
-          <w:b w:val="0"/>
-        </w:rPr>
-        <w:t>.</w:t>
-      </w:r>
-    </w:p>
-    <w:p>
-      <w:pPr>
-        <w:spacing w:line="336" w:lineRule="auto" w:after="180"/>
-      </w:pPr>
-      <w:r>
-        <w:rPr>
-          <w:b w:val="0"/>
-        </w:rPr>
-        <w:t xml:space="preserve">Use the supplied fictional case and keep its </w:t>
-      </w:r>
-      <w:r>
-        <w:rPr>
-          <w:b/>
-        </w:rPr>
-        <w:t>input</w:t>
-      </w:r>
-      <w:r>
-        <w:rPr>
-          <w:b w:val="0"/>
-        </w:rPr>
-        <w:t xml:space="preserve">s, intermediate steps, calculation or </w:t>
-      </w:r>
-      <w:r>
-        <w:rPr>
-          <w:b/>
-        </w:rPr>
-        <w:t>prediction</w:t>
-      </w:r>
-      <w:r>
-        <w:rPr>
-          <w:b w:val="0"/>
-        </w:rPr>
-        <w:t>, and limitation. Connect this record to last week’s record; a matching answer without a trace is insufficient.</w:t>
-      </w:r>
-    </w:p>
-    <w:tbl>
-      <w:tblPr>
-        <w:tblStyle w:val="LightShading-Accent1"/>
-        <w:tblW w:type="auto" w:w="0"/>
-        <w:tblLook w:firstColumn="1" w:firstRow="1" w:lastColumn="0" w:lastRow="0" w:noHBand="0" w:noVBand="1" w:val="04A0"/>
-      </w:tblPr>
-      <w:tblGrid>
-        <w:gridCol w:w="5112"/>
-        <w:gridCol w:w="5112"/>
-      </w:tblGrid>
-      <w:tr>
-        <w:trPr>
-          <w:tblHeader/>
-        </w:trPr>
-        <w:tc>
-          <w:tcPr>
-            <w:tcW w:type="dxa" w:w="5112"/>
-          </w:tcPr>
-          <w:p>
-            <w:r>
-              <w:t>Project evidence</w:t>
-            </w:r>
-          </w:p>
-        </w:tc>
-        <w:tc>
-          <w:tcPr>
-            <w:tcW w:type="dxa" w:w="5112"/>
-          </w:tcPr>
-          <w:p>
-            <w:r>
-              <w:t>Record</w:t>
-            </w:r>
-          </w:p>
-        </w:tc>
-      </w:tr>
-      <w:tr>
-        <w:tc>
-          <w:tcPr>
-            <w:tcW w:type="dxa" w:w="5112"/>
-          </w:tcPr>
-          <w:p>
-            <w:r>
-              <w:t>Component and version</w:t>
-            </w:r>
-          </w:p>
-        </w:tc>
-        <w:tc>
-          <w:tcPr>
-            <w:tcW w:type="dxa" w:w="5112"/>
-          </w:tcPr>
-          <w:p>
-            <w:r/>
-          </w:p>
-        </w:tc>
-      </w:tr>
-      <w:tr>
-        <w:tc>
-          <w:tcPr>
-            <w:tcW w:type="dxa" w:w="5112"/>
-          </w:tcPr>
-          <w:p>
-            <w:r>
-              <w:t>Inputs permitted at prediction time</w:t>
-            </w:r>
-          </w:p>
-        </w:tc>
-        <w:tc>
-          <w:tcPr>
-            <w:tcW w:type="dxa" w:w="5112"/>
-          </w:tcPr>
-          <w:p>
-            <w:r/>
-          </w:p>
-        </w:tc>
-      </w:tr>
-      <w:tr>
-        <w:tc>
-          <w:tcPr>
-            <w:tcW w:type="dxa" w:w="5112"/>
-          </w:tcPr>
-          <w:p>
-            <w:r>
-              <w:t>Trace and comparison with earlier work</w:t>
-            </w:r>
-          </w:p>
-        </w:tc>
-        <w:tc>
-          <w:tcPr>
-            <w:tcW w:type="dxa" w:w="5112"/>
-          </w:tcPr>
-          <w:p>
-            <w:r/>
-          </w:p>
-        </w:tc>
-      </w:tr>
-      <w:tr>
-        <w:tc>
-          <w:tcPr>
-            <w:tcW w:type="dxa" w:w="5112"/>
-          </w:tcPr>
-          <w:p>
-            <w:r>
-              <w:t>Failure, limit and human review</w:t>
-            </w:r>
-          </w:p>
-        </w:tc>
-        <w:tc>
-          <w:tcPr>
-            <w:tcW w:type="dxa" w:w="5112"/>
-          </w:tcPr>
-          <w:p>
-            <w:r/>
-          </w:p>
-        </w:tc>
-      </w:tr>
-    </w:tbl>
-    <w:p>
-      <w:pPr>
-        <w:pStyle w:val="Heading3"/>
-      </w:pPr>
-      <w:r>
-        <w:t>Evidence for your project</w:t>
-      </w:r>
-    </w:p>
-    <w:p>
-      <w:pPr>
-        <w:spacing w:line="336" w:lineRule="auto" w:after="180"/>
-      </w:pPr>
-      <w:r>
-        <w:rPr>
-          <w:b w:val="0"/>
-        </w:rPr>
-        <w:t xml:space="preserve">For Python readiness before the Responsible Plant Classifier, retain a trace of the values, the predicted </w:t>
-      </w:r>
-      <w:r>
-        <w:rPr>
-          <w:b/>
-        </w:rPr>
-        <w:t>output</w:t>
-      </w:r>
-      <w:r>
-        <w:rPr>
-          <w:b w:val="0"/>
-        </w:rPr>
-        <w:t xml:space="preserve">s and the changed-case explanation. Use actual Python 3 results to check the </w:t>
-      </w:r>
-      <w:r>
-        <w:rPr>
-          <w:b/>
-        </w:rPr>
-        <w:t>prediction</w:t>
-      </w:r>
-      <w:r>
-        <w:rPr>
-          <w:b w:val="0"/>
-        </w:rPr>
-        <w:t xml:space="preserve"> after reasoning first.</w:t>
-      </w:r>
-    </w:p>
-    <w:p>
-      <w:pPr>
-        <w:pStyle w:val="Heading1"/>
-      </w:pPr>
-      <w:r>
-        <w:t>12. Show what you know</w:t>
-      </w:r>
-    </w:p>
-    <w:p>
-      <w:r>
-        <w:t>Use a genuinely new case for independent evidence. Previously discussed examples remain practice; use the separately named independent case before feedback.</w:t>
-      </w:r>
-    </w:p>
-    <w:p>
-      <w:pPr>
-        <w:spacing w:line="336" w:lineRule="auto" w:after="180"/>
-      </w:pPr>
-      <w:r>
-        <w:rPr>
-          <w:b w:val="0"/>
-        </w:rPr>
-        <w:t xml:space="preserve">For each </w:t>
-      </w:r>
-      <w:r>
-        <w:rPr>
-          <w:b/>
-        </w:rPr>
-        <w:t>call</w:t>
-      </w:r>
-      <w:r>
-        <w:rPr>
-          <w:b w:val="0"/>
-        </w:rPr>
-        <w:t xml:space="preserve">, record the supplied </w:t>
-      </w:r>
-      <w:r>
-        <w:rPr>
-          <w:b/>
-        </w:rPr>
-        <w:t>argument</w:t>
-      </w:r>
-      <w:r>
-        <w:rPr>
-          <w:b w:val="0"/>
-        </w:rPr>
-        <w:t xml:space="preserve">s, expected printed </w:t>
-      </w:r>
-      <w:r>
-        <w:rPr>
-          <w:b/>
-        </w:rPr>
-        <w:t>output</w:t>
-      </w:r>
-      <w:r>
-        <w:rPr>
-          <w:b w:val="0"/>
-        </w:rPr>
-        <w:t xml:space="preserve"> and observed </w:t>
-      </w:r>
-      <w:r>
-        <w:rPr>
-          <w:b/>
-        </w:rPr>
-        <w:t>output</w:t>
-      </w:r>
-      <w:r>
-        <w:rPr>
-          <w:b w:val="0"/>
-        </w:rPr>
-        <w:t>. Include different values that produce different answers, plus a valid zero-result case.</w:t>
-      </w:r>
-    </w:p>
-    <w:p>
-      <w:pPr>
-        <w:spacing w:line="336" w:lineRule="auto" w:after="180"/>
-      </w:pPr>
-      <w:r>
-        <w:rPr>
-          <w:b/>
-        </w:rPr>
-        <w:t>Call</w:t>
-      </w:r>
-      <w:r>
-        <w:rPr>
-          <w:b w:val="0"/>
-        </w:rPr>
-        <w:t xml:space="preserve"> order controls </w:t>
-      </w:r>
-      <w:r>
-        <w:rPr>
-          <w:b/>
-        </w:rPr>
-        <w:t>output</w:t>
-      </w:r>
-      <w:r>
-        <w:rPr>
-          <w:b w:val="0"/>
-        </w:rPr>
-        <w:t xml:space="preserve"> order; it does not change the subtraction rule. These </w:t>
-      </w:r>
-      <w:r>
-        <w:rPr>
-          <w:b/>
-        </w:rPr>
-        <w:t>function</w:t>
-      </w:r>
-      <w:r>
-        <w:rPr>
-          <w:b w:val="0"/>
-        </w:rPr>
-        <w:t>s use supplied data and written instructions, not a pattern learned from examples.</w:t>
-      </w:r>
-    </w:p>
-    <w:p>
-      <w:pPr>
-        <w:pStyle w:val="Heading3"/>
-      </w:pPr>
-      <w:r>
-        <w:t>A learner tests only show_remaining(12, 4) and says the function works for every cupboard. Give a second valid call that exposes the fixed-number bug, state its expected output and explain what passing two tests still cannot prove.</w:t>
-      </w:r>
-    </w:p>
-    <w:p>
-      <w:r>
-        <w:t>________________________________________________________________</w:t>
-      </w:r>
-    </w:p>
-    <w:p>
-      <w:r>
-        <w:t>________________________________________________________________</w:t>
-      </w:r>
-    </w:p>
-    <w:p>
-      <w:r>
-        <w:t>________________________________________________________________</w:t>
-      </w:r>
-    </w:p>
-    <w:p>
-      <w:r>
-        <w:t>________________________________________________________________</w:t>
-      </w:r>
-    </w:p>
-    <w:p>
-      <w:r>
-        <w:t>________________________________________________________________</w:t>
-      </w:r>
-    </w:p>
-    <w:p>
-      <w:pPr>
-        <w:spacing w:line="336" w:lineRule="auto" w:after="180"/>
-      </w:pPr>
-      <w:r>
-        <w:rPr>
-          <w:b w:val="0"/>
-        </w:rPr>
-        <w:t xml:space="preserve">The correct subtraction </w:t>
-      </w:r>
-      <w:r>
-        <w:rPr>
-          <w:b/>
-        </w:rPr>
-        <w:t>function</w:t>
-      </w:r>
-      <w:r>
-        <w:rPr>
-          <w:b w:val="0"/>
-        </w:rPr>
-        <w:t xml:space="preserve"> prints -1 for show_remaining(4, 5). Does successful execution make this a valid cupboard record? Explain what the </w:t>
-      </w:r>
-      <w:r>
-        <w:rPr>
-          <w:b/>
-        </w:rPr>
-        <w:t>function</w:t>
-      </w:r>
-      <w:r>
-        <w:rPr>
-          <w:b w:val="0"/>
-        </w:rPr>
-        <w:t xml:space="preserve"> assumes and what needs checking.</w:t>
-      </w:r>
-    </w:p>
-    <w:p>
-      <w:pPr>
-        <w:pStyle w:val="Heading3"/>
-      </w:pPr>
-      <w:r>
-        <w:t>My limited claim and a useful next check</w:t>
-      </w:r>
-    </w:p>
-    <w:p>
-      <w:r>
-        <w:t>________________________________________________________________</w:t>
-      </w:r>
-    </w:p>
-    <w:p>
-      <w:r>
-        <w:t>________________________________________________________________</w:t>
-      </w:r>
-    </w:p>
-    <w:p>
-      <w:r>
-        <w:t>________________________________________________________________</w:t>
-      </w:r>
-    </w:p>
-    <w:p>
-      <w:r>
-        <w:t>________________________________________________________________</w:t>
-      </w:r>
-    </w:p>
-    <w:p>
-      <w:pPr>
-        <w:pStyle w:val="Heading1"/>
-      </w:pPr>
-      <w:r>
-        <w:t>13. Study a complete case</w:t>
-      </w:r>
-    </w:p>
-    <w:p>
-      <w:r>
-        <w:t>Revisit the complete Functions and arguments case for supported practice. Repeated examples do not become fresh assessments.</w:t>
-      </w:r>
-    </w:p>
-    <w:p>
-      <w:pPr>
-        <w:pStyle w:val="Heading3"/>
-      </w:pPr>
-      <w:r>
-        <w:t>Complete evidence record</w:t>
+        <w:pStyle w:val="Heading2"/>
+      </w:pPr>
+      <w:r>
+        <w:t>Check the complete trace · reference / check after trying</w:t>
       </w:r>
     </w:p>
     <w:p>
@@ -3967,25 +4602,10 @@
     </w:p>
     <w:p>
       <w:pPr>
-        <w:spacing w:line="336" w:lineRule="auto" w:after="180"/>
-      </w:pPr>
-      <w:r>
-        <w:rPr>
-          <w:b w:val="0"/>
-        </w:rPr>
-        <w:t xml:space="preserve">Follow the </w:t>
-      </w:r>
-      <w:r>
-        <w:rPr>
-          <w:b/>
-        </w:rPr>
-        <w:t>input</w:t>
-      </w:r>
-      <w:r>
-        <w:rPr>
-          <w:b w:val="0"/>
-        </w:rPr>
-        <w:t xml:space="preserve"> through the stated procedure to its result. Cover the result first, predict it, then explain every intermediate step. The text/table accompanies the figure so the example can be read without colour.</w:t>
+        <w:pStyle w:val="Heading2"/>
+      </w:pPr>
+      <w:r>
+        <w:t>Earlier wording, alternatives and picture transcripts · reference / check after trying</w:t>
       </w:r>
     </w:p>
     <w:p>
@@ -3993,37 +4613,7 @@
         <w:pStyle w:val="Heading3"/>
       </w:pPr>
       <w:r>
-        <w:t>My complete trace of the worked case</w:t>
-      </w:r>
-    </w:p>
-    <w:p>
-      <w:r>
-        <w:t>________________________________________________________________</w:t>
-      </w:r>
-    </w:p>
-    <w:p>
-      <w:r>
-        <w:t>________________________________________________________________</w:t>
-      </w:r>
-    </w:p>
-    <w:p>
-      <w:r>
-        <w:t>________________________________________________________________</w:t>
-      </w:r>
-    </w:p>
-    <w:p>
-      <w:r>
-        <w:t>________________________________________________________________</w:t>
-      </w:r>
-    </w:p>
-    <w:p>
-      <w:r>
-        <w:t>________________________________________________________________</w:t>
-      </w:r>
-    </w:p>
-    <w:p>
-      <w:r>
-        <w:t>________________________________________________________________</w:t>
+        <w:t>Complete evidence record</w:t>
       </w:r>
     </w:p>
     <w:p>
@@ -4031,401 +4621,20 @@
         <w:pStyle w:val="Heading1"/>
       </w:pPr>
       <w:r>
-        <w:t>14. Try a new case independently</w:t>
-      </w:r>
-    </w:p>
-    <w:p>
-      <w:r>
-        <w:t>Attempt the reserved new case before feedback. Record support; the earlier examples below remain additional practice.</w:t>
-      </w:r>
-    </w:p>
-    <w:p>
-      <w:pPr>
-        <w:pStyle w:val="Heading3"/>
-      </w:pPr>
-      <w:r>
-        <w:t>Independent case: Match positional arguments to parameters</w:t>
-      </w:r>
-    </w:p>
-    <w:p>
-      <w:pPr>
-        <w:spacing w:line="336" w:lineRule="auto" w:after="180"/>
-        <w:shd w:fill="F5F1FB"/>
-      </w:pPr>
-      <w:r>
-        <w:rPr>
-          <w:b w:val="0"/>
-        </w:rPr>
-        <w:t xml:space="preserve">Predict both returned and printed values, showing which </w:t>
-      </w:r>
-      <w:r>
-        <w:rPr>
-          <w:b/>
-        </w:rPr>
-        <w:t>argument</w:t>
-      </w:r>
-      <w:r>
-        <w:rPr>
-          <w:b w:val="0"/>
-        </w:rPr>
-        <w:t xml:space="preserve"> supplies first and second. What is displayed if the program contains only the </w:t>
-      </w:r>
-      <w:r>
-        <w:rPr>
-          <w:b/>
-        </w:rPr>
-        <w:t>function</w:t>
-      </w:r>
-      <w:r>
-        <w:rPr>
-          <w:b w:val="0"/>
-        </w:rPr>
-        <w:t xml:space="preserve"> </w:t>
-      </w:r>
-      <w:r>
-        <w:rPr>
-          <w:b/>
-        </w:rPr>
-        <w:t>definition</w:t>
-      </w:r>
-      <w:r>
-        <w:rPr>
-          <w:b w:val="0"/>
-        </w:rPr>
-        <w:t xml:space="preserve"> and no </w:t>
-      </w:r>
-      <w:r>
-        <w:rPr>
-          <w:b/>
-        </w:rPr>
-        <w:t>call</w:t>
-      </w:r>
-      <w:r>
-        <w:rPr>
-          <w:b w:val="0"/>
-        </w:rPr>
-        <w:t>s?</w:t>
-      </w:r>
-    </w:p>
-    <w:p>
-      <w:pPr>
-        <w:spacing w:line="336" w:lineRule="auto" w:after="180"/>
-        <w:shd w:fill="F5F1FB"/>
-      </w:pPr>
-      <w:r>
-        <w:rPr>
-          <w:b w:val="0"/>
-        </w:rPr>
-        <w:t xml:space="preserve">Why does swapping these </w:t>
-      </w:r>
-      <w:r>
-        <w:rPr>
-          <w:b/>
-        </w:rPr>
-        <w:t>argument</w:t>
-      </w:r>
-      <w:r>
-        <w:rPr>
-          <w:b w:val="0"/>
-        </w:rPr>
-        <w:t>s change the result?</w:t>
-      </w:r>
-    </w:p>
-    <w:p>
-      <w:r>
-        <w:rPr>
-          <w:rFonts w:ascii="Courier New" w:hAnsi="Courier New"/>
-          <w:sz w:val="18"/>
-        </w:rPr>
-        <w:t>def difference(first, second):</w:t>
-        <w:br/>
-        <w:t xml:space="preserve">    return first - second</w:t>
-        <w:br/>
-        <w:t>print(difference(11, 4))</w:t>
-        <w:br/>
-        <w:t>print(difference(4, 11))</w:t>
-        <w:br/>
-      </w:r>
-    </w:p>
-    <w:p>
-      <w:pPr>
-        <w:pStyle w:val="Heading3"/>
-      </w:pPr>
-      <w:r>
-        <w:t>My independent explanation, trace and limits</w:t>
-      </w:r>
-    </w:p>
-    <w:p>
-      <w:r>
-        <w:t>________________________________________________________________</w:t>
-      </w:r>
-    </w:p>
-    <w:p>
-      <w:r>
-        <w:t>________________________________________________________________</w:t>
-      </w:r>
-    </w:p>
-    <w:p>
-      <w:r>
-        <w:t>________________________________________________________________</w:t>
-      </w:r>
-    </w:p>
-    <w:p>
-      <w:r>
-        <w:t>________________________________________________________________</w:t>
-      </w:r>
-    </w:p>
-    <w:p>
-      <w:r>
-        <w:t>________________________________________________________________</w:t>
-      </w:r>
-    </w:p>
-    <w:p>
-      <w:r>
-        <w:t>________________________________________________________________</w:t>
-      </w:r>
-    </w:p>
-    <w:p>
-      <w:r>
-        <w:t>________________________________________________________________</w:t>
-      </w:r>
-    </w:p>
-    <w:p>
-      <w:pPr>
-        <w:spacing w:line="336" w:lineRule="auto" w:after="180"/>
-      </w:pPr>
-      <w:r>
-        <w:rPr>
-          <w:b w:val="0"/>
-        </w:rPr>
-        <w:t>Attempt this case before feedback. Record any help. Earlier examples below are further practice; a case already practised with feedback cannot establish fresh transfer.</w:t>
-      </w:r>
-    </w:p>
-    <w:p>
-      <w:pPr>
-        <w:pStyle w:val="Heading3"/>
-      </w:pPr>
-      <w:r>
-        <w:t>Attempt this without hints</w:t>
-      </w:r>
-    </w:p>
-    <w:p>
-      <w:pPr>
-        <w:spacing w:line="336" w:lineRule="auto" w:after="180"/>
-      </w:pPr>
-      <w:r>
-        <w:rPr>
-          <w:b w:val="0"/>
-        </w:rPr>
-        <w:t xml:space="preserve">Each sealed box contains 6 counters. Define show_stock(boxes, loose) to print the total counters using its two </w:t>
-      </w:r>
-      <w:r>
-        <w:rPr>
-          <w:b/>
-        </w:rPr>
-        <w:t>parameter</w:t>
-      </w:r>
-      <w:r>
-        <w:rPr>
-          <w:b w:val="0"/>
-        </w:rPr>
-        <w:t xml:space="preserve">s. Assume nonnegative integer </w:t>
-      </w:r>
-      <w:r>
-        <w:rPr>
-          <w:b/>
-        </w:rPr>
-        <w:t>argument</w:t>
-      </w:r>
-      <w:r>
-        <w:rPr>
-          <w:b w:val="0"/>
-        </w:rPr>
-        <w:t xml:space="preserve">s. </w:t>
-      </w:r>
-      <w:r>
-        <w:rPr>
-          <w:b/>
-        </w:rPr>
-        <w:t>Call</w:t>
-      </w:r>
-      <w:r>
-        <w:rPr>
-          <w:b w:val="0"/>
-        </w:rPr>
-        <w:t xml:space="preserve"> it with (3, 2), (0, 2) and (3, 0).</w:t>
-      </w:r>
-    </w:p>
-    <w:p>
-      <w:pPr>
-        <w:spacing w:line="336" w:lineRule="auto" w:after="180"/>
-      </w:pPr>
-      <w:r>
-        <w:rPr>
-          <w:b w:val="0"/>
-        </w:rPr>
-        <w:t xml:space="preserve">Predict each </w:t>
-      </w:r>
-      <w:r>
-        <w:rPr>
-          <w:b/>
-        </w:rPr>
-        <w:t>output</w:t>
-      </w:r>
-      <w:r>
-        <w:rPr>
-          <w:b w:val="0"/>
-        </w:rPr>
-        <w:t xml:space="preserve"> and explain why show_stock(2, 3) is a different case.</w:t>
-      </w:r>
-    </w:p>
-    <w:p>
-      <w:pPr>
-        <w:pStyle w:val="Heading3"/>
-      </w:pPr>
-      <w:r>
-        <w:t>My independent procedure, result and limitation</w:t>
-      </w:r>
-    </w:p>
-    <w:p>
-      <w:r>
-        <w:t>________________________________________________________________</w:t>
-      </w:r>
-    </w:p>
-    <w:p>
-      <w:r>
-        <w:t>________________________________________________________________</w:t>
-      </w:r>
-    </w:p>
-    <w:p>
-      <w:r>
-        <w:t>________________________________________________________________</w:t>
-      </w:r>
-    </w:p>
-    <w:p>
-      <w:r>
-        <w:t>________________________________________________________________</w:t>
-      </w:r>
-    </w:p>
-    <w:p>
-      <w:r>
-        <w:t>________________________________________________________________</w:t>
-      </w:r>
-    </w:p>
-    <w:p>
-      <w:r>
-        <w:t>________________________________________________________________</w:t>
-      </w:r>
-    </w:p>
-    <w:p>
-      <w:r>
-        <w:t>________________________________________________________________</w:t>
-      </w:r>
-    </w:p>
-    <w:p>
-      <w:r>
-        <w:t>________________________________________________________________</w:t>
-      </w:r>
-    </w:p>
-    <w:p>
-      <w:pPr>
-        <w:spacing w:line="336" w:lineRule="auto" w:after="180"/>
-      </w:pPr>
-      <w:r>
-        <w:rPr>
-          <w:b w:val="0"/>
-        </w:rPr>
-        <w:t>Record support used: none, hint or teacher explanation. After feedback, a different case is needed to demonstrate independence.</w:t>
-      </w:r>
-    </w:p>
-    <w:p>
-      <w:pPr>
-        <w:pStyle w:val="Heading3"/>
-      </w:pPr>
-      <w:r>
-        <w:t>Use feedback to improve</w:t>
-      </w:r>
-    </w:p>
-    <w:p>
-      <w:pPr>
-        <w:spacing w:line="336" w:lineRule="auto" w:after="180"/>
-      </w:pPr>
-      <w:r>
-        <w:rPr>
-          <w:b w:val="0"/>
-        </w:rPr>
-        <w:t>Attempt the independent case before hints. Record whether you worked alone, used a hint or followed a model. After feedback, fix the first unsupported step and explain why it changed.</w:t>
-      </w:r>
-    </w:p>
-    <w:p>
-      <w:pPr>
-        <w:spacing w:line="336" w:lineRule="auto" w:after="180"/>
-      </w:pPr>
-      <w:r>
-        <w:rPr>
-          <w:b w:val="0"/>
-        </w:rPr>
-        <w:t>A later check uses a changed case, not a copied answer.</w:t>
-      </w:r>
-    </w:p>
-    <w:p>
-      <w:pPr>
-        <w:pStyle w:val="Heading1"/>
-      </w:pPr>
-      <w:r>
-        <w:t>15. Your lesson route</w:t>
-      </w:r>
-    </w:p>
-    <w:p>
-      <w:r>
-        <w:t>Use this map to navigate Functions and arguments, connect the goals to tasks and keep one evidence record for each attempt.</w:t>
-      </w:r>
-    </w:p>
-    <w:p>
-      <w:pPr>
-        <w:spacing w:line="336" w:lineRule="auto" w:after="180"/>
-      </w:pPr>
-      <w:r>
-        <w:rPr>
-          <w:b w:val="0"/>
-        </w:rPr>
-        <w:t xml:space="preserve">Start with this question: Match </w:t>
-      </w:r>
-      <w:r>
-        <w:rPr>
-          <w:b/>
-        </w:rPr>
-        <w:t>argument</w:t>
-      </w:r>
-      <w:r>
-        <w:rPr>
-          <w:b w:val="0"/>
-        </w:rPr>
-        <w:t xml:space="preserve">s to </w:t>
-      </w:r>
-      <w:r>
-        <w:rPr>
-          <w:b/>
-        </w:rPr>
-        <w:t>parameter</w:t>
-      </w:r>
-      <w:r>
-        <w:rPr>
-          <w:b w:val="0"/>
-        </w:rPr>
-        <w:t xml:space="preserve">s. A </w:t>
-      </w:r>
-      <w:r>
-        <w:rPr>
-          <w:b/>
-        </w:rPr>
-        <w:t>function</w:t>
-      </w:r>
-      <w:r>
-        <w:rPr>
-          <w:b w:val="0"/>
-        </w:rPr>
-        <w:t xml:space="preserve"> prints the difference between capacity and reserved spaces.</w:t>
+        <w:t>15. Reference · Earlier route checklist</w:t>
+      </w:r>
+    </w:p>
+    <w:p>
+      <w:r>
+        <w:t>Keep one main lesson route and use this as a reminder.</w:t>
+      </w:r>
+    </w:p>
+    <w:p>
+      <w:pPr>
+        <w:pStyle w:val="Heading2"/>
+      </w:pPr>
+      <w:r>
+        <w:t>Checklist and first prediction</w:t>
       </w:r>
     </w:p>
     <w:tbl>
@@ -4590,15 +4799,175 @@
     </w:p>
     <w:p>
       <w:pPr>
+        <w:pStyle w:val="Heading2"/>
+      </w:pPr>
+      <w:r>
+        <w:t>Earlier wording, alternatives and picture transcripts · reference / check after trying</w:t>
+      </w:r>
+    </w:p>
+    <w:p>
+      <w:pPr>
+        <w:spacing w:line="336" w:lineRule="auto" w:after="180"/>
+      </w:pPr>
+      <w:r>
+        <w:rPr>
+          <w:b w:val="0"/>
+        </w:rPr>
+        <w:t xml:space="preserve">Start with this question: Match </w:t>
+      </w:r>
+      <w:r>
+        <w:rPr>
+          <w:b/>
+        </w:rPr>
+        <w:t>argument</w:t>
+      </w:r>
+      <w:r>
+        <w:rPr>
+          <w:b w:val="0"/>
+        </w:rPr>
+        <w:t xml:space="preserve">s to </w:t>
+      </w:r>
+      <w:r>
+        <w:rPr>
+          <w:b/>
+        </w:rPr>
+        <w:t>parameter</w:t>
+      </w:r>
+      <w:r>
+        <w:rPr>
+          <w:b w:val="0"/>
+        </w:rPr>
+        <w:t xml:space="preserve">s. A </w:t>
+      </w:r>
+      <w:r>
+        <w:rPr>
+          <w:b/>
+        </w:rPr>
+        <w:t>function</w:t>
+      </w:r>
+      <w:r>
+        <w:rPr>
+          <w:b w:val="0"/>
+        </w:rPr>
+        <w:t xml:space="preserve"> prints the difference between capacity and reserved spaces.</w:t>
+      </w:r>
+    </w:p>
+    <w:p>
+      <w:pPr>
         <w:pStyle w:val="Heading1"/>
       </w:pPr>
       <w:r>
-        <w:t>16. Finish and return</w:t>
-      </w:r>
-    </w:p>
-    <w:p>
-      <w:r>
-        <w:t>Explain Functions and arguments without notes, identify a remaining question and plan a later check with a changed case.</w:t>
+        <w:t>17. Extra practice · Predict, check and repair</w:t>
+      </w:r>
+    </w:p>
+    <w:p>
+      <w:r>
+        <w:t>Use only after an attempt; keep the reserved assessment separate.</w:t>
+      </w:r>
+    </w:p>
+    <w:p>
+      <w:pPr>
+        <w:pStyle w:val="Heading2"/>
+      </w:pPr>
+      <w:r>
+        <w:t>First question and hint</w:t>
+      </w:r>
+    </w:p>
+    <w:p>
+      <w:pPr>
+        <w:pStyle w:val="ListBullet"/>
+      </w:pPr>
+      <w:r>
+        <w:t>Match arguments to parameters. A function prints the difference between capacity and reserved spaces.</w:t>
+      </w:r>
+    </w:p>
+    <w:p>
+      <w:pPr>
+        <w:pStyle w:val="Heading3"/>
+      </w:pPr>
+      <w:r>
+        <w:t>Practice 1: explain the deciding evidence</w:t>
+      </w:r>
+    </w:p>
+    <w:p>
+      <w:pPr>
+        <w:pStyle w:val="ListBullet"/>
+      </w:pPr>
+      <w:r>
+        <w:t>Which labelled step matches this detail? capacity=3 and reserved=11 give -8 under the same arithmetic.</w:t>
+      </w:r>
+    </w:p>
+    <w:p>
+      <w:pPr>
+        <w:pStyle w:val="ListBullet"/>
+      </w:pPr>
+      <w:r>
+        <w:t>1. Match first arguments</w:t>
+      </w:r>
+    </w:p>
+    <w:p>
+      <w:pPr>
+        <w:pStyle w:val="ListBullet"/>
+      </w:pPr>
+      <w:r>
+        <w:t>2. Trace reversed call</w:t>
+      </w:r>
+    </w:p>
+    <w:p>
+      <w:pPr>
+        <w:pStyle w:val="ListBullet"/>
+      </w:pPr>
+      <w:r>
+        <w:t>3. Define without calling</w:t>
+      </w:r>
+    </w:p>
+    <w:p>
+      <w:pPr>
+        <w:pStyle w:val="Heading3"/>
+      </w:pPr>
+      <w:r>
+        <w:t>My selected conclusion, deciding fact and explanation</w:t>
+      </w:r>
+    </w:p>
+    <w:p>
+      <w:r>
+        <w:t>________________________________________________________________</w:t>
+      </w:r>
+    </w:p>
+    <w:p>
+      <w:r>
+        <w:t>________________________________________________________________</w:t>
+      </w:r>
+    </w:p>
+    <w:p>
+      <w:r>
+        <w:t>________________________________________________________________</w:t>
+      </w:r>
+    </w:p>
+    <w:p>
+      <w:r>
+        <w:t>________________________________________________________________</w:t>
+      </w:r>
+    </w:p>
+    <w:p>
+      <w:r>
+        <w:t>________________________________________________________________</w:t>
+      </w:r>
+    </w:p>
+    <w:p>
+      <w:pPr>
+        <w:pStyle w:val="ListBullet"/>
+      </w:pPr>
+      <w:r>
+        <w:t>Hint if needed: Read the steps in the pictorial case. Match the supplied detail to the stage that performs or records it.</w:t>
+      </w:r>
+    </w:p>
+    <w:p>
+      <w:pPr>
+        <w:pStyle w:val="Heading2"/>
+      </w:pPr>
+      <w:r>
+        <w:t>Check the first explanation · reference / check after trying</w:t>
       </w:r>
     </w:p>
     <w:p>
@@ -4609,12 +4978,59 @@
         <w:rPr>
           <w:b w:val="0"/>
         </w:rPr>
-        <w:t xml:space="preserve">Close your notes. Explain this goal in your own words: Distinguish a </w:t>
+        <w:t xml:space="preserve">After your attempt, compare with the supported explanation: Trace reversed </w:t>
       </w:r>
       <w:r>
         <w:rPr>
           <w:b/>
         </w:rPr>
+        <w:t>call</w:t>
+      </w:r>
+      <w:r>
+        <w:rPr>
+          <w:b w:val="0"/>
+        </w:rPr>
+        <w:t xml:space="preserve"> capacity=3 and reserved=11 give -8 under the same arithmetic. Positional </w:t>
+      </w:r>
+      <w:r>
+        <w:rPr>
+          <w:b/>
+        </w:rPr>
+        <w:t>argument</w:t>
+      </w:r>
+      <w:r>
+        <w:rPr>
+          <w:b w:val="0"/>
+        </w:rPr>
+        <w:t xml:space="preserve">s match </w:t>
+      </w:r>
+      <w:r>
+        <w:rPr>
+          <w:b/>
+        </w:rPr>
+        <w:t>parameter</w:t>
+      </w:r>
+      <w:r>
+        <w:rPr>
+          <w:b w:val="0"/>
+        </w:rPr>
+        <w:t xml:space="preserve"> names in order.</w:t>
+      </w:r>
+    </w:p>
+    <w:p>
+      <w:pPr>
+        <w:spacing w:line="336" w:lineRule="auto" w:after="180"/>
+      </w:pPr>
+      <w:r>
+        <w:rPr>
+          <w:b w:val="0"/>
+        </w:rPr>
+        <w:t xml:space="preserve">A </w:t>
+      </w:r>
+      <w:r>
+        <w:rPr>
+          <w:b/>
+        </w:rPr>
         <w:t>function</w:t>
       </w:r>
       <w:r>
@@ -4633,19 +5049,163 @@
         <w:rPr>
           <w:b w:val="0"/>
         </w:rPr>
-        <w:t xml:space="preserve"> from a </w:t>
+        <w:t xml:space="preserve"> is not an execution of its body; separate </w:t>
       </w:r>
       <w:r>
         <w:rPr>
           <w:b/>
         </w:rPr>
+        <w:t>call</w:t>
+      </w:r>
+      <w:r>
+        <w:rPr>
+          <w:b w:val="0"/>
+        </w:rPr>
+        <w:t xml:space="preserve">s supply separate </w:t>
+      </w:r>
+      <w:r>
+        <w:rPr>
+          <w:b/>
+        </w:rPr>
+        <w:t>input</w:t>
+      </w:r>
+      <w:r>
+        <w:rPr>
+          <w:b w:val="0"/>
+        </w:rPr>
+        <w:t xml:space="preserve"> values.</w:t>
+      </w:r>
+    </w:p>
+    <w:p>
+      <w:pPr>
+        <w:pStyle w:val="Heading2"/>
+      </w:pPr>
+      <w:r>
+        <w:t>Changed-case question and hint</w:t>
+      </w:r>
+    </w:p>
+    <w:p>
+      <w:pPr>
+        <w:pStyle w:val="Heading3"/>
+      </w:pPr>
+      <w:r>
+        <w:t>Practice 2: explain the deciding evidence</w:t>
+      </w:r>
+    </w:p>
+    <w:p>
+      <w:pPr>
+        <w:pStyle w:val="ListBullet"/>
+      </w:pPr>
+      <w:r>
+        <w:t>Changed-case practice: Remove both calls and leave the definition only. Which conclusion is supported by the supplied facts?</w:t>
+      </w:r>
+    </w:p>
+    <w:p>
+      <w:pPr>
+        <w:pStyle w:val="ListBullet"/>
+      </w:pPr>
+      <w:r>
+        <w:t>1. This one example guarantees correct results for every future input.</w:t>
+      </w:r>
+    </w:p>
+    <w:p>
+      <w:pPr>
+        <w:pStyle w:val="ListBullet"/>
+      </w:pPr>
+      <w:r>
+        <w:t>2. We can decide the result without examining the changed input or the procedure.</w:t>
+      </w:r>
+    </w:p>
+    <w:p>
+      <w:pPr>
+        <w:pStyle w:val="ListBullet"/>
+      </w:pPr>
+      <w:r>
+        <w:t>3. No output is printed.</w:t>
+      </w:r>
+    </w:p>
+    <w:p>
+      <w:pPr>
+        <w:pStyle w:val="Heading3"/>
+      </w:pPr>
+      <w:r>
+        <w:t>My selected conclusion, deciding fact and explanation</w:t>
+      </w:r>
+    </w:p>
+    <w:p>
+      <w:r>
+        <w:t>________________________________________________________________</w:t>
+      </w:r>
+    </w:p>
+    <w:p>
+      <w:r>
+        <w:t>________________________________________________________________</w:t>
+      </w:r>
+    </w:p>
+    <w:p>
+      <w:r>
+        <w:t>________________________________________________________________</w:t>
+      </w:r>
+    </w:p>
+    <w:p>
+      <w:r>
+        <w:t>________________________________________________________________</w:t>
+      </w:r>
+    </w:p>
+    <w:p>
+      <w:r>
+        <w:t>________________________________________________________________</w:t>
+      </w:r>
+    </w:p>
+    <w:p>
+      <w:pPr>
+        <w:pStyle w:val="ListBullet"/>
+      </w:pPr>
+      <w:r>
+        <w:t>Hint if needed: Use the changed condition and the deciding step in the pictorial trace. The answer must say what follows from those facts.</w:t>
+      </w:r>
+    </w:p>
+    <w:p>
+      <w:pPr>
+        <w:pStyle w:val="Heading2"/>
+      </w:pPr>
+      <w:r>
+        <w:t>Check the changed explanation · reference / check after trying</w:t>
+      </w:r>
+    </w:p>
+    <w:p>
+      <w:pPr>
+        <w:spacing w:line="336" w:lineRule="auto" w:after="180"/>
+      </w:pPr>
+      <w:r>
+        <w:rPr>
+          <w:b w:val="0"/>
+        </w:rPr>
+        <w:t xml:space="preserve">After your attempt, compare with the supported explanation: No </w:t>
+      </w:r>
+      <w:r>
+        <w:rPr>
+          <w:b/>
+        </w:rPr>
+        <w:t>output</w:t>
+      </w:r>
+      <w:r>
+        <w:rPr>
+          <w:b w:val="0"/>
+        </w:rPr>
+        <w:t xml:space="preserve"> is printed. The body runs only when the </w:t>
+      </w:r>
+      <w:r>
+        <w:rPr>
+          <w:b/>
+        </w:rPr>
         <w:t>function</w:t>
       </w:r>
       <w:r>
         <w:rPr>
           <w:b w:val="0"/>
         </w:rPr>
-        <w:t xml:space="preserve"> </w:t>
+        <w:t xml:space="preserve"> is </w:t>
       </w:r>
       <w:r>
         <w:rPr>
@@ -4653,96 +5213,268 @@
         </w:rPr>
         <w:t>call</w:t>
       </w:r>
+      <w:r>
+        <w:rPr>
+          <w:b w:val="0"/>
+        </w:rPr>
+        <w:t>ed.</w:t>
+      </w:r>
+    </w:p>
+    <w:p>
+      <w:pPr>
+        <w:pStyle w:val="Heading2"/>
+      </w:pPr>
+      <w:r>
+        <w:t>Repair and keep the record</w:t>
+      </w:r>
+    </w:p>
+    <w:p>
+      <w:pPr>
+        <w:spacing w:line="336" w:lineRule="auto" w:after="180"/>
+      </w:pPr>
+      <w:r>
+        <w:rPr>
+          <w:b w:val="0"/>
+        </w:rPr>
+        <w:t>Review Lists and indexing (python-bridge/7). Goal: Distinguish a list index from the value stored at that position. Short practice: Label the three index positions.</w:t>
+      </w:r>
+    </w:p>
+    <w:p>
+      <w:pPr>
+        <w:spacing w:line="336" w:lineRule="auto" w:after="180"/>
+      </w:pPr>
+      <w:r>
+        <w:rPr>
+          <w:b w:val="0"/>
+        </w:rPr>
+        <w:t xml:space="preserve">Predict all original </w:t>
+      </w:r>
+      <w:r>
+        <w:rPr>
+          <w:b/>
+        </w:rPr>
+        <w:t>output</w:t>
+      </w:r>
+      <w:r>
+        <w:rPr>
+          <w:b w:val="0"/>
+        </w:rPr>
+        <w:t xml:space="preserve">s, then name the first </w:t>
+      </w:r>
+      <w:r>
+        <w:rPr>
+          <w:b/>
+        </w:rPr>
+        <w:t>output</w:t>
+      </w:r>
+      <w:r>
+        <w:rPr>
+          <w:b w:val="0"/>
+        </w:rPr>
+        <w:t xml:space="preserve"> and stopping point after using index 3.. Return to this week and explain what you changed.</w:t>
+      </w:r>
+    </w:p>
+    <w:p>
+      <w:pPr>
+        <w:spacing w:line="336" w:lineRule="auto" w:after="180"/>
+      </w:pPr>
+      <w:r>
+        <w:rPr>
+          <w:b w:val="0"/>
+        </w:rPr>
+        <w:t>Review Branching and boundary tests (python-bridge/5). Goal: Trace the selected branch in an if elif else chain. Short practice: Trace -2, 4 and 5 through the branches.</w:t>
+      </w:r>
+    </w:p>
+    <w:p>
+      <w:pPr>
+        <w:spacing w:line="336" w:lineRule="auto" w:after="180"/>
+      </w:pPr>
+      <w:r>
+        <w:rPr>
+          <w:b w:val="0"/>
+        </w:rPr>
+        <w:t>Explain why the negative check comes first and what label -2 gets if it is removed.. Return to this week and explain what you changed.</w:t>
+      </w:r>
+    </w:p>
+    <w:p>
+      <w:pPr>
+        <w:spacing w:line="336" w:lineRule="auto" w:after="180"/>
+      </w:pPr>
+      <w:r>
+        <w:rPr>
+          <w:b w:val="0"/>
+        </w:rPr>
+        <w:t xml:space="preserve">Review Values variables and types (python-bridge/2). Goal: Distinguish integer, floating-point, text and Boolean values. Short practice: Predict both print </w:t>
+      </w:r>
+      <w:r>
+        <w:rPr>
+          <w:b/>
+        </w:rPr>
+        <w:t>output</w:t>
+      </w:r>
+      <w:r>
+        <w:rPr>
+          <w:b w:val="0"/>
+        </w:rPr>
+        <w:t>s and explain why they differ.</w:t>
+      </w:r>
+    </w:p>
+    <w:p>
+      <w:pPr>
+        <w:spacing w:line="336" w:lineRule="auto" w:after="180"/>
+      </w:pPr>
+      <w:r>
+        <w:rPr>
+          <w:b w:val="0"/>
+        </w:rPr>
+        <w:t xml:space="preserve">Does count+tag work, and what happens to each valid </w:t>
+      </w:r>
+      <w:r>
+        <w:rPr>
+          <w:b/>
+        </w:rPr>
+        <w:t>output</w:t>
+      </w:r>
+      <w:r>
+        <w:rPr>
+          <w:b w:val="0"/>
+        </w:rPr>
+        <w:t xml:space="preserve"> after count becomes ten?. Return to this week and explain what you changed.</w:t>
+      </w:r>
+    </w:p>
+    <w:p>
+      <w:pPr>
+        <w:spacing w:line="336" w:lineRule="auto" w:after="180"/>
+      </w:pPr>
+      <w:r>
+        <w:rPr>
+          <w:b w:val="0"/>
+        </w:rPr>
+        <w:t xml:space="preserve">The browser lab lets you edit the supported Python examples already included in this lesson. Predict first, run, inspect the actual </w:t>
+      </w:r>
+      <w:r>
+        <w:rPr>
+          <w:b/>
+        </w:rPr>
+        <w:t>output</w:t>
+      </w:r>
+      <w:r>
+        <w:rPr>
+          <w:b w:val="0"/>
+        </w:rPr>
+        <w:t xml:space="preserve"> or error, change one </w:t>
+      </w:r>
+      <w:r>
+        <w:rPr>
+          <w:b/>
+        </w:rPr>
+        <w:t>input</w:t>
+      </w:r>
+      <w:r>
+        <w:rPr>
+          <w:b w:val="0"/>
+        </w:rPr>
+        <w:t>, then run again.</w:t>
+      </w:r>
+    </w:p>
+    <w:p>
+      <w:pPr>
+        <w:spacing w:line="336" w:lineRule="auto" w:after="180"/>
+      </w:pPr>
+      <w:r>
+        <w:rPr>
+          <w:b w:val="0"/>
+        </w:rPr>
+        <w:t xml:space="preserve">Keep code, </w:t>
+      </w:r>
+      <w:r>
+        <w:rPr>
+          <w:b/>
+        </w:rPr>
+        <w:t>prediction</w:t>
+      </w:r>
+      <w:r>
+        <w:rPr>
+          <w:b w:val="0"/>
+        </w:rPr>
+        <w:t>s, actual results and a reasoned revision together. On paper, label your result as a trace rather than an execution.</w:t>
+      </w:r>
+    </w:p>
+    <w:p>
+      <w:pPr>
+        <w:spacing w:line="336" w:lineRule="auto" w:after="180"/>
+      </w:pPr>
+      <w:r>
+        <w:rPr>
+          <w:b w:val="0"/>
+        </w:rPr>
+        <w:t xml:space="preserve">Use Download completed work in the hosted lesson to export your answers, reflections, practice feedback and code-run </w:t>
+      </w:r>
+      <w:r>
+        <w:rPr>
+          <w:b/>
+        </w:rPr>
+        <w:t>evidence</w:t>
+      </w:r>
+      <w:r>
+        <w:rPr>
+          <w:b w:val="0"/>
+        </w:rPr>
+        <w:t>. Open the HTML copy to read or print it.</w:t>
+      </w:r>
+    </w:p>
+    <w:p>
+      <w:pPr>
+        <w:spacing w:line="336" w:lineRule="auto" w:after="180"/>
+      </w:pPr>
+      <w:r>
+        <w:rPr>
+          <w:b w:val="0"/>
+        </w:rPr>
+        <w:t>Drafts stay in this browser when storage is available; clear drafts on a shared device.</w:t>
+      </w:r>
+    </w:p>
+    <w:p>
+      <w:pPr>
+        <w:pStyle w:val="Heading2"/>
+      </w:pPr>
+      <w:r>
+        <w:t>Earlier wording, alternatives and picture transcripts · reference / check after trying</w:t>
+      </w:r>
+    </w:p>
+    <w:p>
+      <w:pPr>
+        <w:spacing w:line="336" w:lineRule="auto" w:after="180"/>
+      </w:pPr>
+      <w:r>
+        <w:rPr>
+          <w:b w:val="0"/>
+        </w:rPr>
+        <w:t>Use this supported practice once, in the browser or on paper. Keep the reserved independent assessment for a separate first attempt before teacher feedback.</w:t>
+      </w:r>
     </w:p>
     <w:p>
       <w:pPr>
         <w:pStyle w:val="Heading3"/>
       </w:pPr>
       <w:r>
-        <w:t>My deciding step, evidence and one remaining question</w:t>
-      </w:r>
-    </w:p>
-    <w:p>
-      <w:r>
-        <w:t>________________________________________________________________</w:t>
-      </w:r>
-    </w:p>
-    <w:p>
-      <w:r>
-        <w:t>________________________________________________________________</w:t>
-      </w:r>
-    </w:p>
-    <w:p>
-      <w:r>
-        <w:t>________________________________________________________________</w:t>
-      </w:r>
-    </w:p>
-    <w:p>
-      <w:r>
-        <w:t>________________________________________________________________</w:t>
-      </w:r>
-    </w:p>
-    <w:p>
-      <w:r>
-        <w:t>________________________________________________________________</w:t>
-      </w:r>
-    </w:p>
-    <w:p>
-      <w:pPr>
-        <w:spacing w:line="336" w:lineRule="auto" w:after="180"/>
-      </w:pPr>
-      <w:r>
-        <w:rPr>
-          <w:b w:val="0"/>
-        </w:rPr>
-        <w:t xml:space="preserve">If you are unsure, return to the worked picture and explain one arrow. If you are ready, change an </w:t>
-      </w:r>
-      <w:r>
-        <w:rPr>
-          <w:b/>
-        </w:rPr>
-        <w:t>input</w:t>
-      </w:r>
-      <w:r>
-        <w:rPr>
-          <w:b w:val="0"/>
-        </w:rPr>
-        <w:t xml:space="preserve"> or assumption and justify your </w:t>
-      </w:r>
-      <w:r>
-        <w:rPr>
-          <w:b/>
-        </w:rPr>
-        <w:t>prediction</w:t>
-      </w:r>
-      <w:r>
-        <w:rPr>
-          <w:b w:val="0"/>
-        </w:rPr>
-        <w:t>.</w:t>
-      </w:r>
-    </w:p>
-    <w:p>
-      <w:pPr>
-        <w:spacing w:line="336" w:lineRule="auto" w:after="180"/>
-      </w:pPr>
-      <w:r>
-        <w:rPr>
-          <w:b w:val="0"/>
-        </w:rPr>
-        <w:t xml:space="preserve">Save your workbook </w:t>
-      </w:r>
-      <w:r>
-        <w:rPr>
-          <w:b/>
-        </w:rPr>
-        <w:t>evidence</w:t>
-      </w:r>
-      <w:r>
-        <w:rPr>
-          <w:b w:val="0"/>
-        </w:rPr>
-        <w:t>. At the next review, try a different case before opening your old answer.</w:t>
+        <w:t>Repair a missing building block</w:t>
+      </w:r>
+    </w:p>
+    <w:p>
+      <w:pPr>
+        <w:pStyle w:val="Heading3"/>
+      </w:pPr>
+      <w:r>
+        <w:t>Predict, run and debug</w:t>
+      </w:r>
+    </w:p>
+    <w:p>
+      <w:pPr>
+        <w:pStyle w:val="Heading3"/>
+      </w:pPr>
+      <w:r>
+        <w:t>Keep your completed work</w:t>
       </w:r>
     </w:p>
     <w:p>
@@ -4750,805 +5482,17 @@
         <w:pStyle w:val="Heading1"/>
       </w:pPr>
       <w:r>
-        <w:t>17. Supported practice, repair and portfolio</w:t>
-      </w:r>
-    </w:p>
-    <w:p>
-      <w:r>
-        <w:t>Attempt supported questions before using hints or feedback. Review a missing building block, then keep the completed work.</w:t>
-      </w:r>
-    </w:p>
-    <w:p>
-      <w:pPr>
-        <w:spacing w:line="336" w:lineRule="auto" w:after="180"/>
-      </w:pPr>
-      <w:r>
-        <w:rPr>
-          <w:b w:val="0"/>
-        </w:rPr>
-        <w:t>Use this supported practice once, in the browser or on paper. Keep the reserved independent assessment for a separate first attempt before teacher feedback.</w:t>
-      </w:r>
-    </w:p>
-    <w:p>
-      <w:pPr>
-        <w:spacing w:line="336" w:lineRule="auto" w:after="180"/>
-      </w:pPr>
-      <w:r>
-        <w:rPr>
-          <w:b w:val="0"/>
-        </w:rPr>
-        <w:t xml:space="preserve">Match </w:t>
-      </w:r>
-      <w:r>
-        <w:rPr>
-          <w:b/>
-        </w:rPr>
-        <w:t>argument</w:t>
-      </w:r>
-      <w:r>
-        <w:rPr>
-          <w:b w:val="0"/>
-        </w:rPr>
-        <w:t xml:space="preserve">s to </w:t>
-      </w:r>
-      <w:r>
-        <w:rPr>
-          <w:b/>
-        </w:rPr>
-        <w:t>parameter</w:t>
-      </w:r>
-      <w:r>
-        <w:rPr>
-          <w:b w:val="0"/>
-        </w:rPr>
-        <w:t xml:space="preserve">s. A </w:t>
-      </w:r>
-      <w:r>
-        <w:rPr>
-          <w:b/>
-        </w:rPr>
-        <w:t>function</w:t>
-      </w:r>
-      <w:r>
-        <w:rPr>
-          <w:b w:val="0"/>
-        </w:rPr>
-        <w:t xml:space="preserve"> prints the difference between capacity and reserved spaces.</w:t>
-      </w:r>
-    </w:p>
-    <w:p>
-      <w:pPr>
-        <w:pStyle w:val="Heading3"/>
-      </w:pPr>
-      <w:r>
-        <w:t>Practice 1: explain the deciding evidence</w:t>
-      </w:r>
-    </w:p>
-    <w:p>
-      <w:pPr>
-        <w:spacing w:line="336" w:lineRule="auto" w:after="180"/>
-      </w:pPr>
-      <w:r>
-        <w:rPr>
-          <w:b w:val="0"/>
-        </w:rPr>
-        <w:t>Which labelled step matches this detail? capacity=3 and reserved=11 give -8 under the same arithmetic.</w:t>
-      </w:r>
-    </w:p>
-    <w:p>
-      <w:pPr>
-        <w:spacing w:line="336" w:lineRule="auto" w:after="180"/>
-        <w:shd w:fill="F4F9FC"/>
-      </w:pPr>
-      <w:r>
-        <w:rPr>
-          <w:b w:val="0"/>
-        </w:rPr>
-        <w:t xml:space="preserve">1. Match first </w:t>
-      </w:r>
-      <w:r>
-        <w:rPr>
-          <w:b/>
-        </w:rPr>
-        <w:t>argument</w:t>
-      </w:r>
-      <w:r>
-        <w:rPr>
-          <w:b w:val="0"/>
-        </w:rPr>
-        <w:t>s</w:t>
-      </w:r>
-    </w:p>
-    <w:p>
-      <w:pPr>
-        <w:spacing w:line="336" w:lineRule="auto" w:after="180"/>
-        <w:shd w:fill="F4F9FC"/>
-      </w:pPr>
-      <w:r>
-        <w:rPr>
-          <w:b w:val="0"/>
-        </w:rPr>
-        <w:t xml:space="preserve">2. Trace reversed </w:t>
-      </w:r>
-      <w:r>
-        <w:rPr>
-          <w:b/>
-        </w:rPr>
-        <w:t>call</w:t>
-      </w:r>
-    </w:p>
-    <w:p>
-      <w:pPr>
-        <w:spacing w:line="336" w:lineRule="auto" w:after="180"/>
-        <w:shd w:fill="F4F9FC"/>
-      </w:pPr>
-      <w:r>
-        <w:rPr>
-          <w:b w:val="0"/>
-        </w:rPr>
-        <w:t xml:space="preserve">3. Define without </w:t>
-      </w:r>
-      <w:r>
-        <w:rPr>
-          <w:b/>
-        </w:rPr>
-        <w:t>call</w:t>
-      </w:r>
-      <w:r>
-        <w:rPr>
-          <w:b w:val="0"/>
-        </w:rPr>
-        <w:t>ing</w:t>
-      </w:r>
-    </w:p>
-    <w:p>
-      <w:pPr>
-        <w:pStyle w:val="Heading3"/>
-      </w:pPr>
-      <w:r>
-        <w:t>My selected conclusion, deciding fact and explanation</w:t>
-      </w:r>
-    </w:p>
-    <w:p>
-      <w:r>
-        <w:t>________________________________________________________________</w:t>
-      </w:r>
-    </w:p>
-    <w:p>
-      <w:r>
-        <w:t>________________________________________________________________</w:t>
-      </w:r>
-    </w:p>
-    <w:p>
-      <w:r>
-        <w:t>________________________________________________________________</w:t>
-      </w:r>
-    </w:p>
-    <w:p>
-      <w:r>
-        <w:t>________________________________________________________________</w:t>
-      </w:r>
-    </w:p>
-    <w:p>
-      <w:r>
-        <w:t>________________________________________________________________</w:t>
-      </w:r>
-    </w:p>
-    <w:p>
-      <w:pPr>
-        <w:pStyle w:val="Heading3"/>
-      </w:pPr>
-      <w:r>
-        <w:t>Hint · try first</w:t>
-      </w:r>
-    </w:p>
-    <w:p>
-      <w:pPr>
-        <w:spacing w:line="336" w:lineRule="auto" w:after="180"/>
-        <w:shd w:fill="F1F6F8"/>
-      </w:pPr>
-      <w:r>
-        <w:rPr>
-          <w:b w:val="0"/>
-        </w:rPr>
-        <w:t>Hint if needed: Read the steps in the pictorial case. Match the supplied detail to the stage that performs or records it.</w:t>
-      </w:r>
-    </w:p>
-    <w:p>
-      <w:pPr>
-        <w:pStyle w:val="Heading3"/>
-      </w:pPr>
-      <w:r>
-        <w:t>Feedback · compare after trying</w:t>
-      </w:r>
-    </w:p>
-    <w:p>
-      <w:pPr>
-        <w:spacing w:line="336" w:lineRule="auto" w:after="180"/>
-        <w:shd w:fill="F1F6FC"/>
-      </w:pPr>
-      <w:r>
-        <w:rPr>
-          <w:b w:val="0"/>
-        </w:rPr>
-        <w:t xml:space="preserve">After your attempt, compare with the supported explanation: Trace reversed </w:t>
-      </w:r>
-      <w:r>
-        <w:rPr>
-          <w:b/>
-        </w:rPr>
-        <w:t>call</w:t>
-      </w:r>
-      <w:r>
-        <w:rPr>
-          <w:b w:val="0"/>
-        </w:rPr>
-        <w:t xml:space="preserve"> capacity=3 and reserved=11 give -8 under the same arithmetic. Positional </w:t>
-      </w:r>
-      <w:r>
-        <w:rPr>
-          <w:b/>
-        </w:rPr>
-        <w:t>argument</w:t>
-      </w:r>
-      <w:r>
-        <w:rPr>
-          <w:b w:val="0"/>
-        </w:rPr>
-        <w:t xml:space="preserve">s match </w:t>
-      </w:r>
-      <w:r>
-        <w:rPr>
-          <w:b/>
-        </w:rPr>
-        <w:t>parameter</w:t>
-      </w:r>
-      <w:r>
-        <w:rPr>
-          <w:b w:val="0"/>
-        </w:rPr>
-        <w:t xml:space="preserve"> names in order.</w:t>
-      </w:r>
-    </w:p>
-    <w:p>
-      <w:pPr>
-        <w:spacing w:line="336" w:lineRule="auto" w:after="180"/>
-        <w:shd w:fill="F1F6FC"/>
-      </w:pPr>
-      <w:r>
-        <w:rPr>
-          <w:b w:val="0"/>
-        </w:rPr>
-        <w:t xml:space="preserve">A </w:t>
-      </w:r>
-      <w:r>
-        <w:rPr>
-          <w:b/>
-        </w:rPr>
-        <w:t>function</w:t>
-      </w:r>
-      <w:r>
-        <w:rPr>
-          <w:b w:val="0"/>
-        </w:rPr>
-        <w:t xml:space="preserve"> </w:t>
-      </w:r>
-      <w:r>
-        <w:rPr>
-          <w:b/>
-        </w:rPr>
-        <w:t>definition</w:t>
-      </w:r>
-      <w:r>
-        <w:rPr>
-          <w:b w:val="0"/>
-        </w:rPr>
-        <w:t xml:space="preserve"> is not an execution of its body; separate </w:t>
-      </w:r>
-      <w:r>
-        <w:rPr>
-          <w:b/>
-        </w:rPr>
-        <w:t>call</w:t>
-      </w:r>
-      <w:r>
-        <w:rPr>
-          <w:b w:val="0"/>
-        </w:rPr>
-        <w:t xml:space="preserve">s supply separate </w:t>
-      </w:r>
-      <w:r>
-        <w:rPr>
-          <w:b/>
-        </w:rPr>
-        <w:t>input</w:t>
-      </w:r>
-      <w:r>
-        <w:rPr>
-          <w:b w:val="0"/>
-        </w:rPr>
-        <w:t xml:space="preserve"> values.</w:t>
-      </w:r>
-    </w:p>
-    <w:p>
-      <w:pPr>
-        <w:pStyle w:val="Heading3"/>
-      </w:pPr>
-      <w:r>
-        <w:t>Practice 2: explain the deciding evidence</w:t>
-      </w:r>
-    </w:p>
-    <w:p>
-      <w:pPr>
-        <w:pStyle w:val="Heading3"/>
-      </w:pPr>
-      <w:r>
-        <w:t>Changed case · predict first</w:t>
-      </w:r>
-    </w:p>
-    <w:p>
-      <w:pPr>
-        <w:spacing w:line="336" w:lineRule="auto" w:after="180"/>
-        <w:shd w:fill="F5F1FB"/>
-      </w:pPr>
-      <w:r>
-        <w:rPr>
-          <w:b w:val="0"/>
-        </w:rPr>
-        <w:t xml:space="preserve">Changed-case practice: Remove both </w:t>
-      </w:r>
-      <w:r>
-        <w:rPr>
-          <w:b/>
-        </w:rPr>
-        <w:t>call</w:t>
-      </w:r>
-      <w:r>
-        <w:rPr>
-          <w:b w:val="0"/>
-        </w:rPr>
-        <w:t xml:space="preserve">s and leave the </w:t>
-      </w:r>
-      <w:r>
-        <w:rPr>
-          <w:b/>
-        </w:rPr>
-        <w:t>definition</w:t>
-      </w:r>
-      <w:r>
-        <w:rPr>
-          <w:b w:val="0"/>
-        </w:rPr>
-        <w:t xml:space="preserve"> only. Which conclusion is supported by the supplied facts?</w:t>
-      </w:r>
-    </w:p>
-    <w:p>
-      <w:pPr>
-        <w:spacing w:line="336" w:lineRule="auto" w:after="180"/>
-        <w:shd w:fill="F4F9FC"/>
-      </w:pPr>
-      <w:r>
-        <w:rPr>
-          <w:b w:val="0"/>
-        </w:rPr>
-        <w:t xml:space="preserve">1. This one example guarantees correct results for every future </w:t>
-      </w:r>
-      <w:r>
-        <w:rPr>
-          <w:b/>
-        </w:rPr>
-        <w:t>input</w:t>
-      </w:r>
-      <w:r>
-        <w:rPr>
-          <w:b w:val="0"/>
-        </w:rPr>
-        <w:t>.</w:t>
-      </w:r>
-    </w:p>
-    <w:p>
-      <w:pPr>
-        <w:spacing w:line="336" w:lineRule="auto" w:after="180"/>
-        <w:shd w:fill="F4F9FC"/>
-      </w:pPr>
-      <w:r>
-        <w:rPr>
-          <w:b w:val="0"/>
-        </w:rPr>
-        <w:t xml:space="preserve">2. We can decide the result without examining the changed </w:t>
-      </w:r>
-      <w:r>
-        <w:rPr>
-          <w:b/>
-        </w:rPr>
-        <w:t>input</w:t>
-      </w:r>
-      <w:r>
-        <w:rPr>
-          <w:b w:val="0"/>
-        </w:rPr>
-        <w:t xml:space="preserve"> or the procedure.</w:t>
-      </w:r>
-    </w:p>
-    <w:p>
-      <w:pPr>
-        <w:spacing w:line="336" w:lineRule="auto" w:after="180"/>
-        <w:shd w:fill="F4F9FC"/>
-      </w:pPr>
-      <w:r>
-        <w:rPr>
-          <w:b w:val="0"/>
-        </w:rPr>
-        <w:t xml:space="preserve">3. No </w:t>
-      </w:r>
-      <w:r>
-        <w:rPr>
-          <w:b/>
-        </w:rPr>
-        <w:t>output</w:t>
-      </w:r>
-      <w:r>
-        <w:rPr>
-          <w:b w:val="0"/>
-        </w:rPr>
-        <w:t xml:space="preserve"> is printed.</w:t>
-      </w:r>
-    </w:p>
-    <w:p>
-      <w:pPr>
-        <w:pStyle w:val="Heading3"/>
-      </w:pPr>
-      <w:r>
-        <w:t>My selected conclusion, deciding fact and explanation</w:t>
-      </w:r>
-    </w:p>
-    <w:p>
-      <w:r>
-        <w:t>________________________________________________________________</w:t>
-      </w:r>
-    </w:p>
-    <w:p>
-      <w:r>
-        <w:t>________________________________________________________________</w:t>
-      </w:r>
-    </w:p>
-    <w:p>
-      <w:r>
-        <w:t>________________________________________________________________</w:t>
-      </w:r>
-    </w:p>
-    <w:p>
-      <w:r>
-        <w:t>________________________________________________________________</w:t>
-      </w:r>
-    </w:p>
-    <w:p>
-      <w:r>
-        <w:t>________________________________________________________________</w:t>
-      </w:r>
-    </w:p>
-    <w:p>
-      <w:pPr>
-        <w:pStyle w:val="Heading3"/>
-      </w:pPr>
-      <w:r>
-        <w:t>Hint · try first</w:t>
-      </w:r>
-    </w:p>
-    <w:p>
-      <w:pPr>
-        <w:spacing w:line="336" w:lineRule="auto" w:after="180"/>
-        <w:shd w:fill="F1F6F8"/>
-      </w:pPr>
-      <w:r>
-        <w:rPr>
-          <w:b w:val="0"/>
-        </w:rPr>
-        <w:t>Hint if needed: Use the changed condition and the deciding step in the pictorial trace. The answer must say what follows from those facts.</w:t>
-      </w:r>
-    </w:p>
-    <w:p>
-      <w:pPr>
-        <w:pStyle w:val="Heading3"/>
-      </w:pPr>
-      <w:r>
-        <w:t>Feedback · compare after trying</w:t>
-      </w:r>
-    </w:p>
-    <w:p>
-      <w:pPr>
-        <w:spacing w:line="336" w:lineRule="auto" w:after="180"/>
-        <w:shd w:fill="F1F6FC"/>
-      </w:pPr>
-      <w:r>
-        <w:rPr>
-          <w:b w:val="0"/>
-        </w:rPr>
-        <w:t xml:space="preserve">After your attempt, compare with the supported explanation: No </w:t>
-      </w:r>
-      <w:r>
-        <w:rPr>
-          <w:b/>
-        </w:rPr>
-        <w:t>output</w:t>
-      </w:r>
-      <w:r>
-        <w:rPr>
-          <w:b w:val="0"/>
-        </w:rPr>
-        <w:t xml:space="preserve"> is printed. The body runs only when the </w:t>
-      </w:r>
-      <w:r>
-        <w:rPr>
-          <w:b/>
-        </w:rPr>
-        <w:t>function</w:t>
-      </w:r>
-      <w:r>
-        <w:rPr>
-          <w:b w:val="0"/>
-        </w:rPr>
-        <w:t xml:space="preserve"> is </w:t>
-      </w:r>
-      <w:r>
-        <w:rPr>
-          <w:b/>
-        </w:rPr>
-        <w:t>call</w:t>
-      </w:r>
-      <w:r>
-        <w:rPr>
-          <w:b w:val="0"/>
-        </w:rPr>
-        <w:t>ed.</w:t>
-      </w:r>
-    </w:p>
-    <w:p>
-      <w:pPr>
-        <w:pStyle w:val="Heading3"/>
-      </w:pPr>
-      <w:r>
-        <w:t>Repair a missing building block</w:t>
-      </w:r>
-    </w:p>
-    <w:p>
-      <w:pPr>
-        <w:spacing w:line="336" w:lineRule="auto" w:after="180"/>
-      </w:pPr>
-      <w:r>
-        <w:rPr>
-          <w:b w:val="0"/>
-        </w:rPr>
-        <w:t>Review Lists and indexing (python-bridge/7). Goal: Distinguish a list index from the value stored at that position. Short practice: Label the three index positions.</w:t>
-      </w:r>
-    </w:p>
-    <w:p>
-      <w:pPr>
-        <w:spacing w:line="336" w:lineRule="auto" w:after="180"/>
-      </w:pPr>
-      <w:r>
-        <w:rPr>
-          <w:b w:val="0"/>
-        </w:rPr>
-        <w:t xml:space="preserve">Predict all original </w:t>
-      </w:r>
-      <w:r>
-        <w:rPr>
-          <w:b/>
-        </w:rPr>
-        <w:t>output</w:t>
-      </w:r>
-      <w:r>
-        <w:rPr>
-          <w:b w:val="0"/>
-        </w:rPr>
-        <w:t xml:space="preserve">s, then name the first </w:t>
-      </w:r>
-      <w:r>
-        <w:rPr>
-          <w:b/>
-        </w:rPr>
-        <w:t>output</w:t>
-      </w:r>
-      <w:r>
-        <w:rPr>
-          <w:b w:val="0"/>
-        </w:rPr>
-        <w:t xml:space="preserve"> and stopping point after using index 3.. Return to this week and explain what you changed.</w:t>
-      </w:r>
-    </w:p>
-    <w:p>
-      <w:pPr>
-        <w:spacing w:line="336" w:lineRule="auto" w:after="180"/>
-      </w:pPr>
-      <w:r>
-        <w:rPr>
-          <w:b w:val="0"/>
-        </w:rPr>
-        <w:t>Review Branching and boundary tests (python-bridge/5). Goal: Trace the selected branch in an if elif else chain. Short practice: Trace -2, 4 and 5 through the branches.</w:t>
-      </w:r>
-    </w:p>
-    <w:p>
-      <w:pPr>
-        <w:spacing w:line="336" w:lineRule="auto" w:after="180"/>
-      </w:pPr>
-      <w:r>
-        <w:rPr>
-          <w:b w:val="0"/>
-        </w:rPr>
-        <w:t>Explain why the negative check comes first and what label -2 gets if it is removed.. Return to this week and explain what you changed.</w:t>
-      </w:r>
-    </w:p>
-    <w:p>
-      <w:pPr>
-        <w:spacing w:line="336" w:lineRule="auto" w:after="180"/>
-      </w:pPr>
-      <w:r>
-        <w:rPr>
-          <w:b w:val="0"/>
-        </w:rPr>
-        <w:t xml:space="preserve">Review Values variables and types (python-bridge/2). Goal: Distinguish integer, floating-point, text and Boolean values. Short practice: Predict both print </w:t>
-      </w:r>
-      <w:r>
-        <w:rPr>
-          <w:b/>
-        </w:rPr>
-        <w:t>output</w:t>
-      </w:r>
-      <w:r>
-        <w:rPr>
-          <w:b w:val="0"/>
-        </w:rPr>
-        <w:t>s and explain why they differ.</w:t>
-      </w:r>
-    </w:p>
-    <w:p>
-      <w:pPr>
-        <w:spacing w:line="336" w:lineRule="auto" w:after="180"/>
-      </w:pPr>
-      <w:r>
-        <w:rPr>
-          <w:b w:val="0"/>
-        </w:rPr>
-        <w:t xml:space="preserve">Does count+tag work, and what happens to each valid </w:t>
-      </w:r>
-      <w:r>
-        <w:rPr>
-          <w:b/>
-        </w:rPr>
-        <w:t>output</w:t>
-      </w:r>
-      <w:r>
-        <w:rPr>
-          <w:b w:val="0"/>
-        </w:rPr>
-        <w:t xml:space="preserve"> after count becomes ten?. Return to this week and explain what you changed.</w:t>
-      </w:r>
-    </w:p>
-    <w:p>
-      <w:pPr>
-        <w:pStyle w:val="Heading3"/>
-      </w:pPr>
-      <w:r>
-        <w:t>Predict, run and debug</w:t>
-      </w:r>
-    </w:p>
-    <w:p>
-      <w:pPr>
-        <w:spacing w:line="336" w:lineRule="auto" w:after="180"/>
-      </w:pPr>
-      <w:r>
-        <w:rPr>
-          <w:b w:val="0"/>
-        </w:rPr>
-        <w:t xml:space="preserve">The browser lab lets you edit the supported Python examples already included in this lesson. Predict first, run, inspect the actual </w:t>
-      </w:r>
-      <w:r>
-        <w:rPr>
-          <w:b/>
-        </w:rPr>
-        <w:t>output</w:t>
-      </w:r>
-      <w:r>
-        <w:rPr>
-          <w:b w:val="0"/>
-        </w:rPr>
-        <w:t xml:space="preserve"> or error, change one </w:t>
-      </w:r>
-      <w:r>
-        <w:rPr>
-          <w:b/>
-        </w:rPr>
-        <w:t>input</w:t>
-      </w:r>
-      <w:r>
-        <w:rPr>
-          <w:b w:val="0"/>
-        </w:rPr>
-        <w:t>, then run again.</w:t>
-      </w:r>
-    </w:p>
-    <w:p>
-      <w:pPr>
-        <w:spacing w:line="336" w:lineRule="auto" w:after="180"/>
-      </w:pPr>
-      <w:r>
-        <w:rPr>
-          <w:b w:val="0"/>
-        </w:rPr>
-        <w:t xml:space="preserve">Keep code, </w:t>
-      </w:r>
-      <w:r>
-        <w:rPr>
-          <w:b/>
-        </w:rPr>
-        <w:t>prediction</w:t>
-      </w:r>
-      <w:r>
-        <w:rPr>
-          <w:b w:val="0"/>
-        </w:rPr>
-        <w:t>s, actual results and a reasoned revision together. On paper, label your result as a trace rather than an execution.</w:t>
-      </w:r>
-    </w:p>
-    <w:p>
-      <w:pPr>
-        <w:pStyle w:val="Heading3"/>
-      </w:pPr>
-      <w:r>
-        <w:t>Keep your completed work</w:t>
-      </w:r>
-    </w:p>
-    <w:p>
-      <w:pPr>
-        <w:spacing w:line="336" w:lineRule="auto" w:after="180"/>
-      </w:pPr>
-      <w:r>
-        <w:rPr>
-          <w:b w:val="0"/>
-        </w:rPr>
-        <w:t xml:space="preserve">Use Download completed work in the hosted lesson to export your answers, reflections, practice feedback and code-run </w:t>
-      </w:r>
-      <w:r>
-        <w:rPr>
-          <w:b/>
-        </w:rPr>
-        <w:t>evidence</w:t>
-      </w:r>
-      <w:r>
-        <w:rPr>
-          <w:b w:val="0"/>
-        </w:rPr>
-        <w:t>. Open the HTML copy to read or print it.</w:t>
-      </w:r>
-    </w:p>
-    <w:p>
-      <w:pPr>
-        <w:spacing w:line="336" w:lineRule="auto" w:after="180"/>
-      </w:pPr>
-      <w:r>
-        <w:rPr>
-          <w:b w:val="0"/>
-        </w:rPr>
-        <w:t>Drafts stay in this browser when storage is available; clear drafts on a shared device.</w:t>
-      </w:r>
-    </w:p>
-    <w:p>
-      <w:pPr>
-        <w:pStyle w:val="Heading1"/>
-      </w:pPr>
-      <w:r>
-        <w:t>18. Visual concept journey</w:t>
-      </w:r>
-    </w:p>
-    <w:p>
-      <w:r>
-        <w:t>Explain each Functions and arguments graphic using its labels, deciding evidence and relevant limitation.</w:t>
-      </w:r>
-    </w:p>
-    <w:p>
-      <w:pPr>
-        <w:pStyle w:val="Heading3"/>
+        <w:t>18. Reference · The six-picture journey</w:t>
+      </w:r>
+    </w:p>
+    <w:p>
+      <w:r>
+        <w:t>Choose the picture needed for the present question.</w:t>
+      </w:r>
+    </w:p>
+    <w:p>
+      <w:pPr>
+        <w:pStyle w:val="Heading2"/>
       </w:pPr>
       <w:r>
         <w:t>01. Functions and arguments: the case</w:t>
@@ -5559,7 +5503,7 @@
         <w:drawing>
           <wp:inline xmlns:a="http://schemas.openxmlformats.org/drawingml/2006/main" xmlns:pic="http://schemas.openxmlformats.org/drawingml/2006/picture">
             <wp:extent cx="5486400" cy="2834640"/>
-            <wp:docPr id="2" name="Picture 2" descr="Match arguments to parameters. A function prints the difference between capacity and reserved spaces. Supplied facts: Python 3: def show_free(capacity,reserved): print(capacity-reserved). Calls: show_free(11,3); show_free(3,11)."/>
+            <wp:docPr id="4" name="Picture 4" descr="Match arguments to parameters. A function prints the difference between capacity and reserved spaces. Supplied facts: Python 3: def show_free(capacity,reserved): print(capacity-reserved). Calls: show_free(11,3); show_free(3,11)."/>
             <wp:cNvGraphicFramePr>
               <a:graphicFrameLocks noChangeAspect="1"/>
             </wp:cNvGraphicFramePr>
@@ -5568,265 +5512,6 @@
                 <pic:pic>
                   <pic:nvPicPr>
                     <pic:cNvPr id="0" name="academy-story-python-bridge-8-01.png"/>
-                    <pic:cNvPicPr/>
-                  </pic:nvPicPr>
-                  <pic:blipFill>
-                    <a:blip r:embed="rId10"/>
-                    <a:stretch>
-                      <a:fillRect/>
-                    </a:stretch>
-                  </pic:blipFill>
-                  <pic:spPr>
-                    <a:xfrm>
-                      <a:off x="0" y="0"/>
-                      <a:ext cx="5486400" cy="2834640"/>
-                    </a:xfrm>
-                    <a:prstGeom prst="rect"/>
-                  </pic:spPr>
-                </pic:pic>
-              </a:graphicData>
-            </a:graphic>
-          </wp:inline>
-        </w:drawing>
-      </w:r>
-    </w:p>
-    <w:p>
-      <w:pPr>
-        <w:spacing w:line="336" w:lineRule="auto" w:after="180"/>
-      </w:pPr>
-      <w:r>
-        <w:rPr>
-          <w:b w:val="0"/>
-        </w:rPr>
-        <w:t xml:space="preserve">Match </w:t>
-      </w:r>
-      <w:r>
-        <w:rPr>
-          <w:b/>
-        </w:rPr>
-        <w:t>argument</w:t>
-      </w:r>
-      <w:r>
-        <w:rPr>
-          <w:b w:val="0"/>
-        </w:rPr>
-        <w:t xml:space="preserve">s to </w:t>
-      </w:r>
-      <w:r>
-        <w:rPr>
-          <w:b/>
-        </w:rPr>
-        <w:t>parameter</w:t>
-      </w:r>
-      <w:r>
-        <w:rPr>
-          <w:b w:val="0"/>
-        </w:rPr>
-        <w:t xml:space="preserve">s. A </w:t>
-      </w:r>
-      <w:r>
-        <w:rPr>
-          <w:b/>
-        </w:rPr>
-        <w:t>function</w:t>
-      </w:r>
-      <w:r>
-        <w:rPr>
-          <w:b w:val="0"/>
-        </w:rPr>
-        <w:t xml:space="preserve"> prints the difference between capacity and reserved spaces. Supplied facts: Python 3: def show_free(capacity,reserved): print(capacity-reserved).</w:t>
-      </w:r>
-    </w:p>
-    <w:p>
-      <w:pPr>
-        <w:spacing w:line="336" w:lineRule="auto" w:after="180"/>
-      </w:pPr>
-      <w:r>
-        <w:rPr>
-          <w:b/>
-        </w:rPr>
-        <w:t>Call</w:t>
-      </w:r>
-      <w:r>
-        <w:rPr>
-          <w:b w:val="0"/>
-        </w:rPr>
-        <w:t>s: show_free(11,3); show_free(3,11).</w:t>
-      </w:r>
-    </w:p>
-    <w:p>
-      <w:pPr>
-        <w:spacing w:line="336" w:lineRule="auto" w:after="180"/>
-        <w:shd w:fill="F5F1FB"/>
-      </w:pPr>
-      <w:r>
-        <w:rPr>
-          <w:b w:val="0"/>
-        </w:rPr>
-        <w:t>Point to the given fact that matters most. Explain why it matters.</w:t>
-      </w:r>
-    </w:p>
-    <w:p>
-      <w:pPr>
-        <w:pStyle w:val="Heading3"/>
-      </w:pPr>
-      <w:r>
-        <w:t>02. Follow the deciding steps</w:t>
-      </w:r>
-    </w:p>
-    <w:p>
-      <w:r>
-        <w:drawing>
-          <wp:inline xmlns:a="http://schemas.openxmlformats.org/drawingml/2006/main" xmlns:pic="http://schemas.openxmlformats.org/drawingml/2006/picture">
-            <wp:extent cx="5486400" cy="3182112"/>
-            <wp:docPr id="3" name="Picture 3" descr="Define without calling: The definition creates the function but prints nothing yet. → Match first arguments: capacity=11 and reserved=3 give a printed 8. → Trace reversed call: capacity=3 and reserved=11 give -8 under the same arithmetic."/>
-            <wp:cNvGraphicFramePr>
-              <a:graphicFrameLocks noChangeAspect="1"/>
-            </wp:cNvGraphicFramePr>
-            <a:graphic>
-              <a:graphicData uri="http://schemas.openxmlformats.org/drawingml/2006/picture">
-                <pic:pic>
-                  <pic:nvPicPr>
-                    <pic:cNvPr id="0" name="academy-story-python-bridge-8-02.png"/>
-                    <pic:cNvPicPr/>
-                  </pic:nvPicPr>
-                  <pic:blipFill>
-                    <a:blip r:embed="rId11"/>
-                    <a:stretch>
-                      <a:fillRect/>
-                    </a:stretch>
-                  </pic:blipFill>
-                  <pic:spPr>
-                    <a:xfrm>
-                      <a:off x="0" y="0"/>
-                      <a:ext cx="5486400" cy="3182112"/>
-                    </a:xfrm>
-                    <a:prstGeom prst="rect"/>
-                  </pic:spPr>
-                </pic:pic>
-              </a:graphicData>
-            </a:graphic>
-          </wp:inline>
-        </w:drawing>
-      </w:r>
-    </w:p>
-    <w:p>
-      <w:pPr>
-        <w:spacing w:line="336" w:lineRule="auto" w:after="180"/>
-      </w:pPr>
-      <w:r>
-        <w:rPr>
-          <w:b w:val="0"/>
-        </w:rPr>
-        <w:t xml:space="preserve">Define without </w:t>
-      </w:r>
-      <w:r>
-        <w:rPr>
-          <w:b/>
-        </w:rPr>
-        <w:t>call</w:t>
-      </w:r>
-      <w:r>
-        <w:rPr>
-          <w:b w:val="0"/>
-        </w:rPr>
-        <w:t xml:space="preserve">ing: The </w:t>
-      </w:r>
-      <w:r>
-        <w:rPr>
-          <w:b/>
-        </w:rPr>
-        <w:t>definition</w:t>
-      </w:r>
-      <w:r>
-        <w:rPr>
-          <w:b w:val="0"/>
-        </w:rPr>
-        <w:t xml:space="preserve"> creates the </w:t>
-      </w:r>
-      <w:r>
-        <w:rPr>
-          <w:b/>
-        </w:rPr>
-        <w:t>function</w:t>
-      </w:r>
-      <w:r>
-        <w:rPr>
-          <w:b w:val="0"/>
-        </w:rPr>
-        <w:t xml:space="preserve"> but prints nothing yet. → Match first </w:t>
-      </w:r>
-      <w:r>
-        <w:rPr>
-          <w:b/>
-        </w:rPr>
-        <w:t>argument</w:t>
-      </w:r>
-      <w:r>
-        <w:rPr>
-          <w:b w:val="0"/>
-        </w:rPr>
-        <w:t xml:space="preserve">s: capacity=11 and reserved=3 give a printed 8. → Trace reversed </w:t>
-      </w:r>
-      <w:r>
-        <w:rPr>
-          <w:b/>
-        </w:rPr>
-        <w:t>call</w:t>
-      </w:r>
-      <w:r>
-        <w:rPr>
-          <w:b w:val="0"/>
-        </w:rPr>
-        <w:t>: capacity=3 and reserved=11 give -8 under the same arithmetic.</w:t>
-      </w:r>
-    </w:p>
-    <w:p>
-      <w:pPr>
-        <w:spacing w:line="336" w:lineRule="auto" w:after="180"/>
-        <w:shd w:fill="F5F1FB"/>
-      </w:pPr>
-      <w:r>
-        <w:rPr>
-          <w:b w:val="0"/>
-        </w:rPr>
-        <w:t xml:space="preserve">Point to each numbered stage and explain which recorded </w:t>
-      </w:r>
-      <w:r>
-        <w:rPr>
-          <w:b/>
-        </w:rPr>
-        <w:t>input</w:t>
-      </w:r>
-      <w:r>
-        <w:rPr>
-          <w:b w:val="0"/>
-        </w:rPr>
-        <w:t xml:space="preserve"> it uses.</w:t>
-      </w:r>
-    </w:p>
-    <w:p>
-      <w:pPr>
-        <w:pStyle w:val="Heading3"/>
-      </w:pPr>
-      <w:r>
-        <w:t>03. Arguments matched in order</w:t>
-      </w:r>
-    </w:p>
-    <w:p>
-      <w:r>
-        <w:drawing>
-          <wp:inline xmlns:a="http://schemas.openxmlformats.org/drawingml/2006/main" xmlns:pic="http://schemas.openxmlformats.org/drawingml/2006/picture">
-            <wp:extent cx="5486400" cy="2834640"/>
-            <wp:docPr id="4" name="Picture 4" descr="Arguments matched in order. show_remaining(12, 4) | capacity 12; used 4 | 8. show_remaining(10, 7) | capacity 10; used 7 | 3"/>
-            <wp:cNvGraphicFramePr>
-              <a:graphicFrameLocks noChangeAspect="1"/>
-            </wp:cNvGraphicFramePr>
-            <a:graphic>
-              <a:graphicData uri="http://schemas.openxmlformats.org/drawingml/2006/picture">
-                <pic:pic>
-                  <pic:nvPicPr>
-                    <pic:cNvPr id="0" name="academy-story-python-bridge-8-03.png"/>
                     <pic:cNvPicPr/>
                   </pic:nvPicPr>
                   <pic:blipFill>
@@ -5855,8 +5540,265 @@
       </w:pPr>
       <w:r>
         <w:rPr>
+          <w:b w:val="0"/>
+        </w:rPr>
+        <w:t xml:space="preserve">Match </w:t>
+      </w:r>
+      <w:r>
+        <w:rPr>
           <w:b/>
         </w:rPr>
+        <w:t>argument</w:t>
+      </w:r>
+      <w:r>
+        <w:rPr>
+          <w:b w:val="0"/>
+        </w:rPr>
+        <w:t xml:space="preserve">s to </w:t>
+      </w:r>
+      <w:r>
+        <w:rPr>
+          <w:b/>
+        </w:rPr>
+        <w:t>parameter</w:t>
+      </w:r>
+      <w:r>
+        <w:rPr>
+          <w:b w:val="0"/>
+        </w:rPr>
+        <w:t xml:space="preserve">s. A </w:t>
+      </w:r>
+      <w:r>
+        <w:rPr>
+          <w:b/>
+        </w:rPr>
+        <w:t>function</w:t>
+      </w:r>
+      <w:r>
+        <w:rPr>
+          <w:b w:val="0"/>
+        </w:rPr>
+        <w:t xml:space="preserve"> prints the difference between capacity and reserved spaces. Supplied facts: Python 3: def show_free(capacity,reserved): print(capacity-reserved).</w:t>
+      </w:r>
+    </w:p>
+    <w:p>
+      <w:pPr>
+        <w:spacing w:line="336" w:lineRule="auto" w:after="180"/>
+      </w:pPr>
+      <w:r>
+        <w:rPr>
+          <w:b/>
+        </w:rPr>
+        <w:t>Call</w:t>
+      </w:r>
+      <w:r>
+        <w:rPr>
+          <w:b w:val="0"/>
+        </w:rPr>
+        <w:t>s: show_free(11,3); show_free(3,11).</w:t>
+      </w:r>
+    </w:p>
+    <w:p>
+      <w:pPr>
+        <w:spacing w:line="336" w:lineRule="auto" w:after="180"/>
+      </w:pPr>
+      <w:r>
+        <w:rPr>
+          <w:b w:val="0"/>
+        </w:rPr>
+        <w:t>Point to the given fact that matters most. Explain why it matters.</w:t>
+      </w:r>
+    </w:p>
+    <w:p>
+      <w:pPr>
+        <w:pStyle w:val="Heading2"/>
+      </w:pPr>
+      <w:r>
+        <w:t>02. Follow the deciding steps</w:t>
+      </w:r>
+    </w:p>
+    <w:p>
+      <w:r>
+        <w:drawing>
+          <wp:inline xmlns:a="http://schemas.openxmlformats.org/drawingml/2006/main" xmlns:pic="http://schemas.openxmlformats.org/drawingml/2006/picture">
+            <wp:extent cx="5486400" cy="3182112"/>
+            <wp:docPr id="5" name="Picture 5" descr="Define without calling: The definition creates the function but prints nothing yet. → Match first arguments: capacity=11 and reserved=3 give a printed 8. → Trace reversed call: capacity=3 and reserved=11 give -8 under the same arithmetic."/>
+            <wp:cNvGraphicFramePr>
+              <a:graphicFrameLocks noChangeAspect="1"/>
+            </wp:cNvGraphicFramePr>
+            <a:graphic>
+              <a:graphicData uri="http://schemas.openxmlformats.org/drawingml/2006/picture">
+                <pic:pic>
+                  <pic:nvPicPr>
+                    <pic:cNvPr id="0" name="academy-story-python-bridge-8-02.png"/>
+                    <pic:cNvPicPr/>
+                  </pic:nvPicPr>
+                  <pic:blipFill>
+                    <a:blip r:embed="rId9"/>
+                    <a:stretch>
+                      <a:fillRect/>
+                    </a:stretch>
+                  </pic:blipFill>
+                  <pic:spPr>
+                    <a:xfrm>
+                      <a:off x="0" y="0"/>
+                      <a:ext cx="5486400" cy="3182112"/>
+                    </a:xfrm>
+                    <a:prstGeom prst="rect"/>
+                  </pic:spPr>
+                </pic:pic>
+              </a:graphicData>
+            </a:graphic>
+          </wp:inline>
+        </w:drawing>
+      </w:r>
+    </w:p>
+    <w:p>
+      <w:pPr>
+        <w:spacing w:line="336" w:lineRule="auto" w:after="180"/>
+      </w:pPr>
+      <w:r>
+        <w:rPr>
+          <w:b w:val="0"/>
+        </w:rPr>
+        <w:t xml:space="preserve">Define without </w:t>
+      </w:r>
+      <w:r>
+        <w:rPr>
+          <w:b/>
+        </w:rPr>
+        <w:t>call</w:t>
+      </w:r>
+      <w:r>
+        <w:rPr>
+          <w:b w:val="0"/>
+        </w:rPr>
+        <w:t xml:space="preserve">ing: The </w:t>
+      </w:r>
+      <w:r>
+        <w:rPr>
+          <w:b/>
+        </w:rPr>
+        <w:t>definition</w:t>
+      </w:r>
+      <w:r>
+        <w:rPr>
+          <w:b w:val="0"/>
+        </w:rPr>
+        <w:t xml:space="preserve"> creates the </w:t>
+      </w:r>
+      <w:r>
+        <w:rPr>
+          <w:b/>
+        </w:rPr>
+        <w:t>function</w:t>
+      </w:r>
+      <w:r>
+        <w:rPr>
+          <w:b w:val="0"/>
+        </w:rPr>
+        <w:t xml:space="preserve"> but prints nothing yet. → Match first </w:t>
+      </w:r>
+      <w:r>
+        <w:rPr>
+          <w:b/>
+        </w:rPr>
+        <w:t>argument</w:t>
+      </w:r>
+      <w:r>
+        <w:rPr>
+          <w:b w:val="0"/>
+        </w:rPr>
+        <w:t xml:space="preserve">s: capacity=11 and reserved=3 give a printed 8. → Trace reversed </w:t>
+      </w:r>
+      <w:r>
+        <w:rPr>
+          <w:b/>
+        </w:rPr>
+        <w:t>call</w:t>
+      </w:r>
+      <w:r>
+        <w:rPr>
+          <w:b w:val="0"/>
+        </w:rPr>
+        <w:t>: capacity=3 and reserved=11 give -8 under the same arithmetic.</w:t>
+      </w:r>
+    </w:p>
+    <w:p>
+      <w:pPr>
+        <w:spacing w:line="336" w:lineRule="auto" w:after="180"/>
+      </w:pPr>
+      <w:r>
+        <w:rPr>
+          <w:b w:val="0"/>
+        </w:rPr>
+        <w:t xml:space="preserve">Point to each numbered stage and explain which recorded </w:t>
+      </w:r>
+      <w:r>
+        <w:rPr>
+          <w:b/>
+        </w:rPr>
+        <w:t>input</w:t>
+      </w:r>
+      <w:r>
+        <w:rPr>
+          <w:b w:val="0"/>
+        </w:rPr>
+        <w:t xml:space="preserve"> it uses.</w:t>
+      </w:r>
+    </w:p>
+    <w:p>
+      <w:pPr>
+        <w:pStyle w:val="Heading2"/>
+      </w:pPr>
+      <w:r>
+        <w:t>03. Arguments matched in order</w:t>
+      </w:r>
+    </w:p>
+    <w:p>
+      <w:r>
+        <w:drawing>
+          <wp:inline xmlns:a="http://schemas.openxmlformats.org/drawingml/2006/main" xmlns:pic="http://schemas.openxmlformats.org/drawingml/2006/picture">
+            <wp:extent cx="5486400" cy="2834640"/>
+            <wp:docPr id="6" name="Picture 6" descr="Arguments matched in order. show_remaining(12, 4) | capacity 12; used 4 | 8. show_remaining(10, 7) | capacity 10; used 7 | 3"/>
+            <wp:cNvGraphicFramePr>
+              <a:graphicFrameLocks noChangeAspect="1"/>
+            </wp:cNvGraphicFramePr>
+            <a:graphic>
+              <a:graphicData uri="http://schemas.openxmlformats.org/drawingml/2006/picture">
+                <pic:pic>
+                  <pic:nvPicPr>
+                    <pic:cNvPr id="0" name="academy-story-python-bridge-8-03.png"/>
+                    <pic:cNvPicPr/>
+                  </pic:nvPicPr>
+                  <pic:blipFill>
+                    <a:blip r:embed="rId13"/>
+                    <a:stretch>
+                      <a:fillRect/>
+                    </a:stretch>
+                  </pic:blipFill>
+                  <pic:spPr>
+                    <a:xfrm>
+                      <a:off x="0" y="0"/>
+                      <a:ext cx="5486400" cy="2834640"/>
+                    </a:xfrm>
+                    <a:prstGeom prst="rect"/>
+                  </pic:spPr>
+                </pic:pic>
+              </a:graphicData>
+            </a:graphic>
+          </wp:inline>
+        </w:drawing>
+      </w:r>
+    </w:p>
+    <w:p>
+      <w:pPr>
+        <w:spacing w:line="336" w:lineRule="auto" w:after="180"/>
+      </w:pPr>
+      <w:r>
+        <w:rPr>
+          <w:b/>
+        </w:rPr>
         <w:t>Argument</w:t>
       </w:r>
       <w:r>
@@ -5869,7 +5811,6 @@
     <w:p>
       <w:pPr>
         <w:spacing w:line="336" w:lineRule="auto" w:after="180"/>
-        <w:shd w:fill="F5F1FB"/>
       </w:pPr>
       <w:r>
         <w:rPr>
@@ -5880,7 +5821,7 @@
     </w:p>
     <w:p>
       <w:pPr>
-        <w:pStyle w:val="Heading3"/>
+        <w:pStyle w:val="Heading2"/>
       </w:pPr>
       <w:r>
         <w:t>04. Change one thing. Trace what follows.</w:t>
@@ -5891,7 +5832,7 @@
         <w:drawing>
           <wp:inline xmlns:a="http://schemas.openxmlformats.org/drawingml/2006/main" xmlns:pic="http://schemas.openxmlformats.org/drawingml/2006/picture">
             <wp:extent cx="5486400" cy="3026664"/>
-            <wp:docPr id="5" name="Picture 5" descr="Original case: capacity=3 and reserved=11 give -8 under the same arithmetic. Changed condition: Remove both calls and leave the definition only. Expected result: No output is printed. Reason: The body runs only when the function is called."/>
+            <wp:docPr id="7" name="Picture 7" descr="Original case: capacity=3 and reserved=11 give -8 under the same arithmetic. Changed condition: Remove both calls and leave the definition only. Expected result: No output is printed. Reason: The body runs only when the function is called."/>
             <wp:cNvGraphicFramePr>
               <a:graphicFrameLocks noChangeAspect="1"/>
             </wp:cNvGraphicFramePr>
@@ -5903,7 +5844,7 @@
                     <pic:cNvPicPr/>
                   </pic:nvPicPr>
                   <pic:blipFill>
-                    <a:blip r:embed="rId13"/>
+                    <a:blip r:embed="rId10"/>
                     <a:stretch>
                       <a:fillRect/>
                     </a:stretch>
@@ -6007,7 +5948,6 @@
     <w:p>
       <w:pPr>
         <w:spacing w:line="336" w:lineRule="auto" w:after="180"/>
-        <w:shd w:fill="F5F1FB"/>
       </w:pPr>
       <w:r>
         <w:rPr>
@@ -6018,7 +5958,7 @@
     </w:p>
     <w:p>
       <w:pPr>
-        <w:pStyle w:val="Heading3"/>
+        <w:pStyle w:val="Heading2"/>
       </w:pPr>
       <w:r>
         <w:t>05. Connect the explanation to its limit</w:t>
@@ -6029,7 +5969,7 @@
         <w:drawing>
           <wp:inline xmlns:a="http://schemas.openxmlformats.org/drawingml/2006/main" xmlns:pic="http://schemas.openxmlformats.org/drawingml/2006/picture">
             <wp:extent cx="5486400" cy="2834640"/>
-            <wp:docPr id="6" name="Picture 6" descr="Positional arguments match parameter names in order. A function definition is not an execution of its body; separate calls supply separate input values. Limit: The arithmetic permits negative results; a real capacity contract may reject reserved&gt;capacity instead of treating it as free space."/>
+            <wp:docPr id="8" name="Picture 8" descr="Positional arguments match parameter names in order. A function definition is not an execution of its body; separate calls supply separate input values. Limit: The arithmetic permits negative results; a real capacity contract may reject reserved&gt;capacity instead of treating it as free space."/>
             <wp:cNvGraphicFramePr>
               <a:graphicFrameLocks noChangeAspect="1"/>
             </wp:cNvGraphicFramePr>
@@ -6157,7 +6097,6 @@
     <w:p>
       <w:pPr>
         <w:spacing w:line="336" w:lineRule="auto" w:after="180"/>
-        <w:shd w:fill="F5F1FB"/>
       </w:pPr>
       <w:r>
         <w:rPr>
@@ -6168,7 +6107,7 @@
     </w:p>
     <w:p>
       <w:pPr>
-        <w:pStyle w:val="Heading3"/>
+        <w:pStyle w:val="Heading2"/>
       </w:pPr>
       <w:r>
         <w:t>06. Make the idea visible in your project</w:t>
@@ -6179,7 +6118,7 @@
         <w:drawing>
           <wp:inline xmlns:a="http://schemas.openxmlformats.org/drawingml/2006/main" xmlns:pic="http://schemas.openxmlformats.org/drawingml/2006/picture">
             <wp:extent cx="5486400" cy="3681984"/>
-            <wp:docPr id="7" name="Picture 7" descr="For Python readiness before the Responsible Plant Classifier, retain a trace of the values, the predicted outputs and the changed-case explanation. Use actual Python 3 results to check the prediction after reasoning first. Draw your input, deciding step, result and limit. Supported question: Match every argument to a parameter for the two calls. Why do outputs differ, and what prints when both calls are removed?"/>
+            <wp:docPr id="9" name="Picture 9" descr="For Python readiness before the Responsible Plant Classifier, retain a trace of the values, the predicted outputs and the changed-case explanation. Use actual Python 3 results to check the prediction after reasoning first. Draw your input, deciding step, result and limit. Supported question: Match every argument to a parameter for the two calls. Why do outputs differ, and what prints when both calls are removed?"/>
             <wp:cNvGraphicFramePr>
               <a:graphicFrameLocks noChangeAspect="1"/>
             </wp:cNvGraphicFramePr>
@@ -6331,7 +6270,6 @@
     <w:p>
       <w:pPr>
         <w:spacing w:line="336" w:lineRule="auto" w:after="180"/>
-        <w:shd w:fill="F5F1FB"/>
       </w:pPr>
       <w:r>
         <w:rPr>
@@ -6350,6 +6288,62 @@
           <w:b w:val="0"/>
         </w:rPr>
         <w:t>.</w:t>
+      </w:r>
+    </w:p>
+    <w:p>
+      <w:pPr>
+        <w:pStyle w:val="Heading2"/>
+      </w:pPr>
+      <w:r>
+        <w:t>Earlier wording, alternatives and picture transcripts · reference / check after trying</w:t>
+      </w:r>
+    </w:p>
+    <w:p>
+      <w:pPr>
+        <w:pStyle w:val="Heading3"/>
+      </w:pPr>
+      <w:r>
+        <w:t>01. Functions and arguments: the case</w:t>
+      </w:r>
+    </w:p>
+    <w:p>
+      <w:pPr>
+        <w:pStyle w:val="Heading3"/>
+      </w:pPr>
+      <w:r>
+        <w:t>02. Follow the deciding steps</w:t>
+      </w:r>
+    </w:p>
+    <w:p>
+      <w:pPr>
+        <w:pStyle w:val="Heading3"/>
+      </w:pPr>
+      <w:r>
+        <w:t>03. Arguments matched in order</w:t>
+      </w:r>
+    </w:p>
+    <w:p>
+      <w:pPr>
+        <w:pStyle w:val="Heading3"/>
+      </w:pPr>
+      <w:r>
+        <w:t>04. Change one thing. Trace what follows.</w:t>
+      </w:r>
+    </w:p>
+    <w:p>
+      <w:pPr>
+        <w:pStyle w:val="Heading3"/>
+      </w:pPr>
+      <w:r>
+        <w:t>05. Connect the explanation to its limit</w:t>
+      </w:r>
+    </w:p>
+    <w:p>
+      <w:pPr>
+        <w:pStyle w:val="Heading3"/>
+      </w:pPr>
+      <w:r>
+        <w:t>06. Make the idea visible in your project</w:t>
       </w:r>
     </w:p>
     <w:sectPr>
